--- a/Dokumentáció/StockMaster.docx
+++ b/Dokumentáció/StockMaster.docx
@@ -1,6 +1,6 @@
 
 <file path=word/document.xml><?xml version="1.0" encoding="utf-8"?>
-<w:document xmlns:wpc="http://schemas.microsoft.com/office/word/2010/wordprocessingCanvas" xmlns:cx="http://schemas.microsoft.com/office/drawing/2014/chartex" xmlns:cx1="http://schemas.microsoft.com/office/drawing/2015/9/8/chartex" xmlns:cx2="http://schemas.microsoft.com/office/drawing/2015/10/21/chartex" xmlns:cx3="http://schemas.microsoft.com/office/drawing/2016/5/9/chartex" xmlns:cx4="http://schemas.microsoft.com/office/drawing/2016/5/10/chartex" xmlns:cx5="http://schemas.microsoft.com/office/drawing/2016/5/11/chartex" xmlns:cx6="http://schemas.microsoft.com/office/drawing/2016/5/12/chartex" xmlns:cx7="http://schemas.microsoft.com/office/drawing/2016/5/13/chartex" xmlns:cx8="http://schemas.microsoft.com/office/drawing/2016/5/14/chartex" xmlns:mc="http://schemas.openxmlformats.org/markup-compatibility/2006" xmlns:aink="http://schemas.microsoft.com/office/drawing/2016/ink" xmlns:am3d="http://schemas.microsoft.com/office/drawing/2017/model3d" xmlns:o="urn:schemas-microsoft-com:office:office" xmlns:oel="http://schemas.microsoft.com/office/2019/extlst" xmlns:r="http://schemas.openxmlformats.org/officeDocument/2006/relationships" xmlns:m="http://schemas.openxmlformats.org/officeDocument/2006/math" xmlns:v="urn:schemas-microsoft-com:vml" xmlns:wp14="http://schemas.microsoft.com/office/word/2010/wordprocessingDrawing" xmlns:wp="http://schemas.openxmlformats.org/drawingml/2006/wordprocessingDrawing" xmlns:w10="urn:schemas-microsoft-com:office:word" xmlns:w="http://schemas.openxmlformats.org/wordprocessingml/2006/main" xmlns:w14="http://schemas.microsoft.com/office/word/2010/wordml" xmlns:w15="http://schemas.microsoft.com/office/word/2012/wordml" xmlns:w16cex="http://schemas.microsoft.com/office/word/2018/wordml/cex" xmlns:w16cid="http://schemas.microsoft.com/office/word/2016/wordml/cid" xmlns:w16="http://schemas.microsoft.com/office/word/2018/wordml" xmlns:w16du="http://schemas.microsoft.com/office/word/2023/wordml/word16du" xmlns:w16sdtdh="http://schemas.microsoft.com/office/word/2020/wordml/sdtdatahash" xmlns:w16sdtfl="http://schemas.microsoft.com/office/word/2024/wordml/sdtformatlock" xmlns:w16se="http://schemas.microsoft.com/office/word/2015/wordml/symex" xmlns:wpg="http://schemas.microsoft.com/office/word/2010/wordprocessingGroup" xmlns:wpi="http://schemas.microsoft.com/office/word/2010/wordprocessingInk" xmlns:wne="http://schemas.microsoft.com/office/word/2006/wordml" xmlns:wps="http://schemas.microsoft.com/office/word/2010/wordprocessingShape" xmlns:a="http://schemas.openxmlformats.org/drawingml/2006/main" xmlns:pic="http://schemas.openxmlformats.org/drawingml/2006/picture" xmlns:a14="http://schemas.microsoft.com/office/drawing/2010/main" mc:Ignorable="w14 w15 w16se w16cid w16 w16cex w16sdtdh w16sdtfl w16du wp14">
+<w:document xmlns:wpc="http://schemas.microsoft.com/office/word/2010/wordprocessingCanvas" xmlns:cx="http://schemas.microsoft.com/office/drawing/2014/chartex" xmlns:cx1="http://schemas.microsoft.com/office/drawing/2015/9/8/chartex" xmlns:cx2="http://schemas.microsoft.com/office/drawing/2015/10/21/chartex" xmlns:cx3="http://schemas.microsoft.com/office/drawing/2016/5/9/chartex" xmlns:cx4="http://schemas.microsoft.com/office/drawing/2016/5/10/chartex" xmlns:cx5="http://schemas.microsoft.com/office/drawing/2016/5/11/chartex" xmlns:cx6="http://schemas.microsoft.com/office/drawing/2016/5/12/chartex" xmlns:cx7="http://schemas.microsoft.com/office/drawing/2016/5/13/chartex" xmlns:cx8="http://schemas.microsoft.com/office/drawing/2016/5/14/chartex" xmlns:mc="http://schemas.openxmlformats.org/markup-compatibility/2006" xmlns:aink="http://schemas.microsoft.com/office/drawing/2016/ink" xmlns:am3d="http://schemas.microsoft.com/office/drawing/2017/model3d" xmlns:o="urn:schemas-microsoft-com:office:office" xmlns:r="http://schemas.openxmlformats.org/officeDocument/2006/relationships" xmlns:m="http://schemas.openxmlformats.org/officeDocument/2006/math" xmlns:v="urn:schemas-microsoft-com:vml" xmlns:wp14="http://schemas.microsoft.com/office/word/2010/wordprocessingDrawing" xmlns:wp="http://schemas.openxmlformats.org/drawingml/2006/wordprocessingDrawing" xmlns:w10="urn:schemas-microsoft-com:office:word" xmlns:w="http://schemas.openxmlformats.org/wordprocessingml/2006/main" xmlns:w14="http://schemas.microsoft.com/office/word/2010/wordml" xmlns:w15="http://schemas.microsoft.com/office/word/2012/wordml" xmlns:w16cex="http://schemas.microsoft.com/office/word/2018/wordml/cex" xmlns:w16cid="http://schemas.microsoft.com/office/word/2016/wordml/cid" xmlns:w16="http://schemas.microsoft.com/office/word/2018/wordml" xmlns:w16sdtdh="http://schemas.microsoft.com/office/word/2020/wordml/sdtdatahash" xmlns:w16se="http://schemas.microsoft.com/office/word/2015/wordml/symex" xmlns:wpg="http://schemas.microsoft.com/office/word/2010/wordprocessingGroup" xmlns:wpi="http://schemas.microsoft.com/office/word/2010/wordprocessingInk" xmlns:wne="http://schemas.microsoft.com/office/word/2006/wordml" xmlns:wps="http://schemas.microsoft.com/office/word/2010/wordprocessingShape" mc:Ignorable="w14 w15 w16se w16cid w16 w16cex w16sdtdh wp14">
   <w:body>
     <w:p>
       <w:pPr>
@@ -12,7 +12,7 @@
           <w:szCs w:val="72"/>
         </w:rPr>
       </w:pPr>
-      <w:bookmarkStart w:name="_Toc210215815" w:id="0"/>
+      <w:bookmarkStart w:id="0" w:name="_Toc210215815"/>
       <w:r>
         <w:rPr>
           <w:color w:val="000000" w:themeColor="text1"/>
@@ -175,14 +175,23 @@
         <w:t>József</w:t>
       </w:r>
     </w:p>
+    <w:bookmarkStart w:id="1" w:name="_Toc1800825710" w:displacedByCustomXml="next"/>
     <w:sdt>
       <w:sdtPr>
+        <w:rPr>
+          <w:rFonts w:eastAsiaTheme="minorHAnsi" w:cstheme="minorBidi"/>
+          <w:color w:val="auto"/>
+          <w:sz w:val="22"/>
+          <w:szCs w:val="22"/>
+          <w:lang w:eastAsia="en-US"/>
+        </w:rPr>
         <w:id w:val="1186426089"/>
         <w:docPartObj>
           <w:docPartGallery w:val="Table of Contents"/>
           <w:docPartUnique/>
         </w:docPartObj>
       </w:sdtPr>
+      <w:sdtEndPr/>
       <w:sdtContent>
         <w:p>
           <w:pPr>
@@ -191,14 +200,13 @@
               <w:rStyle w:val="Cmsor1Char"/>
             </w:rPr>
           </w:pPr>
-          <w:bookmarkStart w:name="_Toc1800825710" w:id="1807128944"/>
           <w:r>
             <w:rPr>
               <w:rStyle w:val="Cmsor1Char"/>
             </w:rPr>
             <w:t>Tartalomjegyzék</w:t>
           </w:r>
-          <w:bookmarkEnd w:id="1807128944"/>
+          <w:bookmarkEnd w:id="1"/>
         </w:p>
         <w:p>
           <w:pPr>
@@ -215,7 +223,7 @@
             <w:fldChar w:fldCharType="begin"/>
           </w:r>
           <w:r>
-            <w:instrText xml:space="preserve">TOC \o "1-3" \z \u \h</w:instrText>
+            <w:instrText>TOC \o "1-3" \z \u \h</w:instrText>
           </w:r>
           <w:r>
             <w:fldChar w:fldCharType="separate"/>
@@ -234,7 +242,7 @@
               <w:fldChar w:fldCharType="begin"/>
             </w:r>
             <w:r>
-              <w:instrText xml:space="preserve">PAGEREF _Toc1800825710 \h</w:instrText>
+              <w:instrText>PAGEREF _Toc1800825710 \h</w:instrText>
             </w:r>
             <w:r>
               <w:fldChar w:fldCharType="separate"/>
@@ -254,7 +262,7 @@
           <w:pPr>
             <w:pStyle w:val="TJ1"/>
             <w:tabs>
-              <w:tab w:val="left" w:leader="none" w:pos="600"/>
+              <w:tab w:val="left" w:pos="600"/>
               <w:tab w:val="right" w:leader="dot" w:pos="9060"/>
             </w:tabs>
             <w:rPr>
@@ -286,7 +294,7 @@
               <w:fldChar w:fldCharType="begin"/>
             </w:r>
             <w:r>
-              <w:instrText xml:space="preserve">PAGEREF _Toc270117940 \h</w:instrText>
+              <w:instrText>PAGEREF _Toc270117940 \h</w:instrText>
             </w:r>
             <w:r>
               <w:fldChar w:fldCharType="separate"/>
@@ -306,7 +314,7 @@
           <w:pPr>
             <w:pStyle w:val="TJ1"/>
             <w:tabs>
-              <w:tab w:val="left" w:leader="none" w:pos="600"/>
+              <w:tab w:val="left" w:pos="600"/>
               <w:tab w:val="right" w:leader="dot" w:pos="9060"/>
             </w:tabs>
             <w:rPr>
@@ -338,7 +346,7 @@
               <w:fldChar w:fldCharType="begin"/>
             </w:r>
             <w:r>
-              <w:instrText xml:space="preserve">PAGEREF _Toc1115830671 \h</w:instrText>
+              <w:instrText>PAGEREF _Toc1115830671 \h</w:instrText>
             </w:r>
             <w:r>
               <w:fldChar w:fldCharType="separate"/>
@@ -358,7 +366,7 @@
           <w:pPr>
             <w:pStyle w:val="TJ1"/>
             <w:tabs>
-              <w:tab w:val="left" w:leader="none" w:pos="435"/>
+              <w:tab w:val="left" w:pos="435"/>
               <w:tab w:val="right" w:leader="dot" w:pos="9060"/>
             </w:tabs>
             <w:rPr>
@@ -389,7 +397,7 @@
               <w:fldChar w:fldCharType="begin"/>
             </w:r>
             <w:r>
-              <w:instrText xml:space="preserve">PAGEREF _Toc1414598284 \h</w:instrText>
+              <w:instrText>PAGEREF _Toc1414598284 \h</w:instrText>
             </w:r>
             <w:r>
               <w:fldChar w:fldCharType="separate"/>
@@ -409,7 +417,7 @@
           <w:pPr>
             <w:pStyle w:val="TJ2"/>
             <w:tabs>
-              <w:tab w:val="left" w:leader="none" w:pos="900"/>
+              <w:tab w:val="left" w:pos="900"/>
               <w:tab w:val="right" w:leader="dot" w:pos="9060"/>
             </w:tabs>
             <w:rPr>
@@ -441,7 +449,7 @@
               <w:fldChar w:fldCharType="begin"/>
             </w:r>
             <w:r>
-              <w:instrText xml:space="preserve">PAGEREF _Toc1647862701 \h</w:instrText>
+              <w:instrText>PAGEREF _Toc1647862701 \h</w:instrText>
             </w:r>
             <w:r>
               <w:fldChar w:fldCharType="separate"/>
@@ -461,7 +469,7 @@
           <w:pPr>
             <w:pStyle w:val="TJ2"/>
             <w:tabs>
-              <w:tab w:val="left" w:leader="none" w:pos="900"/>
+              <w:tab w:val="left" w:pos="900"/>
               <w:tab w:val="right" w:leader="dot" w:pos="9060"/>
             </w:tabs>
             <w:rPr>
@@ -493,7 +501,7 @@
               <w:fldChar w:fldCharType="begin"/>
             </w:r>
             <w:r>
-              <w:instrText xml:space="preserve">PAGEREF _Toc781409969 \h</w:instrText>
+              <w:instrText>PAGEREF _Toc781409969 \h</w:instrText>
             </w:r>
             <w:r>
               <w:fldChar w:fldCharType="separate"/>
@@ -513,7 +521,7 @@
           <w:pPr>
             <w:pStyle w:val="TJ2"/>
             <w:tabs>
-              <w:tab w:val="left" w:leader="none" w:pos="900"/>
+              <w:tab w:val="left" w:pos="900"/>
               <w:tab w:val="right" w:leader="dot" w:pos="9060"/>
             </w:tabs>
             <w:rPr>
@@ -545,7 +553,7 @@
               <w:fldChar w:fldCharType="begin"/>
             </w:r>
             <w:r>
-              <w:instrText xml:space="preserve">PAGEREF _Toc2105979138 \h</w:instrText>
+              <w:instrText>PAGEREF _Toc2105979138 \h</w:instrText>
             </w:r>
             <w:r>
               <w:fldChar w:fldCharType="separate"/>
@@ -565,7 +573,7 @@
           <w:pPr>
             <w:pStyle w:val="TJ2"/>
             <w:tabs>
-              <w:tab w:val="left" w:leader="none" w:pos="900"/>
+              <w:tab w:val="left" w:pos="900"/>
               <w:tab w:val="right" w:leader="dot" w:pos="9060"/>
             </w:tabs>
             <w:rPr>
@@ -597,7 +605,7 @@
               <w:fldChar w:fldCharType="begin"/>
             </w:r>
             <w:r>
-              <w:instrText xml:space="preserve">PAGEREF _Toc99806102 \h</w:instrText>
+              <w:instrText>PAGEREF _Toc99806102 \h</w:instrText>
             </w:r>
             <w:r>
               <w:fldChar w:fldCharType="separate"/>
@@ -617,7 +625,7 @@
           <w:pPr>
             <w:pStyle w:val="TJ2"/>
             <w:tabs>
-              <w:tab w:val="left" w:leader="none" w:pos="900"/>
+              <w:tab w:val="left" w:pos="900"/>
               <w:tab w:val="right" w:leader="dot" w:pos="9060"/>
             </w:tabs>
             <w:rPr>
@@ -649,7 +657,7 @@
               <w:fldChar w:fldCharType="begin"/>
             </w:r>
             <w:r>
-              <w:instrText xml:space="preserve">PAGEREF _Toc1074861481 \h</w:instrText>
+              <w:instrText>PAGEREF _Toc1074861481 \h</w:instrText>
             </w:r>
             <w:r>
               <w:fldChar w:fldCharType="separate"/>
@@ -669,7 +677,7 @@
           <w:pPr>
             <w:pStyle w:val="TJ2"/>
             <w:tabs>
-              <w:tab w:val="left" w:leader="none" w:pos="900"/>
+              <w:tab w:val="left" w:pos="900"/>
               <w:tab w:val="right" w:leader="dot" w:pos="9060"/>
             </w:tabs>
             <w:rPr>
@@ -701,7 +709,7 @@
               <w:fldChar w:fldCharType="begin"/>
             </w:r>
             <w:r>
-              <w:instrText xml:space="preserve">PAGEREF _Toc1210190428 \h</w:instrText>
+              <w:instrText>PAGEREF _Toc1210190428 \h</w:instrText>
             </w:r>
             <w:r>
               <w:fldChar w:fldCharType="separate"/>
@@ -721,7 +729,7 @@
           <w:pPr>
             <w:pStyle w:val="TJ1"/>
             <w:tabs>
-              <w:tab w:val="left" w:leader="none" w:pos="600"/>
+              <w:tab w:val="left" w:pos="600"/>
               <w:tab w:val="right" w:leader="dot" w:pos="9060"/>
             </w:tabs>
             <w:rPr>
@@ -753,7 +761,7 @@
               <w:fldChar w:fldCharType="begin"/>
             </w:r>
             <w:r>
-              <w:instrText xml:space="preserve">PAGEREF _Toc296441392 \h</w:instrText>
+              <w:instrText>PAGEREF _Toc296441392 \h</w:instrText>
             </w:r>
             <w:r>
               <w:fldChar w:fldCharType="separate"/>
@@ -773,7 +781,7 @@
           <w:pPr>
             <w:pStyle w:val="TJ2"/>
             <w:tabs>
-              <w:tab w:val="left" w:leader="none" w:pos="900"/>
+              <w:tab w:val="left" w:pos="900"/>
               <w:tab w:val="right" w:leader="dot" w:pos="9060"/>
             </w:tabs>
             <w:rPr>
@@ -805,7 +813,7 @@
               <w:fldChar w:fldCharType="begin"/>
             </w:r>
             <w:r>
-              <w:instrText xml:space="preserve">PAGEREF _Toc1537202445 \h</w:instrText>
+              <w:instrText>PAGEREF _Toc1537202445 \h</w:instrText>
             </w:r>
             <w:r>
               <w:fldChar w:fldCharType="separate"/>
@@ -825,7 +833,7 @@
           <w:pPr>
             <w:pStyle w:val="TJ2"/>
             <w:tabs>
-              <w:tab w:val="left" w:leader="none" w:pos="900"/>
+              <w:tab w:val="left" w:pos="900"/>
               <w:tab w:val="right" w:leader="dot" w:pos="9060"/>
             </w:tabs>
             <w:rPr>
@@ -857,7 +865,7 @@
               <w:fldChar w:fldCharType="begin"/>
             </w:r>
             <w:r>
-              <w:instrText xml:space="preserve">PAGEREF _Toc1192456794 \h</w:instrText>
+              <w:instrText>PAGEREF _Toc1192456794 \h</w:instrText>
             </w:r>
             <w:r>
               <w:fldChar w:fldCharType="separate"/>
@@ -877,7 +885,7 @@
           <w:pPr>
             <w:pStyle w:val="TJ2"/>
             <w:tabs>
-              <w:tab w:val="left" w:leader="none" w:pos="900"/>
+              <w:tab w:val="left" w:pos="900"/>
               <w:tab w:val="right" w:leader="dot" w:pos="9060"/>
             </w:tabs>
             <w:rPr>
@@ -909,7 +917,7 @@
               <w:fldChar w:fldCharType="begin"/>
             </w:r>
             <w:r>
-              <w:instrText xml:space="preserve">PAGEREF _Toc1771204430 \h</w:instrText>
+              <w:instrText>PAGEREF _Toc1771204430 \h</w:instrText>
             </w:r>
             <w:r>
               <w:fldChar w:fldCharType="separate"/>
@@ -929,7 +937,7 @@
           <w:pPr>
             <w:pStyle w:val="TJ2"/>
             <w:tabs>
-              <w:tab w:val="left" w:leader="none" w:pos="660"/>
+              <w:tab w:val="left" w:pos="660"/>
               <w:tab w:val="right" w:leader="dot" w:pos="9060"/>
             </w:tabs>
             <w:rPr>
@@ -960,7 +968,7 @@
               <w:fldChar w:fldCharType="begin"/>
             </w:r>
             <w:r>
-              <w:instrText xml:space="preserve">PAGEREF _Toc1822633752 \h</w:instrText>
+              <w:instrText>PAGEREF _Toc1822633752 \h</w:instrText>
             </w:r>
             <w:r>
               <w:fldChar w:fldCharType="separate"/>
@@ -980,7 +988,7 @@
           <w:pPr>
             <w:pStyle w:val="TJ2"/>
             <w:tabs>
-              <w:tab w:val="left" w:leader="none" w:pos="900"/>
+              <w:tab w:val="left" w:pos="900"/>
               <w:tab w:val="right" w:leader="dot" w:pos="9060"/>
             </w:tabs>
             <w:rPr>
@@ -1012,7 +1020,7 @@
               <w:fldChar w:fldCharType="begin"/>
             </w:r>
             <w:r>
-              <w:instrText xml:space="preserve">PAGEREF _Toc846497686 \h</w:instrText>
+              <w:instrText>PAGEREF _Toc846497686 \h</w:instrText>
             </w:r>
             <w:r>
               <w:fldChar w:fldCharType="separate"/>
@@ -1032,7 +1040,7 @@
           <w:pPr>
             <w:pStyle w:val="TJ1"/>
             <w:tabs>
-              <w:tab w:val="left" w:leader="none" w:pos="600"/>
+              <w:tab w:val="left" w:pos="600"/>
               <w:tab w:val="right" w:leader="dot" w:pos="9060"/>
             </w:tabs>
             <w:rPr>
@@ -1064,7 +1072,7 @@
               <w:fldChar w:fldCharType="begin"/>
             </w:r>
             <w:r>
-              <w:instrText xml:space="preserve">PAGEREF _Toc438983137 \h</w:instrText>
+              <w:instrText>PAGEREF _Toc438983137 \h</w:instrText>
             </w:r>
             <w:r>
               <w:fldChar w:fldCharType="separate"/>
@@ -1084,7 +1092,7 @@
           <w:pPr>
             <w:pStyle w:val="TJ2"/>
             <w:tabs>
-              <w:tab w:val="left" w:leader="none" w:pos="660"/>
+              <w:tab w:val="left" w:pos="660"/>
               <w:tab w:val="right" w:leader="dot" w:pos="9060"/>
             </w:tabs>
             <w:rPr>
@@ -1115,7 +1123,7 @@
               <w:fldChar w:fldCharType="begin"/>
             </w:r>
             <w:r>
-              <w:instrText xml:space="preserve">PAGEREF _Toc1751792382 \h</w:instrText>
+              <w:instrText>PAGEREF _Toc1751792382 \h</w:instrText>
             </w:r>
             <w:r>
               <w:fldChar w:fldCharType="separate"/>
@@ -1135,7 +1143,7 @@
           <w:pPr>
             <w:pStyle w:val="TJ2"/>
             <w:tabs>
-              <w:tab w:val="left" w:leader="none" w:pos="900"/>
+              <w:tab w:val="left" w:pos="900"/>
               <w:tab w:val="right" w:leader="dot" w:pos="9060"/>
             </w:tabs>
             <w:rPr>
@@ -1167,7 +1175,7 @@
               <w:fldChar w:fldCharType="begin"/>
             </w:r>
             <w:r>
-              <w:instrText xml:space="preserve">PAGEREF _Toc1714922810 \h</w:instrText>
+              <w:instrText>PAGEREF _Toc1714922810 \h</w:instrText>
             </w:r>
             <w:r>
               <w:fldChar w:fldCharType="separate"/>
@@ -1187,7 +1195,7 @@
           <w:pPr>
             <w:pStyle w:val="TJ1"/>
             <w:tabs>
-              <w:tab w:val="left" w:leader="none" w:pos="600"/>
+              <w:tab w:val="left" w:pos="600"/>
               <w:tab w:val="right" w:leader="dot" w:pos="9060"/>
             </w:tabs>
             <w:rPr>
@@ -1219,7 +1227,7 @@
               <w:fldChar w:fldCharType="begin"/>
             </w:r>
             <w:r>
-              <w:instrText xml:space="preserve">PAGEREF _Toc1431829401 \h</w:instrText>
+              <w:instrText>PAGEREF _Toc1431829401 \h</w:instrText>
             </w:r>
             <w:r>
               <w:fldChar w:fldCharType="separate"/>
@@ -1239,7 +1247,7 @@
           <w:pPr>
             <w:pStyle w:val="TJ2"/>
             <w:tabs>
-              <w:tab w:val="left" w:leader="none" w:pos="900"/>
+              <w:tab w:val="left" w:pos="900"/>
               <w:tab w:val="right" w:leader="dot" w:pos="9060"/>
             </w:tabs>
             <w:rPr>
@@ -1271,7 +1279,7 @@
               <w:fldChar w:fldCharType="begin"/>
             </w:r>
             <w:r>
-              <w:instrText xml:space="preserve">PAGEREF _Toc1381910889 \h</w:instrText>
+              <w:instrText>PAGEREF _Toc1381910889 \h</w:instrText>
             </w:r>
             <w:r>
               <w:fldChar w:fldCharType="separate"/>
@@ -1291,7 +1299,7 @@
           <w:pPr>
             <w:pStyle w:val="TJ2"/>
             <w:tabs>
-              <w:tab w:val="left" w:leader="none" w:pos="660"/>
+              <w:tab w:val="left" w:pos="660"/>
               <w:tab w:val="right" w:leader="dot" w:pos="9060"/>
             </w:tabs>
             <w:rPr>
@@ -1322,7 +1330,7 @@
               <w:fldChar w:fldCharType="begin"/>
             </w:r>
             <w:r>
-              <w:instrText xml:space="preserve">PAGEREF _Toc1190332047 \h</w:instrText>
+              <w:instrText>PAGEREF _Toc1190332047 \h</w:instrText>
             </w:r>
             <w:r>
               <w:fldChar w:fldCharType="separate"/>
@@ -1342,7 +1350,7 @@
           <w:pPr>
             <w:pStyle w:val="TJ2"/>
             <w:tabs>
-              <w:tab w:val="left" w:leader="none" w:pos="900"/>
+              <w:tab w:val="left" w:pos="900"/>
               <w:tab w:val="right" w:leader="dot" w:pos="9060"/>
             </w:tabs>
             <w:rPr>
@@ -1374,7 +1382,7 @@
               <w:fldChar w:fldCharType="begin"/>
             </w:r>
             <w:r>
-              <w:instrText xml:space="preserve">PAGEREF _Toc526424221 \h</w:instrText>
+              <w:instrText>PAGEREF _Toc526424221 \h</w:instrText>
             </w:r>
             <w:r>
               <w:fldChar w:fldCharType="separate"/>
@@ -1394,7 +1402,7 @@
           <w:pPr>
             <w:pStyle w:val="TJ1"/>
             <w:tabs>
-              <w:tab w:val="left" w:leader="none" w:pos="600"/>
+              <w:tab w:val="left" w:pos="600"/>
               <w:tab w:val="right" w:leader="dot" w:pos="9060"/>
             </w:tabs>
             <w:rPr>
@@ -1426,7 +1434,7 @@
               <w:fldChar w:fldCharType="begin"/>
             </w:r>
             <w:r>
-              <w:instrText xml:space="preserve">PAGEREF _Toc680204351 \h</w:instrText>
+              <w:instrText>PAGEREF _Toc680204351 \h</w:instrText>
             </w:r>
             <w:r>
               <w:fldChar w:fldCharType="separate"/>
@@ -1446,7 +1454,7 @@
           <w:pPr>
             <w:pStyle w:val="TJ2"/>
             <w:tabs>
-              <w:tab w:val="left" w:leader="none" w:pos="900"/>
+              <w:tab w:val="left" w:pos="900"/>
               <w:tab w:val="right" w:leader="dot" w:pos="9060"/>
             </w:tabs>
             <w:rPr>
@@ -1478,7 +1486,7 @@
               <w:fldChar w:fldCharType="begin"/>
             </w:r>
             <w:r>
-              <w:instrText xml:space="preserve">PAGEREF _Toc1631387192 \h</w:instrText>
+              <w:instrText>PAGEREF _Toc1631387192 \h</w:instrText>
             </w:r>
             <w:r>
               <w:fldChar w:fldCharType="separate"/>
@@ -1498,7 +1506,7 @@
           <w:pPr>
             <w:pStyle w:val="TJ2"/>
             <w:tabs>
-              <w:tab w:val="left" w:leader="none" w:pos="660"/>
+              <w:tab w:val="left" w:pos="660"/>
               <w:tab w:val="right" w:leader="dot" w:pos="9060"/>
             </w:tabs>
             <w:rPr>
@@ -1529,7 +1537,7 @@
               <w:fldChar w:fldCharType="begin"/>
             </w:r>
             <w:r>
-              <w:instrText xml:space="preserve">PAGEREF _Toc151936267 \h</w:instrText>
+              <w:instrText>PAGEREF _Toc151936267 \h</w:instrText>
             </w:r>
             <w:r>
               <w:fldChar w:fldCharType="separate"/>
@@ -1549,7 +1557,7 @@
           <w:pPr>
             <w:pStyle w:val="TJ2"/>
             <w:tabs>
-              <w:tab w:val="left" w:leader="none" w:pos="900"/>
+              <w:tab w:val="left" w:pos="900"/>
               <w:tab w:val="right" w:leader="dot" w:pos="9060"/>
             </w:tabs>
             <w:rPr>
@@ -1581,7 +1589,7 @@
               <w:fldChar w:fldCharType="begin"/>
             </w:r>
             <w:r>
-              <w:instrText xml:space="preserve">PAGEREF _Toc1542347201 \h</w:instrText>
+              <w:instrText>PAGEREF _Toc1542347201 \h</w:instrText>
             </w:r>
             <w:r>
               <w:fldChar w:fldCharType="separate"/>
@@ -1601,7 +1609,7 @@
           <w:pPr>
             <w:pStyle w:val="TJ2"/>
             <w:tabs>
-              <w:tab w:val="left" w:leader="none" w:pos="900"/>
+              <w:tab w:val="left" w:pos="900"/>
               <w:tab w:val="right" w:leader="dot" w:pos="9060"/>
             </w:tabs>
             <w:rPr>
@@ -1633,7 +1641,7 @@
               <w:fldChar w:fldCharType="begin"/>
             </w:r>
             <w:r>
-              <w:instrText xml:space="preserve">PAGEREF _Toc673461381 \h</w:instrText>
+              <w:instrText>PAGEREF _Toc673461381 \h</w:instrText>
             </w:r>
             <w:r>
               <w:fldChar w:fldCharType="separate"/>
@@ -1653,7 +1661,7 @@
           <w:pPr>
             <w:pStyle w:val="TJ1"/>
             <w:tabs>
-              <w:tab w:val="left" w:leader="none" w:pos="600"/>
+              <w:tab w:val="left" w:pos="600"/>
               <w:tab w:val="right" w:leader="dot" w:pos="9060"/>
             </w:tabs>
             <w:rPr>
@@ -1685,7 +1693,7 @@
               <w:fldChar w:fldCharType="begin"/>
             </w:r>
             <w:r>
-              <w:instrText xml:space="preserve">PAGEREF _Toc1075635392 \h</w:instrText>
+              <w:instrText>PAGEREF _Toc1075635392 \h</w:instrText>
             </w:r>
             <w:r>
               <w:fldChar w:fldCharType="separate"/>
@@ -1705,7 +1713,7 @@
           <w:pPr>
             <w:pStyle w:val="TJ2"/>
             <w:tabs>
-              <w:tab w:val="left" w:leader="none" w:pos="660"/>
+              <w:tab w:val="left" w:pos="660"/>
               <w:tab w:val="right" w:leader="dot" w:pos="9060"/>
             </w:tabs>
             <w:rPr>
@@ -1736,7 +1744,7 @@
               <w:fldChar w:fldCharType="begin"/>
             </w:r>
             <w:r>
-              <w:instrText xml:space="preserve">PAGEREF _Toc1668413829 \h</w:instrText>
+              <w:instrText>PAGEREF _Toc1668413829 \h</w:instrText>
             </w:r>
             <w:r>
               <w:fldChar w:fldCharType="separate"/>
@@ -1755,8 +1763,12 @@
         <w:p>
           <w:pPr>
             <w:pStyle w:val="TJ1"/>
+            <w:numPr>
+              <w:ilvl w:val="0"/>
+              <w:numId w:val="24"/>
+            </w:numPr>
             <w:tabs>
-              <w:tab w:val="left" w:leader="none" w:pos="510"/>
+              <w:tab w:val="left" w:pos="510"/>
               <w:tab w:val="right" w:leader="dot" w:pos="9060"/>
             </w:tabs>
             <w:rPr>
@@ -1768,25 +1780,16 @@
               <w:rPr>
                 <w:rStyle w:val="Hiperhivatkozs"/>
               </w:rPr>
-              <w:t>9</w:t>
+              <w:t>Projekt adatlap</w:t>
             </w:r>
             <w:r>
               <w:tab/>
             </w:r>
             <w:r>
-              <w:rPr>
-                <w:rStyle w:val="Hiperhivatkozs"/>
-              </w:rPr>
-              <w:t>Projekt adatlap</w:t>
-            </w:r>
-            <w:r>
-              <w:tab/>
-            </w:r>
-            <w:r>
               <w:fldChar w:fldCharType="begin"/>
             </w:r>
             <w:r>
-              <w:instrText xml:space="preserve">PAGEREF _Toc771689960 \h</w:instrText>
+              <w:instrText>PAGEREF _Toc771689960 \h</w:instrText>
             </w:r>
             <w:r>
               <w:fldChar w:fldCharType="separate"/>
@@ -1811,23 +1814,32 @@
       <w:pPr>
         <w:spacing w:after="10000"/>
         <w:rPr>
-          <w:b w:val="1"/>
-          <w:bCs w:val="1"/>
+          <w:b/>
+          <w:bCs/>
         </w:rPr>
       </w:pPr>
     </w:p>
     <w:p>
       <w:pPr>
         <w:pStyle w:val="Cmsor1"/>
-        <w:rPr/>
-      </w:pPr>
-      <w:bookmarkStart w:name="_Toc270117940" w:id="237454190"/>
-      <w:r>
-        <w:rPr/>
+        <w:numPr>
+          <w:ilvl w:val="0"/>
+          <w:numId w:val="0"/>
+        </w:numPr>
+      </w:pPr>
+      <w:bookmarkStart w:id="2" w:name="_Toc270117940"/>
+      <w:r>
+        <w:lastRenderedPageBreak/>
+        <w:t xml:space="preserve">1 </w:t>
+      </w:r>
+      <w:r>
+        <w:tab/>
+      </w:r>
+      <w:r>
         <w:t>Projektleírás</w:t>
       </w:r>
       <w:bookmarkEnd w:id="0"/>
-      <w:bookmarkEnd w:id="237454190"/>
+      <w:bookmarkEnd w:id="2"/>
     </w:p>
     <w:p>
       <w:pPr>
@@ -2429,17 +2441,21 @@
         <w:pStyle w:val="Listaszerbekezds"/>
         <w:numPr>
           <w:ilvl w:val="0"/>
-          <w:numId w:val="7"/>
+          <w:numId w:val="9"/>
         </w:numPr>
         <w:spacing w:before="160" w:line="276" w:lineRule="auto"/>
         <w:rPr>
-          <w:rFonts w:eastAsia="Times New Roman"/>
-          <w:lang w:eastAsia="hu-HU"/>
-        </w:rPr>
-      </w:pPr>
-      <w:r>
-        <w:rPr>
-          <w:rFonts w:eastAsia="Times New Roman"/>
+          <w:rFonts w:ascii="Times New Roman" w:eastAsia="Times New Roman" w:hAnsi="Times New Roman" w:cs="Times New Roman"/>
+          <w:sz w:val="26"/>
+          <w:szCs w:val="26"/>
+          <w:lang w:eastAsia="hu-HU"/>
+        </w:rPr>
+      </w:pPr>
+      <w:r>
+        <w:rPr>
+          <w:rFonts w:ascii="Times New Roman" w:eastAsia="Times New Roman" w:hAnsi="Times New Roman" w:cs="Times New Roman"/>
+          <w:sz w:val="26"/>
+          <w:szCs w:val="26"/>
           <w:lang w:eastAsia="hu-HU"/>
         </w:rPr>
         <w:t>Sötét vagy világos mód</w:t>
@@ -2450,17 +2466,21 @@
         <w:pStyle w:val="Listaszerbekezds"/>
         <w:numPr>
           <w:ilvl w:val="0"/>
-          <w:numId w:val="7"/>
+          <w:numId w:val="9"/>
         </w:numPr>
         <w:spacing w:before="160" w:line="276" w:lineRule="auto"/>
         <w:rPr>
-          <w:rFonts w:eastAsia="Times New Roman"/>
-          <w:lang w:eastAsia="hu-HU"/>
-        </w:rPr>
-      </w:pPr>
-      <w:r>
-        <w:rPr>
-          <w:rFonts w:eastAsia="Times New Roman"/>
+          <w:rFonts w:ascii="Times New Roman" w:eastAsia="Times New Roman" w:hAnsi="Times New Roman" w:cs="Times New Roman"/>
+          <w:sz w:val="26"/>
+          <w:szCs w:val="26"/>
+          <w:lang w:eastAsia="hu-HU"/>
+        </w:rPr>
+      </w:pPr>
+      <w:r>
+        <w:rPr>
+          <w:rFonts w:ascii="Times New Roman" w:eastAsia="Times New Roman" w:hAnsi="Times New Roman" w:cs="Times New Roman"/>
+          <w:sz w:val="26"/>
+          <w:szCs w:val="26"/>
           <w:lang w:eastAsia="hu-HU"/>
         </w:rPr>
         <w:t xml:space="preserve">jelszóval legyen a bejelentkezés vagy automatikusan maradjon bejelentkezve első bejelentkezés után, </w:t>
@@ -2471,17 +2491,21 @@
         <w:pStyle w:val="Listaszerbekezds"/>
         <w:numPr>
           <w:ilvl w:val="0"/>
-          <w:numId w:val="7"/>
+          <w:numId w:val="9"/>
         </w:numPr>
         <w:spacing w:before="160" w:line="276" w:lineRule="auto"/>
         <w:rPr>
-          <w:rFonts w:eastAsia="Times New Roman"/>
-          <w:lang w:eastAsia="hu-HU"/>
-        </w:rPr>
-      </w:pPr>
-      <w:r>
-        <w:rPr>
-          <w:rFonts w:eastAsia="Times New Roman"/>
+          <w:rFonts w:ascii="Times New Roman" w:eastAsia="Times New Roman" w:hAnsi="Times New Roman" w:cs="Times New Roman"/>
+          <w:sz w:val="26"/>
+          <w:szCs w:val="26"/>
+          <w:lang w:eastAsia="hu-HU"/>
+        </w:rPr>
+      </w:pPr>
+      <w:r>
+        <w:rPr>
+          <w:rFonts w:ascii="Times New Roman" w:eastAsia="Times New Roman" w:hAnsi="Times New Roman" w:cs="Times New Roman"/>
+          <w:sz w:val="26"/>
+          <w:szCs w:val="26"/>
           <w:lang w:eastAsia="hu-HU"/>
         </w:rPr>
         <w:t>küldjön-e értesítéseket az alkalmazás az üzenő falára</w:t>
@@ -2492,17 +2516,21 @@
         <w:pStyle w:val="Listaszerbekezds"/>
         <w:numPr>
           <w:ilvl w:val="0"/>
-          <w:numId w:val="7"/>
+          <w:numId w:val="9"/>
         </w:numPr>
         <w:spacing w:before="160" w:line="276" w:lineRule="auto"/>
         <w:rPr>
-          <w:rFonts w:eastAsia="Times New Roman"/>
-          <w:lang w:eastAsia="hu-HU"/>
-        </w:rPr>
-      </w:pPr>
-      <w:r>
-        <w:rPr>
-          <w:rFonts w:eastAsia="Times New Roman"/>
+          <w:rFonts w:ascii="Times New Roman" w:eastAsia="Times New Roman" w:hAnsi="Times New Roman" w:cs="Times New Roman"/>
+          <w:sz w:val="26"/>
+          <w:szCs w:val="26"/>
+          <w:lang w:eastAsia="hu-HU"/>
+        </w:rPr>
+      </w:pPr>
+      <w:r>
+        <w:rPr>
+          <w:rFonts w:ascii="Times New Roman" w:eastAsia="Times New Roman" w:hAnsi="Times New Roman" w:cs="Times New Roman"/>
+          <w:sz w:val="26"/>
+          <w:szCs w:val="26"/>
           <w:lang w:eastAsia="hu-HU"/>
         </w:rPr>
         <w:t>kártyaadatok kezelése, módosítása</w:t>
@@ -2514,13 +2542,17 @@
         <w:spacing w:before="160" w:after="800" w:line="276" w:lineRule="auto"/>
         <w:ind w:right="2268"/>
         <w:rPr>
-          <w:rFonts w:eastAsia="Times New Roman"/>
-          <w:lang w:eastAsia="hu-HU"/>
-        </w:rPr>
-      </w:pPr>
-      <w:r>
-        <w:rPr>
-          <w:rFonts w:eastAsia="Times New Roman"/>
+          <w:rFonts w:ascii="Times New Roman" w:eastAsia="Times New Roman" w:hAnsi="Times New Roman" w:cs="Times New Roman"/>
+          <w:sz w:val="26"/>
+          <w:szCs w:val="26"/>
+          <w:lang w:eastAsia="hu-HU"/>
+        </w:rPr>
+      </w:pPr>
+      <w:r>
+        <w:rPr>
+          <w:rFonts w:ascii="Times New Roman" w:eastAsia="Times New Roman" w:hAnsi="Times New Roman" w:cs="Times New Roman"/>
+          <w:sz w:val="26"/>
+          <w:szCs w:val="26"/>
           <w:lang w:eastAsia="hu-HU"/>
         </w:rPr>
         <w:t>kijelentkezés</w:t>
@@ -2529,16 +2561,15 @@
     <w:p>
       <w:pPr>
         <w:pStyle w:val="Cmsor1"/>
-        <w:rPr/>
-      </w:pPr>
-      <w:bookmarkStart w:name="_Toc210215816" w:id="2"/>
-      <w:bookmarkStart w:name="_Toc1115830671" w:id="1355795673"/>
-      <w:r>
-        <w:rPr/>
+      </w:pPr>
+      <w:bookmarkStart w:id="3" w:name="_Toc210215816"/>
+      <w:bookmarkStart w:id="4" w:name="_Toc1115830671"/>
+      <w:r>
+        <w:lastRenderedPageBreak/>
         <w:t>Célfelhasználók</w:t>
       </w:r>
-      <w:bookmarkEnd w:id="2"/>
-      <w:bookmarkEnd w:id="1355795673"/>
+      <w:bookmarkEnd w:id="3"/>
+      <w:bookmarkEnd w:id="4"/>
     </w:p>
     <w:p>
       <w:pPr>
@@ -2799,27 +2830,27 @@
     <w:p>
       <w:pPr>
         <w:pStyle w:val="Cmsor1"/>
-        <w:rPr/>
-      </w:pPr>
-      <w:bookmarkStart w:name="_Toc1414598284" w:id="1592873622"/>
-      <w:r>
-        <w:rPr/>
+        <w:numPr>
+          <w:ilvl w:val="0"/>
+          <w:numId w:val="30"/>
+        </w:numPr>
+      </w:pPr>
+      <w:bookmarkStart w:id="5" w:name="_Toc1414598284"/>
+      <w:r>
+        <w:lastRenderedPageBreak/>
         <w:t>Dokumentáció</w:t>
       </w:r>
-      <w:bookmarkEnd w:id="1592873622"/>
+      <w:bookmarkEnd w:id="5"/>
     </w:p>
     <w:p>
       <w:pPr>
         <w:pStyle w:val="Cmsor2"/>
-        <w:spacing w:after="160"/>
-        <w:rPr/>
-      </w:pPr>
-      <w:bookmarkStart w:name="_Toc1647862701" w:id="1494556380"/>
-      <w:r>
-        <w:rPr/>
+      </w:pPr>
+      <w:bookmarkStart w:id="6" w:name="_Toc1647862701"/>
+      <w:r>
         <w:t>Technikai dokumentáció</w:t>
       </w:r>
-      <w:bookmarkEnd w:id="1494556380"/>
+      <w:bookmarkEnd w:id="6"/>
     </w:p>
     <w:p>
       <w:pPr>
@@ -2937,15 +2968,12 @@
     <w:p>
       <w:pPr>
         <w:pStyle w:val="Cmsor2"/>
-        <w:spacing w:after="160"/>
-        <w:rPr/>
-      </w:pPr>
-      <w:bookmarkStart w:name="_Toc781409969" w:id="789395019"/>
-      <w:r>
-        <w:rPr/>
+      </w:pPr>
+      <w:bookmarkStart w:id="7" w:name="_Toc781409969"/>
+      <w:r>
         <w:t>Felhasználói dokumentáció</w:t>
       </w:r>
-      <w:bookmarkEnd w:id="789395019"/>
+      <w:bookmarkEnd w:id="7"/>
     </w:p>
     <w:p>
       <w:pPr>
@@ -2953,6 +2981,1188 @@
       </w:pPr>
       <w:r>
         <w:t>Az alkalmazás használatának részletes bemutatása, képernyőképekkel, funkciók pontos leírásával például:</w:t>
+      </w:r>
+    </w:p>
+    <w:p>
+      <w:pPr>
+        <w:pStyle w:val="NormlWeb"/>
+        <w:numPr>
+          <w:ilvl w:val="0"/>
+          <w:numId w:val="17"/>
+        </w:numPr>
+        <w:spacing w:before="140" w:beforeAutospacing="0" w:afterAutospacing="0"/>
+        <w:ind w:left="714" w:hanging="357"/>
+        <w:rPr>
+          <w:rFonts w:ascii="Times New Roman" w:hAnsi="Times New Roman" w:cs="Times New Roman"/>
+          <w:sz w:val="26"/>
+          <w:szCs w:val="26"/>
+        </w:rPr>
+      </w:pPr>
+      <w:r>
+        <w:rPr>
+          <w:rStyle w:val="Kiemels2"/>
+          <w:rFonts w:ascii="Times New Roman" w:hAnsi="Times New Roman" w:cs="Times New Roman"/>
+          <w:color w:val="2F5496" w:themeColor="accent1" w:themeShade="BF"/>
+          <w:sz w:val="28"/>
+          <w:szCs w:val="28"/>
+        </w:rPr>
+        <w:t>Navigáció</w:t>
+      </w:r>
+      <w:r>
+        <w:rPr>
+          <w:rFonts w:ascii="Times New Roman" w:hAnsi="Times New Roman" w:cs="Times New Roman"/>
+        </w:rPr>
+        <w:br/>
+      </w:r>
+      <w:r>
+        <w:rPr>
+          <w:rFonts w:ascii="Times New Roman" w:hAnsi="Times New Roman" w:cs="Times New Roman"/>
+          <w:sz w:val="26"/>
+          <w:szCs w:val="26"/>
+        </w:rPr>
+        <w:t>Hogyan lehet belépni, kilépni, regisztrálni, profil adatokat kezelni.</w:t>
+      </w:r>
+    </w:p>
+    <w:p>
+      <w:pPr>
+        <w:pStyle w:val="NormlWeb"/>
+        <w:numPr>
+          <w:ilvl w:val="0"/>
+          <w:numId w:val="17"/>
+        </w:numPr>
+        <w:ind w:left="714" w:hanging="357"/>
+        <w:rPr>
+          <w:rFonts w:ascii="Times New Roman" w:hAnsi="Times New Roman" w:cs="Times New Roman"/>
+          <w:sz w:val="26"/>
+          <w:szCs w:val="26"/>
+        </w:rPr>
+      </w:pPr>
+      <w:r>
+        <w:rPr>
+          <w:rFonts w:ascii="Times New Roman" w:hAnsi="Times New Roman" w:cs="Times New Roman"/>
+          <w:color w:val="2F5496" w:themeColor="accent1" w:themeShade="BF"/>
+          <w:sz w:val="28"/>
+          <w:szCs w:val="28"/>
+        </w:rPr>
+        <w:t>Fő funkciók</w:t>
+      </w:r>
+      <w:r>
+        <w:rPr>
+          <w:rFonts w:ascii="Times New Roman" w:hAnsi="Times New Roman" w:cs="Times New Roman"/>
+        </w:rPr>
+        <w:br/>
+      </w:r>
+      <w:r>
+        <w:rPr>
+          <w:rFonts w:ascii="Times New Roman" w:hAnsi="Times New Roman" w:cs="Times New Roman"/>
+          <w:sz w:val="26"/>
+          <w:szCs w:val="26"/>
+        </w:rPr>
+        <w:t>árfolyamok megtekintése, grafikonok kezelése (időintervallum választása), kedvencek / portfólió követése, értesítések / figyelmeztetések beállítása.</w:t>
+      </w:r>
+    </w:p>
+    <w:p>
+      <w:pPr>
+        <w:pStyle w:val="NormlWeb"/>
+        <w:numPr>
+          <w:ilvl w:val="0"/>
+          <w:numId w:val="17"/>
+        </w:numPr>
+        <w:ind w:left="714" w:hanging="357"/>
+        <w:rPr>
+          <w:rFonts w:ascii="Times New Roman" w:hAnsi="Times New Roman" w:cs="Times New Roman"/>
+          <w:sz w:val="26"/>
+          <w:szCs w:val="26"/>
+        </w:rPr>
+      </w:pPr>
+      <w:r>
+        <w:rPr>
+          <w:rStyle w:val="Kiemels2"/>
+          <w:rFonts w:ascii="Times New Roman" w:hAnsi="Times New Roman" w:cs="Times New Roman"/>
+          <w:color w:val="2F5496" w:themeColor="accent1" w:themeShade="BF"/>
+          <w:sz w:val="28"/>
+          <w:szCs w:val="28"/>
+        </w:rPr>
+        <w:t>Interaktív elemek magyarázata</w:t>
+      </w:r>
+      <w:r>
+        <w:rPr>
+          <w:rFonts w:ascii="Times New Roman" w:hAnsi="Times New Roman" w:cs="Times New Roman"/>
+        </w:rPr>
+        <w:br/>
+      </w:r>
+      <w:r>
+        <w:rPr>
+          <w:rFonts w:ascii="Times New Roman" w:hAnsi="Times New Roman" w:cs="Times New Roman"/>
+          <w:sz w:val="26"/>
+          <w:szCs w:val="26"/>
+        </w:rPr>
+        <w:t>Melyik gomb mit csinál, milyen ikonok jelennek meg (pl. + jel = hozzáadás kedvencekhez).</w:t>
+      </w:r>
+    </w:p>
+    <w:p>
+      <w:pPr>
+        <w:pStyle w:val="NormlWeb"/>
+        <w:numPr>
+          <w:ilvl w:val="0"/>
+          <w:numId w:val="17"/>
+        </w:numPr>
+        <w:ind w:left="714" w:hanging="357"/>
+        <w:rPr>
+          <w:rFonts w:ascii="Times New Roman" w:hAnsi="Times New Roman" w:cs="Times New Roman"/>
+          <w:sz w:val="26"/>
+          <w:szCs w:val="26"/>
+        </w:rPr>
+      </w:pPr>
+      <w:r>
+        <w:rPr>
+          <w:rStyle w:val="Kiemels2"/>
+          <w:rFonts w:ascii="Times New Roman" w:hAnsi="Times New Roman" w:cs="Times New Roman"/>
+          <w:color w:val="2F5496" w:themeColor="accent1" w:themeShade="BF"/>
+          <w:sz w:val="28"/>
+          <w:szCs w:val="28"/>
+        </w:rPr>
+        <w:t>Hibaüzenetek és visszajelzések</w:t>
+      </w:r>
+      <w:r>
+        <w:rPr>
+          <w:rFonts w:ascii="Times New Roman" w:hAnsi="Times New Roman" w:cs="Times New Roman"/>
+        </w:rPr>
+        <w:br/>
+      </w:r>
+      <w:r>
+        <w:rPr>
+          <w:rFonts w:ascii="Times New Roman" w:hAnsi="Times New Roman" w:cs="Times New Roman"/>
+          <w:sz w:val="26"/>
+          <w:szCs w:val="26"/>
+        </w:rPr>
+        <w:t>Mit tegyen a felhasználó, ha hibaüzenetet kap (pl. „Nincs internetkapcsolat” → ellenőrizze a hálózatot).</w:t>
+      </w:r>
+    </w:p>
+    <w:p>
+      <w:pPr>
+        <w:pStyle w:val="NormlWeb"/>
+        <w:numPr>
+          <w:ilvl w:val="0"/>
+          <w:numId w:val="17"/>
+        </w:numPr>
+        <w:spacing w:beforeAutospacing="0" w:after="40" w:afterAutospacing="0"/>
+        <w:ind w:left="714" w:hanging="357"/>
+        <w:rPr>
+          <w:rFonts w:ascii="Times New Roman" w:hAnsi="Times New Roman" w:cs="Times New Roman"/>
+          <w:sz w:val="26"/>
+          <w:szCs w:val="26"/>
+        </w:rPr>
+      </w:pPr>
+      <w:r>
+        <w:rPr>
+          <w:rStyle w:val="Kiemels2"/>
+          <w:rFonts w:ascii="Times New Roman" w:hAnsi="Times New Roman" w:cs="Times New Roman"/>
+          <w:color w:val="2F5496" w:themeColor="accent1" w:themeShade="BF"/>
+          <w:sz w:val="28"/>
+          <w:szCs w:val="28"/>
+        </w:rPr>
+        <w:t>Tippek és példák</w:t>
+      </w:r>
+      <w:r>
+        <w:rPr>
+          <w:rFonts w:ascii="Times New Roman" w:hAnsi="Times New Roman" w:cs="Times New Roman"/>
+        </w:rPr>
+        <w:br/>
+      </w:r>
+      <w:r>
+        <w:rPr>
+          <w:rFonts w:ascii="Times New Roman" w:hAnsi="Times New Roman" w:cs="Times New Roman"/>
+          <w:sz w:val="26"/>
+          <w:szCs w:val="26"/>
+        </w:rPr>
+        <w:t>Pl. „Ha gyorsan szeretne egy részvény árfolyamát ellenőrizni, használja a keresőt a felső sávban.”</w:t>
+      </w:r>
+    </w:p>
+    <w:p>
+      <w:pPr>
+        <w:spacing w:before="160" w:after="400" w:line="240" w:lineRule="auto"/>
+        <w:rPr>
+          <w:rFonts w:eastAsia="Times New Roman"/>
+          <w:lang w:eastAsia="hu-HU"/>
+        </w:rPr>
+      </w:pPr>
+    </w:p>
+    <w:p>
+      <w:pPr>
+        <w:pStyle w:val="Cmsor2"/>
+      </w:pPr>
+      <w:bookmarkStart w:id="8" w:name="_Toc210215817"/>
+      <w:bookmarkStart w:id="9" w:name="_Toc2105979138"/>
+      <w:r>
+        <w:t>Használat</w:t>
+      </w:r>
+      <w:bookmarkEnd w:id="8"/>
+      <w:bookmarkEnd w:id="9"/>
+    </w:p>
+    <w:p>
+      <w:pPr>
+        <w:spacing w:before="160" w:after="100" w:line="240" w:lineRule="auto"/>
+        <w:rPr>
+          <w:rFonts w:eastAsia="Times New Roman"/>
+          <w:lang w:eastAsia="hu-HU"/>
+        </w:rPr>
+      </w:pPr>
+      <w:r>
+        <w:rPr>
+          <w:rFonts w:eastAsia="Times New Roman"/>
+          <w:lang w:eastAsia="hu-HU"/>
+        </w:rPr>
+        <w:t xml:space="preserve">Azok a felhasználók, akik a tőzsdei </w:t>
+      </w:r>
+      <w:r>
+        <w:rPr>
+          <w:rFonts w:eastAsia="Times New Roman"/>
+          <w:b/>
+          <w:bCs/>
+          <w:lang w:eastAsia="hu-HU"/>
+        </w:rPr>
+        <w:t>árfolyamokat figyelemmel kísérnek</w:t>
+      </w:r>
+      <w:r>
+        <w:rPr>
+          <w:rFonts w:eastAsia="Times New Roman"/>
+          <w:lang w:eastAsia="hu-HU"/>
+        </w:rPr>
+        <w:t xml:space="preserve">, esetleg megakarnak ismerkedni a piaci mozgások rejtelmeivel, tökéletes használati felületet biztosít a </w:t>
+      </w:r>
+      <w:r>
+        <w:rPr>
+          <w:rFonts w:eastAsia="Times New Roman"/>
+          <w:b/>
+          <w:bCs/>
+          <w:lang w:eastAsia="hu-HU"/>
+        </w:rPr>
+        <w:t>StockMaster</w:t>
+      </w:r>
+      <w:r>
+        <w:rPr>
+          <w:rFonts w:eastAsia="Times New Roman"/>
+          <w:lang w:eastAsia="hu-HU"/>
+        </w:rPr>
+        <w:t xml:space="preserve">. </w:t>
+      </w:r>
+    </w:p>
+    <w:p>
+      <w:pPr>
+        <w:spacing w:before="160" w:after="100" w:line="240" w:lineRule="auto"/>
+        <w:rPr>
+          <w:rFonts w:eastAsia="Times New Roman"/>
+          <w:lang w:eastAsia="hu-HU"/>
+        </w:rPr>
+      </w:pPr>
+      <w:r>
+        <w:rPr>
+          <w:rFonts w:eastAsia="Times New Roman"/>
+          <w:lang w:eastAsia="hu-HU"/>
+        </w:rPr>
+        <w:t xml:space="preserve">A regisztrációt követően a felhasználót megilleti egy ingyenes </w:t>
+      </w:r>
+      <w:r>
+        <w:rPr>
+          <w:rFonts w:eastAsia="Times New Roman"/>
+          <w:b/>
+          <w:bCs/>
+          <w:lang w:eastAsia="hu-HU"/>
+        </w:rPr>
+        <w:t>’</w:t>
+      </w:r>
+      <w:proofErr w:type="spellStart"/>
+      <w:r>
+        <w:rPr>
+          <w:rFonts w:eastAsia="Times New Roman"/>
+          <w:b/>
+          <w:bCs/>
+          <w:lang w:eastAsia="hu-HU"/>
+        </w:rPr>
+        <w:t>demo</w:t>
+      </w:r>
+      <w:proofErr w:type="spellEnd"/>
+      <w:r>
+        <w:rPr>
+          <w:rFonts w:eastAsia="Times New Roman"/>
+          <w:b/>
+          <w:bCs/>
+          <w:lang w:eastAsia="hu-HU"/>
+        </w:rPr>
+        <w:t>’</w:t>
+      </w:r>
+      <w:r>
+        <w:rPr>
+          <w:rFonts w:eastAsia="Times New Roman"/>
+          <w:lang w:eastAsia="hu-HU"/>
+        </w:rPr>
+        <w:t xml:space="preserve"> számla, ahol </w:t>
+      </w:r>
+      <w:r>
+        <w:rPr>
+          <w:rFonts w:eastAsia="Times New Roman"/>
+          <w:b/>
+          <w:bCs/>
+          <w:lang w:eastAsia="hu-HU"/>
+        </w:rPr>
+        <w:t>1</w:t>
+      </w:r>
+      <w:r>
+        <w:rPr>
+          <w:rFonts w:ascii="Arial" w:hAnsi="Arial" w:cs="Arial"/>
+          <w:color w:val="1F1F1F"/>
+          <w:sz w:val="30"/>
+          <w:szCs w:val="30"/>
+          <w:shd w:val="clear" w:color="auto" w:fill="FFFFFF"/>
+        </w:rPr>
+        <w:t xml:space="preserve"> </w:t>
+      </w:r>
+      <w:r>
+        <w:rPr>
+          <w:b/>
+          <w:bCs/>
+          <w:color w:val="1F1F1F"/>
+          <w:shd w:val="clear" w:color="auto" w:fill="FFFFFF"/>
+        </w:rPr>
+        <w:t>€ - 10.000 €-</w:t>
+      </w:r>
+      <w:proofErr w:type="spellStart"/>
+      <w:r>
+        <w:rPr>
+          <w:color w:val="1F1F1F"/>
+          <w:shd w:val="clear" w:color="auto" w:fill="FFFFFF"/>
+        </w:rPr>
+        <w:t>ig</w:t>
+      </w:r>
+      <w:proofErr w:type="spellEnd"/>
+      <w:r>
+        <w:rPr>
+          <w:rFonts w:eastAsia="Times New Roman"/>
+          <w:b/>
+          <w:bCs/>
+          <w:sz w:val="28"/>
+          <w:szCs w:val="28"/>
+          <w:lang w:eastAsia="hu-HU"/>
+        </w:rPr>
+        <w:t xml:space="preserve"> </w:t>
+      </w:r>
+      <w:r>
+        <w:rPr>
+          <w:rFonts w:eastAsia="Times New Roman"/>
+          <w:lang w:eastAsia="hu-HU"/>
+        </w:rPr>
+        <w:t xml:space="preserve">választhat kezdő összeget. Ezzel a kezdőösszeggel kezdheti a felhasználó a kereskedését, </w:t>
+      </w:r>
+      <w:r>
+        <w:rPr>
+          <w:rFonts w:eastAsia="Times New Roman"/>
+          <w:b/>
+          <w:bCs/>
+          <w:lang w:eastAsia="hu-HU"/>
+        </w:rPr>
+        <w:t>ha esetleg elveszíti a kezdőösszeget bármikor újra beállíthatja</w:t>
+      </w:r>
+      <w:r>
+        <w:rPr>
+          <w:rFonts w:eastAsia="Times New Roman"/>
+          <w:lang w:eastAsia="hu-HU"/>
+        </w:rPr>
+        <w:t xml:space="preserve"> a kereskedésre szánt összeget.  </w:t>
+      </w:r>
+    </w:p>
+    <w:p>
+      <w:pPr>
+        <w:spacing w:before="160" w:after="100" w:line="240" w:lineRule="auto"/>
+        <w:rPr>
+          <w:rFonts w:eastAsia="Times New Roman"/>
+          <w:lang w:eastAsia="hu-HU"/>
+        </w:rPr>
+      </w:pPr>
+      <w:r>
+        <w:rPr>
+          <w:rFonts w:eastAsia="Times New Roman"/>
+          <w:lang w:eastAsia="hu-HU"/>
+        </w:rPr>
+        <w:lastRenderedPageBreak/>
+        <w:t xml:space="preserve">A továbbiakban a felhasználó vásárolhat </w:t>
+      </w:r>
+      <w:r>
+        <w:rPr>
+          <w:rFonts w:eastAsia="Times New Roman"/>
+          <w:b/>
+          <w:bCs/>
+          <w:lang w:eastAsia="hu-HU"/>
+        </w:rPr>
+        <w:t>részvényeket</w:t>
+      </w:r>
+      <w:r>
+        <w:rPr>
+          <w:rFonts w:eastAsia="Times New Roman"/>
+          <w:lang w:eastAsia="hu-HU"/>
+        </w:rPr>
+        <w:t xml:space="preserve">, </w:t>
+      </w:r>
+      <w:r>
+        <w:rPr>
+          <w:rFonts w:eastAsia="Times New Roman"/>
+          <w:b/>
+          <w:bCs/>
+          <w:lang w:eastAsia="hu-HU"/>
+        </w:rPr>
+        <w:t>CFD</w:t>
+      </w:r>
+      <w:r>
+        <w:rPr>
+          <w:rFonts w:eastAsia="Times New Roman"/>
+          <w:lang w:eastAsia="hu-HU"/>
+        </w:rPr>
+        <w:t>-ket (</w:t>
+      </w:r>
+      <w:proofErr w:type="spellStart"/>
+      <w:r>
+        <w:rPr>
+          <w:rFonts w:eastAsia="Times New Roman"/>
+          <w:i/>
+          <w:iCs/>
+          <w:lang w:eastAsia="hu-HU"/>
+        </w:rPr>
+        <w:t>Contract</w:t>
+      </w:r>
+      <w:proofErr w:type="spellEnd"/>
+      <w:r>
+        <w:rPr>
+          <w:rFonts w:eastAsia="Times New Roman"/>
+          <w:i/>
+          <w:iCs/>
+          <w:lang w:eastAsia="hu-HU"/>
+        </w:rPr>
+        <w:t xml:space="preserve"> </w:t>
+      </w:r>
+      <w:proofErr w:type="spellStart"/>
+      <w:r>
+        <w:rPr>
+          <w:rFonts w:eastAsia="Times New Roman"/>
+          <w:i/>
+          <w:iCs/>
+          <w:lang w:eastAsia="hu-HU"/>
+        </w:rPr>
+        <w:t>for</w:t>
+      </w:r>
+      <w:proofErr w:type="spellEnd"/>
+      <w:r>
+        <w:rPr>
+          <w:rFonts w:eastAsia="Times New Roman"/>
+          <w:i/>
+          <w:iCs/>
+          <w:lang w:eastAsia="hu-HU"/>
+        </w:rPr>
+        <w:t xml:space="preserve"> </w:t>
+      </w:r>
+      <w:proofErr w:type="spellStart"/>
+      <w:r>
+        <w:rPr>
+          <w:rFonts w:eastAsia="Times New Roman"/>
+          <w:i/>
+          <w:iCs/>
+          <w:lang w:eastAsia="hu-HU"/>
+        </w:rPr>
+        <w:t>Difference</w:t>
+      </w:r>
+      <w:proofErr w:type="spellEnd"/>
+      <w:r>
+        <w:rPr>
+          <w:rFonts w:eastAsia="Times New Roman"/>
+          <w:lang w:eastAsia="hu-HU"/>
+        </w:rPr>
+        <w:t xml:space="preserve">), </w:t>
+      </w:r>
+      <w:r>
+        <w:rPr>
+          <w:rFonts w:eastAsia="Times New Roman"/>
+          <w:b/>
+          <w:bCs/>
+          <w:lang w:eastAsia="hu-HU"/>
+        </w:rPr>
+        <w:t>ETF</w:t>
+      </w:r>
+      <w:r>
+        <w:rPr>
+          <w:rFonts w:eastAsia="Times New Roman"/>
+          <w:lang w:eastAsia="hu-HU"/>
+        </w:rPr>
+        <w:t>-ket (</w:t>
+      </w:r>
+      <w:r>
+        <w:rPr>
+          <w:i/>
+          <w:iCs/>
+          <w:color w:val="000000" w:themeColor="text1"/>
+          <w:shd w:val="clear" w:color="auto" w:fill="FFFFFF"/>
+        </w:rPr>
+        <w:t>Exchange-</w:t>
+      </w:r>
+      <w:proofErr w:type="spellStart"/>
+      <w:r>
+        <w:rPr>
+          <w:i/>
+          <w:iCs/>
+          <w:color w:val="000000" w:themeColor="text1"/>
+          <w:shd w:val="clear" w:color="auto" w:fill="FFFFFF"/>
+        </w:rPr>
+        <w:t>Traded</w:t>
+      </w:r>
+      <w:proofErr w:type="spellEnd"/>
+      <w:r>
+        <w:rPr>
+          <w:i/>
+          <w:iCs/>
+          <w:color w:val="000000" w:themeColor="text1"/>
+          <w:shd w:val="clear" w:color="auto" w:fill="FFFFFF"/>
+        </w:rPr>
+        <w:t xml:space="preserve"> </w:t>
+      </w:r>
+      <w:proofErr w:type="spellStart"/>
+      <w:r>
+        <w:rPr>
+          <w:i/>
+          <w:iCs/>
+          <w:color w:val="000000" w:themeColor="text1"/>
+          <w:shd w:val="clear" w:color="auto" w:fill="FFFFFF"/>
+        </w:rPr>
+        <w:t>Fund</w:t>
+      </w:r>
+      <w:proofErr w:type="spellEnd"/>
+      <w:r>
+        <w:rPr>
+          <w:rFonts w:eastAsia="Times New Roman"/>
+          <w:lang w:eastAsia="hu-HU"/>
+        </w:rPr>
+        <w:t xml:space="preserve">) és </w:t>
+      </w:r>
+      <w:r>
+        <w:rPr>
+          <w:rFonts w:eastAsia="Times New Roman"/>
+          <w:b/>
+          <w:bCs/>
+          <w:lang w:eastAsia="hu-HU"/>
+        </w:rPr>
+        <w:t>piaci index -</w:t>
+      </w:r>
+      <w:r>
+        <w:rPr>
+          <w:rFonts w:eastAsia="Times New Roman"/>
+          <w:lang w:eastAsia="hu-HU"/>
+        </w:rPr>
+        <w:t xml:space="preserve">ket is. Sőt a menüpontok között megkeresheti az oktatóanyagot is, amely célzottan segít megismerni </w:t>
+      </w:r>
+      <w:r>
+        <w:rPr>
+          <w:rFonts w:eastAsia="Times New Roman"/>
+          <w:b/>
+          <w:bCs/>
+          <w:lang w:eastAsia="hu-HU"/>
+        </w:rPr>
+        <w:t>a tőkebefektetés alapjait</w:t>
+      </w:r>
+      <w:r>
+        <w:rPr>
+          <w:rFonts w:eastAsia="Times New Roman"/>
+          <w:lang w:eastAsia="hu-HU"/>
+        </w:rPr>
+        <w:t xml:space="preserve"> a </w:t>
+      </w:r>
+      <w:r>
+        <w:rPr>
+          <w:rFonts w:eastAsia="Times New Roman"/>
+          <w:b/>
+          <w:bCs/>
+          <w:lang w:eastAsia="hu-HU"/>
+        </w:rPr>
+        <w:t>befektetés lényegét</w:t>
+      </w:r>
+      <w:r>
+        <w:rPr>
+          <w:rFonts w:eastAsia="Times New Roman"/>
+          <w:lang w:eastAsia="hu-HU"/>
+        </w:rPr>
+        <w:t xml:space="preserve">, </w:t>
+      </w:r>
+      <w:r>
+        <w:rPr>
+          <w:rFonts w:eastAsia="Times New Roman"/>
+          <w:b/>
+          <w:bCs/>
+          <w:lang w:eastAsia="hu-HU"/>
+        </w:rPr>
+        <w:t>különböző stratégiáit</w:t>
+      </w:r>
+      <w:r>
+        <w:rPr>
+          <w:rFonts w:eastAsia="Times New Roman"/>
+          <w:lang w:eastAsia="hu-HU"/>
+        </w:rPr>
+        <w:t xml:space="preserve">  és </w:t>
+      </w:r>
+      <w:r>
+        <w:rPr>
+          <w:rFonts w:eastAsia="Times New Roman"/>
+          <w:b/>
+          <w:bCs/>
+          <w:lang w:eastAsia="hu-HU"/>
+        </w:rPr>
+        <w:t>alapfogalmakat</w:t>
+      </w:r>
+      <w:r>
+        <w:rPr>
+          <w:rFonts w:eastAsia="Times New Roman"/>
+          <w:lang w:eastAsia="hu-HU"/>
+        </w:rPr>
+        <w:t xml:space="preserve"> is. </w:t>
+      </w:r>
+    </w:p>
+    <w:p>
+      <w:pPr>
+        <w:spacing w:before="160" w:after="100" w:line="240" w:lineRule="auto"/>
+        <w:rPr>
+          <w:rFonts w:eastAsia="Times New Roman"/>
+          <w:lang w:eastAsia="hu-HU"/>
+        </w:rPr>
+      </w:pPr>
+      <w:r>
+        <w:rPr>
+          <w:rFonts w:eastAsia="Times New Roman"/>
+          <w:lang w:eastAsia="hu-HU"/>
+        </w:rPr>
+        <w:t xml:space="preserve">A felhasználót </w:t>
+      </w:r>
+      <w:r>
+        <w:rPr>
+          <w:rFonts w:eastAsia="Times New Roman"/>
+          <w:b/>
+          <w:bCs/>
+          <w:lang w:eastAsia="hu-HU"/>
+        </w:rPr>
+        <w:t>biztosító árfolyam adatok folyamatosan frissülnek</w:t>
+      </w:r>
+      <w:r>
+        <w:rPr>
+          <w:rFonts w:eastAsia="Times New Roman"/>
+          <w:lang w:eastAsia="hu-HU"/>
+        </w:rPr>
+        <w:t xml:space="preserve"> a zavartalan és minőségi kereskedés biztosítása érdekében, ezáltal a felhasználó élő adatokkal képes használni a platformon megjelenő kereskedési eszközöket. </w:t>
+      </w:r>
+    </w:p>
+    <w:p>
+      <w:pPr>
+        <w:spacing w:before="160" w:after="100" w:line="240" w:lineRule="auto"/>
+        <w:rPr>
+          <w:rFonts w:eastAsia="Times New Roman"/>
+          <w:lang w:eastAsia="hu-HU"/>
+        </w:rPr>
+      </w:pPr>
+      <w:r>
+        <w:rPr>
+          <w:rFonts w:eastAsia="Times New Roman"/>
+          <w:lang w:eastAsia="hu-HU"/>
+        </w:rPr>
+        <w:t xml:space="preserve">A </w:t>
+      </w:r>
+      <w:r>
+        <w:rPr>
+          <w:rFonts w:eastAsia="Times New Roman"/>
+          <w:b/>
+          <w:bCs/>
+          <w:lang w:eastAsia="hu-HU"/>
+        </w:rPr>
+        <w:t>vétel és eladás gombokra kattintva</w:t>
+      </w:r>
+      <w:r>
+        <w:rPr>
+          <w:rFonts w:eastAsia="Times New Roman"/>
+          <w:lang w:eastAsia="hu-HU"/>
+        </w:rPr>
+        <w:t xml:space="preserve"> hajtja végre kereskedését. Elsősorban be kell állítani a kívánt mennyiséget egy kis ablakban. A </w:t>
+      </w:r>
+      <w:r>
+        <w:rPr>
+          <w:rFonts w:eastAsia="Times New Roman"/>
+          <w:b/>
+          <w:bCs/>
+          <w:lang w:eastAsia="hu-HU"/>
+        </w:rPr>
+        <w:t>mennyiség mellett</w:t>
+      </w:r>
+      <w:r>
+        <w:rPr>
+          <w:rFonts w:eastAsia="Times New Roman"/>
+          <w:lang w:eastAsia="hu-HU"/>
+        </w:rPr>
+        <w:t xml:space="preserve"> kiírásra kerül a </w:t>
+      </w:r>
+      <w:r>
+        <w:rPr>
+          <w:rFonts w:eastAsia="Times New Roman"/>
+          <w:b/>
+          <w:bCs/>
+          <w:lang w:eastAsia="hu-HU"/>
+        </w:rPr>
+        <w:t>mennyiség költsége</w:t>
+      </w:r>
+      <w:r>
+        <w:rPr>
+          <w:rFonts w:eastAsia="Times New Roman"/>
+          <w:lang w:eastAsia="hu-HU"/>
+        </w:rPr>
+        <w:t xml:space="preserve"> és hogy </w:t>
+      </w:r>
+      <w:r>
+        <w:rPr>
+          <w:rFonts w:eastAsia="Times New Roman"/>
+          <w:b/>
+          <w:bCs/>
+          <w:lang w:eastAsia="hu-HU"/>
+        </w:rPr>
+        <w:t>elegendő fedezet áll-e rendelkezésre</w:t>
+      </w:r>
+      <w:r>
+        <w:rPr>
+          <w:rFonts w:eastAsia="Times New Roman"/>
+          <w:lang w:eastAsia="hu-HU"/>
+        </w:rPr>
+        <w:t xml:space="preserve">. Ezt követően a </w:t>
+      </w:r>
+      <w:r>
+        <w:rPr>
+          <w:rFonts w:eastAsia="Times New Roman"/>
+          <w:b/>
+          <w:bCs/>
+          <w:lang w:eastAsia="hu-HU"/>
+        </w:rPr>
+        <w:t>vétel vagy eladás gombra kattintva nyithatja meg pozícióját.</w:t>
+      </w:r>
+      <w:r>
+        <w:rPr>
+          <w:rFonts w:eastAsia="Times New Roman"/>
+          <w:lang w:eastAsia="hu-HU"/>
+        </w:rPr>
+        <w:t xml:space="preserve"> </w:t>
+      </w:r>
+    </w:p>
+    <w:p>
+      <w:pPr>
+        <w:spacing w:before="160" w:after="100" w:line="240" w:lineRule="auto"/>
+        <w:rPr>
+          <w:rFonts w:eastAsia="Times New Roman"/>
+          <w:lang w:eastAsia="hu-HU"/>
+        </w:rPr>
+      </w:pPr>
+      <w:r>
+        <w:rPr>
+          <w:rFonts w:eastAsia="Times New Roman"/>
+          <w:lang w:eastAsia="hu-HU"/>
+        </w:rPr>
+        <w:t xml:space="preserve">A </w:t>
+      </w:r>
+      <w:r>
+        <w:rPr>
+          <w:rFonts w:eastAsia="Times New Roman"/>
+          <w:b/>
+          <w:bCs/>
+          <w:lang w:eastAsia="hu-HU"/>
+        </w:rPr>
+        <w:t>vétel gomb megnyomásakor</w:t>
+      </w:r>
+      <w:r>
+        <w:rPr>
+          <w:rFonts w:eastAsia="Times New Roman"/>
+          <w:lang w:eastAsia="hu-HU"/>
+        </w:rPr>
+        <w:t xml:space="preserve"> a piac felfelé mozgásakor profitot termel, ellenkező esetben veszteséget. Az </w:t>
+      </w:r>
+      <w:r>
+        <w:rPr>
+          <w:rFonts w:eastAsia="Times New Roman"/>
+          <w:b/>
+          <w:bCs/>
+          <w:lang w:eastAsia="hu-HU"/>
+        </w:rPr>
+        <w:t>eladás gomb megnyomásakor</w:t>
+      </w:r>
+      <w:r>
+        <w:rPr>
+          <w:rFonts w:eastAsia="Times New Roman"/>
+          <w:lang w:eastAsia="hu-HU"/>
+        </w:rPr>
+        <w:t xml:space="preserve"> a piac lefelé mozgásakor profitot termel, ellenkező esetben veszteséget.</w:t>
+      </w:r>
+    </w:p>
+    <w:p>
+      <w:pPr>
+        <w:spacing w:before="160" w:after="100" w:afterAutospacing="1" w:line="240" w:lineRule="auto"/>
+        <w:rPr>
+          <w:rFonts w:eastAsia="Times New Roman"/>
+          <w:lang w:eastAsia="hu-HU"/>
+        </w:rPr>
+      </w:pPr>
+      <w:r>
+        <w:rPr>
+          <w:rFonts w:eastAsia="Times New Roman"/>
+          <w:lang w:eastAsia="hu-HU"/>
+        </w:rPr>
+        <w:t xml:space="preserve">A nyitott pozíció felületén egy </w:t>
+      </w:r>
+      <w:r>
+        <w:rPr>
+          <w:rFonts w:eastAsia="Times New Roman"/>
+          <w:b/>
+          <w:bCs/>
+          <w:lang w:eastAsia="hu-HU"/>
+        </w:rPr>
+        <w:t>X-el tudja lezárni a pozíciót</w:t>
+      </w:r>
+      <w:r>
+        <w:rPr>
+          <w:rFonts w:eastAsia="Times New Roman"/>
+          <w:lang w:eastAsia="hu-HU"/>
+        </w:rPr>
+        <w:t>, miután a  felugró ablakos ,,</w:t>
+      </w:r>
+      <w:r>
+        <w:rPr>
+          <w:rFonts w:eastAsia="Times New Roman"/>
+          <w:i/>
+          <w:iCs/>
+          <w:lang w:eastAsia="hu-HU"/>
+        </w:rPr>
+        <w:t>Biztos lezárja a pozíciót</w:t>
+      </w:r>
+      <w:r>
+        <w:rPr>
+          <w:rFonts w:eastAsia="Times New Roman"/>
+          <w:lang w:eastAsia="hu-HU"/>
+        </w:rPr>
+        <w:t xml:space="preserve">” kérdésben a </w:t>
+      </w:r>
+      <w:r>
+        <w:rPr>
+          <w:rFonts w:eastAsia="Times New Roman"/>
+          <w:b/>
+          <w:bCs/>
+          <w:lang w:eastAsia="hu-HU"/>
+        </w:rPr>
+        <w:t>biztosra</w:t>
+      </w:r>
+      <w:r>
+        <w:rPr>
+          <w:rFonts w:eastAsia="Times New Roman"/>
+          <w:lang w:eastAsia="hu-HU"/>
+        </w:rPr>
+        <w:t xml:space="preserve"> válaszol, ezáltal </w:t>
+      </w:r>
+      <w:r>
+        <w:rPr>
+          <w:rFonts w:eastAsia="Times New Roman"/>
+          <w:b/>
+          <w:bCs/>
+          <w:lang w:eastAsia="hu-HU"/>
+        </w:rPr>
+        <w:t>realizálta a profitot</w:t>
+      </w:r>
+      <w:r>
+        <w:rPr>
+          <w:rFonts w:eastAsia="Times New Roman"/>
+          <w:lang w:eastAsia="hu-HU"/>
+        </w:rPr>
+        <w:t xml:space="preserve"> vagy  </w:t>
+      </w:r>
+      <w:r>
+        <w:rPr>
+          <w:rFonts w:eastAsia="Times New Roman"/>
+          <w:b/>
+          <w:bCs/>
+          <w:lang w:eastAsia="hu-HU"/>
+        </w:rPr>
+        <w:t>veszteséget</w:t>
+      </w:r>
+      <w:r>
+        <w:rPr>
+          <w:rFonts w:eastAsia="Times New Roman"/>
+          <w:lang w:eastAsia="hu-HU"/>
+        </w:rPr>
+        <w:t xml:space="preserve"> és az egyenlegéhez lesz hozzárendelve. </w:t>
+      </w:r>
+    </w:p>
+    <w:p>
+      <w:pPr>
+        <w:pStyle w:val="Cmsor2"/>
+      </w:pPr>
+      <w:bookmarkStart w:id="10" w:name="_Toc99806102"/>
+      <w:r>
+        <w:t>Felhasználás</w:t>
+      </w:r>
+      <w:bookmarkEnd w:id="10"/>
+    </w:p>
+    <w:p>
+      <w:r>
+        <w:t>A felhasználás első megközelítésben 5 területre koncentrál. Ez az öt terület az alábbi:</w:t>
+      </w:r>
+    </w:p>
+    <w:p>
+      <w:pPr>
+        <w:pStyle w:val="Listaszerbekezds"/>
+        <w:spacing w:before="200" w:after="200" w:line="360" w:lineRule="auto"/>
+        <w:ind w:left="1775" w:hanging="357"/>
+        <w:rPr>
+          <w:rFonts w:ascii="Times New Roman" w:hAnsi="Times New Roman" w:cs="Times New Roman"/>
+          <w:sz w:val="26"/>
+          <w:szCs w:val="26"/>
+        </w:rPr>
+      </w:pPr>
+      <w:r>
+        <w:rPr>
+          <w:rFonts w:ascii="Times New Roman" w:hAnsi="Times New Roman" w:cs="Times New Roman"/>
+          <w:sz w:val="26"/>
+          <w:szCs w:val="26"/>
+        </w:rPr>
+        <w:t>Stratégiai kulcsok kiépítése;</w:t>
+      </w:r>
+    </w:p>
+    <w:p>
+      <w:pPr>
+        <w:pStyle w:val="Listaszerbekezds"/>
+        <w:spacing w:before="200" w:after="200" w:line="360" w:lineRule="auto"/>
+        <w:ind w:left="1775" w:hanging="357"/>
+        <w:rPr>
+          <w:rFonts w:ascii="Times New Roman" w:hAnsi="Times New Roman" w:cs="Times New Roman"/>
+          <w:sz w:val="26"/>
+          <w:szCs w:val="26"/>
+        </w:rPr>
+      </w:pPr>
+      <w:r>
+        <w:rPr>
+          <w:rFonts w:ascii="Times New Roman" w:hAnsi="Times New Roman" w:cs="Times New Roman"/>
+          <w:sz w:val="26"/>
+          <w:szCs w:val="26"/>
+        </w:rPr>
+        <w:t>Rendszeres riportok;</w:t>
+      </w:r>
+    </w:p>
+    <w:p>
+      <w:pPr>
+        <w:pStyle w:val="Listaszerbekezds"/>
+        <w:spacing w:before="200" w:after="200" w:line="360" w:lineRule="auto"/>
+        <w:ind w:left="1775" w:hanging="357"/>
+        <w:rPr>
+          <w:rFonts w:ascii="Times New Roman" w:hAnsi="Times New Roman" w:cs="Times New Roman"/>
+          <w:sz w:val="26"/>
+          <w:szCs w:val="26"/>
+        </w:rPr>
+      </w:pPr>
+      <w:r>
+        <w:rPr>
+          <w:rFonts w:ascii="Times New Roman" w:hAnsi="Times New Roman" w:cs="Times New Roman"/>
+          <w:sz w:val="26"/>
+          <w:szCs w:val="26"/>
+        </w:rPr>
+        <w:t>Hírek;</w:t>
+      </w:r>
+    </w:p>
+    <w:p>
+      <w:pPr>
+        <w:pStyle w:val="Listaszerbekezds"/>
+        <w:spacing w:before="200" w:after="200" w:line="360" w:lineRule="auto"/>
+        <w:ind w:left="1775" w:hanging="357"/>
+        <w:rPr>
+          <w:rFonts w:ascii="Times New Roman" w:hAnsi="Times New Roman" w:cs="Times New Roman"/>
+          <w:sz w:val="26"/>
+          <w:szCs w:val="26"/>
+        </w:rPr>
+      </w:pPr>
+      <w:r>
+        <w:rPr>
+          <w:rFonts w:ascii="Times New Roman" w:hAnsi="Times New Roman" w:cs="Times New Roman"/>
+          <w:sz w:val="26"/>
+          <w:szCs w:val="26"/>
+        </w:rPr>
+        <w:t>Oktatóanyagok</w:t>
+      </w:r>
+    </w:p>
+    <w:p>
+      <w:pPr>
+        <w:pStyle w:val="Listaszerbekezds"/>
+        <w:spacing w:before="200" w:after="3000" w:line="360" w:lineRule="auto"/>
+        <w:ind w:left="1775" w:hanging="357"/>
+        <w:rPr>
+          <w:rFonts w:ascii="Times New Roman" w:hAnsi="Times New Roman" w:cs="Times New Roman"/>
+          <w:sz w:val="26"/>
+          <w:szCs w:val="26"/>
+        </w:rPr>
+      </w:pPr>
+      <w:r>
+        <w:rPr>
+          <w:rFonts w:ascii="Times New Roman" w:hAnsi="Times New Roman" w:cs="Times New Roman"/>
+          <w:sz w:val="26"/>
+          <w:szCs w:val="26"/>
+        </w:rPr>
+        <w:t>Jól átlátható diagrammok</w:t>
+      </w:r>
+    </w:p>
+    <w:p>
+      <w:pPr>
+        <w:pStyle w:val="Cmsor2"/>
+        <w:numPr>
+          <w:ilvl w:val="1"/>
+          <w:numId w:val="30"/>
+        </w:numPr>
+        <w:ind w:left="788" w:hanging="431"/>
+      </w:pPr>
+      <w:bookmarkStart w:id="11" w:name="_Toc1074861481"/>
+      <w:r>
+        <w:t>Operációs rendszer, környezet</w:t>
+      </w:r>
+      <w:bookmarkEnd w:id="11"/>
+      <w:r>
+        <w:t xml:space="preserve"> </w:t>
+      </w:r>
+    </w:p>
+    <w:p>
+      <w:pPr>
+        <w:pStyle w:val="Listaszerbekezds"/>
+        <w:spacing w:before="0" w:after="160"/>
+        <w:rPr>
+          <w:rFonts w:ascii="Times New Roman" w:hAnsi="Times New Roman" w:cs="Times New Roman"/>
+          <w:sz w:val="26"/>
+          <w:szCs w:val="26"/>
+        </w:rPr>
+      </w:pPr>
+      <w:r>
+        <w:rPr>
+          <w:rFonts w:ascii="Times New Roman" w:hAnsi="Times New Roman" w:cs="Times New Roman"/>
+          <w:sz w:val="26"/>
+          <w:szCs w:val="26"/>
+        </w:rPr>
+        <w:t>Windows 10, 11,</w:t>
+      </w:r>
+    </w:p>
+    <w:p>
+      <w:pPr>
+        <w:pStyle w:val="Cmsor2"/>
+      </w:pPr>
+      <w:bookmarkStart w:id="12" w:name="_Toc1210190428"/>
+      <w:r>
+        <w:lastRenderedPageBreak/>
+        <w:t>Rendszer és gépigény</w:t>
+      </w:r>
+      <w:bookmarkEnd w:id="12"/>
+    </w:p>
+    <w:p>
+      <w:pPr>
+        <w:spacing w:before="160" w:after="200"/>
+        <w:ind w:left="708" w:firstLine="708"/>
+        <w:rPr>
+          <w:color w:val="2F5496" w:themeColor="accent1" w:themeShade="BF"/>
+          <w:sz w:val="28"/>
+          <w:szCs w:val="28"/>
+        </w:rPr>
+      </w:pPr>
+      <w:r>
+        <w:rPr>
+          <w:color w:val="2F5496" w:themeColor="accent1" w:themeShade="BF"/>
+          <w:sz w:val="28"/>
+          <w:szCs w:val="28"/>
+        </w:rPr>
+        <w:t>Kliens oldal</w:t>
+      </w:r>
+    </w:p>
+    <w:p>
+      <w:pPr>
+        <w:pStyle w:val="NormlWeb"/>
+        <w:numPr>
+          <w:ilvl w:val="0"/>
+          <w:numId w:val="4"/>
+        </w:numPr>
+        <w:spacing w:before="40" w:beforeAutospacing="0" w:after="120" w:afterAutospacing="0"/>
+        <w:rPr>
+          <w:rFonts w:ascii="Times New Roman" w:hAnsi="Times New Roman" w:cs="Times New Roman"/>
+          <w:sz w:val="26"/>
+          <w:szCs w:val="26"/>
+        </w:rPr>
+      </w:pPr>
+      <w:r>
+        <w:rPr>
+          <w:rStyle w:val="Kiemels2"/>
+          <w:rFonts w:ascii="Times New Roman" w:hAnsi="Times New Roman" w:cs="Times New Roman"/>
+          <w:color w:val="2F5496" w:themeColor="accent1" w:themeShade="BF"/>
+          <w:sz w:val="26"/>
+          <w:szCs w:val="26"/>
+        </w:rPr>
+        <w:t>Minimális:</w:t>
+      </w:r>
+    </w:p>
+    <w:p>
+      <w:pPr>
+        <w:pStyle w:val="NormlWeb"/>
+        <w:numPr>
+          <w:ilvl w:val="0"/>
+          <w:numId w:val="3"/>
+        </w:numPr>
+        <w:spacing w:before="40" w:beforeAutospacing="0" w:afterAutospacing="0"/>
+        <w:rPr>
+          <w:rFonts w:ascii="Times New Roman" w:hAnsi="Times New Roman" w:cs="Times New Roman"/>
+          <w:sz w:val="26"/>
+          <w:szCs w:val="26"/>
+        </w:rPr>
+      </w:pPr>
+      <w:r>
+        <w:rPr>
+          <w:rFonts w:ascii="Times New Roman" w:hAnsi="Times New Roman" w:cs="Times New Roman"/>
+          <w:sz w:val="26"/>
+          <w:szCs w:val="26"/>
+        </w:rPr>
+        <w:t>Eszköz: középkategóriás Android / iOS telefon (3–4 GB RAM), vagy PC / laptop (2 magos CPU, 4 GB RAM).</w:t>
+      </w:r>
+    </w:p>
+    <w:p>
+      <w:pPr>
+        <w:pStyle w:val="NormlWeb"/>
+        <w:numPr>
+          <w:ilvl w:val="0"/>
+          <w:numId w:val="3"/>
+        </w:numPr>
+        <w:spacing w:beforeAutospacing="0" w:after="200" w:afterAutospacing="0"/>
+        <w:rPr>
+          <w:rFonts w:ascii="Times New Roman" w:hAnsi="Times New Roman" w:cs="Times New Roman"/>
+          <w:sz w:val="26"/>
+          <w:szCs w:val="26"/>
+        </w:rPr>
+      </w:pPr>
+      <w:r>
+        <w:rPr>
+          <w:rFonts w:ascii="Times New Roman" w:hAnsi="Times New Roman" w:cs="Times New Roman"/>
+          <w:sz w:val="26"/>
+          <w:szCs w:val="26"/>
+        </w:rPr>
+        <w:t>Kijelző: legalább 720p felbontás.</w:t>
+      </w:r>
+    </w:p>
+    <w:p>
+      <w:pPr>
+        <w:spacing w:before="160" w:after="200"/>
+        <w:ind w:left="708" w:firstLine="708"/>
+        <w:rPr>
+          <w:color w:val="2F5496" w:themeColor="accent1" w:themeShade="BF"/>
+          <w:sz w:val="28"/>
+          <w:szCs w:val="28"/>
+        </w:rPr>
+      </w:pPr>
+      <w:r>
+        <w:rPr>
+          <w:color w:val="2F5496" w:themeColor="accent1" w:themeShade="BF"/>
+          <w:sz w:val="28"/>
+          <w:szCs w:val="28"/>
+        </w:rPr>
+        <w:t xml:space="preserve">Szerver oldal </w:t>
       </w:r>
     </w:p>
     <w:p>
@@ -2962,1099 +4172,10 @@
           <w:ilvl w:val="0"/>
           <w:numId w:val="15"/>
         </w:numPr>
-        <w:spacing w:before="140" w:beforeAutospacing="0" w:afterAutospacing="0"/>
-        <w:ind w:left="714" w:hanging="357"/>
-        <w:rPr>
-          <w:sz w:val="26"/>
-          <w:szCs w:val="26"/>
-        </w:rPr>
-      </w:pPr>
-      <w:r>
-        <w:rPr>
-          <w:rStyle w:val="Kiemels2"/>
-          <w:color w:val="2F5496" w:themeColor="accent1" w:themeShade="BF"/>
-          <w:sz w:val="28"/>
-          <w:szCs w:val="28"/>
-        </w:rPr>
-        <w:t>Navigáció</w:t>
-      </w:r>
-      <w:r>
-        <w:br/>
-      </w:r>
-      <w:r>
-        <w:rPr>
-          <w:sz w:val="26"/>
-          <w:szCs w:val="26"/>
-        </w:rPr>
-        <w:t>Hogyan lehet belépni, kilépni, regisztrálni, profil adatokat kezelni.</w:t>
-      </w:r>
-    </w:p>
-    <w:p>
-      <w:pPr>
-        <w:pStyle w:val="NormlWeb"/>
-        <w:numPr>
-          <w:ilvl w:val="0"/>
-          <w:numId w:val="15"/>
-        </w:numPr>
-        <w:ind w:left="714" w:hanging="357"/>
-        <w:rPr>
-          <w:sz w:val="26"/>
-          <w:szCs w:val="26"/>
-        </w:rPr>
-      </w:pPr>
-      <w:r>
-        <w:rPr>
-          <w:color w:val="2F5496" w:themeColor="accent1" w:themeShade="BF"/>
-          <w:sz w:val="28"/>
-          <w:szCs w:val="28"/>
-        </w:rPr>
-        <w:t>Fő funkciók</w:t>
-      </w:r>
-      <w:r>
-        <w:br/>
-      </w:r>
-      <w:r>
-        <w:rPr>
-          <w:sz w:val="26"/>
-          <w:szCs w:val="26"/>
-        </w:rPr>
-        <w:t>árfolyamok megtekintése, grafikonok kezelése (időintervallum választása), kedvencek / portfólió követése, értesítések / figyelmeztetések beállítása.</w:t>
-      </w:r>
-    </w:p>
-    <w:p>
-      <w:pPr>
-        <w:pStyle w:val="NormlWeb"/>
-        <w:numPr>
-          <w:ilvl w:val="0"/>
-          <w:numId w:val="15"/>
-        </w:numPr>
-        <w:ind w:left="714" w:hanging="357"/>
-        <w:rPr>
-          <w:sz w:val="26"/>
-          <w:szCs w:val="26"/>
-        </w:rPr>
-      </w:pPr>
-      <w:r>
-        <w:rPr>
-          <w:rStyle w:val="Kiemels2"/>
-          <w:color w:val="2F5496" w:themeColor="accent1" w:themeShade="BF"/>
-          <w:sz w:val="28"/>
-          <w:szCs w:val="28"/>
-        </w:rPr>
-        <w:t>Interaktív elemek magyarázata</w:t>
-      </w:r>
-      <w:r>
-        <w:br/>
-      </w:r>
-      <w:r>
-        <w:rPr>
-          <w:sz w:val="26"/>
-          <w:szCs w:val="26"/>
-        </w:rPr>
-        <w:t>Melyik gomb mit csinál, milyen ikonok jelennek meg (pl. + jel = hozzáadás kedvencekhez).</w:t>
-      </w:r>
-    </w:p>
-    <w:p>
-      <w:pPr>
-        <w:pStyle w:val="NormlWeb"/>
-        <w:numPr>
-          <w:ilvl w:val="0"/>
-          <w:numId w:val="15"/>
-        </w:numPr>
-        <w:ind w:left="714" w:hanging="357"/>
-        <w:rPr>
-          <w:sz w:val="26"/>
-          <w:szCs w:val="26"/>
-        </w:rPr>
-      </w:pPr>
-      <w:r>
-        <w:rPr>
-          <w:rStyle w:val="Kiemels2"/>
-          <w:color w:val="2F5496" w:themeColor="accent1" w:themeShade="BF"/>
-          <w:sz w:val="28"/>
-          <w:szCs w:val="28"/>
-        </w:rPr>
-        <w:t>Hibaüzenetek és visszajelzések</w:t>
-      </w:r>
-      <w:r>
-        <w:br/>
-      </w:r>
-      <w:r>
-        <w:rPr>
-          <w:sz w:val="26"/>
-          <w:szCs w:val="26"/>
-        </w:rPr>
-        <w:t>Mit tegyen a felhasználó, ha hibaüzenetet kap (pl. „Nincs internetkapcsolat” → ellenőrizze a hálózatot).</w:t>
-      </w:r>
-    </w:p>
-    <w:p>
-      <w:pPr>
-        <w:pStyle w:val="NormlWeb"/>
-        <w:numPr>
-          <w:ilvl w:val="0"/>
-          <w:numId w:val="15"/>
-        </w:numPr>
-        <w:spacing w:beforeAutospacing="0" w:after="40" w:afterAutospacing="0"/>
-        <w:ind w:left="714" w:hanging="357"/>
-        <w:rPr>
-          <w:sz w:val="26"/>
-          <w:szCs w:val="26"/>
-        </w:rPr>
-      </w:pPr>
-      <w:r>
-        <w:rPr>
-          <w:rStyle w:val="Kiemels2"/>
-          <w:color w:val="2F5496" w:themeColor="accent1" w:themeShade="BF"/>
-          <w:sz w:val="28"/>
-          <w:szCs w:val="28"/>
-        </w:rPr>
-        <w:t>Tippek és példák</w:t>
-      </w:r>
-      <w:r>
-        <w:br/>
-      </w:r>
-      <w:r>
-        <w:rPr>
-          <w:sz w:val="26"/>
-          <w:szCs w:val="26"/>
-        </w:rPr>
-        <w:t>Pl. „Ha gyorsan szeretne egy részvény árfolyamát ellenőrizni, használja a keresőt a felső sávban.”</w:t>
-      </w:r>
-    </w:p>
-    <w:p>
-      <w:pPr>
-        <w:spacing w:before="160" w:after="400" w:line="240" w:lineRule="auto"/>
-        <w:rPr>
-          <w:rFonts w:eastAsia="Times New Roman"/>
-          <w:lang w:eastAsia="hu-HU"/>
-        </w:rPr>
-      </w:pPr>
-    </w:p>
-    <w:p>
-      <w:pPr>
-        <w:pStyle w:val="Cmsor2"/>
-        <w:spacing w:after="160"/>
-        <w:rPr/>
-      </w:pPr>
-      <w:bookmarkStart w:name="_Toc210215817" w:id="4"/>
-      <w:bookmarkStart w:name="_Toc2105979138" w:id="1518151640"/>
-      <w:r>
-        <w:rPr/>
-        <w:t>Használat</w:t>
-      </w:r>
-      <w:bookmarkEnd w:id="4"/>
-      <w:bookmarkEnd w:id="1518151640"/>
-    </w:p>
-    <w:p>
-      <w:pPr>
-        <w:spacing w:before="160" w:after="100" w:line="240" w:lineRule="auto"/>
-        <w:rPr>
-          <w:rFonts w:eastAsia="Times New Roman"/>
-          <w:lang w:eastAsia="hu-HU"/>
-        </w:rPr>
-      </w:pPr>
-      <w:r>
-        <w:rPr>
-          <w:rFonts w:eastAsia="Times New Roman"/>
-          <w:lang w:eastAsia="hu-HU"/>
-        </w:rPr>
-        <w:t xml:space="preserve">Azok a felhasználók, akik a tőzsdei </w:t>
-      </w:r>
-      <w:r>
-        <w:rPr>
-          <w:rFonts w:eastAsia="Times New Roman"/>
-          <w:b/>
-          <w:bCs/>
-          <w:lang w:eastAsia="hu-HU"/>
-        </w:rPr>
-        <w:t>árfolyamokat figyelemmel kísérnek</w:t>
-      </w:r>
-      <w:r>
-        <w:rPr>
-          <w:rFonts w:eastAsia="Times New Roman"/>
-          <w:lang w:eastAsia="hu-HU"/>
-        </w:rPr>
-        <w:t xml:space="preserve">, esetleg megakarnak ismerkedni a piaci mozgások rejtelmeivel, tökéletes használati felületet biztosít a </w:t>
-      </w:r>
-      <w:r>
-        <w:rPr>
-          <w:rFonts w:eastAsia="Times New Roman"/>
-          <w:b/>
-          <w:bCs/>
-          <w:lang w:eastAsia="hu-HU"/>
-        </w:rPr>
-        <w:t>StockMaster</w:t>
-      </w:r>
-      <w:r>
-        <w:rPr>
-          <w:rFonts w:eastAsia="Times New Roman"/>
-          <w:lang w:eastAsia="hu-HU"/>
-        </w:rPr>
-        <w:t xml:space="preserve">. </w:t>
-      </w:r>
-    </w:p>
-    <w:p>
-      <w:pPr>
-        <w:spacing w:before="160" w:after="100" w:line="240" w:lineRule="auto"/>
-        <w:rPr>
-          <w:rFonts w:eastAsia="Times New Roman"/>
-          <w:lang w:eastAsia="hu-HU"/>
-        </w:rPr>
-      </w:pPr>
-      <w:r>
-        <w:rPr>
-          <w:rFonts w:eastAsia="Times New Roman"/>
-          <w:lang w:eastAsia="hu-HU"/>
-        </w:rPr>
-        <w:t xml:space="preserve">A regisztrációt követően a felhasználót megilleti egy ingyenes </w:t>
-      </w:r>
-      <w:r>
-        <w:rPr>
-          <w:rFonts w:eastAsia="Times New Roman"/>
-          <w:b/>
-          <w:bCs/>
-          <w:lang w:eastAsia="hu-HU"/>
-        </w:rPr>
-        <w:t>’</w:t>
-      </w:r>
-      <w:proofErr w:type="spellStart"/>
-      <w:r>
-        <w:rPr>
-          <w:rFonts w:eastAsia="Times New Roman"/>
-          <w:b/>
-          <w:bCs/>
-          <w:lang w:eastAsia="hu-HU"/>
-        </w:rPr>
-        <w:t>demo</w:t>
-      </w:r>
-      <w:proofErr w:type="spellEnd"/>
-      <w:r>
-        <w:rPr>
-          <w:rFonts w:eastAsia="Times New Roman"/>
-          <w:b/>
-          <w:bCs/>
-          <w:lang w:eastAsia="hu-HU"/>
-        </w:rPr>
-        <w:t>’</w:t>
-      </w:r>
-      <w:r>
-        <w:rPr>
-          <w:rFonts w:eastAsia="Times New Roman"/>
-          <w:lang w:eastAsia="hu-HU"/>
-        </w:rPr>
-        <w:t xml:space="preserve"> számla, ahol </w:t>
-      </w:r>
-      <w:r>
-        <w:rPr>
-          <w:rFonts w:eastAsia="Times New Roman"/>
-          <w:b/>
-          <w:bCs/>
-          <w:lang w:eastAsia="hu-HU"/>
-        </w:rPr>
-        <w:t>1</w:t>
-      </w:r>
-      <w:r>
-        <w:rPr>
-          <w:rFonts w:ascii="Arial" w:hAnsi="Arial" w:cs="Arial"/>
-          <w:color w:val="1F1F1F"/>
-          <w:sz w:val="30"/>
-          <w:szCs w:val="30"/>
-          <w:shd w:val="clear" w:color="auto" w:fill="FFFFFF"/>
-        </w:rPr>
-        <w:t xml:space="preserve"> </w:t>
-      </w:r>
-      <w:r>
-        <w:rPr>
-          <w:b/>
-          <w:bCs/>
-          <w:color w:val="1F1F1F"/>
-          <w:shd w:val="clear" w:color="auto" w:fill="FFFFFF"/>
-        </w:rPr>
-        <w:t>€ - 10.000 €-</w:t>
-      </w:r>
-      <w:proofErr w:type="spellStart"/>
-      <w:r>
-        <w:rPr>
-          <w:color w:val="1F1F1F"/>
-          <w:shd w:val="clear" w:color="auto" w:fill="FFFFFF"/>
-        </w:rPr>
-        <w:t>ig</w:t>
-      </w:r>
-      <w:proofErr w:type="spellEnd"/>
-      <w:r>
-        <w:rPr>
-          <w:rFonts w:eastAsia="Times New Roman"/>
-          <w:b/>
-          <w:bCs/>
-          <w:sz w:val="28"/>
-          <w:szCs w:val="28"/>
-          <w:lang w:eastAsia="hu-HU"/>
-        </w:rPr>
-        <w:t xml:space="preserve"> </w:t>
-      </w:r>
-      <w:r>
-        <w:rPr>
-          <w:rFonts w:eastAsia="Times New Roman"/>
-          <w:lang w:eastAsia="hu-HU"/>
-        </w:rPr>
-        <w:t xml:space="preserve">választhat kezdő összeget. Ezzel a kezdőösszeggel kezdheti a felhasználó a kereskedését, </w:t>
-      </w:r>
-      <w:r>
-        <w:rPr>
-          <w:rFonts w:eastAsia="Times New Roman"/>
-          <w:b/>
-          <w:bCs/>
-          <w:lang w:eastAsia="hu-HU"/>
-        </w:rPr>
-        <w:t>ha esetleg elveszíti a kezdőösszeget bármikor újra beállíthatja</w:t>
-      </w:r>
-      <w:r>
-        <w:rPr>
-          <w:rFonts w:eastAsia="Times New Roman"/>
-          <w:lang w:eastAsia="hu-HU"/>
-        </w:rPr>
-        <w:t xml:space="preserve"> a kereskedésre szánt összeget.  </w:t>
-      </w:r>
-    </w:p>
-    <w:p>
-      <w:pPr>
-        <w:spacing w:before="160" w:after="100" w:line="240" w:lineRule="auto"/>
-        <w:rPr>
-          <w:rFonts w:eastAsia="Times New Roman"/>
-          <w:lang w:eastAsia="hu-HU"/>
-        </w:rPr>
-      </w:pPr>
-      <w:r>
-        <w:rPr>
-          <w:rFonts w:eastAsia="Times New Roman"/>
-          <w:lang w:eastAsia="hu-HU"/>
-        </w:rPr>
-        <w:t xml:space="preserve">A továbbiakban a felhasználó vásárolhat </w:t>
-      </w:r>
-      <w:r>
-        <w:rPr>
-          <w:rFonts w:eastAsia="Times New Roman"/>
-          <w:b/>
-          <w:bCs/>
-          <w:lang w:eastAsia="hu-HU"/>
-        </w:rPr>
-        <w:t>részvényeket</w:t>
-      </w:r>
-      <w:r>
-        <w:rPr>
-          <w:rFonts w:eastAsia="Times New Roman"/>
-          <w:lang w:eastAsia="hu-HU"/>
-        </w:rPr>
-        <w:t xml:space="preserve">, </w:t>
-      </w:r>
-      <w:r>
-        <w:rPr>
-          <w:rFonts w:eastAsia="Times New Roman"/>
-          <w:b/>
-          <w:bCs/>
-          <w:lang w:eastAsia="hu-HU"/>
-        </w:rPr>
-        <w:t>CFD</w:t>
-      </w:r>
-      <w:r>
-        <w:rPr>
-          <w:rFonts w:eastAsia="Times New Roman"/>
-          <w:lang w:eastAsia="hu-HU"/>
-        </w:rPr>
-        <w:t>-ket (</w:t>
-      </w:r>
-      <w:proofErr w:type="spellStart"/>
-      <w:r>
-        <w:rPr>
-          <w:rFonts w:eastAsia="Times New Roman"/>
-          <w:i/>
-          <w:iCs/>
-          <w:lang w:eastAsia="hu-HU"/>
-        </w:rPr>
-        <w:t>Contract</w:t>
-      </w:r>
-      <w:proofErr w:type="spellEnd"/>
-      <w:r>
-        <w:rPr>
-          <w:rFonts w:eastAsia="Times New Roman"/>
-          <w:i/>
-          <w:iCs/>
-          <w:lang w:eastAsia="hu-HU"/>
-        </w:rPr>
-        <w:t xml:space="preserve"> </w:t>
-      </w:r>
-      <w:proofErr w:type="spellStart"/>
-      <w:r>
-        <w:rPr>
-          <w:rFonts w:eastAsia="Times New Roman"/>
-          <w:i/>
-          <w:iCs/>
-          <w:lang w:eastAsia="hu-HU"/>
-        </w:rPr>
-        <w:t>for</w:t>
-      </w:r>
-      <w:proofErr w:type="spellEnd"/>
-      <w:r>
-        <w:rPr>
-          <w:rFonts w:eastAsia="Times New Roman"/>
-          <w:i/>
-          <w:iCs/>
-          <w:lang w:eastAsia="hu-HU"/>
-        </w:rPr>
-        <w:t xml:space="preserve"> </w:t>
-      </w:r>
-      <w:proofErr w:type="spellStart"/>
-      <w:r>
-        <w:rPr>
-          <w:rFonts w:eastAsia="Times New Roman"/>
-          <w:i/>
-          <w:iCs/>
-          <w:lang w:eastAsia="hu-HU"/>
-        </w:rPr>
-        <w:t>Difference</w:t>
-      </w:r>
-      <w:proofErr w:type="spellEnd"/>
-      <w:r>
-        <w:rPr>
-          <w:rFonts w:eastAsia="Times New Roman"/>
-          <w:lang w:eastAsia="hu-HU"/>
-        </w:rPr>
-        <w:t xml:space="preserve">), </w:t>
-      </w:r>
-      <w:r>
-        <w:rPr>
-          <w:rFonts w:eastAsia="Times New Roman"/>
-          <w:b/>
-          <w:bCs/>
-          <w:lang w:eastAsia="hu-HU"/>
-        </w:rPr>
-        <w:t>ETF</w:t>
-      </w:r>
-      <w:r>
-        <w:rPr>
-          <w:rFonts w:eastAsia="Times New Roman"/>
-          <w:lang w:eastAsia="hu-HU"/>
-        </w:rPr>
-        <w:t>-ket (</w:t>
-      </w:r>
-      <w:r>
-        <w:rPr>
-          <w:i/>
-          <w:iCs/>
-          <w:color w:val="000000" w:themeColor="text1"/>
-          <w:shd w:val="clear" w:color="auto" w:fill="FFFFFF"/>
-        </w:rPr>
-        <w:t>Exchange-</w:t>
-      </w:r>
-      <w:proofErr w:type="spellStart"/>
-      <w:r>
-        <w:rPr>
-          <w:i/>
-          <w:iCs/>
-          <w:color w:val="000000" w:themeColor="text1"/>
-          <w:shd w:val="clear" w:color="auto" w:fill="FFFFFF"/>
-        </w:rPr>
-        <w:t>Traded</w:t>
-      </w:r>
-      <w:proofErr w:type="spellEnd"/>
-      <w:r>
-        <w:rPr>
-          <w:i/>
-          <w:iCs/>
-          <w:color w:val="000000" w:themeColor="text1"/>
-          <w:shd w:val="clear" w:color="auto" w:fill="FFFFFF"/>
-        </w:rPr>
-        <w:t xml:space="preserve"> </w:t>
-      </w:r>
-      <w:proofErr w:type="spellStart"/>
-      <w:r>
-        <w:rPr>
-          <w:i/>
-          <w:iCs/>
-          <w:color w:val="000000" w:themeColor="text1"/>
-          <w:shd w:val="clear" w:color="auto" w:fill="FFFFFF"/>
-        </w:rPr>
-        <w:t>Fund</w:t>
-      </w:r>
-      <w:proofErr w:type="spellEnd"/>
-      <w:r>
-        <w:rPr>
-          <w:rFonts w:eastAsia="Times New Roman"/>
-          <w:lang w:eastAsia="hu-HU"/>
-        </w:rPr>
-        <w:t xml:space="preserve">) és </w:t>
-      </w:r>
-      <w:r>
-        <w:rPr>
-          <w:rFonts w:eastAsia="Times New Roman"/>
-          <w:b/>
-          <w:bCs/>
-          <w:lang w:eastAsia="hu-HU"/>
-        </w:rPr>
-        <w:t>piaci index -</w:t>
-      </w:r>
-      <w:r>
-        <w:rPr>
-          <w:rFonts w:eastAsia="Times New Roman"/>
-          <w:lang w:eastAsia="hu-HU"/>
-        </w:rPr>
-        <w:t xml:space="preserve">ket is. Sőt a menüpontok között megkeresheti az oktatóanyagot is, amely célzottan segít megismerni </w:t>
-      </w:r>
-      <w:r>
-        <w:rPr>
-          <w:rFonts w:eastAsia="Times New Roman"/>
-          <w:b/>
-          <w:bCs/>
-          <w:lang w:eastAsia="hu-HU"/>
-        </w:rPr>
-        <w:t>a tőkebefektetés alapjait</w:t>
-      </w:r>
-      <w:r>
-        <w:rPr>
-          <w:rFonts w:eastAsia="Times New Roman"/>
-          <w:lang w:eastAsia="hu-HU"/>
-        </w:rPr>
-        <w:t xml:space="preserve"> a </w:t>
-      </w:r>
-      <w:r>
-        <w:rPr>
-          <w:rFonts w:eastAsia="Times New Roman"/>
-          <w:b/>
-          <w:bCs/>
-          <w:lang w:eastAsia="hu-HU"/>
-        </w:rPr>
-        <w:t>befektetés lényegét</w:t>
-      </w:r>
-      <w:r>
-        <w:rPr>
-          <w:rFonts w:eastAsia="Times New Roman"/>
-          <w:lang w:eastAsia="hu-HU"/>
-        </w:rPr>
-        <w:t xml:space="preserve">, </w:t>
-      </w:r>
-      <w:r>
-        <w:rPr>
-          <w:rFonts w:eastAsia="Times New Roman"/>
-          <w:b/>
-          <w:bCs/>
-          <w:lang w:eastAsia="hu-HU"/>
-        </w:rPr>
-        <w:t>különböző stratégiáit</w:t>
-      </w:r>
-      <w:r>
-        <w:rPr>
-          <w:rFonts w:eastAsia="Times New Roman"/>
-          <w:lang w:eastAsia="hu-HU"/>
-        </w:rPr>
-        <w:t xml:space="preserve">  és </w:t>
-      </w:r>
-      <w:r>
-        <w:rPr>
-          <w:rFonts w:eastAsia="Times New Roman"/>
-          <w:b/>
-          <w:bCs/>
-          <w:lang w:eastAsia="hu-HU"/>
-        </w:rPr>
-        <w:t>alapfogalmakat</w:t>
-      </w:r>
-      <w:r>
-        <w:rPr>
-          <w:rFonts w:eastAsia="Times New Roman"/>
-          <w:lang w:eastAsia="hu-HU"/>
-        </w:rPr>
-        <w:t xml:space="preserve"> is. </w:t>
-      </w:r>
-    </w:p>
-    <w:p>
-      <w:pPr>
-        <w:spacing w:before="160" w:after="100" w:line="240" w:lineRule="auto"/>
-        <w:rPr>
-          <w:rFonts w:eastAsia="Times New Roman"/>
-          <w:lang w:eastAsia="hu-HU"/>
-        </w:rPr>
-      </w:pPr>
-      <w:r>
-        <w:rPr>
-          <w:rFonts w:eastAsia="Times New Roman"/>
-          <w:lang w:eastAsia="hu-HU"/>
-        </w:rPr>
-        <w:t xml:space="preserve">A felhasználót </w:t>
-      </w:r>
-      <w:r>
-        <w:rPr>
-          <w:rFonts w:eastAsia="Times New Roman"/>
-          <w:b/>
-          <w:bCs/>
-          <w:lang w:eastAsia="hu-HU"/>
-        </w:rPr>
-        <w:t>biztosító árfolyam adatok folyamatosan frissülnek</w:t>
-      </w:r>
-      <w:r>
-        <w:rPr>
-          <w:rFonts w:eastAsia="Times New Roman"/>
-          <w:lang w:eastAsia="hu-HU"/>
-        </w:rPr>
-        <w:t xml:space="preserve"> a zavartalan és minőségi kereskedés biztosítása érdekében, ezáltal a felhasználó élő adatokkal képes használni a platformon megjelenő kereskedési eszközöket. </w:t>
-      </w:r>
-    </w:p>
-    <w:p>
-      <w:pPr>
-        <w:spacing w:before="160" w:after="100" w:line="240" w:lineRule="auto"/>
-        <w:rPr>
-          <w:rFonts w:eastAsia="Times New Roman"/>
-          <w:lang w:eastAsia="hu-HU"/>
-        </w:rPr>
-      </w:pPr>
-      <w:r>
-        <w:rPr>
-          <w:rFonts w:eastAsia="Times New Roman"/>
-          <w:lang w:eastAsia="hu-HU"/>
-        </w:rPr>
-        <w:t xml:space="preserve">A </w:t>
-      </w:r>
-      <w:r>
-        <w:rPr>
-          <w:rFonts w:eastAsia="Times New Roman"/>
-          <w:b/>
-          <w:bCs/>
-          <w:lang w:eastAsia="hu-HU"/>
-        </w:rPr>
-        <w:t>vétel és eladás gombokra kattintva</w:t>
-      </w:r>
-      <w:r>
-        <w:rPr>
-          <w:rFonts w:eastAsia="Times New Roman"/>
-          <w:lang w:eastAsia="hu-HU"/>
-        </w:rPr>
-        <w:t xml:space="preserve"> hajtja végre kereskedését. Elsősorban be kell állítani a kívánt mennyiséget egy kis ablakban. A </w:t>
-      </w:r>
-      <w:r>
-        <w:rPr>
-          <w:rFonts w:eastAsia="Times New Roman"/>
-          <w:b/>
-          <w:bCs/>
-          <w:lang w:eastAsia="hu-HU"/>
-        </w:rPr>
-        <w:t>mennyiség mellett</w:t>
-      </w:r>
-      <w:r>
-        <w:rPr>
-          <w:rFonts w:eastAsia="Times New Roman"/>
-          <w:lang w:eastAsia="hu-HU"/>
-        </w:rPr>
-        <w:t xml:space="preserve"> kiírásra kerül a </w:t>
-      </w:r>
-      <w:r>
-        <w:rPr>
-          <w:rFonts w:eastAsia="Times New Roman"/>
-          <w:b/>
-          <w:bCs/>
-          <w:lang w:eastAsia="hu-HU"/>
-        </w:rPr>
-        <w:t>mennyiség költsége</w:t>
-      </w:r>
-      <w:r>
-        <w:rPr>
-          <w:rFonts w:eastAsia="Times New Roman"/>
-          <w:lang w:eastAsia="hu-HU"/>
-        </w:rPr>
-        <w:t xml:space="preserve"> és hogy </w:t>
-      </w:r>
-      <w:r>
-        <w:rPr>
-          <w:rFonts w:eastAsia="Times New Roman"/>
-          <w:b/>
-          <w:bCs/>
-          <w:lang w:eastAsia="hu-HU"/>
-        </w:rPr>
-        <w:t>elegendő fedezet áll-e rendelkezésre</w:t>
-      </w:r>
-      <w:r>
-        <w:rPr>
-          <w:rFonts w:eastAsia="Times New Roman"/>
-          <w:lang w:eastAsia="hu-HU"/>
-        </w:rPr>
-        <w:t xml:space="preserve">. Ezt követően a </w:t>
-      </w:r>
-      <w:r>
-        <w:rPr>
-          <w:rFonts w:eastAsia="Times New Roman"/>
-          <w:b/>
-          <w:bCs/>
-          <w:lang w:eastAsia="hu-HU"/>
-        </w:rPr>
-        <w:t>vétel vagy eladás gombra kattintva nyithatja meg pozícióját.</w:t>
-      </w:r>
-      <w:r>
-        <w:rPr>
-          <w:rFonts w:eastAsia="Times New Roman"/>
-          <w:lang w:eastAsia="hu-HU"/>
-        </w:rPr>
-        <w:t xml:space="preserve"> </w:t>
-      </w:r>
-    </w:p>
-    <w:p>
-      <w:pPr>
-        <w:spacing w:before="160" w:after="100" w:line="240" w:lineRule="auto"/>
-        <w:rPr>
-          <w:rFonts w:eastAsia="Times New Roman"/>
-          <w:lang w:eastAsia="hu-HU"/>
-        </w:rPr>
-      </w:pPr>
-      <w:r>
-        <w:rPr>
-          <w:rFonts w:eastAsia="Times New Roman"/>
-          <w:lang w:eastAsia="hu-HU"/>
-        </w:rPr>
-        <w:t xml:space="preserve">A </w:t>
-      </w:r>
-      <w:r>
-        <w:rPr>
-          <w:rFonts w:eastAsia="Times New Roman"/>
-          <w:b/>
-          <w:bCs/>
-          <w:lang w:eastAsia="hu-HU"/>
-        </w:rPr>
-        <w:t>vétel gomb megnyomásakor</w:t>
-      </w:r>
-      <w:r>
-        <w:rPr>
-          <w:rFonts w:eastAsia="Times New Roman"/>
-          <w:lang w:eastAsia="hu-HU"/>
-        </w:rPr>
-        <w:t xml:space="preserve"> a piac felfelé mozgásakor profitot termel, ellenkező esetben veszteséget. Az </w:t>
-      </w:r>
-      <w:r>
-        <w:rPr>
-          <w:rFonts w:eastAsia="Times New Roman"/>
-          <w:b/>
-          <w:bCs/>
-          <w:lang w:eastAsia="hu-HU"/>
-        </w:rPr>
-        <w:t>eladás gomb megnyomásakor</w:t>
-      </w:r>
-      <w:r>
-        <w:rPr>
-          <w:rFonts w:eastAsia="Times New Roman"/>
-          <w:lang w:eastAsia="hu-HU"/>
-        </w:rPr>
-        <w:t xml:space="preserve"> a piac lefelé mozgásakor profitot termel, ellenkező esetben veszteséget.</w:t>
-      </w:r>
-    </w:p>
-    <w:p>
-      <w:pPr>
-        <w:spacing w:before="160" w:after="100" w:afterAutospacing="1" w:line="240" w:lineRule="auto"/>
-        <w:rPr>
-          <w:rFonts w:eastAsia="Times New Roman"/>
-          <w:lang w:eastAsia="hu-HU"/>
-        </w:rPr>
-      </w:pPr>
-      <w:r>
-        <w:rPr>
-          <w:rFonts w:eastAsia="Times New Roman"/>
-          <w:lang w:eastAsia="hu-HU"/>
-        </w:rPr>
-        <w:t xml:space="preserve">A nyitott pozíció felületén egy </w:t>
-      </w:r>
-      <w:r>
-        <w:rPr>
-          <w:rFonts w:eastAsia="Times New Roman"/>
-          <w:b/>
-          <w:bCs/>
-          <w:lang w:eastAsia="hu-HU"/>
-        </w:rPr>
-        <w:t>X-el tudja lezárni a pozíciót</w:t>
-      </w:r>
-      <w:r>
-        <w:rPr>
-          <w:rFonts w:eastAsia="Times New Roman"/>
-          <w:lang w:eastAsia="hu-HU"/>
-        </w:rPr>
-        <w:t>, miután a  felugró ablakos ,,</w:t>
-      </w:r>
-      <w:r>
-        <w:rPr>
-          <w:rFonts w:eastAsia="Times New Roman"/>
-          <w:i/>
-          <w:iCs/>
-          <w:lang w:eastAsia="hu-HU"/>
-        </w:rPr>
-        <w:t>Biztos lezárja a pozíciót</w:t>
-      </w:r>
-      <w:r>
-        <w:rPr>
-          <w:rFonts w:eastAsia="Times New Roman"/>
-          <w:lang w:eastAsia="hu-HU"/>
-        </w:rPr>
-        <w:t xml:space="preserve">” kérdésben a </w:t>
-      </w:r>
-      <w:r>
-        <w:rPr>
-          <w:rFonts w:eastAsia="Times New Roman"/>
-          <w:b/>
-          <w:bCs/>
-          <w:lang w:eastAsia="hu-HU"/>
-        </w:rPr>
-        <w:t>biztosra</w:t>
-      </w:r>
-      <w:r>
-        <w:rPr>
-          <w:rFonts w:eastAsia="Times New Roman"/>
-          <w:lang w:eastAsia="hu-HU"/>
-        </w:rPr>
-        <w:t xml:space="preserve"> válaszol, ezáltal </w:t>
-      </w:r>
-      <w:r>
-        <w:rPr>
-          <w:rFonts w:eastAsia="Times New Roman"/>
-          <w:b/>
-          <w:bCs/>
-          <w:lang w:eastAsia="hu-HU"/>
-        </w:rPr>
-        <w:t>realizálta a profitot</w:t>
-      </w:r>
-      <w:r>
-        <w:rPr>
-          <w:rFonts w:eastAsia="Times New Roman"/>
-          <w:lang w:eastAsia="hu-HU"/>
-        </w:rPr>
-        <w:t xml:space="preserve"> vagy  </w:t>
-      </w:r>
-      <w:r>
-        <w:rPr>
-          <w:rFonts w:eastAsia="Times New Roman"/>
-          <w:b/>
-          <w:bCs/>
-          <w:lang w:eastAsia="hu-HU"/>
-        </w:rPr>
-        <w:t>veszteséget</w:t>
-      </w:r>
-      <w:r>
-        <w:rPr>
-          <w:rFonts w:eastAsia="Times New Roman"/>
-          <w:lang w:eastAsia="hu-HU"/>
-        </w:rPr>
-        <w:t xml:space="preserve"> és az egyenlegéhez lesz hozzárendelve. </w:t>
-      </w:r>
-    </w:p>
-    <w:p>
-      <w:pPr>
-        <w:pStyle w:val="Cmsor2"/>
-        <w:rPr/>
-      </w:pPr>
-      <w:bookmarkStart w:name="_Toc99806102" w:id="427829980"/>
-      <w:r>
-        <w:rPr/>
-        <w:t>Felhasználás</w:t>
-      </w:r>
-      <w:bookmarkEnd w:id="427829980"/>
-    </w:p>
-    <w:p>
-      <w:r>
-        <w:t>A felhasználás első megközelítésben 5 területre koncentrál. Ez az öt terület az alábbi:</w:t>
-      </w:r>
-    </w:p>
-    <w:p>
-      <w:pPr>
-        <w:pStyle w:val="Listaszerbekezds"/>
-        <w:spacing w:before="200" w:after="200" w:line="360" w:lineRule="auto"/>
-        <w:ind w:left="1775" w:hanging="357"/>
-      </w:pPr>
-      <w:r>
-        <w:t>Stratégiai kulcsok kiépítése;</w:t>
-      </w:r>
-    </w:p>
-    <w:p>
-      <w:pPr>
-        <w:pStyle w:val="Listaszerbekezds"/>
-        <w:spacing w:before="200" w:after="200" w:line="360" w:lineRule="auto"/>
-        <w:ind w:left="1775" w:hanging="357"/>
-      </w:pPr>
-      <w:r>
-        <w:t>Rendszeres riportok;</w:t>
-      </w:r>
-    </w:p>
-    <w:p>
-      <w:pPr>
-        <w:pStyle w:val="Listaszerbekezds"/>
-        <w:spacing w:before="200" w:after="200" w:line="360" w:lineRule="auto"/>
-        <w:ind w:left="1775" w:hanging="357"/>
-      </w:pPr>
-      <w:r>
-        <w:t>Hírek;</w:t>
-      </w:r>
-    </w:p>
-    <w:p>
-      <w:pPr>
-        <w:pStyle w:val="Listaszerbekezds"/>
-        <w:spacing w:before="200" w:after="200" w:line="360" w:lineRule="auto"/>
-        <w:ind w:left="1775" w:hanging="357"/>
-      </w:pPr>
-      <w:r>
-        <w:t>Oktatóanyagok</w:t>
-      </w:r>
-    </w:p>
-    <w:p>
-      <w:pPr>
-        <w:pStyle w:val="Listaszerbekezds"/>
-        <w:spacing w:before="200" w:after="3000" w:line="360" w:lineRule="auto"/>
-        <w:ind w:left="1775" w:hanging="357"/>
-      </w:pPr>
-      <w:r>
-        <w:t>Jól átlátható diagrammok</w:t>
-      </w:r>
-    </w:p>
-    <w:p>
-      <w:pPr>
-        <w:pStyle w:val="Cmsor2"/>
-        <w:rPr/>
-      </w:pPr>
-      <w:bookmarkStart w:name="_Toc1074861481" w:id="703416825"/>
-      <w:r>
-        <w:rPr/>
-        <w:t>Operációs rendszer, környezet</w:t>
-      </w:r>
-      <w:bookmarkEnd w:id="703416825"/>
-      <w:r>
-        <w:rPr/>
-        <w:t xml:space="preserve"> </w:t>
-      </w:r>
-    </w:p>
-    <w:p>
-      <w:pPr>
-        <w:pStyle w:val="Listaszerbekezds"/>
-        <w:spacing w:before="0" w:after="160"/>
-      </w:pPr>
-      <w:r>
-        <w:t>Windows 10, 11,</w:t>
-      </w:r>
-    </w:p>
-    <w:p>
-      <w:pPr>
-        <w:pStyle w:val="Cmsor2"/>
-        <w:spacing w:after="200"/>
-        <w:rPr/>
-      </w:pPr>
-      <w:bookmarkStart w:name="_Toc1210190428" w:id="1368743546"/>
-      <w:r>
-        <w:rPr/>
-        <w:t>Rendszer és gépigény</w:t>
-      </w:r>
-      <w:bookmarkEnd w:id="1368743546"/>
-    </w:p>
-    <w:p>
-      <w:pPr>
-        <w:spacing w:before="160" w:after="200"/>
-        <w:ind w:left="708" w:firstLine="708"/>
-        <w:rPr>
-          <w:color w:val="2F5496" w:themeColor="accent1" w:themeShade="BF"/>
-          <w:sz w:val="28"/>
-          <w:szCs w:val="28"/>
-        </w:rPr>
-      </w:pPr>
-      <w:r>
-        <w:rPr>
-          <w:color w:val="2F5496" w:themeColor="accent1" w:themeShade="BF"/>
-          <w:sz w:val="28"/>
-          <w:szCs w:val="28"/>
-        </w:rPr>
-        <w:t>Kliens oldal</w:t>
-      </w:r>
-    </w:p>
-    <w:p>
-      <w:pPr>
-        <w:pStyle w:val="NormlWeb"/>
-        <w:numPr>
-          <w:ilvl w:val="0"/>
-          <w:numId w:val="2"/>
-        </w:numPr>
-        <w:spacing w:before="40" w:beforeAutospacing="0" w:after="120" w:afterAutospacing="0"/>
-        <w:rPr>
-          <w:sz w:val="26"/>
-          <w:szCs w:val="26"/>
-        </w:rPr>
-      </w:pPr>
-      <w:r>
-        <w:rPr>
-          <w:rStyle w:val="Kiemels2"/>
-          <w:color w:val="2F5496" w:themeColor="accent1" w:themeShade="BF"/>
-          <w:sz w:val="26"/>
-          <w:szCs w:val="26"/>
-        </w:rPr>
-        <w:t>Minimális:</w:t>
-      </w:r>
-    </w:p>
-    <w:p>
-      <w:pPr>
-        <w:pStyle w:val="NormlWeb"/>
-        <w:numPr>
-          <w:ilvl w:val="0"/>
-          <w:numId w:val="1"/>
-        </w:numPr>
-        <w:spacing w:before="40" w:beforeAutospacing="0" w:afterAutospacing="0"/>
-        <w:rPr>
-          <w:sz w:val="26"/>
-          <w:szCs w:val="26"/>
-        </w:rPr>
-      </w:pPr>
-      <w:r>
-        <w:rPr>
-          <w:sz w:val="26"/>
-          <w:szCs w:val="26"/>
-        </w:rPr>
-        <w:t>Eszköz: középkategóriás Android / iOS telefon (3–4 GB RAM), vagy PC / laptop (2 magos CPU, 4 GB RAM).</w:t>
-      </w:r>
-    </w:p>
-    <w:p>
-      <w:pPr>
-        <w:pStyle w:val="NormlWeb"/>
-        <w:numPr>
-          <w:ilvl w:val="0"/>
-          <w:numId w:val="1"/>
-        </w:numPr>
-        <w:spacing w:beforeAutospacing="0" w:after="200" w:afterAutospacing="0"/>
-        <w:rPr>
-          <w:sz w:val="26"/>
-          <w:szCs w:val="26"/>
-        </w:rPr>
-      </w:pPr>
-      <w:r>
-        <w:rPr>
-          <w:sz w:val="26"/>
-          <w:szCs w:val="26"/>
-        </w:rPr>
-        <w:t>Kijelző: legalább 720p felbontás.</w:t>
-      </w:r>
-    </w:p>
-    <w:p>
-      <w:pPr>
-        <w:spacing w:before="160" w:after="200"/>
-        <w:ind w:left="708" w:firstLine="708"/>
-        <w:rPr>
-          <w:color w:val="2F5496" w:themeColor="accent1" w:themeShade="BF"/>
-          <w:sz w:val="28"/>
-          <w:szCs w:val="28"/>
-        </w:rPr>
-      </w:pPr>
-      <w:r>
-        <w:rPr>
-          <w:color w:val="2F5496" w:themeColor="accent1" w:themeShade="BF"/>
-          <w:sz w:val="28"/>
-          <w:szCs w:val="28"/>
-        </w:rPr>
-        <w:t xml:space="preserve">Szerver oldal </w:t>
-      </w:r>
-    </w:p>
-    <w:p>
-      <w:pPr>
-        <w:pStyle w:val="NormlWeb"/>
-        <w:numPr>
-          <w:ilvl w:val="0"/>
-          <w:numId w:val="13"/>
-        </w:numPr>
         <w:spacing w:before="40" w:beforeAutospacing="0" w:after="120" w:afterAutospacing="0"/>
         <w:ind w:left="1773" w:hanging="357"/>
         <w:rPr>
+          <w:rFonts w:ascii="Times New Roman" w:hAnsi="Times New Roman" w:cs="Times New Roman"/>
           <w:sz w:val="26"/>
           <w:szCs w:val="26"/>
         </w:rPr>
@@ -4062,6 +4183,7 @@
       <w:r>
         <w:rPr>
           <w:rStyle w:val="Kiemels2"/>
+          <w:rFonts w:ascii="Times New Roman" w:hAnsi="Times New Roman" w:cs="Times New Roman"/>
           <w:color w:val="2F5496" w:themeColor="accent1" w:themeShade="BF"/>
           <w:sz w:val="26"/>
           <w:szCs w:val="26"/>
@@ -4074,15 +4196,17 @@
         <w:pStyle w:val="NormlWeb"/>
         <w:numPr>
           <w:ilvl w:val="1"/>
-          <w:numId w:val="13"/>
+          <w:numId w:val="15"/>
         </w:numPr>
         <w:rPr>
-          <w:sz w:val="26"/>
-          <w:szCs w:val="26"/>
-        </w:rPr>
-      </w:pPr>
-      <w:r>
-        <w:rPr>
+          <w:rFonts w:ascii="Times New Roman" w:hAnsi="Times New Roman" w:cs="Times New Roman"/>
+          <w:sz w:val="26"/>
+          <w:szCs w:val="26"/>
+        </w:rPr>
+      </w:pPr>
+      <w:r>
+        <w:rPr>
+          <w:rFonts w:ascii="Times New Roman" w:hAnsi="Times New Roman" w:cs="Times New Roman"/>
           <w:sz w:val="26"/>
           <w:szCs w:val="26"/>
         </w:rPr>
@@ -4094,15 +4218,17 @@
         <w:pStyle w:val="NormlWeb"/>
         <w:numPr>
           <w:ilvl w:val="1"/>
-          <w:numId w:val="13"/>
+          <w:numId w:val="15"/>
         </w:numPr>
         <w:rPr>
-          <w:sz w:val="26"/>
-          <w:szCs w:val="26"/>
-        </w:rPr>
-      </w:pPr>
-      <w:r>
-        <w:rPr>
+          <w:rFonts w:ascii="Times New Roman" w:hAnsi="Times New Roman" w:cs="Times New Roman"/>
+          <w:sz w:val="26"/>
+          <w:szCs w:val="26"/>
+        </w:rPr>
+      </w:pPr>
+      <w:r>
+        <w:rPr>
+          <w:rFonts w:ascii="Times New Roman" w:hAnsi="Times New Roman" w:cs="Times New Roman"/>
           <w:sz w:val="26"/>
           <w:szCs w:val="26"/>
         </w:rPr>
@@ -4114,15 +4240,17 @@
         <w:pStyle w:val="NormlWeb"/>
         <w:numPr>
           <w:ilvl w:val="1"/>
-          <w:numId w:val="13"/>
+          <w:numId w:val="15"/>
         </w:numPr>
         <w:rPr>
-          <w:sz w:val="26"/>
-          <w:szCs w:val="26"/>
-        </w:rPr>
-      </w:pPr>
-      <w:r>
-        <w:rPr>
+          <w:rFonts w:ascii="Times New Roman" w:hAnsi="Times New Roman" w:cs="Times New Roman"/>
+          <w:sz w:val="26"/>
+          <w:szCs w:val="26"/>
+        </w:rPr>
+      </w:pPr>
+      <w:r>
+        <w:rPr>
+          <w:rFonts w:ascii="Times New Roman" w:hAnsi="Times New Roman" w:cs="Times New Roman"/>
           <w:sz w:val="26"/>
           <w:szCs w:val="26"/>
         </w:rPr>
@@ -4134,15 +4262,17 @@
         <w:pStyle w:val="NormlWeb"/>
         <w:numPr>
           <w:ilvl w:val="1"/>
-          <w:numId w:val="13"/>
+          <w:numId w:val="15"/>
         </w:numPr>
         <w:rPr>
-          <w:sz w:val="26"/>
-          <w:szCs w:val="26"/>
-        </w:rPr>
-      </w:pPr>
-      <w:r>
-        <w:rPr>
+          <w:rFonts w:ascii="Times New Roman" w:hAnsi="Times New Roman" w:cs="Times New Roman"/>
+          <w:sz w:val="26"/>
+          <w:szCs w:val="26"/>
+        </w:rPr>
+      </w:pPr>
+      <w:r>
+        <w:rPr>
+          <w:rFonts w:ascii="Times New Roman" w:hAnsi="Times New Roman" w:cs="Times New Roman"/>
           <w:sz w:val="26"/>
           <w:szCs w:val="26"/>
         </w:rPr>
@@ -4161,28 +4291,35 @@
     <w:p>
       <w:pPr>
         <w:pStyle w:val="Cmsor1"/>
-        <w:rPr/>
-      </w:pPr>
-      <w:bookmarkStart w:name="_Toc296441392" w:id="1407743767"/>
-      <w:r>
-        <w:rPr/>
+        <w:numPr>
+          <w:ilvl w:val="0"/>
+          <w:numId w:val="30"/>
+        </w:numPr>
+        <w:ind w:left="357" w:hanging="357"/>
+      </w:pPr>
+      <w:bookmarkStart w:id="13" w:name="_Toc296441392"/>
+      <w:r>
+        <w:lastRenderedPageBreak/>
         <w:t>Fejlesztői Dokumentáció</w:t>
       </w:r>
-      <w:bookmarkEnd w:id="1407743767"/>
+      <w:bookmarkEnd w:id="13"/>
     </w:p>
     <w:p>
       <w:pPr>
         <w:pStyle w:val="Cmsor2"/>
-        <w:rPr/>
-      </w:pPr>
-      <w:bookmarkStart w:name="_Toc210215820" w:id="6"/>
-      <w:bookmarkStart w:name="_Toc1537202445" w:id="1975626963"/>
-      <w:r>
-        <w:rPr/>
+        <w:numPr>
+          <w:ilvl w:val="1"/>
+          <w:numId w:val="30"/>
+        </w:numPr>
+        <w:ind w:left="788" w:hanging="431"/>
+      </w:pPr>
+      <w:bookmarkStart w:id="14" w:name="_Toc210215820"/>
+      <w:bookmarkStart w:id="15" w:name="_Toc1537202445"/>
+      <w:r>
         <w:t>Kézi adatbevitellel töltött adatok</w:t>
       </w:r>
-      <w:bookmarkEnd w:id="6"/>
-      <w:bookmarkEnd w:id="1975626963"/>
+      <w:bookmarkEnd w:id="14"/>
+      <w:bookmarkEnd w:id="15"/>
     </w:p>
     <w:p>
       <w:pPr>
@@ -4235,16 +4372,19 @@
     <w:p>
       <w:pPr>
         <w:pStyle w:val="Cmsor2"/>
-        <w:rPr/>
-      </w:pPr>
-      <w:bookmarkStart w:name="_Toc210215821" w:id="8"/>
-      <w:bookmarkStart w:name="_Toc1192456794" w:id="123351892"/>
-      <w:r>
-        <w:rPr/>
+        <w:numPr>
+          <w:ilvl w:val="1"/>
+          <w:numId w:val="30"/>
+        </w:numPr>
+        <w:ind w:left="788" w:hanging="431"/>
+      </w:pPr>
+      <w:bookmarkStart w:id="16" w:name="_Toc210215821"/>
+      <w:bookmarkStart w:id="17" w:name="_Toc1192456794"/>
+      <w:r>
         <w:t>Esetileg, egyedi feldolgozással töltött adatok</w:t>
       </w:r>
-      <w:bookmarkEnd w:id="8"/>
-      <w:bookmarkEnd w:id="123351892"/>
+      <w:bookmarkEnd w:id="16"/>
+      <w:bookmarkEnd w:id="17"/>
     </w:p>
     <w:p>
       <w:pPr>
@@ -4287,16 +4427,19 @@
     <w:p>
       <w:pPr>
         <w:pStyle w:val="Cmsor2"/>
-        <w:rPr/>
-      </w:pPr>
-      <w:bookmarkStart w:name="_Toc210215822" w:id="10"/>
-      <w:bookmarkStart w:name="_Toc1771204430" w:id="1141981140"/>
-      <w:r>
-        <w:rPr/>
+        <w:numPr>
+          <w:ilvl w:val="1"/>
+          <w:numId w:val="30"/>
+        </w:numPr>
+        <w:ind w:left="788" w:hanging="431"/>
+      </w:pPr>
+      <w:bookmarkStart w:id="18" w:name="_Toc210215822"/>
+      <w:bookmarkStart w:id="19" w:name="_Toc1771204430"/>
+      <w:r>
         <w:t>Adatfeldolgozás</w:t>
       </w:r>
-      <w:bookmarkEnd w:id="10"/>
-      <w:bookmarkEnd w:id="1141981140"/>
+      <w:bookmarkEnd w:id="18"/>
+      <w:bookmarkEnd w:id="19"/>
     </w:p>
     <w:p>
       <w:pPr>
@@ -4380,18 +4523,20 @@
     <w:p>
       <w:pPr>
         <w:pStyle w:val="Cmsor2"/>
-        <w:rPr/>
-      </w:pPr>
-      <w:bookmarkStart w:name="_Toc210215824" w:id="12"/>
-      <w:bookmarkStart w:name="_Toc1822633752" w:id="1132822710"/>
-      <w:r>
-        <w:rPr/>
+        <w:numPr>
+          <w:ilvl w:val="1"/>
+          <w:numId w:val="30"/>
+        </w:numPr>
+        <w:ind w:left="788" w:hanging="431"/>
+      </w:pPr>
+      <w:bookmarkStart w:id="20" w:name="_Toc210215824"/>
+      <w:bookmarkStart w:id="21" w:name="_Toc1822633752"/>
+      <w:r>
         <w:t>Háttérben frissülő adatok</w:t>
       </w:r>
-      <w:bookmarkEnd w:id="12"/>
-      <w:bookmarkEnd w:id="1132822710"/>
-      <w:r>
-        <w:rPr/>
+      <w:bookmarkEnd w:id="20"/>
+      <w:bookmarkEnd w:id="21"/>
+      <w:r>
         <w:t xml:space="preserve"> </w:t>
       </w:r>
     </w:p>
@@ -4445,19 +4590,25 @@
         <w:pStyle w:val="Listaszerbekezds"/>
         <w:numPr>
           <w:ilvl w:val="0"/>
-          <w:numId w:val="9"/>
+          <w:numId w:val="11"/>
         </w:numPr>
         <w:spacing w:before="240" w:line="360" w:lineRule="auto"/>
         <w:ind w:left="1122" w:hanging="357"/>
         <w:rPr>
-          <w:b/>
-          <w:bCs/>
-        </w:rPr>
-      </w:pPr>
-      <w:r>
-        <w:rPr>
-          <w:b/>
-          <w:bCs/>
+          <w:rFonts w:ascii="Times New Roman" w:hAnsi="Times New Roman" w:cs="Times New Roman"/>
+          <w:b/>
+          <w:bCs/>
+          <w:sz w:val="26"/>
+          <w:szCs w:val="26"/>
+        </w:rPr>
+      </w:pPr>
+      <w:r>
+        <w:rPr>
+          <w:rFonts w:ascii="Times New Roman" w:hAnsi="Times New Roman" w:cs="Times New Roman"/>
+          <w:b/>
+          <w:bCs/>
+          <w:sz w:val="26"/>
+          <w:szCs w:val="26"/>
         </w:rPr>
         <w:t>Kamatláb mozgások</w:t>
       </w:r>
@@ -4467,18 +4618,24 @@
         <w:pStyle w:val="Listaszerbekezds"/>
         <w:numPr>
           <w:ilvl w:val="0"/>
-          <w:numId w:val="9"/>
+          <w:numId w:val="11"/>
         </w:numPr>
         <w:spacing w:line="360" w:lineRule="auto"/>
         <w:rPr>
-          <w:b/>
-          <w:bCs/>
-        </w:rPr>
-      </w:pPr>
-      <w:r>
-        <w:rPr>
-          <w:b/>
-          <w:bCs/>
+          <w:rFonts w:ascii="Times New Roman" w:hAnsi="Times New Roman" w:cs="Times New Roman"/>
+          <w:b/>
+          <w:bCs/>
+          <w:sz w:val="26"/>
+          <w:szCs w:val="26"/>
+        </w:rPr>
+      </w:pPr>
+      <w:r>
+        <w:rPr>
+          <w:rFonts w:ascii="Times New Roman" w:hAnsi="Times New Roman" w:cs="Times New Roman"/>
+          <w:b/>
+          <w:bCs/>
+          <w:sz w:val="26"/>
+          <w:szCs w:val="26"/>
         </w:rPr>
         <w:t>Piaci kitermelések</w:t>
       </w:r>
@@ -4488,19 +4645,26 @@
         <w:pStyle w:val="Listaszerbekezds"/>
         <w:numPr>
           <w:ilvl w:val="0"/>
-          <w:numId w:val="9"/>
+          <w:numId w:val="11"/>
         </w:numPr>
         <w:spacing w:line="360" w:lineRule="auto"/>
         <w:rPr>
-          <w:b/>
-          <w:bCs/>
-        </w:rPr>
-      </w:pPr>
-      <w:r>
-        <w:rPr>
-          <w:b/>
-          <w:bCs/>
-        </w:rPr>
+          <w:rFonts w:ascii="Times New Roman" w:hAnsi="Times New Roman" w:cs="Times New Roman"/>
+          <w:b/>
+          <w:bCs/>
+          <w:sz w:val="26"/>
+          <w:szCs w:val="26"/>
+        </w:rPr>
+      </w:pPr>
+      <w:r>
+        <w:rPr>
+          <w:rFonts w:ascii="Times New Roman" w:hAnsi="Times New Roman" w:cs="Times New Roman"/>
+          <w:b/>
+          <w:bCs/>
+          <w:sz w:val="26"/>
+          <w:szCs w:val="26"/>
+        </w:rPr>
+        <w:lastRenderedPageBreak/>
         <w:t>Központi Banki információk</w:t>
       </w:r>
     </w:p>
@@ -4509,18 +4673,24 @@
         <w:pStyle w:val="Listaszerbekezds"/>
         <w:numPr>
           <w:ilvl w:val="0"/>
-          <w:numId w:val="9"/>
+          <w:numId w:val="11"/>
         </w:numPr>
         <w:spacing w:line="360" w:lineRule="auto"/>
         <w:rPr>
-          <w:b/>
-          <w:bCs/>
-        </w:rPr>
-      </w:pPr>
-      <w:r>
-        <w:rPr>
-          <w:b/>
-          <w:bCs/>
+          <w:rFonts w:ascii="Times New Roman" w:hAnsi="Times New Roman" w:cs="Times New Roman"/>
+          <w:b/>
+          <w:bCs/>
+          <w:sz w:val="26"/>
+          <w:szCs w:val="26"/>
+        </w:rPr>
+      </w:pPr>
+      <w:r>
+        <w:rPr>
+          <w:rFonts w:ascii="Times New Roman" w:hAnsi="Times New Roman" w:cs="Times New Roman"/>
+          <w:b/>
+          <w:bCs/>
+          <w:sz w:val="26"/>
+          <w:szCs w:val="26"/>
         </w:rPr>
         <w:t>Cég bejelentések</w:t>
       </w:r>
@@ -4530,18 +4700,24 @@
         <w:pStyle w:val="Listaszerbekezds"/>
         <w:numPr>
           <w:ilvl w:val="0"/>
-          <w:numId w:val="9"/>
+          <w:numId w:val="11"/>
         </w:numPr>
         <w:spacing w:line="360" w:lineRule="auto"/>
         <w:rPr>
-          <w:b/>
-          <w:bCs/>
-        </w:rPr>
-      </w:pPr>
-      <w:r>
-        <w:rPr>
-          <w:b/>
-          <w:bCs/>
+          <w:rFonts w:ascii="Times New Roman" w:hAnsi="Times New Roman" w:cs="Times New Roman"/>
+          <w:b/>
+          <w:bCs/>
+          <w:sz w:val="26"/>
+          <w:szCs w:val="26"/>
+        </w:rPr>
+      </w:pPr>
+      <w:r>
+        <w:rPr>
+          <w:rFonts w:ascii="Times New Roman" w:hAnsi="Times New Roman" w:cs="Times New Roman"/>
+          <w:b/>
+          <w:bCs/>
+          <w:sz w:val="26"/>
+          <w:szCs w:val="26"/>
         </w:rPr>
         <w:t>Negyedéves, féléves és éves beszámolók</w:t>
       </w:r>
@@ -4551,18 +4727,24 @@
         <w:pStyle w:val="Listaszerbekezds"/>
         <w:numPr>
           <w:ilvl w:val="0"/>
-          <w:numId w:val="9"/>
+          <w:numId w:val="11"/>
         </w:numPr>
         <w:spacing w:line="360" w:lineRule="auto"/>
         <w:rPr>
-          <w:b/>
-          <w:bCs/>
-        </w:rPr>
-      </w:pPr>
-      <w:r>
-        <w:rPr>
-          <w:b/>
-          <w:bCs/>
+          <w:rFonts w:ascii="Times New Roman" w:hAnsi="Times New Roman" w:cs="Times New Roman"/>
+          <w:b/>
+          <w:bCs/>
+          <w:sz w:val="26"/>
+          <w:szCs w:val="26"/>
+        </w:rPr>
+      </w:pPr>
+      <w:r>
+        <w:rPr>
+          <w:rFonts w:ascii="Times New Roman" w:hAnsi="Times New Roman" w:cs="Times New Roman"/>
+          <w:b/>
+          <w:bCs/>
+          <w:sz w:val="26"/>
+          <w:szCs w:val="26"/>
         </w:rPr>
         <w:t>Államkötvények aukciója</w:t>
       </w:r>
@@ -4572,18 +4754,24 @@
         <w:pStyle w:val="Listaszerbekezds"/>
         <w:numPr>
           <w:ilvl w:val="0"/>
-          <w:numId w:val="9"/>
+          <w:numId w:val="11"/>
         </w:numPr>
         <w:spacing w:line="360" w:lineRule="auto"/>
         <w:rPr>
-          <w:b/>
-          <w:bCs/>
-        </w:rPr>
-      </w:pPr>
-      <w:r>
-        <w:rPr>
-          <w:b/>
-          <w:bCs/>
+          <w:rFonts w:ascii="Times New Roman" w:hAnsi="Times New Roman" w:cs="Times New Roman"/>
+          <w:b/>
+          <w:bCs/>
+          <w:sz w:val="26"/>
+          <w:szCs w:val="26"/>
+        </w:rPr>
+      </w:pPr>
+      <w:r>
+        <w:rPr>
+          <w:rFonts w:ascii="Times New Roman" w:hAnsi="Times New Roman" w:cs="Times New Roman"/>
+          <w:b/>
+          <w:bCs/>
+          <w:sz w:val="26"/>
+          <w:szCs w:val="26"/>
         </w:rPr>
         <w:t>Export/Import árindex</w:t>
       </w:r>
@@ -4593,18 +4781,24 @@
         <w:pStyle w:val="Listaszerbekezds"/>
         <w:numPr>
           <w:ilvl w:val="0"/>
-          <w:numId w:val="9"/>
+          <w:numId w:val="11"/>
         </w:numPr>
         <w:spacing w:line="360" w:lineRule="auto"/>
         <w:rPr>
-          <w:b/>
-          <w:bCs/>
-        </w:rPr>
-      </w:pPr>
-      <w:r>
-        <w:rPr>
-          <w:b/>
-          <w:bCs/>
+          <w:rFonts w:ascii="Times New Roman" w:hAnsi="Times New Roman" w:cs="Times New Roman"/>
+          <w:b/>
+          <w:bCs/>
+          <w:sz w:val="26"/>
+          <w:szCs w:val="26"/>
+        </w:rPr>
+      </w:pPr>
+      <w:r>
+        <w:rPr>
+          <w:rFonts w:ascii="Times New Roman" w:hAnsi="Times New Roman" w:cs="Times New Roman"/>
+          <w:b/>
+          <w:bCs/>
+          <w:sz w:val="26"/>
+          <w:szCs w:val="26"/>
         </w:rPr>
         <w:t>Fogyasztói árindexek</w:t>
       </w:r>
@@ -4614,26 +4808,32 @@
         <w:pStyle w:val="Listaszerbekezds"/>
         <w:numPr>
           <w:ilvl w:val="0"/>
-          <w:numId w:val="9"/>
+          <w:numId w:val="11"/>
         </w:numPr>
         <w:spacing w:after="240" w:line="360" w:lineRule="auto"/>
         <w:ind w:left="1122" w:hanging="357"/>
         <w:rPr>
-          <w:b/>
-          <w:bCs/>
-        </w:rPr>
-      </w:pPr>
-      <w:r>
-        <w:rPr>
-          <w:b/>
-          <w:bCs/>
+          <w:rFonts w:ascii="Times New Roman" w:hAnsi="Times New Roman" w:cs="Times New Roman"/>
+          <w:b/>
+          <w:bCs/>
+          <w:sz w:val="26"/>
+          <w:szCs w:val="26"/>
+        </w:rPr>
+      </w:pPr>
+      <w:r>
+        <w:rPr>
+          <w:rFonts w:ascii="Times New Roman" w:hAnsi="Times New Roman" w:cs="Times New Roman"/>
+          <w:b/>
+          <w:bCs/>
+          <w:sz w:val="26"/>
+          <w:szCs w:val="26"/>
         </w:rPr>
         <w:t>Fogyasztói kiskereskedelmi/ nagykereskedelmi indexek</w:t>
       </w:r>
     </w:p>
     <w:p>
       <w:pPr>
-        <w:spacing w:after="600"/>
+        <w:spacing w:after="600" w:line="360" w:lineRule="auto"/>
       </w:pPr>
       <w:r>
         <w:t xml:space="preserve">Várhatóak a naptári felsorolásban. Továbbá meglehet tekinteni </w:t>
@@ -4702,18 +4902,20 @@
     <w:p>
       <w:pPr>
         <w:pStyle w:val="Cmsor2"/>
-        <w:rPr/>
-      </w:pPr>
-      <w:bookmarkStart w:name="_Toc210215826" w:id="14"/>
-      <w:bookmarkStart w:name="_Toc846497686" w:id="482638864"/>
-      <w:r>
-        <w:rPr/>
+        <w:numPr>
+          <w:ilvl w:val="1"/>
+          <w:numId w:val="30"/>
+        </w:numPr>
+        <w:ind w:left="788" w:hanging="431"/>
+      </w:pPr>
+      <w:bookmarkStart w:id="22" w:name="_Toc210215826"/>
+      <w:bookmarkStart w:id="23" w:name="_Toc846497686"/>
+      <w:r>
         <w:t>Felhasználandó programozási nyelvek</w:t>
       </w:r>
-      <w:bookmarkEnd w:id="14"/>
-      <w:bookmarkEnd w:id="482638864"/>
-      <w:r>
-        <w:rPr/>
+      <w:bookmarkEnd w:id="22"/>
+      <w:bookmarkEnd w:id="23"/>
+      <w:r>
         <w:t xml:space="preserve"> </w:t>
       </w:r>
     </w:p>
@@ -4722,11 +4924,21 @@
         <w:pStyle w:val="Listaszerbekezds"/>
         <w:numPr>
           <w:ilvl w:val="0"/>
-          <w:numId w:val="10"/>
+          <w:numId w:val="12"/>
         </w:numPr>
         <w:spacing w:before="0" w:after="160"/>
-      </w:pPr>
-      <w:r>
+        <w:rPr>
+          <w:rFonts w:ascii="Times New Roman" w:hAnsi="Times New Roman" w:cs="Times New Roman"/>
+          <w:sz w:val="26"/>
+          <w:szCs w:val="26"/>
+        </w:rPr>
+      </w:pPr>
+      <w:r>
+        <w:rPr>
+          <w:rFonts w:ascii="Times New Roman" w:hAnsi="Times New Roman" w:cs="Times New Roman"/>
+          <w:sz w:val="26"/>
+          <w:szCs w:val="26"/>
+        </w:rPr>
         <w:t xml:space="preserve">C#, </w:t>
       </w:r>
     </w:p>
@@ -4735,11 +4947,21 @@
         <w:pStyle w:val="Listaszerbekezds"/>
         <w:numPr>
           <w:ilvl w:val="0"/>
-          <w:numId w:val="10"/>
+          <w:numId w:val="12"/>
         </w:numPr>
         <w:spacing w:before="0" w:after="160"/>
-      </w:pPr>
-      <w:r>
+        <w:rPr>
+          <w:rFonts w:ascii="Times New Roman" w:hAnsi="Times New Roman" w:cs="Times New Roman"/>
+          <w:sz w:val="26"/>
+          <w:szCs w:val="26"/>
+        </w:rPr>
+      </w:pPr>
+      <w:r>
+        <w:rPr>
+          <w:rFonts w:ascii="Times New Roman" w:hAnsi="Times New Roman" w:cs="Times New Roman"/>
+          <w:sz w:val="26"/>
+          <w:szCs w:val="26"/>
+        </w:rPr>
         <w:t xml:space="preserve">SQL, </w:t>
       </w:r>
     </w:p>
@@ -4748,11 +4970,21 @@
         <w:pStyle w:val="Listaszerbekezds"/>
         <w:numPr>
           <w:ilvl w:val="0"/>
-          <w:numId w:val="10"/>
+          <w:numId w:val="12"/>
         </w:numPr>
         <w:spacing w:before="0" w:after="160"/>
-      </w:pPr>
-      <w:r>
+        <w:rPr>
+          <w:rFonts w:ascii="Times New Roman" w:hAnsi="Times New Roman" w:cs="Times New Roman"/>
+          <w:sz w:val="26"/>
+          <w:szCs w:val="26"/>
+        </w:rPr>
+      </w:pPr>
+      <w:r>
+        <w:rPr>
+          <w:rFonts w:ascii="Times New Roman" w:hAnsi="Times New Roman" w:cs="Times New Roman"/>
+          <w:sz w:val="26"/>
+          <w:szCs w:val="26"/>
+        </w:rPr>
         <w:t xml:space="preserve">HTML, </w:t>
       </w:r>
     </w:p>
@@ -4761,11 +4993,21 @@
         <w:pStyle w:val="Listaszerbekezds"/>
         <w:numPr>
           <w:ilvl w:val="0"/>
-          <w:numId w:val="10"/>
+          <w:numId w:val="12"/>
         </w:numPr>
         <w:spacing w:before="0" w:after="160"/>
-      </w:pPr>
-      <w:r>
+        <w:rPr>
+          <w:rFonts w:ascii="Times New Roman" w:hAnsi="Times New Roman" w:cs="Times New Roman"/>
+          <w:sz w:val="26"/>
+          <w:szCs w:val="26"/>
+        </w:rPr>
+      </w:pPr>
+      <w:r>
+        <w:rPr>
+          <w:rFonts w:ascii="Times New Roman" w:hAnsi="Times New Roman" w:cs="Times New Roman"/>
+          <w:sz w:val="26"/>
+          <w:szCs w:val="26"/>
+        </w:rPr>
         <w:t xml:space="preserve">CSS, </w:t>
       </w:r>
     </w:p>
@@ -4773,877 +5015,1038 @@
       <w:pPr>
         <w:pStyle w:val="Listaszerbekezds"/>
         <w:spacing w:before="0" w:after="160"/>
-      </w:pPr>
-      <w:r>
+        <w:rPr>
+          <w:rFonts w:ascii="Times New Roman" w:hAnsi="Times New Roman" w:cs="Times New Roman"/>
+          <w:sz w:val="26"/>
+          <w:szCs w:val="26"/>
+        </w:rPr>
+      </w:pPr>
+      <w:r>
+        <w:rPr>
+          <w:rFonts w:ascii="Times New Roman" w:hAnsi="Times New Roman" w:cs="Times New Roman"/>
+          <w:sz w:val="26"/>
+          <w:szCs w:val="26"/>
+        </w:rPr>
         <w:t>Javascript</w:t>
       </w:r>
     </w:p>
     <w:p>
       <w:pPr>
         <w:pStyle w:val="Cmsor1"/>
-        <w:rPr/>
-      </w:pPr>
-      <w:bookmarkStart w:name="_Toc210215829" w:id="16"/>
-      <w:bookmarkStart w:name="_Toc438983137" w:id="1708562263"/>
-      <w:r>
-        <w:rPr/>
-        <w:t>Szoftverfejlesztés</w:t>
-      </w:r>
-      <w:bookmarkEnd w:id="16"/>
-      <w:bookmarkEnd w:id="1708562263"/>
-      <w:r>
-        <w:rPr/>
-        <w:t xml:space="preserve"> </w:t>
-      </w:r>
-    </w:p>
-    <w:p>
-      <w:pPr>
-        <w:pStyle w:val="Cmsor2"/>
-        <w:rPr/>
-      </w:pPr>
-      <w:bookmarkStart w:name="_Toc210215830" w:id="18"/>
-      <w:bookmarkStart w:name="_Toc1751792382" w:id="870148130"/>
-      <w:r>
-        <w:rPr/>
-        <w:t>A feladat</w:t>
-      </w:r>
-      <w:bookmarkEnd w:id="18"/>
-      <w:bookmarkEnd w:id="870148130"/>
-      <w:r>
-        <w:rPr/>
-        <w:t xml:space="preserve"> </w:t>
-      </w:r>
-    </w:p>
-    <w:p>
-      <w:r>
-        <w:t xml:space="preserve">A program képes </w:t>
-      </w:r>
-      <w:r>
-        <w:rPr>
-          <w:b/>
-          <w:bCs/>
-        </w:rPr>
-        <w:t>valós idejű árfolyamok kimutatására</w:t>
-      </w:r>
-      <w:r>
-        <w:t xml:space="preserve"> lehetővé teszi a vételt és az eladást a platformon, amely eltárolja az adott felhasználónak portfóliójában.  A program </w:t>
-      </w:r>
-      <w:r>
-        <w:rPr>
-          <w:b/>
-          <w:bCs/>
-        </w:rPr>
-        <w:t>listázza mettől meddig tartja  a pozíciókat</w:t>
-      </w:r>
-      <w:r>
-        <w:t xml:space="preserve">, ki és befizetéseket listáz és számol ki </w:t>
-      </w:r>
-      <w:r>
-        <w:rPr>
-          <w:b/>
-          <w:bCs/>
-        </w:rPr>
-        <w:t>napi</w:t>
-      </w:r>
-      <w:r>
-        <w:t xml:space="preserve">, </w:t>
-      </w:r>
-      <w:r>
-        <w:rPr>
-          <w:b/>
-          <w:bCs/>
-        </w:rPr>
-        <w:t>heti, havi</w:t>
-      </w:r>
-      <w:r>
-        <w:t xml:space="preserve">, </w:t>
-      </w:r>
-      <w:r>
-        <w:rPr>
-          <w:b/>
-          <w:bCs/>
-        </w:rPr>
-        <w:t>éves</w:t>
-      </w:r>
-      <w:r>
-        <w:t xml:space="preserve"> vagy </w:t>
-      </w:r>
-      <w:r>
-        <w:rPr>
-          <w:b/>
-          <w:bCs/>
-        </w:rPr>
-        <w:t>akár összes bontásban</w:t>
-      </w:r>
-      <w:r>
-        <w:t xml:space="preserve">. A jegyzett adatokból a szoftver készítsen statisztikákat, melyeknek paramétereit és tartalmát a felhasználó szabadon követhesse. </w:t>
-      </w:r>
-    </w:p>
-    <w:p>
-      <w:r>
-        <w:t xml:space="preserve">A fejlesztés közben be kell tartani a meghatározott kódolási konvenciókat. Az elkészült megoldásnak maradéktalanul meg kell valósítaniuk a megfogalmazott követelményeket. Fontos, hogy a választott megoldás </w:t>
-      </w:r>
-      <w:r>
-        <w:rPr>
-          <w:b/>
-          <w:bCs/>
-        </w:rPr>
-        <w:t>megfelelő színvonalú legyen</w:t>
-      </w:r>
-      <w:r>
-        <w:t xml:space="preserve"> mind </w:t>
-      </w:r>
-      <w:r>
-        <w:rPr>
-          <w:b/>
-          <w:bCs/>
-        </w:rPr>
-        <w:t>felhasználói</w:t>
-      </w:r>
-      <w:r>
-        <w:t xml:space="preserve">, mind </w:t>
-      </w:r>
-      <w:r>
-        <w:rPr>
-          <w:b/>
-          <w:bCs/>
-        </w:rPr>
-        <w:t>fejlesztői szempontból</w:t>
-      </w:r>
-      <w:r>
-        <w:t>.</w:t>
-      </w:r>
-    </w:p>
-    <w:p>
-      <w:pPr>
-        <w:pStyle w:val="Cmsor2"/>
-        <w:rPr/>
-      </w:pPr>
-      <w:bookmarkStart w:name="_Toc210215831" w:id="20"/>
-      <w:bookmarkStart w:name="_Toc1714922810" w:id="1746360157"/>
-      <w:r>
-        <w:rPr/>
-        <w:t>Modulok</w:t>
-      </w:r>
-      <w:bookmarkEnd w:id="20"/>
-      <w:bookmarkEnd w:id="1746360157"/>
-    </w:p>
-    <w:p>
-      <w:pPr>
-        <w:rPr>
-          <w:b/>
-          <w:bCs/>
-          <w:color w:val="2F5496" w:themeColor="accent1" w:themeShade="BF"/>
-        </w:rPr>
-      </w:pPr>
-      <w:r>
-        <w:rPr>
-          <w:b/>
-          <w:bCs/>
-          <w:color w:val="2F5496" w:themeColor="accent1" w:themeShade="BF"/>
-        </w:rPr>
-        <w:t>A projekt keretében történő megvalósítás felbontási lehetősége az alábbi:</w:t>
-      </w:r>
-    </w:p>
-    <w:p>
-      <w:r>
-        <w:t xml:space="preserve"> </w:t>
-      </w:r>
-      <w:r>
-        <w:tab/>
-      </w:r>
-      <w:r>
-        <w:t xml:space="preserve">• Adatbázis tervezése, kivitelezése, interfész megírása </w:t>
-      </w:r>
-    </w:p>
-    <w:p>
-      <w:pPr>
-        <w:ind w:firstLine="708"/>
-      </w:pPr>
-      <w:r>
-        <w:t xml:space="preserve">• Felhasználóbarát front end </w:t>
-      </w:r>
-      <w:r>
-        <w:rPr>
-          <w:b/>
-          <w:bCs/>
-        </w:rPr>
-        <w:t>(GUI)</w:t>
-      </w:r>
-      <w:r>
-        <w:t xml:space="preserve"> tervezése: </w:t>
-      </w:r>
-    </w:p>
-    <w:p>
-      <w:pPr>
-        <w:pStyle w:val="Listaszerbekezds"/>
         <w:numPr>
           <w:ilvl w:val="0"/>
-          <w:numId w:val="14"/>
+          <w:numId w:val="30"/>
         </w:numPr>
-        <w:spacing w:before="0" w:after="160"/>
-      </w:pPr>
-      <w:r>
-        <w:t xml:space="preserve">Applikáció felület, grafikai elemek </w:t>
+        <w:ind w:left="357" w:hanging="357"/>
+      </w:pPr>
+      <w:bookmarkStart w:id="24" w:name="_Toc210215829"/>
+      <w:bookmarkStart w:id="25" w:name="_Toc438983137"/>
+      <w:r>
+        <w:lastRenderedPageBreak/>
+        <w:t>Szoftverfejlesztés</w:t>
+      </w:r>
+      <w:bookmarkEnd w:id="24"/>
+      <w:bookmarkEnd w:id="25"/>
+      <w:r>
+        <w:t xml:space="preserve"> </w:t>
+      </w:r>
+    </w:p>
+    <w:p>
+      <w:pPr>
+        <w:pStyle w:val="Cmsor2"/>
+        <w:numPr>
+          <w:ilvl w:val="1"/>
+          <w:numId w:val="30"/>
+        </w:numPr>
+        <w:ind w:left="788" w:hanging="431"/>
+      </w:pPr>
+      <w:bookmarkStart w:id="26" w:name="_Toc210215830"/>
+      <w:bookmarkStart w:id="27" w:name="_Toc1751792382"/>
+      <w:r>
+        <w:t>A feladat</w:t>
+      </w:r>
+      <w:bookmarkEnd w:id="26"/>
+      <w:bookmarkEnd w:id="27"/>
+      <w:r>
+        <w:t xml:space="preserve"> </w:t>
+      </w:r>
+    </w:p>
+    <w:p>
+      <w:r>
+        <w:t xml:space="preserve">A program képes </w:t>
+      </w:r>
+      <w:r>
+        <w:rPr>
+          <w:b/>
+          <w:bCs/>
+        </w:rPr>
+        <w:t>valós idejű árfolyamok kimutatására</w:t>
+      </w:r>
+      <w:r>
+        <w:t xml:space="preserve"> lehetővé teszi a vételt és az eladást a platformon, amely eltárolja az adott felhasználónak portfóliójában.  A program </w:t>
+      </w:r>
+      <w:r>
+        <w:rPr>
+          <w:b/>
+          <w:bCs/>
+        </w:rPr>
+        <w:t>listázza mettől meddig tartja  a pozíciókat</w:t>
+      </w:r>
+      <w:r>
+        <w:t xml:space="preserve">, ki és befizetéseket listáz és számol ki </w:t>
+      </w:r>
+      <w:r>
+        <w:rPr>
+          <w:b/>
+          <w:bCs/>
+        </w:rPr>
+        <w:t>napi</w:t>
+      </w:r>
+      <w:r>
+        <w:t xml:space="preserve">, </w:t>
+      </w:r>
+      <w:r>
+        <w:rPr>
+          <w:b/>
+          <w:bCs/>
+        </w:rPr>
+        <w:t>heti, havi</w:t>
+      </w:r>
+      <w:r>
+        <w:t xml:space="preserve">, </w:t>
+      </w:r>
+      <w:r>
+        <w:rPr>
+          <w:b/>
+          <w:bCs/>
+        </w:rPr>
+        <w:t>éves</w:t>
+      </w:r>
+      <w:r>
+        <w:t xml:space="preserve"> vagy </w:t>
+      </w:r>
+      <w:r>
+        <w:rPr>
+          <w:b/>
+          <w:bCs/>
+        </w:rPr>
+        <w:t>akár összes bontásban</w:t>
+      </w:r>
+      <w:r>
+        <w:t xml:space="preserve">. A jegyzett adatokból a szoftver készítsen statisztikákat, melyeknek paramétereit és tartalmát a felhasználó szabadon követhesse. </w:t>
+      </w:r>
+    </w:p>
+    <w:p>
+      <w:r>
+        <w:t xml:space="preserve">A fejlesztés közben be kell tartani a meghatározott kódolási konvenciókat. Az elkészült megoldásnak maradéktalanul meg kell valósítaniuk a megfogalmazott követelményeket. Fontos, hogy a választott megoldás </w:t>
+      </w:r>
+      <w:r>
+        <w:rPr>
+          <w:b/>
+          <w:bCs/>
+        </w:rPr>
+        <w:t>megfelelő színvonalú legyen</w:t>
+      </w:r>
+      <w:r>
+        <w:t xml:space="preserve"> mind </w:t>
+      </w:r>
+      <w:r>
+        <w:rPr>
+          <w:b/>
+          <w:bCs/>
+        </w:rPr>
+        <w:t>felhasználói</w:t>
+      </w:r>
+      <w:r>
+        <w:t xml:space="preserve">, mind </w:t>
+      </w:r>
+      <w:r>
+        <w:rPr>
+          <w:b/>
+          <w:bCs/>
+        </w:rPr>
+        <w:t>fejlesztői szempontból</w:t>
+      </w:r>
+      <w:r>
+        <w:t>.</w:t>
+      </w:r>
+    </w:p>
+    <w:p>
+      <w:pPr>
+        <w:pStyle w:val="Cmsor2"/>
+        <w:numPr>
+          <w:ilvl w:val="1"/>
+          <w:numId w:val="30"/>
+        </w:numPr>
+        <w:ind w:left="788" w:hanging="431"/>
+      </w:pPr>
+      <w:bookmarkStart w:id="28" w:name="_Toc210215831"/>
+      <w:bookmarkStart w:id="29" w:name="_Toc1714922810"/>
+      <w:r>
+        <w:t>Modulok</w:t>
+      </w:r>
+      <w:bookmarkEnd w:id="28"/>
+      <w:bookmarkEnd w:id="29"/>
+    </w:p>
+    <w:p>
+      <w:pPr>
+        <w:rPr>
+          <w:b/>
+          <w:bCs/>
+          <w:color w:val="2F5496" w:themeColor="accent1" w:themeShade="BF"/>
+        </w:rPr>
+      </w:pPr>
+      <w:r>
+        <w:rPr>
+          <w:b/>
+          <w:bCs/>
+          <w:color w:val="2F5496" w:themeColor="accent1" w:themeShade="BF"/>
+        </w:rPr>
+        <w:t>A projekt keretében történő megvalósítás felbontási lehetősége az alábbi:</w:t>
+      </w:r>
+    </w:p>
+    <w:p>
+      <w:r>
+        <w:t xml:space="preserve"> </w:t>
+      </w:r>
+      <w:r>
+        <w:tab/>
+      </w:r>
+      <w:r>
+        <w:t xml:space="preserve">• Adatbázis tervezése, kivitelezése, interfész megírása </w:t>
+      </w:r>
+    </w:p>
+    <w:p>
+      <w:pPr>
+        <w:ind w:firstLine="708"/>
+      </w:pPr>
+      <w:r>
+        <w:t xml:space="preserve">• Felhasználóbarát front end </w:t>
+      </w:r>
+      <w:r>
+        <w:rPr>
+          <w:b/>
+          <w:bCs/>
+        </w:rPr>
+        <w:t>(GUI)</w:t>
+      </w:r>
+      <w:r>
+        <w:t xml:space="preserve"> tervezése: </w:t>
       </w:r>
     </w:p>
     <w:p>
       <w:pPr>
         <w:pStyle w:val="Listaszerbekezds"/>
-        <w:numPr>
-          <w:ilvl w:val="0"/>
-          <w:numId w:val="14"/>
-        </w:numPr>
-        <w:spacing w:before="0" w:after="160"/>
-      </w:pPr>
-      <w:r>
-        <w:t xml:space="preserve">Menürendszer </w:t>
-      </w:r>
-    </w:p>
-    <w:p>
-      <w:pPr>
-        <w:pStyle w:val="Listaszerbekezds"/>
-        <w:numPr>
-          <w:ilvl w:val="0"/>
-          <w:numId w:val="14"/>
-        </w:numPr>
-        <w:spacing w:before="0" w:after="160"/>
-      </w:pPr>
-      <w:r>
-        <w:t xml:space="preserve">Beállítások </w:t>
-      </w:r>
-    </w:p>
-    <w:p>
-      <w:pPr>
-        <w:pStyle w:val="Listaszerbekezds"/>
-        <w:numPr>
-          <w:ilvl w:val="0"/>
-          <w:numId w:val="14"/>
-        </w:numPr>
-        <w:spacing w:before="0" w:after="160"/>
-      </w:pPr>
-      <w:r>
-        <w:t>Összetett árazási grafikonok</w:t>
-      </w:r>
-    </w:p>
-    <w:p>
-      <w:pPr>
-        <w:pStyle w:val="Listaszerbekezds"/>
-        <w:numPr>
-          <w:ilvl w:val="0"/>
-          <w:numId w:val="14"/>
-        </w:numPr>
-        <w:spacing w:before="0" w:after="160"/>
-      </w:pPr>
-      <w:r>
-        <w:t xml:space="preserve">Statisztika </w:t>
-      </w:r>
-    </w:p>
-    <w:p>
-      <w:pPr>
-        <w:pStyle w:val="Listaszerbekezds"/>
-        <w:numPr>
-          <w:ilvl w:val="0"/>
-          <w:numId w:val="14"/>
-        </w:numPr>
-        <w:spacing w:before="0" w:after="160"/>
-      </w:pPr>
-      <w:r>
-        <w:t>Oktatóanyagok</w:t>
-      </w:r>
-    </w:p>
-    <w:p>
-      <w:pPr>
-        <w:pStyle w:val="Listaszerbekezds"/>
-        <w:numPr>
-          <w:ilvl w:val="0"/>
-          <w:numId w:val="14"/>
-        </w:numPr>
-        <w:spacing w:before="0" w:after="160"/>
-      </w:pPr>
-      <w:r>
-        <w:t>Pénzkezelési felületek</w:t>
-      </w:r>
-    </w:p>
-    <w:p>
-      <w:pPr>
-        <w:pStyle w:val="Listaszerbekezds"/>
-        <w:numPr>
-          <w:ilvl w:val="0"/>
-          <w:numId w:val="14"/>
-        </w:numPr>
-        <w:spacing w:before="0" w:after="160"/>
-      </w:pPr>
-      <w:r>
-        <w:t xml:space="preserve">Rendszer üzenetek pozíciókkal </w:t>
-      </w:r>
-    </w:p>
-    <w:p>
-      <w:pPr>
-        <w:pStyle w:val="Listaszerbekezds"/>
-        <w:numPr>
-          <w:ilvl w:val="0"/>
-          <w:numId w:val="14"/>
-        </w:numPr>
-        <w:spacing w:before="0" w:after="160"/>
-      </w:pPr>
-      <w:r>
-        <w:t>Piaci naptár</w:t>
-      </w:r>
-    </w:p>
-    <w:p>
-      <w:pPr>
-        <w:ind w:left="708"/>
-      </w:pPr>
-      <w:r>
-        <w:t xml:space="preserve">• Back end kivitelezése </w:t>
-      </w:r>
-    </w:p>
-    <w:p>
-      <w:pPr>
-        <w:spacing w:after="240"/>
-        <w:ind w:left="709"/>
-      </w:pPr>
-      <w:r>
-        <w:t xml:space="preserve">• Projektvezetéssel kapcsolatos dokumentációk, nyilvántartások vezetése, feladatok összehangolása, felhasználói dokumentáció elkészítése, tesztelés. </w:t>
-      </w:r>
-    </w:p>
-    <w:p>
-      <w:pPr>
-        <w:rPr>
-          <w:b/>
-          <w:bCs/>
-        </w:rPr>
-      </w:pPr>
-      <w:r>
-        <w:t xml:space="preserve">Lehetőség szerint a </w:t>
-      </w:r>
-      <w:r>
-        <w:rPr>
-          <w:b/>
-          <w:bCs/>
-        </w:rPr>
-        <w:t>fejlesztői dokumentációkat</w:t>
-      </w:r>
-      <w:r>
-        <w:t xml:space="preserve"> minden esetben a </w:t>
-      </w:r>
-      <w:r>
-        <w:rPr>
-          <w:b/>
-          <w:bCs/>
-        </w:rPr>
-        <w:t>ténylegesen fejlesztést végző projekttagok készítsék</w:t>
-      </w:r>
-      <w:r>
-        <w:t xml:space="preserve"> el. A felhasználói dokumentáció külön egységet képezhet, melyet azonban érdemes a teszteléssel összekapcsolni a </w:t>
-      </w:r>
-      <w:r>
-        <w:rPr>
-          <w:b/>
-          <w:bCs/>
-        </w:rPr>
-        <w:t>megfelelő minőség biztosítása érdekében.</w:t>
-      </w:r>
-    </w:p>
-    <w:p>
-      <w:pPr>
-        <w:pStyle w:val="Cmsor1"/>
-        <w:rPr/>
-      </w:pPr>
-      <w:bookmarkStart w:name="_Toc210215832" w:id="22"/>
-      <w:bookmarkStart w:name="_Toc1431829401" w:id="1919059245"/>
-      <w:r>
-        <w:rPr/>
-        <w:t>Szoftver specifikáció</w:t>
-      </w:r>
-      <w:bookmarkEnd w:id="22"/>
-      <w:bookmarkEnd w:id="1919059245"/>
-    </w:p>
-    <w:p>
-      <w:pPr>
-        <w:pStyle w:val="Cmsor2"/>
-        <w:rPr/>
-      </w:pPr>
-      <w:bookmarkStart w:name="_Toc210215833" w:id="24"/>
-      <w:bookmarkStart w:name="_Toc1381910889" w:id="1642664452"/>
-      <w:r>
-        <w:rPr/>
-        <w:t>A szoftver</w:t>
-      </w:r>
-      <w:bookmarkEnd w:id="24"/>
-      <w:bookmarkEnd w:id="1642664452"/>
-      <w:r>
-        <w:rPr/>
-        <w:t xml:space="preserve"> </w:t>
-      </w:r>
-    </w:p>
-    <w:p>
-      <w:r>
-        <w:t xml:space="preserve">A szoftver a háttérben végezze működését, az árfolyamok aktivitásának </w:t>
-      </w:r>
-      <w:r>
-        <w:rPr>
-          <w:b/>
-          <w:bCs/>
-        </w:rPr>
-        <w:t>pontos dátumát</w:t>
-      </w:r>
-      <w:r>
-        <w:t xml:space="preserve"> és </w:t>
-      </w:r>
-      <w:r>
-        <w:rPr>
-          <w:b/>
-          <w:bCs/>
-        </w:rPr>
-        <w:t>időtartamát</w:t>
-      </w:r>
-      <w:r>
-        <w:t xml:space="preserve"> kell nyomon követnie. A felhasználói felületnek alkalmasnak kell lennie arra, hogy az addig kereskedett részvényekből </w:t>
-      </w:r>
-      <w:r>
-        <w:rPr>
-          <w:b/>
-          <w:bCs/>
-        </w:rPr>
-        <w:t>különféle statisztikákat jelenítsen meg</w:t>
-      </w:r>
-      <w:r>
-        <w:t xml:space="preserve">. A kirajzolt adathalmaz időtartamát a </w:t>
-      </w:r>
-      <w:r>
-        <w:rPr>
-          <w:b/>
-          <w:bCs/>
-        </w:rPr>
-        <w:t>felhasználó adhassa meg</w:t>
-      </w:r>
-      <w:r>
-        <w:t xml:space="preserve">. A részvénydiagrammok folyamatosan fussanak és a részvény </w:t>
-      </w:r>
-      <w:r>
-        <w:rPr>
-          <w:b/>
-          <w:bCs/>
-        </w:rPr>
-        <w:t>nyitvatartási idején belül lehessen kereskedni</w:t>
-      </w:r>
-      <w:r>
-        <w:t xml:space="preserve">. A </w:t>
-      </w:r>
-      <w:r>
-        <w:rPr>
-          <w:b/>
-          <w:bCs/>
-        </w:rPr>
-        <w:t>gazdasági naptár felület</w:t>
-      </w:r>
-      <w:r>
-        <w:t xml:space="preserve"> és a </w:t>
-      </w:r>
-      <w:r>
-        <w:rPr>
-          <w:b/>
-          <w:bCs/>
-        </w:rPr>
-        <w:t>menürendszer</w:t>
-      </w:r>
-      <w:r>
-        <w:t xml:space="preserve"> zavartalan működéséért is a szoftver a felelős. </w:t>
-      </w:r>
-    </w:p>
-    <w:p>
-      <w:pPr>
-        <w:pStyle w:val="Cmsor2"/>
-        <w:rPr/>
-      </w:pPr>
-      <w:bookmarkStart w:name="_Toc210215834" w:id="26"/>
-      <w:bookmarkStart w:name="_Toc1190332047" w:id="918363297"/>
-      <w:r>
-        <w:rPr/>
-        <w:t>Megjelenés</w:t>
-      </w:r>
-      <w:bookmarkEnd w:id="26"/>
-      <w:bookmarkEnd w:id="918363297"/>
-    </w:p>
-    <w:p>
-      <w:pPr>
-        <w:ind w:left="720" w:hanging="360"/>
-      </w:pPr>
-      <w:r>
-        <w:t xml:space="preserve">A program indításakor jelenjenek meg az éppen aktuális adatok, egyenleg, záró egyenleg, fedezet és a nyitott pozíciók. </w:t>
-      </w:r>
-    </w:p>
-    <w:p>
-      <w:pPr>
-        <w:ind w:left="720" w:hanging="360"/>
-      </w:pPr>
-      <w:r>
-        <w:t xml:space="preserve">A begyűjtött adatok, illetve diagramok jelenjenek meg a jobb felső sarokba kattintással. A megjelenítéshez lehessen minél több releváns paramétert meghatározni, nap, időszaktartomány. </w:t>
-      </w:r>
-    </w:p>
-    <w:p>
-      <w:pPr>
-        <w:ind w:left="720" w:hanging="360"/>
-      </w:pPr>
-      <w:r>
-        <w:t>Az adott tartott pozíciók jelenjenek meg a főoldalon és a hozzájuk tartozó záró egyenleg.</w:t>
-      </w:r>
-    </w:p>
-    <w:p>
-      <w:pPr>
-        <w:pStyle w:val="Cmsor2"/>
-        <w:rPr/>
-      </w:pPr>
-      <w:bookmarkStart w:name="_Toc210215835" w:id="28"/>
-      <w:bookmarkStart w:name="_Toc526424221" w:id="646509692"/>
-      <w:r>
-        <w:rPr/>
-        <w:t>Funkciók</w:t>
-      </w:r>
-      <w:bookmarkEnd w:id="28"/>
-      <w:bookmarkEnd w:id="646509692"/>
-    </w:p>
-    <w:p>
-      <w:r>
-        <w:t xml:space="preserve">A nyitott pozíciók idejét folyamatosan mentse el. </w:t>
-      </w:r>
-    </w:p>
-    <w:p>
-      <w:r>
-        <w:t xml:space="preserve">• A </w:t>
-      </w:r>
-      <w:r>
-        <w:rPr>
-          <w:b/>
-          <w:bCs/>
-        </w:rPr>
-        <w:t>mentett adatokból</w:t>
-      </w:r>
-      <w:r>
-        <w:t xml:space="preserve"> paraméterezéshez szükséges szűrők segítségével lehessen megjeleníteni a </w:t>
-      </w:r>
-      <w:r>
-        <w:rPr>
-          <w:b/>
-          <w:bCs/>
-        </w:rPr>
-        <w:t>nyitott pozíciók használatának statisztikáit</w:t>
-      </w:r>
-      <w:r>
-        <w:t xml:space="preserve">. A paraméterek alapesetben a statisztika </w:t>
-      </w:r>
-      <w:r>
-        <w:rPr>
-          <w:b/>
-          <w:bCs/>
-        </w:rPr>
-        <w:t>kezdeti</w:t>
-      </w:r>
-      <w:r>
-        <w:t xml:space="preserve">- és </w:t>
-      </w:r>
-      <w:r>
-        <w:rPr>
-          <w:b/>
-          <w:bCs/>
-        </w:rPr>
-        <w:t>végdátuma</w:t>
-      </w:r>
-      <w:r>
-        <w:t xml:space="preserve">, valamint a statisztika tartalma (pl.: nyitva tartott idő, mennyiség, átlagos profit vagy deficit, egy részvényre jutó nyereség vagy veszteség). </w:t>
-      </w:r>
-    </w:p>
-    <w:p>
-      <w:r>
-        <w:t xml:space="preserve">• A statisztikák igény szerint </w:t>
-      </w:r>
-      <w:r>
-        <w:rPr>
-          <w:b/>
-          <w:bCs/>
-        </w:rPr>
-        <w:t>diagramon is kerüljenek megjelenítésre</w:t>
-      </w:r>
-      <w:r>
-        <w:t xml:space="preserve">, mely tartalmazza a szükséges adatokat. Pl.: részvények megnevezése, mennyisége, nyitva tartás ideje. </w:t>
-      </w:r>
-    </w:p>
-    <w:p>
-      <w:r>
-        <w:t xml:space="preserve">• </w:t>
-      </w:r>
-      <w:r>
-        <w:rPr>
-          <w:b/>
-          <w:bCs/>
-        </w:rPr>
-        <w:t>Oktatóanyagok interaktívak</w:t>
-      </w:r>
-      <w:r>
-        <w:t xml:space="preserve">, próbálnak rávilágítani a felhasználó </w:t>
-      </w:r>
-      <w:r>
-        <w:rPr>
-          <w:b/>
-          <w:bCs/>
-        </w:rPr>
-        <w:t xml:space="preserve">hiányos </w:t>
-      </w:r>
-      <w:r>
-        <w:t xml:space="preserve">kereskedési területeire, </w:t>
-      </w:r>
-      <w:r>
-        <w:rPr>
-          <w:b/>
-          <w:bCs/>
-        </w:rPr>
-        <w:t>alap tudására építkezik</w:t>
-      </w:r>
-      <w:r>
-        <w:t xml:space="preserve">. A menürendszerben az oktatóanyag gombra kattintva válogathat a felhasználó az anyagokból. A rendszer ajánlani fog neki </w:t>
-      </w:r>
-      <w:r>
-        <w:rPr>
-          <w:b/>
-          <w:bCs/>
-        </w:rPr>
-        <w:t>3 kérdés után speciálisan</w:t>
-      </w:r>
-      <w:r>
-        <w:t xml:space="preserve"> a számára legfontosabbakat. </w:t>
-      </w:r>
-    </w:p>
-    <w:p>
-      <w:pPr>
-        <w:pStyle w:val="Cmsor1"/>
-        <w:spacing w:line="257" w:lineRule="auto"/>
-        <w:rPr/>
-      </w:pPr>
-      <w:bookmarkStart w:name="_Toc210215840" w:id="30"/>
-      <w:bookmarkStart w:name="_Toc680204351" w:id="1979693112"/>
-      <w:r>
-        <w:rPr/>
-        <w:t>A projekt tesztelése és értékelése</w:t>
-      </w:r>
-      <w:bookmarkEnd w:id="30"/>
-      <w:bookmarkEnd w:id="1979693112"/>
-    </w:p>
-    <w:p>
-      <w:pPr>
-        <w:pStyle w:val="Cmsor2"/>
-        <w:rPr>
-          <w:sz w:val="36"/>
-          <w:szCs w:val="36"/>
-        </w:rPr>
-      </w:pPr>
-      <w:bookmarkStart w:name="_Toc1631387192" w:id="1889054728"/>
-      <w:r>
-        <w:rPr/>
-        <w:t>Backend tesztelés</w:t>
-      </w:r>
-      <w:bookmarkEnd w:id="1889054728"/>
-    </w:p>
-    <w:p>
-      <w:pPr>
-        <w:pStyle w:val="isselectedend"/>
-      </w:pPr>
-      <w:r>
-        <w:t>A StockMaster rendszer backend rétegének tesztelése kulcsfontosságú a stabil és megbízható működés biztosítása érdekében. A backend felel az üzleti logika kezeléséért, az adatbázis-műveletek végrehajtásáért, valamint a külső API-</w:t>
-      </w:r>
-      <w:proofErr w:type="spellStart"/>
-      <w:r>
-        <w:t>kból</w:t>
-      </w:r>
-      <w:proofErr w:type="spellEnd"/>
-      <w:r>
-        <w:t xml:space="preserve"> érkező adatok feldolgozásáért.</w:t>
-      </w:r>
-    </w:p>
-    <w:p>
-      <w:pPr>
-        <w:pStyle w:val="Cmsor2"/>
-        <w:rPr/>
-      </w:pPr>
-      <w:bookmarkStart w:name="_Toc151936267" w:id="1148912872"/>
-      <w:r>
-        <w:rPr/>
-        <w:t>Tesztelési célok</w:t>
-      </w:r>
-      <w:bookmarkEnd w:id="1148912872"/>
-    </w:p>
-    <w:p>
-      <w:pPr>
-        <w:pStyle w:val="isselectedend"/>
-      </w:pPr>
-      <w:r>
-        <w:t>A backend tesztelés fő céljai:</w:t>
-      </w:r>
-    </w:p>
-    <w:p>
-      <w:pPr>
         <w:numPr>
           <w:ilvl w:val="0"/>
           <w:numId w:val="16"/>
         </w:numPr>
-        <w:spacing w:before="100" w:beforeAutospacing="1" w:after="100" w:afterAutospacing="1" w:line="240" w:lineRule="auto"/>
-        <w:jc w:val="left"/>
-      </w:pPr>
-      <w:r>
-        <w:t>az üzleti logika helyes működésének ellenőrzése,</w:t>
-      </w:r>
-    </w:p>
-    <w:p>
-      <w:pPr>
+        <w:spacing w:before="0" w:after="160"/>
+        <w:rPr>
+          <w:rFonts w:ascii="Times New Roman" w:hAnsi="Times New Roman" w:cs="Times New Roman"/>
+          <w:sz w:val="26"/>
+          <w:szCs w:val="26"/>
+        </w:rPr>
+      </w:pPr>
+      <w:r>
+        <w:rPr>
+          <w:rFonts w:ascii="Times New Roman" w:hAnsi="Times New Roman" w:cs="Times New Roman"/>
+          <w:sz w:val="26"/>
+          <w:szCs w:val="26"/>
+        </w:rPr>
+        <w:t xml:space="preserve">Applikáció felület, grafikai elemek </w:t>
+      </w:r>
+    </w:p>
+    <w:p>
+      <w:pPr>
+        <w:pStyle w:val="Listaszerbekezds"/>
         <w:numPr>
           <w:ilvl w:val="0"/>
           <w:numId w:val="16"/>
         </w:numPr>
-        <w:spacing w:before="100" w:beforeAutospacing="1" w:after="100" w:afterAutospacing="1" w:line="240" w:lineRule="auto"/>
-        <w:jc w:val="left"/>
-      </w:pPr>
-      <w:r>
-        <w:t>az adatbázis műveletek pontosságának biztosítása,</w:t>
-      </w:r>
-    </w:p>
-    <w:p>
-      <w:pPr>
+        <w:spacing w:before="0" w:after="160"/>
+        <w:rPr>
+          <w:rFonts w:ascii="Times New Roman" w:hAnsi="Times New Roman" w:cs="Times New Roman"/>
+          <w:sz w:val="26"/>
+          <w:szCs w:val="26"/>
+        </w:rPr>
+      </w:pPr>
+      <w:r>
+        <w:rPr>
+          <w:rFonts w:ascii="Times New Roman" w:hAnsi="Times New Roman" w:cs="Times New Roman"/>
+          <w:sz w:val="26"/>
+          <w:szCs w:val="26"/>
+        </w:rPr>
+        <w:t xml:space="preserve">Menürendszer </w:t>
+      </w:r>
+    </w:p>
+    <w:p>
+      <w:pPr>
+        <w:pStyle w:val="Listaszerbekezds"/>
         <w:numPr>
           <w:ilvl w:val="0"/>
           <w:numId w:val="16"/>
         </w:numPr>
-        <w:spacing w:before="100" w:beforeAutospacing="1" w:after="100" w:afterAutospacing="1" w:line="240" w:lineRule="auto"/>
-        <w:jc w:val="left"/>
-      </w:pPr>
-      <w:r>
-        <w:t>a hibakezelés megfelelő működésének vizsgálata,</w:t>
-      </w:r>
-    </w:p>
-    <w:p>
-      <w:pPr>
+        <w:spacing w:before="0" w:after="160"/>
+        <w:rPr>
+          <w:rFonts w:ascii="Times New Roman" w:hAnsi="Times New Roman" w:cs="Times New Roman"/>
+          <w:sz w:val="26"/>
+          <w:szCs w:val="26"/>
+        </w:rPr>
+      </w:pPr>
+      <w:r>
+        <w:rPr>
+          <w:rFonts w:ascii="Times New Roman" w:hAnsi="Times New Roman" w:cs="Times New Roman"/>
+          <w:sz w:val="26"/>
+          <w:szCs w:val="26"/>
+        </w:rPr>
+        <w:t xml:space="preserve">Beállítások </w:t>
+      </w:r>
+    </w:p>
+    <w:p>
+      <w:pPr>
+        <w:pStyle w:val="Listaszerbekezds"/>
         <w:numPr>
           <w:ilvl w:val="0"/>
           <w:numId w:val="16"/>
         </w:numPr>
-        <w:spacing w:before="100" w:beforeAutospacing="1" w:after="100" w:afterAutospacing="1" w:line="240" w:lineRule="auto"/>
-        <w:jc w:val="left"/>
-      </w:pPr>
-      <w:r>
-        <w:t>a rendszer teljesítményének és terhelhetőségének ellenőrzése.</w:t>
-      </w:r>
-    </w:p>
-    <w:p>
-      <w:pPr>
-        <w:pStyle w:val="Cmsor2"/>
-        <w:rPr>
-          <w:sz w:val="27"/>
-          <w:szCs w:val="27"/>
-        </w:rPr>
-      </w:pPr>
-      <w:r>
-        <w:rPr/>
-        <w:t xml:space="preserve"> </w:t>
-      </w:r>
-      <w:bookmarkStart w:name="_Toc1542347201" w:id="1102898204"/>
-      <w:r>
-        <w:tab/>
-      </w:r>
-      <w:r>
-        <w:rPr/>
-        <w:t>Tesztelési eszközök</w:t>
-      </w:r>
-      <w:bookmarkEnd w:id="1102898204"/>
-    </w:p>
-    <w:p>
-      <w:pPr>
-        <w:pStyle w:val="isselectedend"/>
-        <w:rPr>
-          <w:sz w:val="26"/>
-          <w:szCs w:val="26"/>
-        </w:rPr>
-      </w:pPr>
-      <w:r>
-        <w:rPr>
-          <w:sz w:val="26"/>
-          <w:szCs w:val="26"/>
-        </w:rPr>
-        <w:t>A backend teszteléshez az alábbi eszközök használhatók:</w:t>
-      </w:r>
-    </w:p>
-    <w:p>
-      <w:pPr>
+        <w:spacing w:before="0" w:after="160"/>
+        <w:rPr>
+          <w:rFonts w:ascii="Times New Roman" w:hAnsi="Times New Roman" w:cs="Times New Roman"/>
+          <w:sz w:val="26"/>
+          <w:szCs w:val="26"/>
+        </w:rPr>
+      </w:pPr>
+      <w:r>
+        <w:rPr>
+          <w:rFonts w:ascii="Times New Roman" w:hAnsi="Times New Roman" w:cs="Times New Roman"/>
+          <w:sz w:val="26"/>
+          <w:szCs w:val="26"/>
+        </w:rPr>
+        <w:t>Összetett árazási grafikonok</w:t>
+      </w:r>
+    </w:p>
+    <w:p>
+      <w:pPr>
+        <w:pStyle w:val="Listaszerbekezds"/>
         <w:numPr>
           <w:ilvl w:val="0"/>
-          <w:numId w:val="17"/>
+          <w:numId w:val="16"/>
+        </w:numPr>
+        <w:spacing w:before="0" w:after="160"/>
+        <w:rPr>
+          <w:rFonts w:ascii="Times New Roman" w:hAnsi="Times New Roman" w:cs="Times New Roman"/>
+          <w:sz w:val="26"/>
+          <w:szCs w:val="26"/>
+        </w:rPr>
+      </w:pPr>
+      <w:r>
+        <w:rPr>
+          <w:rFonts w:ascii="Times New Roman" w:hAnsi="Times New Roman" w:cs="Times New Roman"/>
+          <w:sz w:val="26"/>
+          <w:szCs w:val="26"/>
+        </w:rPr>
+        <w:t xml:space="preserve">Statisztika </w:t>
+      </w:r>
+    </w:p>
+    <w:p>
+      <w:pPr>
+        <w:pStyle w:val="Listaszerbekezds"/>
+        <w:numPr>
+          <w:ilvl w:val="0"/>
+          <w:numId w:val="16"/>
+        </w:numPr>
+        <w:spacing w:before="0" w:after="160"/>
+        <w:rPr>
+          <w:rFonts w:ascii="Times New Roman" w:hAnsi="Times New Roman" w:cs="Times New Roman"/>
+          <w:sz w:val="26"/>
+          <w:szCs w:val="26"/>
+        </w:rPr>
+      </w:pPr>
+      <w:r>
+        <w:rPr>
+          <w:rFonts w:ascii="Times New Roman" w:hAnsi="Times New Roman" w:cs="Times New Roman"/>
+          <w:sz w:val="26"/>
+          <w:szCs w:val="26"/>
+        </w:rPr>
+        <w:t>Oktatóanyagok</w:t>
+      </w:r>
+    </w:p>
+    <w:p>
+      <w:pPr>
+        <w:pStyle w:val="Listaszerbekezds"/>
+        <w:numPr>
+          <w:ilvl w:val="0"/>
+          <w:numId w:val="16"/>
+        </w:numPr>
+        <w:spacing w:before="0" w:after="160"/>
+        <w:rPr>
+          <w:rFonts w:ascii="Times New Roman" w:hAnsi="Times New Roman" w:cs="Times New Roman"/>
+          <w:sz w:val="26"/>
+          <w:szCs w:val="26"/>
+        </w:rPr>
+      </w:pPr>
+      <w:r>
+        <w:rPr>
+          <w:rFonts w:ascii="Times New Roman" w:hAnsi="Times New Roman" w:cs="Times New Roman"/>
+          <w:sz w:val="26"/>
+          <w:szCs w:val="26"/>
+        </w:rPr>
+        <w:t>Pénzkezelési felületek</w:t>
+      </w:r>
+    </w:p>
+    <w:p>
+      <w:pPr>
+        <w:pStyle w:val="Listaszerbekezds"/>
+        <w:numPr>
+          <w:ilvl w:val="0"/>
+          <w:numId w:val="16"/>
+        </w:numPr>
+        <w:spacing w:before="0" w:after="160"/>
+        <w:rPr>
+          <w:rFonts w:ascii="Times New Roman" w:hAnsi="Times New Roman" w:cs="Times New Roman"/>
+          <w:sz w:val="26"/>
+          <w:szCs w:val="26"/>
+        </w:rPr>
+      </w:pPr>
+      <w:r>
+        <w:rPr>
+          <w:rFonts w:ascii="Times New Roman" w:hAnsi="Times New Roman" w:cs="Times New Roman"/>
+          <w:sz w:val="26"/>
+          <w:szCs w:val="26"/>
+        </w:rPr>
+        <w:t xml:space="preserve">Rendszer üzenetek pozíciókkal </w:t>
+      </w:r>
+    </w:p>
+    <w:p>
+      <w:pPr>
+        <w:pStyle w:val="Listaszerbekezds"/>
+        <w:numPr>
+          <w:ilvl w:val="0"/>
+          <w:numId w:val="16"/>
+        </w:numPr>
+        <w:spacing w:before="0" w:after="160"/>
+        <w:rPr>
+          <w:rFonts w:ascii="Times New Roman" w:hAnsi="Times New Roman" w:cs="Times New Roman"/>
+          <w:sz w:val="26"/>
+          <w:szCs w:val="26"/>
+        </w:rPr>
+      </w:pPr>
+      <w:r>
+        <w:rPr>
+          <w:rFonts w:ascii="Times New Roman" w:hAnsi="Times New Roman" w:cs="Times New Roman"/>
+          <w:sz w:val="26"/>
+          <w:szCs w:val="26"/>
+        </w:rPr>
+        <w:t>Piaci naptár</w:t>
+      </w:r>
+    </w:p>
+    <w:p>
+      <w:pPr>
+        <w:ind w:left="708"/>
+      </w:pPr>
+      <w:r>
+        <w:t xml:space="preserve">• Back end kivitelezése </w:t>
+      </w:r>
+    </w:p>
+    <w:p>
+      <w:pPr>
+        <w:spacing w:after="240"/>
+        <w:ind w:left="709"/>
+      </w:pPr>
+      <w:r>
+        <w:t xml:space="preserve">• Projektvezetéssel kapcsolatos dokumentációk, nyilvántartások vezetése, feladatok összehangolása, felhasználói dokumentáció elkészítése, tesztelés. </w:t>
+      </w:r>
+    </w:p>
+    <w:p>
+      <w:pPr>
+        <w:rPr>
+          <w:b/>
+          <w:bCs/>
+        </w:rPr>
+      </w:pPr>
+      <w:r>
+        <w:t xml:space="preserve">Lehetőség szerint a </w:t>
+      </w:r>
+      <w:r>
+        <w:rPr>
+          <w:b/>
+          <w:bCs/>
+        </w:rPr>
+        <w:t>fejlesztői dokumentációkat</w:t>
+      </w:r>
+      <w:r>
+        <w:t xml:space="preserve"> minden esetben a </w:t>
+      </w:r>
+      <w:r>
+        <w:rPr>
+          <w:b/>
+          <w:bCs/>
+        </w:rPr>
+        <w:t>ténylegesen fejlesztést végző projekttagok készítsék</w:t>
+      </w:r>
+      <w:r>
+        <w:t xml:space="preserve"> el. A felhasználói dokumentáció külön egységet képezhet, melyet azonban érdemes a teszteléssel összekapcsolni a </w:t>
+      </w:r>
+      <w:r>
+        <w:rPr>
+          <w:b/>
+          <w:bCs/>
+        </w:rPr>
+        <w:t>megfelelő minőség biztosítása érdekében.</w:t>
+      </w:r>
+    </w:p>
+    <w:p>
+      <w:pPr>
+        <w:pStyle w:val="Cmsor1"/>
+        <w:numPr>
+          <w:ilvl w:val="0"/>
+          <w:numId w:val="30"/>
+        </w:numPr>
+        <w:ind w:left="357" w:hanging="357"/>
+      </w:pPr>
+      <w:bookmarkStart w:id="30" w:name="_Toc210215832"/>
+      <w:bookmarkStart w:id="31" w:name="_Toc1431829401"/>
+      <w:r>
+        <w:lastRenderedPageBreak/>
+        <w:t>Szoftver specifikáció</w:t>
+      </w:r>
+      <w:bookmarkEnd w:id="30"/>
+      <w:bookmarkEnd w:id="31"/>
+    </w:p>
+    <w:p>
+      <w:pPr>
+        <w:pStyle w:val="Cmsor2"/>
+        <w:numPr>
+          <w:ilvl w:val="1"/>
+          <w:numId w:val="30"/>
+        </w:numPr>
+        <w:ind w:left="788" w:hanging="431"/>
+      </w:pPr>
+      <w:bookmarkStart w:id="32" w:name="_Toc210215833"/>
+      <w:bookmarkStart w:id="33" w:name="_Toc1381910889"/>
+      <w:r>
+        <w:t>A szoftver</w:t>
+      </w:r>
+      <w:bookmarkEnd w:id="32"/>
+      <w:bookmarkEnd w:id="33"/>
+      <w:r>
+        <w:t xml:space="preserve"> </w:t>
+      </w:r>
+    </w:p>
+    <w:p>
+      <w:r>
+        <w:t xml:space="preserve">A szoftver a háttérben végezze működését, az árfolyamok aktivitásának </w:t>
+      </w:r>
+      <w:r>
+        <w:rPr>
+          <w:b/>
+          <w:bCs/>
+        </w:rPr>
+        <w:t>pontos dátumát</w:t>
+      </w:r>
+      <w:r>
+        <w:t xml:space="preserve"> és </w:t>
+      </w:r>
+      <w:r>
+        <w:rPr>
+          <w:b/>
+          <w:bCs/>
+        </w:rPr>
+        <w:t>időtartamát</w:t>
+      </w:r>
+      <w:r>
+        <w:t xml:space="preserve"> kell nyomon követnie. A felhasználói felületnek alkalmasnak kell lennie arra, hogy az addig kereskedett részvényekből </w:t>
+      </w:r>
+      <w:r>
+        <w:rPr>
+          <w:b/>
+          <w:bCs/>
+        </w:rPr>
+        <w:t>különféle statisztikákat jelenítsen meg</w:t>
+      </w:r>
+      <w:r>
+        <w:t xml:space="preserve">. A kirajzolt adathalmaz időtartamát a </w:t>
+      </w:r>
+      <w:r>
+        <w:rPr>
+          <w:b/>
+          <w:bCs/>
+        </w:rPr>
+        <w:t>felhasználó adhassa meg</w:t>
+      </w:r>
+      <w:r>
+        <w:t xml:space="preserve">. A részvénydiagrammok folyamatosan fussanak és a részvény </w:t>
+      </w:r>
+      <w:r>
+        <w:rPr>
+          <w:b/>
+          <w:bCs/>
+        </w:rPr>
+        <w:t>nyitvatartási idején belül lehessen kereskedni</w:t>
+      </w:r>
+      <w:r>
+        <w:t xml:space="preserve">. A </w:t>
+      </w:r>
+      <w:r>
+        <w:rPr>
+          <w:b/>
+          <w:bCs/>
+        </w:rPr>
+        <w:t>gazdasági naptár felület</w:t>
+      </w:r>
+      <w:r>
+        <w:t xml:space="preserve"> és a </w:t>
+      </w:r>
+      <w:r>
+        <w:rPr>
+          <w:b/>
+          <w:bCs/>
+        </w:rPr>
+        <w:t>menürendszer</w:t>
+      </w:r>
+      <w:r>
+        <w:t xml:space="preserve"> zavartalan működéséért is a szoftver a felelős. </w:t>
+      </w:r>
+    </w:p>
+    <w:p>
+      <w:pPr>
+        <w:pStyle w:val="Cmsor2"/>
+        <w:numPr>
+          <w:ilvl w:val="1"/>
+          <w:numId w:val="30"/>
+        </w:numPr>
+        <w:ind w:left="788" w:hanging="431"/>
+      </w:pPr>
+      <w:bookmarkStart w:id="34" w:name="_Toc210215834"/>
+      <w:bookmarkStart w:id="35" w:name="_Toc1190332047"/>
+      <w:r>
+        <w:t>Megjelenés</w:t>
+      </w:r>
+      <w:bookmarkEnd w:id="34"/>
+      <w:bookmarkEnd w:id="35"/>
+    </w:p>
+    <w:p>
+      <w:pPr>
+        <w:ind w:left="720" w:hanging="360"/>
+      </w:pPr>
+      <w:r>
+        <w:t xml:space="preserve">A program indításakor jelenjenek meg az éppen aktuális adatok, egyenleg, záró egyenleg, fedezet és a nyitott pozíciók. </w:t>
+      </w:r>
+    </w:p>
+    <w:p>
+      <w:pPr>
+        <w:ind w:left="720" w:hanging="360"/>
+      </w:pPr>
+      <w:r>
+        <w:t xml:space="preserve">A begyűjtött adatok, illetve diagramok jelenjenek meg a jobb felső sarokba kattintással. A megjelenítéshez lehessen minél több releváns paramétert meghatározni, nap, időszaktartomány. </w:t>
+      </w:r>
+    </w:p>
+    <w:p>
+      <w:pPr>
+        <w:ind w:left="720" w:hanging="360"/>
+      </w:pPr>
+      <w:r>
+        <w:t>Az adott tartott pozíciók jelenjenek meg a főoldalon és a hozzájuk tartozó záró egyenleg.</w:t>
+      </w:r>
+    </w:p>
+    <w:p>
+      <w:pPr>
+        <w:pStyle w:val="Cmsor2"/>
+        <w:numPr>
+          <w:ilvl w:val="1"/>
+          <w:numId w:val="30"/>
+        </w:numPr>
+        <w:ind w:left="788" w:hanging="431"/>
+      </w:pPr>
+      <w:bookmarkStart w:id="36" w:name="_Toc210215835"/>
+      <w:bookmarkStart w:id="37" w:name="_Toc526424221"/>
+      <w:r>
+        <w:t>Funkciók</w:t>
+      </w:r>
+      <w:bookmarkEnd w:id="36"/>
+      <w:bookmarkEnd w:id="37"/>
+    </w:p>
+    <w:p>
+      <w:r>
+        <w:t xml:space="preserve">A nyitott pozíciók idejét folyamatosan mentse el. </w:t>
+      </w:r>
+    </w:p>
+    <w:p>
+      <w:r>
+        <w:t xml:space="preserve">• A </w:t>
+      </w:r>
+      <w:r>
+        <w:rPr>
+          <w:b/>
+          <w:bCs/>
+        </w:rPr>
+        <w:t>mentett adatokból</w:t>
+      </w:r>
+      <w:r>
+        <w:t xml:space="preserve"> paraméterezéshez szükséges szűrők segítségével lehessen megjeleníteni a </w:t>
+      </w:r>
+      <w:r>
+        <w:rPr>
+          <w:b/>
+          <w:bCs/>
+        </w:rPr>
+        <w:t>nyitott pozíciók használatának statisztikáit</w:t>
+      </w:r>
+      <w:r>
+        <w:t xml:space="preserve">. A paraméterek alapesetben a statisztika </w:t>
+      </w:r>
+      <w:r>
+        <w:rPr>
+          <w:b/>
+          <w:bCs/>
+        </w:rPr>
+        <w:t>kezdeti</w:t>
+      </w:r>
+      <w:r>
+        <w:t xml:space="preserve">- és </w:t>
+      </w:r>
+      <w:r>
+        <w:rPr>
+          <w:b/>
+          <w:bCs/>
+        </w:rPr>
+        <w:t>végdátuma</w:t>
+      </w:r>
+      <w:r>
+        <w:t xml:space="preserve">, valamint a statisztika tartalma (pl.: nyitva tartott idő, mennyiség, átlagos profit vagy deficit, egy részvényre jutó nyereség vagy veszteség). </w:t>
+      </w:r>
+    </w:p>
+    <w:p>
+      <w:r>
+        <w:t xml:space="preserve">• A statisztikák igény szerint </w:t>
+      </w:r>
+      <w:r>
+        <w:rPr>
+          <w:b/>
+          <w:bCs/>
+        </w:rPr>
+        <w:t>diagramon is kerüljenek megjelenítésre</w:t>
+      </w:r>
+      <w:r>
+        <w:t xml:space="preserve">, mely tartalmazza a szükséges adatokat. Pl.: részvények megnevezése, mennyisége, nyitva tartás ideje. </w:t>
+      </w:r>
+    </w:p>
+    <w:p>
+      <w:r>
+        <w:t xml:space="preserve">• </w:t>
+      </w:r>
+      <w:r>
+        <w:rPr>
+          <w:b/>
+          <w:bCs/>
+        </w:rPr>
+        <w:t>Oktatóanyagok interaktívak</w:t>
+      </w:r>
+      <w:r>
+        <w:t xml:space="preserve">, próbálnak rávilágítani a felhasználó </w:t>
+      </w:r>
+      <w:r>
+        <w:rPr>
+          <w:b/>
+          <w:bCs/>
+        </w:rPr>
+        <w:t xml:space="preserve">hiányos </w:t>
+      </w:r>
+      <w:r>
+        <w:t xml:space="preserve">kereskedési területeire, </w:t>
+      </w:r>
+      <w:r>
+        <w:rPr>
+          <w:b/>
+          <w:bCs/>
+        </w:rPr>
+        <w:t>alap tudására építkezik</w:t>
+      </w:r>
+      <w:r>
+        <w:t xml:space="preserve">. A menürendszerben az oktatóanyag gombra kattintva válogathat a felhasználó az anyagokból. A rendszer ajánlani fog neki </w:t>
+      </w:r>
+      <w:r>
+        <w:rPr>
+          <w:b/>
+          <w:bCs/>
+        </w:rPr>
+        <w:t>3 kérdés után speciálisan</w:t>
+      </w:r>
+      <w:r>
+        <w:t xml:space="preserve"> a számára legfontosabbakat. </w:t>
+      </w:r>
+    </w:p>
+    <w:p>
+      <w:pPr>
+        <w:pStyle w:val="Cmsor1"/>
+        <w:numPr>
+          <w:ilvl w:val="0"/>
+          <w:numId w:val="30"/>
+        </w:numPr>
+        <w:spacing w:line="257" w:lineRule="auto"/>
+        <w:ind w:left="357" w:hanging="357"/>
+      </w:pPr>
+      <w:bookmarkStart w:id="38" w:name="_Toc210215840"/>
+      <w:bookmarkStart w:id="39" w:name="_Toc680204351"/>
+      <w:r>
+        <w:lastRenderedPageBreak/>
+        <w:t>A projekt tesztelése és értékelése</w:t>
+      </w:r>
+      <w:bookmarkEnd w:id="38"/>
+      <w:bookmarkEnd w:id="39"/>
+    </w:p>
+    <w:p>
+      <w:pPr>
+        <w:pStyle w:val="Cmsor2"/>
+        <w:numPr>
+          <w:ilvl w:val="1"/>
+          <w:numId w:val="30"/>
+        </w:numPr>
+        <w:ind w:left="788" w:hanging="431"/>
+        <w:rPr>
+          <w:sz w:val="36"/>
+          <w:szCs w:val="36"/>
+        </w:rPr>
+      </w:pPr>
+      <w:bookmarkStart w:id="40" w:name="_Toc1631387192"/>
+      <w:r>
+        <w:t>Backend tesztelés</w:t>
+      </w:r>
+      <w:bookmarkEnd w:id="40"/>
+    </w:p>
+    <w:p>
+      <w:pPr>
+        <w:pStyle w:val="isselectedend"/>
+        <w:rPr>
+          <w:rFonts w:ascii="Times New Roman" w:hAnsi="Times New Roman" w:cs="Times New Roman"/>
+          <w:sz w:val="26"/>
+          <w:szCs w:val="26"/>
+        </w:rPr>
+      </w:pPr>
+      <w:r>
+        <w:rPr>
+          <w:rFonts w:ascii="Times New Roman" w:hAnsi="Times New Roman" w:cs="Times New Roman"/>
+          <w:sz w:val="26"/>
+          <w:szCs w:val="26"/>
+        </w:rPr>
+        <w:t>A StockMaster rendszer backend rétegének tesztelése kulcsfontosságú a stabil és megbízható működés biztosítása érdekében. A backend felel az üzleti logika kezeléséért, az adatbázis-műveletek végrehajtásáért, valamint a külső API-</w:t>
+      </w:r>
+      <w:proofErr w:type="spellStart"/>
+      <w:r>
+        <w:rPr>
+          <w:rFonts w:ascii="Times New Roman" w:hAnsi="Times New Roman" w:cs="Times New Roman"/>
+          <w:sz w:val="26"/>
+          <w:szCs w:val="26"/>
+        </w:rPr>
+        <w:t>kból</w:t>
+      </w:r>
+      <w:proofErr w:type="spellEnd"/>
+      <w:r>
+        <w:rPr>
+          <w:rFonts w:ascii="Times New Roman" w:hAnsi="Times New Roman" w:cs="Times New Roman"/>
+          <w:sz w:val="26"/>
+          <w:szCs w:val="26"/>
+        </w:rPr>
+        <w:t xml:space="preserve"> érkező adatok feldolgozásáért.</w:t>
+      </w:r>
+    </w:p>
+    <w:p>
+      <w:pPr>
+        <w:pStyle w:val="Cmsor2"/>
+        <w:numPr>
+          <w:ilvl w:val="1"/>
+          <w:numId w:val="30"/>
+        </w:numPr>
+        <w:ind w:left="788" w:hanging="431"/>
+      </w:pPr>
+      <w:bookmarkStart w:id="41" w:name="_Toc151936267"/>
+      <w:r>
+        <w:t>Tesztelési célok</w:t>
+      </w:r>
+      <w:bookmarkEnd w:id="41"/>
+    </w:p>
+    <w:p>
+      <w:pPr>
+        <w:pStyle w:val="isselectedend"/>
+        <w:rPr>
+          <w:rFonts w:ascii="Times New Roman" w:hAnsi="Times New Roman" w:cs="Times New Roman"/>
+          <w:sz w:val="26"/>
+          <w:szCs w:val="26"/>
+        </w:rPr>
+      </w:pPr>
+      <w:r>
+        <w:rPr>
+          <w:rFonts w:ascii="Times New Roman" w:hAnsi="Times New Roman" w:cs="Times New Roman"/>
+          <w:sz w:val="26"/>
+          <w:szCs w:val="26"/>
+        </w:rPr>
+        <w:t>A backend tesztelés fő céljai:</w:t>
+      </w:r>
+    </w:p>
+    <w:p>
+      <w:pPr>
+        <w:numPr>
+          <w:ilvl w:val="0"/>
+          <w:numId w:val="18"/>
         </w:numPr>
         <w:spacing w:before="100" w:beforeAutospacing="1" w:after="100" w:afterAutospacing="1" w:line="240" w:lineRule="auto"/>
         <w:jc w:val="left"/>
       </w:pPr>
-      <w:proofErr w:type="spellStart"/>
-      <w:r>
-        <w:t>NUnit</w:t>
-      </w:r>
-      <w:proofErr w:type="spellEnd"/>
-      <w:r>
-        <w:t xml:space="preserve"> / </w:t>
-      </w:r>
-      <w:proofErr w:type="spellStart"/>
-      <w:r>
-        <w:t>xUnit</w:t>
-      </w:r>
-      <w:proofErr w:type="spellEnd"/>
-      <w:r>
-        <w:t xml:space="preserve"> (C# egységtesztekhez),</w:t>
+      <w:r>
+        <w:t>az üzleti logika helyes működésének ellenőrzése,</w:t>
       </w:r>
     </w:p>
     <w:p>
       <w:pPr>
         <w:numPr>
           <w:ilvl w:val="0"/>
-          <w:numId w:val="17"/>
+          <w:numId w:val="18"/>
         </w:numPr>
         <w:spacing w:before="100" w:beforeAutospacing="1" w:after="100" w:afterAutospacing="1" w:line="240" w:lineRule="auto"/>
         <w:jc w:val="left"/>
       </w:pPr>
       <w:r>
-        <w:t>Postman (API teszteléshez),</w:t>
+        <w:t>az adatbázis műveletek pontosságának biztosítása,</w:t>
       </w:r>
     </w:p>
     <w:p>
       <w:pPr>
         <w:numPr>
           <w:ilvl w:val="0"/>
-          <w:numId w:val="17"/>
+          <w:numId w:val="18"/>
         </w:numPr>
-        <w:spacing w:before="100" w:beforeAutospacing="on" w:after="100" w:afterAutospacing="on" w:line="240" w:lineRule="auto"/>
+        <w:spacing w:before="100" w:beforeAutospacing="1" w:after="100" w:afterAutospacing="1" w:line="240" w:lineRule="auto"/>
         <w:jc w:val="left"/>
-        <w:rPr/>
-      </w:pPr>
-      <w:r>
-        <w:rPr/>
-        <w:t>SQL tesztlekérdezések,</w:t>
+      </w:pPr>
+      <w:r>
+        <w:t>a hibakezelés megfelelő működésének vizsgálata,</w:t>
       </w:r>
     </w:p>
     <w:p>
       <w:pPr>
         <w:numPr>
           <w:ilvl w:val="0"/>
-          <w:numId w:val="17"/>
+          <w:numId w:val="18"/>
         </w:numPr>
-        <w:spacing w:beforeAutospacing="on" w:afterAutospacing="on" w:line="240" w:lineRule="auto"/>
+        <w:spacing w:before="100" w:beforeAutospacing="1" w:after="100" w:afterAutospacing="1" w:line="240" w:lineRule="auto"/>
         <w:jc w:val="left"/>
-        <w:rPr/>
-      </w:pPr>
-      <w:r>
-        <w:rPr/>
+      </w:pPr>
+      <w:r>
+        <w:t>a rendszer teljesítményének és terhelhetőségének ellenőrzése.</w:t>
+      </w:r>
+    </w:p>
+    <w:p>
+      <w:pPr>
+        <w:pStyle w:val="Cmsor2"/>
+        <w:numPr>
+          <w:ilvl w:val="1"/>
+          <w:numId w:val="30"/>
+        </w:numPr>
+        <w:ind w:left="788" w:hanging="431"/>
+        <w:rPr>
+          <w:sz w:val="27"/>
+          <w:szCs w:val="27"/>
+        </w:rPr>
+      </w:pPr>
+      <w:r>
+        <w:t xml:space="preserve"> </w:t>
+      </w:r>
+      <w:bookmarkStart w:id="42" w:name="_Toc1542347201"/>
+      <w:r>
+        <w:tab/>
+      </w:r>
+      <w:r>
+        <w:t>Tesztelési eszközök</w:t>
+      </w:r>
+      <w:bookmarkEnd w:id="42"/>
+    </w:p>
+    <w:p>
+      <w:pPr>
+        <w:pStyle w:val="isselectedend"/>
+        <w:rPr>
+          <w:rFonts w:ascii="Times New Roman" w:hAnsi="Times New Roman" w:cs="Times New Roman"/>
+          <w:sz w:val="26"/>
+          <w:szCs w:val="26"/>
+        </w:rPr>
+      </w:pPr>
+      <w:r>
+        <w:rPr>
+          <w:rFonts w:ascii="Times New Roman" w:hAnsi="Times New Roman" w:cs="Times New Roman"/>
+          <w:sz w:val="26"/>
+          <w:szCs w:val="26"/>
+        </w:rPr>
+        <w:t>A backend teszteléshez az alábbi eszközök használhatók:</w:t>
+      </w:r>
+    </w:p>
+    <w:p>
+      <w:pPr>
+        <w:numPr>
+          <w:ilvl w:val="0"/>
+          <w:numId w:val="19"/>
+        </w:numPr>
+        <w:spacing w:before="100" w:beforeAutospacing="1" w:after="100" w:afterAutospacing="1" w:line="240" w:lineRule="auto"/>
+        <w:jc w:val="left"/>
+      </w:pPr>
+      <w:proofErr w:type="spellStart"/>
+      <w:r>
+        <w:t>NUnit</w:t>
+      </w:r>
+      <w:proofErr w:type="spellEnd"/>
+      <w:r>
+        <w:t xml:space="preserve"> / </w:t>
+      </w:r>
+      <w:proofErr w:type="spellStart"/>
+      <w:r>
+        <w:t>xUnit</w:t>
+      </w:r>
+      <w:proofErr w:type="spellEnd"/>
+      <w:r>
+        <w:t xml:space="preserve"> (C# egységtesztekhez),</w:t>
+      </w:r>
+    </w:p>
+    <w:p>
+      <w:pPr>
+        <w:numPr>
+          <w:ilvl w:val="0"/>
+          <w:numId w:val="19"/>
+        </w:numPr>
+        <w:spacing w:before="100" w:beforeAutospacing="1" w:after="100" w:afterAutospacing="1" w:line="240" w:lineRule="auto"/>
+        <w:jc w:val="left"/>
+      </w:pPr>
+      <w:r>
+        <w:t>Postman (API teszteléshez),</w:t>
+      </w:r>
+    </w:p>
+    <w:p>
+      <w:pPr>
+        <w:numPr>
+          <w:ilvl w:val="0"/>
+          <w:numId w:val="19"/>
+        </w:numPr>
+        <w:spacing w:before="100" w:beforeAutospacing="1" w:after="100" w:afterAutospacing="1" w:line="240" w:lineRule="auto"/>
+        <w:jc w:val="left"/>
+      </w:pPr>
+      <w:r>
+        <w:t>SQL tesztlekérdezések,</w:t>
+      </w:r>
+    </w:p>
+    <w:p>
+      <w:pPr>
+        <w:numPr>
+          <w:ilvl w:val="0"/>
+          <w:numId w:val="19"/>
+        </w:numPr>
+        <w:spacing w:beforeAutospacing="1" w:afterAutospacing="1" w:line="240" w:lineRule="auto"/>
+        <w:jc w:val="left"/>
+      </w:pPr>
+      <w:r>
         <w:t>Logolási rendszerek</w:t>
       </w:r>
     </w:p>
     <w:p>
       <w:pPr>
-        <w:spacing w:before="100" w:beforeAutospacing="on" w:after="4800" w:line="240" w:lineRule="auto"/>
-        <w:ind w:left="0" w:hanging="0"/>
+        <w:spacing w:before="100" w:beforeAutospacing="1" w:after="4800" w:line="240" w:lineRule="auto"/>
         <w:jc w:val="left"/>
       </w:pPr>
       <w:r>
@@ -5675,7 +6078,7 @@
               <a:graphicFrameLocks xmlns:a="http://schemas.openxmlformats.org/drawingml/2006/main" noChangeAspect="1"/>
             </wp:cNvGraphicFramePr>
             <a:graphic xmlns:a="http://schemas.openxmlformats.org/drawingml/2006/main">
-              <a:graphicData xmlns:a="http://schemas.openxmlformats.org/drawingml/2006/main" uri="http://schemas.openxmlformats.org/drawingml/2006/picture">
+              <a:graphicData uri="http://schemas.openxmlformats.org/drawingml/2006/picture">
                 <pic:pic xmlns:pic="http://schemas.openxmlformats.org/drawingml/2006/picture">
                   <pic:nvPicPr>
                     <pic:cNvPr id="0" name="Picture 1"/>
@@ -5684,7 +6087,7 @@
                     </pic:cNvPicPr>
                   </pic:nvPicPr>
                   <pic:blipFill>
-                    <a:blip xmlns:r="http://schemas.openxmlformats.org/officeDocument/2006/relationships" r:embed="rId6">
+                    <a:blip r:embed="rId6">
                       <a:extLst>
                         <a:ext uri="{28A0092B-C50C-407E-A947-70E740481C1C}">
                           <a14:useLocalDpi xmlns:a14="http://schemas.microsoft.com/office/drawing/2010/main"/>
@@ -5697,7 +6100,7 @@
                     </a:stretch>
                   </pic:blipFill>
                   <pic:spPr bwMode="auto">
-                    <a:xfrm rot="0">
+                    <a:xfrm>
                       <a:off x="0" y="0"/>
                       <a:ext cx="4992875" cy="3240001"/>
                     </a:xfrm>
@@ -5725,36 +6128,40 @@
     <w:p>
       <w:pPr>
         <w:pStyle w:val="Cmsor2"/>
+        <w:numPr>
+          <w:ilvl w:val="1"/>
+          <w:numId w:val="30"/>
+        </w:numPr>
         <w:spacing w:after="160"/>
-        <w:rPr/>
-      </w:pPr>
-      <w:bookmarkStart w:name="_Toc210215841" w:id="32"/>
-      <w:bookmarkStart w:name="_Toc673461381" w:id="1199401949"/>
-      <w:r>
-        <w:rPr/>
+        <w:ind w:left="788" w:hanging="431"/>
+      </w:pPr>
+      <w:bookmarkStart w:id="43" w:name="_Toc210215841"/>
+      <w:bookmarkStart w:id="44" w:name="_Toc673461381"/>
+      <w:r>
+        <w:lastRenderedPageBreak/>
         <w:t>F</w:t>
       </w:r>
       <w:r>
-        <w:rPr/>
         <w:t>elhasználó oldali szempontjai</w:t>
       </w:r>
-      <w:bookmarkEnd w:id="32"/>
-      <w:r>
-        <w:rPr/>
+      <w:bookmarkEnd w:id="43"/>
+      <w:r>
         <w:t>, Frontend tesztelése</w:t>
       </w:r>
-      <w:bookmarkEnd w:id="1199401949"/>
+      <w:bookmarkEnd w:id="44"/>
     </w:p>
     <w:p>
       <w:pPr>
         <w:pStyle w:val="NormlWeb"/>
         <w:rPr>
-          <w:sz w:val="26"/>
-          <w:szCs w:val="26"/>
-        </w:rPr>
-      </w:pPr>
-      <w:r>
-        <w:rPr>
+          <w:rFonts w:ascii="Times New Roman" w:hAnsi="Times New Roman" w:cs="Times New Roman"/>
+          <w:sz w:val="26"/>
+          <w:szCs w:val="26"/>
+        </w:rPr>
+      </w:pPr>
+      <w:r>
+        <w:rPr>
+          <w:rFonts w:ascii="Times New Roman" w:hAnsi="Times New Roman" w:cs="Times New Roman"/>
           <w:sz w:val="26"/>
           <w:szCs w:val="26"/>
         </w:rPr>
@@ -5765,12 +6172,14 @@
       <w:pPr>
         <w:pStyle w:val="NormlWeb"/>
         <w:rPr>
-          <w:sz w:val="26"/>
-          <w:szCs w:val="26"/>
-        </w:rPr>
-      </w:pPr>
-      <w:r>
-        <w:rPr>
+          <w:rFonts w:ascii="Times New Roman" w:hAnsi="Times New Roman" w:cs="Times New Roman"/>
+          <w:sz w:val="26"/>
+          <w:szCs w:val="26"/>
+        </w:rPr>
+      </w:pPr>
+      <w:r>
+        <w:rPr>
+          <w:rFonts w:ascii="Times New Roman" w:hAnsi="Times New Roman" w:cs="Times New Roman"/>
           <w:b/>
           <w:bCs/>
           <w:sz w:val="26"/>
@@ -5780,6 +6189,7 @@
       </w:r>
       <w:r>
         <w:rPr>
+          <w:rFonts w:ascii="Times New Roman" w:hAnsi="Times New Roman" w:cs="Times New Roman"/>
           <w:sz w:val="26"/>
           <w:szCs w:val="26"/>
         </w:rPr>
@@ -5791,15 +6201,17 @@
         <w:pStyle w:val="NormlWeb"/>
         <w:numPr>
           <w:ilvl w:val="0"/>
-          <w:numId w:val="18"/>
+          <w:numId w:val="20"/>
         </w:numPr>
         <w:rPr>
-          <w:sz w:val="26"/>
-          <w:szCs w:val="26"/>
-        </w:rPr>
-      </w:pPr>
-      <w:r>
-        <w:rPr>
+          <w:rFonts w:ascii="Times New Roman" w:hAnsi="Times New Roman" w:cs="Times New Roman"/>
+          <w:sz w:val="26"/>
+          <w:szCs w:val="26"/>
+        </w:rPr>
+      </w:pPr>
+      <w:r>
+        <w:rPr>
+          <w:rFonts w:ascii="Times New Roman" w:hAnsi="Times New Roman" w:cs="Times New Roman"/>
           <w:sz w:val="26"/>
           <w:szCs w:val="26"/>
         </w:rPr>
@@ -5811,15 +6223,17 @@
         <w:pStyle w:val="NormlWeb"/>
         <w:numPr>
           <w:ilvl w:val="0"/>
-          <w:numId w:val="18"/>
+          <w:numId w:val="20"/>
         </w:numPr>
         <w:rPr>
-          <w:sz w:val="26"/>
-          <w:szCs w:val="26"/>
-        </w:rPr>
-      </w:pPr>
-      <w:r>
-        <w:rPr>
+          <w:rFonts w:ascii="Times New Roman" w:hAnsi="Times New Roman" w:cs="Times New Roman"/>
+          <w:sz w:val="26"/>
+          <w:szCs w:val="26"/>
+        </w:rPr>
+      </w:pPr>
+      <w:r>
+        <w:rPr>
+          <w:rFonts w:ascii="Times New Roman" w:hAnsi="Times New Roman" w:cs="Times New Roman"/>
           <w:sz w:val="26"/>
           <w:szCs w:val="26"/>
         </w:rPr>
@@ -5831,15 +6245,17 @@
         <w:pStyle w:val="NormlWeb"/>
         <w:numPr>
           <w:ilvl w:val="0"/>
-          <w:numId w:val="18"/>
+          <w:numId w:val="20"/>
         </w:numPr>
         <w:rPr>
-          <w:sz w:val="26"/>
-          <w:szCs w:val="26"/>
-        </w:rPr>
-      </w:pPr>
-      <w:r>
-        <w:rPr>
+          <w:rFonts w:ascii="Times New Roman" w:hAnsi="Times New Roman" w:cs="Times New Roman"/>
+          <w:sz w:val="26"/>
+          <w:szCs w:val="26"/>
+        </w:rPr>
+      </w:pPr>
+      <w:r>
+        <w:rPr>
+          <w:rFonts w:ascii="Times New Roman" w:hAnsi="Times New Roman" w:cs="Times New Roman"/>
           <w:sz w:val="26"/>
           <w:szCs w:val="26"/>
         </w:rPr>
@@ -5851,15 +6267,17 @@
         <w:pStyle w:val="NormlWeb"/>
         <w:numPr>
           <w:ilvl w:val="0"/>
-          <w:numId w:val="18"/>
+          <w:numId w:val="20"/>
         </w:numPr>
         <w:rPr>
-          <w:sz w:val="26"/>
-          <w:szCs w:val="26"/>
-        </w:rPr>
-      </w:pPr>
-      <w:r>
-        <w:rPr>
+          <w:rFonts w:ascii="Times New Roman" w:hAnsi="Times New Roman" w:cs="Times New Roman"/>
+          <w:sz w:val="26"/>
+          <w:szCs w:val="26"/>
+        </w:rPr>
+      </w:pPr>
+      <w:r>
+        <w:rPr>
+          <w:rFonts w:ascii="Times New Roman" w:hAnsi="Times New Roman" w:cs="Times New Roman"/>
           <w:sz w:val="26"/>
           <w:szCs w:val="26"/>
         </w:rPr>
@@ -5963,23 +6381,26 @@
         <w:spacing w:line="276" w:lineRule="auto"/>
       </w:pPr>
       <w:r>
+        <w:rPr>
+          <w:noProof/>
+        </w:rPr>
         <w:drawing>
-          <wp:inline wp14:editId="662A37C0" wp14:anchorId="5E3C303C">
+          <wp:inline distT="0" distB="0" distL="0" distR="0" wp14:anchorId="5E3C303C" wp14:editId="662A37C0">
             <wp:extent cx="5760720" cy="3086100"/>
             <wp:effectExtent l="0" t="0" r="0" b="0"/>
             <wp:docPr id="3" name="Kép 3"/>
             <wp:cNvGraphicFramePr>
-              <a:graphicFrameLocks noChangeAspect="1"/>
+              <a:graphicFrameLocks xmlns:a="http://schemas.openxmlformats.org/drawingml/2006/main" noChangeAspect="1"/>
             </wp:cNvGraphicFramePr>
-            <a:graphic>
-              <a:graphicData xmlns:a="http://schemas.openxmlformats.org/drawingml/2006/main" uri="http://schemas.openxmlformats.org/drawingml/2006/picture">
+            <a:graphic xmlns:a="http://schemas.openxmlformats.org/drawingml/2006/main">
+              <a:graphicData uri="http://schemas.openxmlformats.org/drawingml/2006/picture">
                 <pic:pic xmlns:pic="http://schemas.openxmlformats.org/drawingml/2006/picture">
                   <pic:nvPicPr>
                     <pic:cNvPr id="1" name=""/>
                     <pic:cNvPicPr/>
                   </pic:nvPicPr>
                   <pic:blipFill>
-                    <a:blip xmlns:r="http://schemas.openxmlformats.org/officeDocument/2006/relationships" r:embed="rId7"/>
+                    <a:blip r:embed="rId7"/>
                     <a:stretch>
                       <a:fillRect/>
                     </a:stretch>
@@ -6003,63 +6424,53 @@
     <w:p>
       <w:pPr>
         <w:pStyle w:val="Cmsor1"/>
-        <w:rPr/>
-      </w:pPr>
-      <w:bookmarkStart w:name="_Toc1075635392" w:id="1780014108"/>
-      <w:r>
-        <w:rPr/>
+        <w:numPr>
+          <w:ilvl w:val="0"/>
+          <w:numId w:val="30"/>
+        </w:numPr>
+        <w:ind w:left="357" w:hanging="357"/>
+      </w:pPr>
+      <w:bookmarkStart w:id="45" w:name="_Toc1075635392"/>
+      <w:r>
+        <w:lastRenderedPageBreak/>
         <w:t>Adatmodell</w:t>
       </w:r>
-      <w:bookmarkStart w:name="_Toc210215844" w:id="34"/>
-      <w:bookmarkEnd w:id="1780014108"/>
+      <w:bookmarkStart w:id="46" w:name="_Toc210215844"/>
+      <w:bookmarkEnd w:id="45"/>
     </w:p>
     <w:p>
       <w:pPr>
         <w:pStyle w:val="Cmsor2"/>
-        <w:rPr>
-          <w:color w:val="2F5496" w:themeColor="accent1" w:themeTint="FF" w:themeShade="BF"/>
-          <w:sz w:val="32"/>
-          <w:szCs w:val="32"/>
-        </w:rPr>
-      </w:pPr>
-      <w:bookmarkStart w:name="_Toc1668413829" w:id="626005080"/>
-      <w:r>
-        <w:rPr/>
+        <w:numPr>
+          <w:ilvl w:val="1"/>
+          <w:numId w:val="30"/>
+        </w:numPr>
+        <w:ind w:left="788" w:hanging="431"/>
+      </w:pPr>
+      <w:bookmarkStart w:id="47" w:name="_Toc1668413829"/>
+      <w:r>
         <w:t>Adatbázis Architektúra és Adatmodell</w:t>
       </w:r>
-      <w:bookmarkEnd w:id="626005080"/>
-    </w:p>
-    <w:p>
-      <w:pPr>
-        <w:pStyle w:val="Norml"/>
-      </w:pPr>
-      <w:r>
-        <w:rPr/>
+      <w:bookmarkEnd w:id="47"/>
+    </w:p>
+    <w:p>
+      <w:r>
         <w:t xml:space="preserve">A StockMaster rendszer adatbázisa egy jól felépített, normalizált entitás-kapcsolat (ER) modellt alkalmaz. </w:t>
       </w:r>
     </w:p>
     <w:p>
-      <w:pPr>
-        <w:pStyle w:val="Norml"/>
-      </w:pPr>
-      <w:r>
-        <w:rPr/>
+      <w:r>
         <w:t xml:space="preserve">A robusztus adatmodell célja, hogy zökkenőmentesen kiszolgálja a valós idejű kereskedési szimulációt, nyomon kövesse az oktatási folyamatokat, valamint pontos adatokat szolgáltasson a felhasználói statisztikákhoz. </w:t>
       </w:r>
     </w:p>
     <w:p>
-      <w:pPr>
-        <w:pStyle w:val="Norml"/>
-      </w:pPr>
-      <w:r>
-        <w:rPr/>
+      <w:r>
         <w:t>Főbb adatbázistáblák és funkcióik:</w:t>
       </w:r>
     </w:p>
     <w:p>
       <w:pPr>
         <w:pStyle w:val="Listaszerbekezds"/>
-        <w:spacing/>
         <w:contextualSpacing w:val="0"/>
         <w:rPr>
           <w:sz w:val="26"/>
@@ -6077,7 +6488,6 @@
     <w:p>
       <w:pPr>
         <w:pStyle w:val="Listaszerbekezds"/>
-        <w:spacing/>
         <w:contextualSpacing w:val="0"/>
         <w:rPr>
           <w:sz w:val="26"/>
@@ -6095,7 +6505,6 @@
     <w:p>
       <w:pPr>
         <w:pStyle w:val="Listaszerbekezds"/>
-        <w:spacing/>
         <w:contextualSpacing w:val="0"/>
         <w:rPr>
           <w:sz w:val="26"/>
@@ -6113,7 +6522,6 @@
     <w:p>
       <w:pPr>
         <w:pStyle w:val="Listaszerbekezds"/>
-        <w:spacing/>
         <w:contextualSpacing w:val="0"/>
         <w:rPr>
           <w:sz w:val="26"/>
@@ -6130,31 +6538,30 @@
     </w:p>
     <w:p>
       <w:pPr>
-        <w:pStyle w:val="Norml"/>
         <w:jc w:val="center"/>
-        <w:rPr>
-          <w:sz w:val="26"/>
-          <w:szCs w:val="26"/>
-        </w:rPr>
-      </w:pPr>
-      <w:r>
+      </w:pPr>
+      <w:r>
+        <w:rPr>
+          <w:noProof/>
+        </w:rPr>
+        <w:lastRenderedPageBreak/>
         <w:drawing>
-          <wp:inline wp14:editId="40F85A3A" wp14:anchorId="545A8E00">
+          <wp:inline distT="0" distB="0" distL="0" distR="0" wp14:anchorId="545A8E00" wp14:editId="40F85A3A">
             <wp:extent cx="5417253" cy="9258300"/>
             <wp:effectExtent l="0" t="0" r="0" b="0"/>
             <wp:docPr id="1416765882" name="drawing"/>
             <wp:cNvGraphicFramePr>
-              <a:graphicFrameLocks noChangeAspect="1"/>
+              <a:graphicFrameLocks xmlns:a="http://schemas.openxmlformats.org/drawingml/2006/main" noChangeAspect="1"/>
             </wp:cNvGraphicFramePr>
-            <a:graphic>
-              <a:graphicData xmlns:a="http://schemas.openxmlformats.org/drawingml/2006/main" uri="http://schemas.openxmlformats.org/drawingml/2006/picture">
+            <a:graphic xmlns:a="http://schemas.openxmlformats.org/drawingml/2006/main">
+              <a:graphicData uri="http://schemas.openxmlformats.org/drawingml/2006/picture">
                 <pic:pic xmlns:pic="http://schemas.openxmlformats.org/drawingml/2006/picture">
                   <pic:nvPicPr>
                     <pic:cNvPr id="1416765882" name=""/>
                     <pic:cNvPicPr/>
                   </pic:nvPicPr>
                   <pic:blipFill>
-                    <a:blip xmlns:r="http://schemas.openxmlformats.org/officeDocument/2006/relationships" r:embed="rId162717250">
+                    <a:blip r:embed="rId8">
                       <a:extLst>
                         <a:ext uri="{28A0092B-C50C-407E-A947-70E740481C1C}">
                           <a14:useLocalDpi xmlns:a14="http://schemas.microsoft.com/office/drawing/2010/main"/>
@@ -6166,7 +6573,7 @@
                     </a:stretch>
                   </pic:blipFill>
                   <pic:spPr>
-                    <a:xfrm rot="0">
+                    <a:xfrm>
                       <a:off x="0" y="0"/>
                       <a:ext cx="5417253" cy="9258300"/>
                     </a:xfrm>
@@ -6184,15 +6591,19 @@
     <w:p>
       <w:pPr>
         <w:pStyle w:val="Cmsor1"/>
-        <w:rPr/>
-      </w:pPr>
-      <w:bookmarkStart w:name="_Toc771689960" w:id="1908354285"/>
-      <w:r>
-        <w:rPr/>
+        <w:numPr>
+          <w:ilvl w:val="0"/>
+          <w:numId w:val="30"/>
+        </w:numPr>
+        <w:ind w:left="357" w:hanging="357"/>
+      </w:pPr>
+      <w:bookmarkStart w:id="48" w:name="_Toc771689960"/>
+      <w:r>
+        <w:lastRenderedPageBreak/>
         <w:t>Projekt adatlap</w:t>
       </w:r>
-      <w:bookmarkEnd w:id="34"/>
-      <w:bookmarkEnd w:id="1908354285"/>
+      <w:bookmarkEnd w:id="46"/>
+      <w:bookmarkEnd w:id="48"/>
     </w:p>
     <w:p>
       <w:r>
@@ -6283,7 +6694,7 @@
     </w:p>
     <w:p/>
     <w:sectPr>
-      <w:pgSz w:w="11906" w:h="16838" w:orient="portrait"/>
+      <w:pgSz w:w="11906" w:h="16838"/>
       <w:pgMar w:top="1417" w:right="1417" w:bottom="1417" w:left="1417" w:header="708" w:footer="708" w:gutter="0"/>
       <w:cols w:space="708"/>
       <w:docGrid w:linePitch="360"/>
@@ -6293,206 +6704,97 @@
 </file>
 
 <file path=word/numbering.xml><?xml version="1.0" encoding="utf-8"?>
-<w:numbering xmlns:wpc="http://schemas.microsoft.com/office/word/2010/wordprocessingCanvas" xmlns:cx="http://schemas.microsoft.com/office/drawing/2014/chartex" xmlns:cx1="http://schemas.microsoft.com/office/drawing/2015/9/8/chartex" xmlns:cx2="http://schemas.microsoft.com/office/drawing/2015/10/21/chartex" xmlns:cx3="http://schemas.microsoft.com/office/drawing/2016/5/9/chartex" xmlns:cx4="http://schemas.microsoft.com/office/drawing/2016/5/10/chartex" xmlns:cx5="http://schemas.microsoft.com/office/drawing/2016/5/11/chartex" xmlns:cx6="http://schemas.microsoft.com/office/drawing/2016/5/12/chartex" xmlns:cx7="http://schemas.microsoft.com/office/drawing/2016/5/13/chartex" xmlns:cx8="http://schemas.microsoft.com/office/drawing/2016/5/14/chartex" xmlns:mc="http://schemas.openxmlformats.org/markup-compatibility/2006" xmlns:aink="http://schemas.microsoft.com/office/drawing/2016/ink" xmlns:am3d="http://schemas.microsoft.com/office/drawing/2017/model3d" xmlns:o="urn:schemas-microsoft-com:office:office" xmlns:oel="http://schemas.microsoft.com/office/2019/extlst" xmlns:r="http://schemas.openxmlformats.org/officeDocument/2006/relationships" xmlns:m="http://schemas.openxmlformats.org/officeDocument/2006/math" xmlns:v="urn:schemas-microsoft-com:vml" xmlns:wp14="http://schemas.microsoft.com/office/word/2010/wordprocessingDrawing" xmlns:wp="http://schemas.openxmlformats.org/drawingml/2006/wordprocessingDrawing" xmlns:w10="urn:schemas-microsoft-com:office:word" xmlns:w="http://schemas.openxmlformats.org/wordprocessingml/2006/main" xmlns:w14="http://schemas.microsoft.com/office/word/2010/wordml" xmlns:w15="http://schemas.microsoft.com/office/word/2012/wordml" xmlns:w16cex="http://schemas.microsoft.com/office/word/2018/wordml/cex" xmlns:w16cid="http://schemas.microsoft.com/office/word/2016/wordml/cid" xmlns:w16="http://schemas.microsoft.com/office/word/2018/wordml" xmlns:w16du="http://schemas.microsoft.com/office/word/2023/wordml/word16du" xmlns:w16sdtdh="http://schemas.microsoft.com/office/word/2020/wordml/sdtdatahash" xmlns:w16sdtfl="http://schemas.microsoft.com/office/word/2024/wordml/sdtformatlock" xmlns:w16se="http://schemas.microsoft.com/office/word/2015/wordml/symex" xmlns:wpg="http://schemas.microsoft.com/office/word/2010/wordprocessingGroup" xmlns:wpi="http://schemas.microsoft.com/office/word/2010/wordprocessingInk" xmlns:wne="http://schemas.microsoft.com/office/word/2006/wordml" xmlns:wps="http://schemas.microsoft.com/office/word/2010/wordprocessingShape" mc:Ignorable="w14 w15 w16se w16cid w16 w16cex w16sdtdh w16sdtfl w16du wp14">
-  <w:abstractNum xmlns:w="http://schemas.openxmlformats.org/wordprocessingml/2006/main" w:abstractNumId="22">
-    <w:nsid w:val="4911a64d"/>
-    <w:multiLevelType xmlns:w="http://schemas.openxmlformats.org/wordprocessingml/2006/main" w:val="hybridMultilevel"/>
-    <w:lvl xmlns:w="http://schemas.openxmlformats.org/wordprocessingml/2006/main" w:ilvl="0">
-      <w:start w:val="1"/>
-      <w:numFmt w:val="bullet"/>
-      <w:lvlText w:val=""/>
-      <w:lvlJc w:val="left"/>
-      <w:pPr>
-        <w:ind w:left="720" w:hanging="360"/>
-      </w:pPr>
-      <w:rPr>
-        <w:rFonts w:hint="default" w:ascii="Symbol" w:hAnsi="Symbol"/>
-      </w:rPr>
-    </w:lvl>
-    <w:lvl xmlns:w="http://schemas.openxmlformats.org/wordprocessingml/2006/main" w:ilvl="1">
-      <w:start w:val="1"/>
-      <w:numFmt w:val="bullet"/>
-      <w:lvlText w:val="o"/>
-      <w:lvlJc w:val="left"/>
-      <w:pPr>
-        <w:ind w:left="1440" w:hanging="360"/>
-      </w:pPr>
-      <w:rPr>
-        <w:rFonts w:hint="default" w:ascii="Courier New" w:hAnsi="Courier New"/>
-      </w:rPr>
-    </w:lvl>
-    <w:lvl xmlns:w="http://schemas.openxmlformats.org/wordprocessingml/2006/main" w:ilvl="2">
-      <w:start w:val="1"/>
-      <w:numFmt w:val="bullet"/>
-      <w:lvlText w:val=""/>
-      <w:lvlJc w:val="left"/>
-      <w:pPr>
-        <w:ind w:left="2160" w:hanging="360"/>
-      </w:pPr>
-      <w:rPr>
-        <w:rFonts w:hint="default" w:ascii="Wingdings" w:hAnsi="Wingdings"/>
-      </w:rPr>
-    </w:lvl>
-    <w:lvl xmlns:w="http://schemas.openxmlformats.org/wordprocessingml/2006/main" w:ilvl="3">
-      <w:start w:val="1"/>
-      <w:numFmt w:val="bullet"/>
-      <w:lvlText w:val=""/>
-      <w:lvlJc w:val="left"/>
-      <w:pPr>
-        <w:ind w:left="2880" w:hanging="360"/>
-      </w:pPr>
-      <w:rPr>
-        <w:rFonts w:hint="default" w:ascii="Symbol" w:hAnsi="Symbol"/>
-      </w:rPr>
-    </w:lvl>
-    <w:lvl xmlns:w="http://schemas.openxmlformats.org/wordprocessingml/2006/main" w:ilvl="4">
-      <w:start w:val="1"/>
-      <w:numFmt w:val="bullet"/>
-      <w:lvlText w:val="o"/>
-      <w:lvlJc w:val="left"/>
-      <w:pPr>
-        <w:ind w:left="3600" w:hanging="360"/>
-      </w:pPr>
-      <w:rPr>
-        <w:rFonts w:hint="default" w:ascii="Courier New" w:hAnsi="Courier New"/>
-      </w:rPr>
-    </w:lvl>
-    <w:lvl xmlns:w="http://schemas.openxmlformats.org/wordprocessingml/2006/main" w:ilvl="5">
-      <w:start w:val="1"/>
-      <w:numFmt w:val="bullet"/>
-      <w:lvlText w:val=""/>
-      <w:lvlJc w:val="left"/>
-      <w:pPr>
-        <w:ind w:left="4320" w:hanging="360"/>
-      </w:pPr>
-      <w:rPr>
-        <w:rFonts w:hint="default" w:ascii="Wingdings" w:hAnsi="Wingdings"/>
-      </w:rPr>
-    </w:lvl>
-    <w:lvl xmlns:w="http://schemas.openxmlformats.org/wordprocessingml/2006/main" w:ilvl="6">
-      <w:start w:val="1"/>
-      <w:numFmt w:val="bullet"/>
-      <w:lvlText w:val=""/>
-      <w:lvlJc w:val="left"/>
-      <w:pPr>
-        <w:ind w:left="5040" w:hanging="360"/>
-      </w:pPr>
-      <w:rPr>
-        <w:rFonts w:hint="default" w:ascii="Symbol" w:hAnsi="Symbol"/>
-      </w:rPr>
-    </w:lvl>
-    <w:lvl xmlns:w="http://schemas.openxmlformats.org/wordprocessingml/2006/main" w:ilvl="7">
-      <w:start w:val="1"/>
-      <w:numFmt w:val="bullet"/>
-      <w:lvlText w:val="o"/>
-      <w:lvlJc w:val="left"/>
-      <w:pPr>
-        <w:ind w:left="5760" w:hanging="360"/>
-      </w:pPr>
-      <w:rPr>
-        <w:rFonts w:hint="default" w:ascii="Courier New" w:hAnsi="Courier New"/>
-      </w:rPr>
-    </w:lvl>
-    <w:lvl xmlns:w="http://schemas.openxmlformats.org/wordprocessingml/2006/main" w:ilvl="8">
-      <w:start w:val="1"/>
-      <w:numFmt w:val="bullet"/>
-      <w:lvlText w:val=""/>
-      <w:lvlJc w:val="left"/>
-      <w:pPr>
-        <w:ind w:left="6480" w:hanging="360"/>
-      </w:pPr>
-      <w:rPr>
-        <w:rFonts w:hint="default" w:ascii="Wingdings" w:hAnsi="Wingdings"/>
-      </w:rPr>
-    </w:lvl>
-  </w:abstractNum>
-  <w:abstractNum xmlns:w="http://schemas.openxmlformats.org/wordprocessingml/2006/main" w:abstractNumId="21">
-    <w:nsid w:val="25438ff6"/>
-    <w:multiLevelType xmlns:w="http://schemas.openxmlformats.org/wordprocessingml/2006/main" w:val="multilevel"/>
-    <w:lvl xmlns:w="http://schemas.openxmlformats.org/wordprocessingml/2006/main" w:ilvl="0">
-      <w:start w:val="1"/>
+<w:numbering xmlns:wpc="http://schemas.microsoft.com/office/word/2010/wordprocessingCanvas" xmlns:cx="http://schemas.microsoft.com/office/drawing/2014/chartex" xmlns:cx1="http://schemas.microsoft.com/office/drawing/2015/9/8/chartex" xmlns:cx2="http://schemas.microsoft.com/office/drawing/2015/10/21/chartex" xmlns:cx3="http://schemas.microsoft.com/office/drawing/2016/5/9/chartex" xmlns:cx4="http://schemas.microsoft.com/office/drawing/2016/5/10/chartex" xmlns:cx5="http://schemas.microsoft.com/office/drawing/2016/5/11/chartex" xmlns:cx6="http://schemas.microsoft.com/office/drawing/2016/5/12/chartex" xmlns:cx7="http://schemas.microsoft.com/office/drawing/2016/5/13/chartex" xmlns:cx8="http://schemas.microsoft.com/office/drawing/2016/5/14/chartex" xmlns:mc="http://schemas.openxmlformats.org/markup-compatibility/2006" xmlns:aink="http://schemas.microsoft.com/office/drawing/2016/ink" xmlns:am3d="http://schemas.microsoft.com/office/drawing/2017/model3d" xmlns:o="urn:schemas-microsoft-com:office:office" xmlns:r="http://schemas.openxmlformats.org/officeDocument/2006/relationships" xmlns:m="http://schemas.openxmlformats.org/officeDocument/2006/math" xmlns:v="urn:schemas-microsoft-com:vml" xmlns:wp14="http://schemas.microsoft.com/office/word/2010/wordprocessingDrawing" xmlns:wp="http://schemas.openxmlformats.org/drawingml/2006/wordprocessingDrawing" xmlns:w10="urn:schemas-microsoft-com:office:word" xmlns:w="http://schemas.openxmlformats.org/wordprocessingml/2006/main" xmlns:w14="http://schemas.microsoft.com/office/word/2010/wordml" xmlns:w15="http://schemas.microsoft.com/office/word/2012/wordml" xmlns:w16cex="http://schemas.microsoft.com/office/word/2018/wordml/cex" xmlns:w16cid="http://schemas.microsoft.com/office/word/2016/wordml/cid" xmlns:w16="http://schemas.microsoft.com/office/word/2018/wordml" xmlns:w16sdtdh="http://schemas.microsoft.com/office/word/2020/wordml/sdtdatahash" xmlns:w16se="http://schemas.microsoft.com/office/word/2015/wordml/symex" xmlns:wpg="http://schemas.microsoft.com/office/word/2010/wordprocessingGroup" xmlns:wpi="http://schemas.microsoft.com/office/word/2010/wordprocessingInk" xmlns:wne="http://schemas.microsoft.com/office/word/2006/wordml" xmlns:wps="http://schemas.microsoft.com/office/word/2010/wordprocessingShape" mc:Ignorable="w14 w15 w16se w16cid w16 w16cex w16sdtdh wp14">
+  <w:abstractNum w:abstractNumId="0" w15:restartNumberingAfterBreak="0">
+    <w:nsid w:val="03521F8D"/>
+    <w:multiLevelType w:val="hybridMultilevel"/>
+    <w:tmpl w:val="B5C6F3F4"/>
+    <w:lvl w:ilvl="0" w:tplc="052262B8">
+      <w:start w:val="2"/>
       <w:numFmt w:val="decimal"/>
-      <w:pStyle w:val="Cmsor2"/>
-      <w:lvlText w:val="%1.%2."/>
-      <w:lvlJc w:val="left"/>
-      <w:pPr>
-        <w:ind w:left="857" w:hanging="432"/>
-      </w:pPr>
-    </w:lvl>
-    <w:lvl xmlns:w="http://schemas.openxmlformats.org/wordprocessingml/2006/main" w:ilvl="1">
+      <w:lvlText w:val="%1"/>
+      <w:lvlJc w:val="left"/>
+      <w:pPr>
+        <w:ind w:left="1776" w:hanging="360"/>
+      </w:pPr>
+      <w:rPr>
+        <w:rFonts w:hint="default"/>
+      </w:rPr>
+    </w:lvl>
+    <w:lvl w:ilvl="1" w:tplc="040E0019" w:tentative="1">
       <w:start w:val="1"/>
       <w:numFmt w:val="lowerLetter"/>
       <w:lvlText w:val="%2."/>
       <w:lvlJc w:val="left"/>
       <w:pPr>
-        <w:ind w:left="1437" w:hanging="360"/>
-      </w:pPr>
-    </w:lvl>
-    <w:lvl xmlns:w="http://schemas.openxmlformats.org/wordprocessingml/2006/main" w:ilvl="2">
+        <w:ind w:left="2496" w:hanging="360"/>
+      </w:pPr>
+    </w:lvl>
+    <w:lvl w:ilvl="2" w:tplc="040E001B" w:tentative="1">
       <w:start w:val="1"/>
       <w:numFmt w:val="lowerRoman"/>
       <w:lvlText w:val="%3."/>
       <w:lvlJc w:val="right"/>
       <w:pPr>
-        <w:ind w:left="2157" w:hanging="180"/>
-      </w:pPr>
-    </w:lvl>
-    <w:lvl xmlns:w="http://schemas.openxmlformats.org/wordprocessingml/2006/main" w:ilvl="3">
+        <w:ind w:left="3216" w:hanging="180"/>
+      </w:pPr>
+    </w:lvl>
+    <w:lvl w:ilvl="3" w:tplc="040E000F" w:tentative="1">
       <w:start w:val="1"/>
       <w:numFmt w:val="decimal"/>
       <w:lvlText w:val="%4."/>
       <w:lvlJc w:val="left"/>
       <w:pPr>
-        <w:ind w:left="2877" w:hanging="360"/>
-      </w:pPr>
-    </w:lvl>
-    <w:lvl xmlns:w="http://schemas.openxmlformats.org/wordprocessingml/2006/main" w:ilvl="4">
+        <w:ind w:left="3936" w:hanging="360"/>
+      </w:pPr>
+    </w:lvl>
+    <w:lvl w:ilvl="4" w:tplc="040E0019" w:tentative="1">
       <w:start w:val="1"/>
       <w:numFmt w:val="lowerLetter"/>
       <w:lvlText w:val="%5."/>
       <w:lvlJc w:val="left"/>
       <w:pPr>
-        <w:ind w:left="3597" w:hanging="360"/>
-      </w:pPr>
-    </w:lvl>
-    <w:lvl xmlns:w="http://schemas.openxmlformats.org/wordprocessingml/2006/main" w:ilvl="5">
+        <w:ind w:left="4656" w:hanging="360"/>
+      </w:pPr>
+    </w:lvl>
+    <w:lvl w:ilvl="5" w:tplc="040E001B" w:tentative="1">
       <w:start w:val="1"/>
       <w:numFmt w:val="lowerRoman"/>
       <w:lvlText w:val="%6."/>
       <w:lvlJc w:val="right"/>
       <w:pPr>
-        <w:ind w:left="4317" w:hanging="180"/>
-      </w:pPr>
-    </w:lvl>
-    <w:lvl xmlns:w="http://schemas.openxmlformats.org/wordprocessingml/2006/main" w:ilvl="6">
+        <w:ind w:left="5376" w:hanging="180"/>
+      </w:pPr>
+    </w:lvl>
+    <w:lvl w:ilvl="6" w:tplc="040E000F" w:tentative="1">
       <w:start w:val="1"/>
       <w:numFmt w:val="decimal"/>
       <w:lvlText w:val="%7."/>
       <w:lvlJc w:val="left"/>
       <w:pPr>
-        <w:ind w:left="5037" w:hanging="360"/>
-      </w:pPr>
-    </w:lvl>
-    <w:lvl xmlns:w="http://schemas.openxmlformats.org/wordprocessingml/2006/main" w:ilvl="7">
+        <w:ind w:left="6096" w:hanging="360"/>
+      </w:pPr>
+    </w:lvl>
+    <w:lvl w:ilvl="7" w:tplc="040E0019" w:tentative="1">
       <w:start w:val="1"/>
       <w:numFmt w:val="lowerLetter"/>
       <w:lvlText w:val="%8."/>
       <w:lvlJc w:val="left"/>
       <w:pPr>
-        <w:ind w:left="5757" w:hanging="360"/>
-      </w:pPr>
-    </w:lvl>
-    <w:lvl xmlns:w="http://schemas.openxmlformats.org/wordprocessingml/2006/main" w:ilvl="8">
+        <w:ind w:left="6816" w:hanging="360"/>
+      </w:pPr>
+    </w:lvl>
+    <w:lvl w:ilvl="8" w:tplc="040E001B" w:tentative="1">
       <w:start w:val="1"/>
       <w:numFmt w:val="lowerRoman"/>
       <w:lvlText w:val="%9."/>
       <w:lvlJc w:val="right"/>
       <w:pPr>
-        <w:ind w:left="6477" w:hanging="180"/>
+        <w:ind w:left="7536" w:hanging="180"/>
       </w:pPr>
     </w:lvl>
   </w:abstractNum>
-  <w:abstractNum w:abstractNumId="0" w15:restartNumberingAfterBreak="0">
+  <w:abstractNum w:abstractNumId="1" w15:restartNumberingAfterBreak="0">
     <w:nsid w:val="114D6F53"/>
     <w:multiLevelType w:val="multilevel"/>
     <w:tmpl w:val="01009366"/>
@@ -6508,7 +6810,7 @@
         <w:ind w:left="720" w:hanging="360"/>
       </w:pPr>
       <w:rPr>
-        <w:rFonts w:hint="default" w:ascii="Symbol" w:hAnsi="Symbol"/>
+        <w:rFonts w:ascii="Symbol" w:hAnsi="Symbol" w:hint="default"/>
         <w:sz w:val="20"/>
       </w:rPr>
     </w:lvl>
@@ -6524,7 +6826,7 @@
         <w:ind w:left="1440" w:hanging="360"/>
       </w:pPr>
       <w:rPr>
-        <w:rFonts w:hint="default" w:ascii="Courier New" w:hAnsi="Courier New"/>
+        <w:rFonts w:ascii="Courier New" w:hAnsi="Courier New" w:hint="default"/>
         <w:sz w:val="20"/>
       </w:rPr>
     </w:lvl>
@@ -6540,7 +6842,7 @@
         <w:ind w:left="2160" w:hanging="360"/>
       </w:pPr>
       <w:rPr>
-        <w:rFonts w:hint="default" w:ascii="Wingdings" w:hAnsi="Wingdings"/>
+        <w:rFonts w:ascii="Wingdings" w:hAnsi="Wingdings" w:hint="default"/>
         <w:sz w:val="20"/>
       </w:rPr>
     </w:lvl>
@@ -6556,7 +6858,7 @@
         <w:ind w:left="2880" w:hanging="360"/>
       </w:pPr>
       <w:rPr>
-        <w:rFonts w:hint="default" w:ascii="Wingdings" w:hAnsi="Wingdings"/>
+        <w:rFonts w:ascii="Wingdings" w:hAnsi="Wingdings" w:hint="default"/>
         <w:sz w:val="20"/>
       </w:rPr>
     </w:lvl>
@@ -6572,7 +6874,7 @@
         <w:ind w:left="3600" w:hanging="360"/>
       </w:pPr>
       <w:rPr>
-        <w:rFonts w:hint="default" w:ascii="Wingdings" w:hAnsi="Wingdings"/>
+        <w:rFonts w:ascii="Wingdings" w:hAnsi="Wingdings" w:hint="default"/>
         <w:sz w:val="20"/>
       </w:rPr>
     </w:lvl>
@@ -6588,7 +6890,7 @@
         <w:ind w:left="4320" w:hanging="360"/>
       </w:pPr>
       <w:rPr>
-        <w:rFonts w:hint="default" w:ascii="Wingdings" w:hAnsi="Wingdings"/>
+        <w:rFonts w:ascii="Wingdings" w:hAnsi="Wingdings" w:hint="default"/>
         <w:sz w:val="20"/>
       </w:rPr>
     </w:lvl>
@@ -6604,7 +6906,7 @@
         <w:ind w:left="5040" w:hanging="360"/>
       </w:pPr>
       <w:rPr>
-        <w:rFonts w:hint="default" w:ascii="Wingdings" w:hAnsi="Wingdings"/>
+        <w:rFonts w:ascii="Wingdings" w:hAnsi="Wingdings" w:hint="default"/>
         <w:sz w:val="20"/>
       </w:rPr>
     </w:lvl>
@@ -6620,7 +6922,7 @@
         <w:ind w:left="5760" w:hanging="360"/>
       </w:pPr>
       <w:rPr>
-        <w:rFonts w:hint="default" w:ascii="Wingdings" w:hAnsi="Wingdings"/>
+        <w:rFonts w:ascii="Wingdings" w:hAnsi="Wingdings" w:hint="default"/>
         <w:sz w:val="20"/>
       </w:rPr>
     </w:lvl>
@@ -6636,12 +6938,12 @@
         <w:ind w:left="6480" w:hanging="360"/>
       </w:pPr>
       <w:rPr>
-        <w:rFonts w:hint="default" w:ascii="Wingdings" w:hAnsi="Wingdings"/>
+        <w:rFonts w:ascii="Wingdings" w:hAnsi="Wingdings" w:hint="default"/>
         <w:sz w:val="20"/>
       </w:rPr>
     </w:lvl>
   </w:abstractNum>
-  <w:abstractNum w:abstractNumId="1" w15:restartNumberingAfterBreak="0">
+  <w:abstractNum w:abstractNumId="2" w15:restartNumberingAfterBreak="0">
     <w:nsid w:val="143AF6FD"/>
     <w:multiLevelType w:val="hybridMultilevel"/>
     <w:tmpl w:val="FFFFFFFF"/>
@@ -6727,7 +7029,7 @@
       </w:pPr>
     </w:lvl>
   </w:abstractNum>
-  <w:abstractNum w:abstractNumId="2" w15:restartNumberingAfterBreak="0">
+  <w:abstractNum w:abstractNumId="3" w15:restartNumberingAfterBreak="0">
     <w:nsid w:val="19AD35AA"/>
     <w:multiLevelType w:val="multilevel"/>
     <w:tmpl w:val="E0B40AE0"/>
@@ -6743,7 +7045,7 @@
         <w:ind w:left="1779" w:hanging="360"/>
       </w:pPr>
       <w:rPr>
-        <w:rFonts w:hint="default" w:ascii="Symbol" w:hAnsi="Symbol"/>
+        <w:rFonts w:ascii="Symbol" w:hAnsi="Symbol" w:hint="default"/>
         <w:sz w:val="20"/>
       </w:rPr>
     </w:lvl>
@@ -6759,7 +7061,7 @@
         <w:ind w:left="2499" w:hanging="360"/>
       </w:pPr>
       <w:rPr>
-        <w:rFonts w:hint="default" w:ascii="Courier New" w:hAnsi="Courier New"/>
+        <w:rFonts w:ascii="Courier New" w:hAnsi="Courier New" w:hint="default"/>
         <w:sz w:val="20"/>
       </w:rPr>
     </w:lvl>
@@ -6775,7 +7077,7 @@
         <w:ind w:left="3219" w:hanging="360"/>
       </w:pPr>
       <w:rPr>
-        <w:rFonts w:hint="default" w:ascii="Wingdings" w:hAnsi="Wingdings"/>
+        <w:rFonts w:ascii="Wingdings" w:hAnsi="Wingdings" w:hint="default"/>
         <w:sz w:val="20"/>
       </w:rPr>
     </w:lvl>
@@ -6791,7 +7093,7 @@
         <w:ind w:left="3939" w:hanging="360"/>
       </w:pPr>
       <w:rPr>
-        <w:rFonts w:hint="default" w:ascii="Wingdings" w:hAnsi="Wingdings"/>
+        <w:rFonts w:ascii="Wingdings" w:hAnsi="Wingdings" w:hint="default"/>
         <w:sz w:val="20"/>
       </w:rPr>
     </w:lvl>
@@ -6807,7 +7109,7 @@
         <w:ind w:left="4659" w:hanging="360"/>
       </w:pPr>
       <w:rPr>
-        <w:rFonts w:hint="default" w:ascii="Wingdings" w:hAnsi="Wingdings"/>
+        <w:rFonts w:ascii="Wingdings" w:hAnsi="Wingdings" w:hint="default"/>
         <w:sz w:val="20"/>
       </w:rPr>
     </w:lvl>
@@ -6823,7 +7125,7 @@
         <w:ind w:left="5379" w:hanging="360"/>
       </w:pPr>
       <w:rPr>
-        <w:rFonts w:hint="default" w:ascii="Wingdings" w:hAnsi="Wingdings"/>
+        <w:rFonts w:ascii="Wingdings" w:hAnsi="Wingdings" w:hint="default"/>
         <w:sz w:val="20"/>
       </w:rPr>
     </w:lvl>
@@ -6839,7 +7141,7 @@
         <w:ind w:left="6099" w:hanging="360"/>
       </w:pPr>
       <w:rPr>
-        <w:rFonts w:hint="default" w:ascii="Wingdings" w:hAnsi="Wingdings"/>
+        <w:rFonts w:ascii="Wingdings" w:hAnsi="Wingdings" w:hint="default"/>
         <w:sz w:val="20"/>
       </w:rPr>
     </w:lvl>
@@ -6855,7 +7157,7 @@
         <w:ind w:left="6819" w:hanging="360"/>
       </w:pPr>
       <w:rPr>
-        <w:rFonts w:hint="default" w:ascii="Wingdings" w:hAnsi="Wingdings"/>
+        <w:rFonts w:ascii="Wingdings" w:hAnsi="Wingdings" w:hint="default"/>
         <w:sz w:val="20"/>
       </w:rPr>
     </w:lvl>
@@ -6871,12 +7173,101 @@
         <w:ind w:left="7539" w:hanging="360"/>
       </w:pPr>
       <w:rPr>
-        <w:rFonts w:hint="default" w:ascii="Wingdings" w:hAnsi="Wingdings"/>
+        <w:rFonts w:ascii="Wingdings" w:hAnsi="Wingdings" w:hint="default"/>
         <w:sz w:val="20"/>
       </w:rPr>
     </w:lvl>
   </w:abstractNum>
-  <w:abstractNum w:abstractNumId="3" w15:restartNumberingAfterBreak="0">
+  <w:abstractNum w:abstractNumId="4" w15:restartNumberingAfterBreak="0">
+    <w:nsid w:val="1D6431F7"/>
+    <w:multiLevelType w:val="hybridMultilevel"/>
+    <w:tmpl w:val="B4DA9C3E"/>
+    <w:lvl w:ilvl="0" w:tplc="0CB24814">
+      <w:start w:val="2"/>
+      <w:numFmt w:val="decimal"/>
+      <w:lvlText w:val="%1"/>
+      <w:lvlJc w:val="left"/>
+      <w:pPr>
+        <w:ind w:left="720" w:hanging="360"/>
+      </w:pPr>
+      <w:rPr>
+        <w:rFonts w:hint="default"/>
+      </w:rPr>
+    </w:lvl>
+    <w:lvl w:ilvl="1" w:tplc="040E0019" w:tentative="1">
+      <w:start w:val="1"/>
+      <w:numFmt w:val="lowerLetter"/>
+      <w:lvlText w:val="%2."/>
+      <w:lvlJc w:val="left"/>
+      <w:pPr>
+        <w:ind w:left="1440" w:hanging="360"/>
+      </w:pPr>
+    </w:lvl>
+    <w:lvl w:ilvl="2" w:tplc="040E001B" w:tentative="1">
+      <w:start w:val="1"/>
+      <w:numFmt w:val="lowerRoman"/>
+      <w:lvlText w:val="%3."/>
+      <w:lvlJc w:val="right"/>
+      <w:pPr>
+        <w:ind w:left="2160" w:hanging="180"/>
+      </w:pPr>
+    </w:lvl>
+    <w:lvl w:ilvl="3" w:tplc="040E000F" w:tentative="1">
+      <w:start w:val="1"/>
+      <w:numFmt w:val="decimal"/>
+      <w:lvlText w:val="%4."/>
+      <w:lvlJc w:val="left"/>
+      <w:pPr>
+        <w:ind w:left="2880" w:hanging="360"/>
+      </w:pPr>
+    </w:lvl>
+    <w:lvl w:ilvl="4" w:tplc="040E0019" w:tentative="1">
+      <w:start w:val="1"/>
+      <w:numFmt w:val="lowerLetter"/>
+      <w:lvlText w:val="%5."/>
+      <w:lvlJc w:val="left"/>
+      <w:pPr>
+        <w:ind w:left="3600" w:hanging="360"/>
+      </w:pPr>
+    </w:lvl>
+    <w:lvl w:ilvl="5" w:tplc="040E001B" w:tentative="1">
+      <w:start w:val="1"/>
+      <w:numFmt w:val="lowerRoman"/>
+      <w:lvlText w:val="%6."/>
+      <w:lvlJc w:val="right"/>
+      <w:pPr>
+        <w:ind w:left="4320" w:hanging="180"/>
+      </w:pPr>
+    </w:lvl>
+    <w:lvl w:ilvl="6" w:tplc="040E000F" w:tentative="1">
+      <w:start w:val="1"/>
+      <w:numFmt w:val="decimal"/>
+      <w:lvlText w:val="%7."/>
+      <w:lvlJc w:val="left"/>
+      <w:pPr>
+        <w:ind w:left="5040" w:hanging="360"/>
+      </w:pPr>
+    </w:lvl>
+    <w:lvl w:ilvl="7" w:tplc="040E0019" w:tentative="1">
+      <w:start w:val="1"/>
+      <w:numFmt w:val="lowerLetter"/>
+      <w:lvlText w:val="%8."/>
+      <w:lvlJc w:val="left"/>
+      <w:pPr>
+        <w:ind w:left="5760" w:hanging="360"/>
+      </w:pPr>
+    </w:lvl>
+    <w:lvl w:ilvl="8" w:tplc="040E001B" w:tentative="1">
+      <w:start w:val="1"/>
+      <w:numFmt w:val="lowerRoman"/>
+      <w:lvlText w:val="%9."/>
+      <w:lvlJc w:val="right"/>
+      <w:pPr>
+        <w:ind w:left="6480" w:hanging="180"/>
+      </w:pPr>
+    </w:lvl>
+  </w:abstractNum>
+  <w:abstractNum w:abstractNumId="5" w15:restartNumberingAfterBreak="0">
     <w:nsid w:val="1FD9116F"/>
     <w:multiLevelType w:val="hybridMultilevel"/>
     <w:tmpl w:val="299E002E"/>
@@ -6889,7 +7280,7 @@
         <w:ind w:left="1776" w:hanging="360"/>
       </w:pPr>
       <w:rPr>
-        <w:rFonts w:hint="default" w:ascii="Symbol" w:hAnsi="Symbol"/>
+        <w:rFonts w:ascii="Symbol" w:hAnsi="Symbol" w:hint="default"/>
       </w:rPr>
     </w:lvl>
     <w:lvl w:ilvl="1" w:tplc="F5AED400">
@@ -6901,7 +7292,7 @@
         <w:ind w:left="2496" w:hanging="360"/>
       </w:pPr>
       <w:rPr>
-        <w:rFonts w:hint="default" w:ascii="Courier New" w:hAnsi="Courier New"/>
+        <w:rFonts w:ascii="Courier New" w:hAnsi="Courier New" w:hint="default"/>
       </w:rPr>
     </w:lvl>
     <w:lvl w:ilvl="2" w:tplc="90161446">
@@ -6913,7 +7304,7 @@
         <w:ind w:left="3216" w:hanging="360"/>
       </w:pPr>
       <w:rPr>
-        <w:rFonts w:hint="default" w:ascii="Wingdings" w:hAnsi="Wingdings"/>
+        <w:rFonts w:ascii="Wingdings" w:hAnsi="Wingdings" w:hint="default"/>
       </w:rPr>
     </w:lvl>
     <w:lvl w:ilvl="3" w:tplc="3668B03C">
@@ -6925,7 +7316,7 @@
         <w:ind w:left="3936" w:hanging="360"/>
       </w:pPr>
       <w:rPr>
-        <w:rFonts w:hint="default" w:ascii="Symbol" w:hAnsi="Symbol"/>
+        <w:rFonts w:ascii="Symbol" w:hAnsi="Symbol" w:hint="default"/>
       </w:rPr>
     </w:lvl>
     <w:lvl w:ilvl="4" w:tplc="6E4E1426">
@@ -6937,7 +7328,7 @@
         <w:ind w:left="4656" w:hanging="360"/>
       </w:pPr>
       <w:rPr>
-        <w:rFonts w:hint="default" w:ascii="Courier New" w:hAnsi="Courier New"/>
+        <w:rFonts w:ascii="Courier New" w:hAnsi="Courier New" w:hint="default"/>
       </w:rPr>
     </w:lvl>
     <w:lvl w:ilvl="5" w:tplc="50BEFF4C">
@@ -6949,7 +7340,7 @@
         <w:ind w:left="5376" w:hanging="360"/>
       </w:pPr>
       <w:rPr>
-        <w:rFonts w:hint="default" w:ascii="Wingdings" w:hAnsi="Wingdings"/>
+        <w:rFonts w:ascii="Wingdings" w:hAnsi="Wingdings" w:hint="default"/>
       </w:rPr>
     </w:lvl>
     <w:lvl w:ilvl="6" w:tplc="A4606CAC">
@@ -6961,7 +7352,7 @@
         <w:ind w:left="6096" w:hanging="360"/>
       </w:pPr>
       <w:rPr>
-        <w:rFonts w:hint="default" w:ascii="Symbol" w:hAnsi="Symbol"/>
+        <w:rFonts w:ascii="Symbol" w:hAnsi="Symbol" w:hint="default"/>
       </w:rPr>
     </w:lvl>
     <w:lvl w:ilvl="7" w:tplc="8156648A">
@@ -6973,7 +7364,7 @@
         <w:ind w:left="6816" w:hanging="360"/>
       </w:pPr>
       <w:rPr>
-        <w:rFonts w:hint="default" w:ascii="Courier New" w:hAnsi="Courier New"/>
+        <w:rFonts w:ascii="Courier New" w:hAnsi="Courier New" w:hint="default"/>
       </w:rPr>
     </w:lvl>
     <w:lvl w:ilvl="8" w:tplc="74E051DE">
@@ -6985,11 +7376,98 @@
         <w:ind w:left="7536" w:hanging="360"/>
       </w:pPr>
       <w:rPr>
-        <w:rFonts w:hint="default" w:ascii="Wingdings" w:hAnsi="Wingdings"/>
+        <w:rFonts w:ascii="Wingdings" w:hAnsi="Wingdings" w:hint="default"/>
       </w:rPr>
     </w:lvl>
   </w:abstractNum>
-  <w:abstractNum w:abstractNumId="4" w15:restartNumberingAfterBreak="0">
+  <w:abstractNum w:abstractNumId="6" w15:restartNumberingAfterBreak="0">
+    <w:nsid w:val="25438FF6"/>
+    <w:multiLevelType w:val="multilevel"/>
+    <w:tmpl w:val="D8B8C836"/>
+    <w:lvl w:ilvl="0">
+      <w:numFmt w:val="none"/>
+      <w:lvlText w:val=""/>
+      <w:lvlJc w:val="left"/>
+      <w:pPr>
+        <w:tabs>
+          <w:tab w:val="num" w:pos="360"/>
+        </w:tabs>
+      </w:pPr>
+    </w:lvl>
+    <w:lvl w:ilvl="1">
+      <w:start w:val="1"/>
+      <w:numFmt w:val="lowerLetter"/>
+      <w:lvlText w:val="%2."/>
+      <w:lvlJc w:val="left"/>
+      <w:pPr>
+        <w:ind w:left="1437" w:hanging="360"/>
+      </w:pPr>
+    </w:lvl>
+    <w:lvl w:ilvl="2">
+      <w:start w:val="1"/>
+      <w:numFmt w:val="lowerRoman"/>
+      <w:lvlText w:val="%3."/>
+      <w:lvlJc w:val="right"/>
+      <w:pPr>
+        <w:ind w:left="2157" w:hanging="180"/>
+      </w:pPr>
+    </w:lvl>
+    <w:lvl w:ilvl="3">
+      <w:start w:val="1"/>
+      <w:numFmt w:val="decimal"/>
+      <w:lvlText w:val="%4."/>
+      <w:lvlJc w:val="left"/>
+      <w:pPr>
+        <w:ind w:left="2877" w:hanging="360"/>
+      </w:pPr>
+    </w:lvl>
+    <w:lvl w:ilvl="4">
+      <w:start w:val="1"/>
+      <w:numFmt w:val="lowerLetter"/>
+      <w:lvlText w:val="%5."/>
+      <w:lvlJc w:val="left"/>
+      <w:pPr>
+        <w:ind w:left="3597" w:hanging="360"/>
+      </w:pPr>
+    </w:lvl>
+    <w:lvl w:ilvl="5">
+      <w:start w:val="1"/>
+      <w:numFmt w:val="lowerRoman"/>
+      <w:lvlText w:val="%6."/>
+      <w:lvlJc w:val="right"/>
+      <w:pPr>
+        <w:ind w:left="4317" w:hanging="180"/>
+      </w:pPr>
+    </w:lvl>
+    <w:lvl w:ilvl="6">
+      <w:start w:val="1"/>
+      <w:numFmt w:val="decimal"/>
+      <w:lvlText w:val="%7."/>
+      <w:lvlJc w:val="left"/>
+      <w:pPr>
+        <w:ind w:left="5037" w:hanging="360"/>
+      </w:pPr>
+    </w:lvl>
+    <w:lvl w:ilvl="7">
+      <w:start w:val="1"/>
+      <w:numFmt w:val="lowerLetter"/>
+      <w:lvlText w:val="%8."/>
+      <w:lvlJc w:val="left"/>
+      <w:pPr>
+        <w:ind w:left="5757" w:hanging="360"/>
+      </w:pPr>
+    </w:lvl>
+    <w:lvl w:ilvl="8">
+      <w:start w:val="1"/>
+      <w:numFmt w:val="lowerRoman"/>
+      <w:lvlText w:val="%9."/>
+      <w:lvlJc w:val="right"/>
+      <w:pPr>
+        <w:ind w:left="6477" w:hanging="180"/>
+      </w:pPr>
+    </w:lvl>
+  </w:abstractNum>
+  <w:abstractNum w:abstractNumId="7" w15:restartNumberingAfterBreak="0">
     <w:nsid w:val="259C0DCB"/>
     <w:multiLevelType w:val="hybridMultilevel"/>
     <w:tmpl w:val="8D9AD164"/>
@@ -7002,7 +7480,7 @@
         <w:ind w:left="2136" w:hanging="360"/>
       </w:pPr>
       <w:rPr>
-        <w:rFonts w:hint="default" w:ascii="Courier New" w:hAnsi="Courier New" w:cs="Courier New"/>
+        <w:rFonts w:ascii="Courier New" w:hAnsi="Courier New" w:cs="Courier New" w:hint="default"/>
       </w:rPr>
     </w:lvl>
     <w:lvl w:ilvl="1" w:tplc="040E0003">
@@ -7014,7 +7492,7 @@
         <w:ind w:left="2856" w:hanging="360"/>
       </w:pPr>
       <w:rPr>
-        <w:rFonts w:hint="default" w:ascii="Courier New" w:hAnsi="Courier New" w:cs="Courier New"/>
+        <w:rFonts w:ascii="Courier New" w:hAnsi="Courier New" w:cs="Courier New" w:hint="default"/>
       </w:rPr>
     </w:lvl>
     <w:lvl w:ilvl="2" w:tplc="040E0005">
@@ -7026,7 +7504,7 @@
         <w:ind w:left="3576" w:hanging="360"/>
       </w:pPr>
       <w:rPr>
-        <w:rFonts w:hint="default" w:ascii="Wingdings" w:hAnsi="Wingdings"/>
+        <w:rFonts w:ascii="Wingdings" w:hAnsi="Wingdings" w:hint="default"/>
       </w:rPr>
     </w:lvl>
     <w:lvl w:ilvl="3" w:tplc="040E0001">
@@ -7038,7 +7516,7 @@
         <w:ind w:left="4296" w:hanging="360"/>
       </w:pPr>
       <w:rPr>
-        <w:rFonts w:hint="default" w:ascii="Symbol" w:hAnsi="Symbol"/>
+        <w:rFonts w:ascii="Symbol" w:hAnsi="Symbol" w:hint="default"/>
       </w:rPr>
     </w:lvl>
     <w:lvl w:ilvl="4" w:tplc="040E0003">
@@ -7050,7 +7528,7 @@
         <w:ind w:left="5016" w:hanging="360"/>
       </w:pPr>
       <w:rPr>
-        <w:rFonts w:hint="default" w:ascii="Courier New" w:hAnsi="Courier New" w:cs="Courier New"/>
+        <w:rFonts w:ascii="Courier New" w:hAnsi="Courier New" w:cs="Courier New" w:hint="default"/>
       </w:rPr>
     </w:lvl>
     <w:lvl w:ilvl="5" w:tplc="040E0005">
@@ -7062,7 +7540,7 @@
         <w:ind w:left="5736" w:hanging="360"/>
       </w:pPr>
       <w:rPr>
-        <w:rFonts w:hint="default" w:ascii="Wingdings" w:hAnsi="Wingdings"/>
+        <w:rFonts w:ascii="Wingdings" w:hAnsi="Wingdings" w:hint="default"/>
       </w:rPr>
     </w:lvl>
     <w:lvl w:ilvl="6" w:tplc="040E0001">
@@ -7074,7 +7552,7 @@
         <w:ind w:left="6456" w:hanging="360"/>
       </w:pPr>
       <w:rPr>
-        <w:rFonts w:hint="default" w:ascii="Symbol" w:hAnsi="Symbol"/>
+        <w:rFonts w:ascii="Symbol" w:hAnsi="Symbol" w:hint="default"/>
       </w:rPr>
     </w:lvl>
     <w:lvl w:ilvl="7" w:tplc="040E0003">
@@ -7086,7 +7564,7 @@
         <w:ind w:left="7176" w:hanging="360"/>
       </w:pPr>
       <w:rPr>
-        <w:rFonts w:hint="default" w:ascii="Courier New" w:hAnsi="Courier New" w:cs="Courier New"/>
+        <w:rFonts w:ascii="Courier New" w:hAnsi="Courier New" w:cs="Courier New" w:hint="default"/>
       </w:rPr>
     </w:lvl>
     <w:lvl w:ilvl="8" w:tplc="040E0005">
@@ -7098,11 +7576,11 @@
         <w:ind w:left="7896" w:hanging="360"/>
       </w:pPr>
       <w:rPr>
-        <w:rFonts w:hint="default" w:ascii="Wingdings" w:hAnsi="Wingdings"/>
+        <w:rFonts w:ascii="Wingdings" w:hAnsi="Wingdings" w:hint="default"/>
       </w:rPr>
     </w:lvl>
   </w:abstractNum>
-  <w:abstractNum w:abstractNumId="5" w15:restartNumberingAfterBreak="0">
+  <w:abstractNum w:abstractNumId="8" w15:restartNumberingAfterBreak="0">
     <w:nsid w:val="31B81977"/>
     <w:multiLevelType w:val="multilevel"/>
     <w:tmpl w:val="33CC7916"/>
@@ -7118,7 +7596,7 @@
         <w:ind w:left="720" w:hanging="360"/>
       </w:pPr>
       <w:rPr>
-        <w:rFonts w:hint="default" w:ascii="Symbol" w:hAnsi="Symbol"/>
+        <w:rFonts w:ascii="Symbol" w:hAnsi="Symbol" w:hint="default"/>
         <w:sz w:val="20"/>
       </w:rPr>
     </w:lvl>
@@ -7134,7 +7612,7 @@
         <w:ind w:left="1440" w:hanging="360"/>
       </w:pPr>
       <w:rPr>
-        <w:rFonts w:hint="default" w:ascii="Courier New" w:hAnsi="Courier New"/>
+        <w:rFonts w:ascii="Courier New" w:hAnsi="Courier New" w:hint="default"/>
         <w:sz w:val="20"/>
       </w:rPr>
     </w:lvl>
@@ -7150,7 +7628,7 @@
         <w:ind w:left="2160" w:hanging="360"/>
       </w:pPr>
       <w:rPr>
-        <w:rFonts w:hint="default" w:ascii="Wingdings" w:hAnsi="Wingdings"/>
+        <w:rFonts w:ascii="Wingdings" w:hAnsi="Wingdings" w:hint="default"/>
         <w:sz w:val="20"/>
       </w:rPr>
     </w:lvl>
@@ -7166,7 +7644,7 @@
         <w:ind w:left="2880" w:hanging="360"/>
       </w:pPr>
       <w:rPr>
-        <w:rFonts w:hint="default" w:ascii="Wingdings" w:hAnsi="Wingdings"/>
+        <w:rFonts w:ascii="Wingdings" w:hAnsi="Wingdings" w:hint="default"/>
         <w:sz w:val="20"/>
       </w:rPr>
     </w:lvl>
@@ -7182,7 +7660,7 @@
         <w:ind w:left="3600" w:hanging="360"/>
       </w:pPr>
       <w:rPr>
-        <w:rFonts w:hint="default" w:ascii="Wingdings" w:hAnsi="Wingdings"/>
+        <w:rFonts w:ascii="Wingdings" w:hAnsi="Wingdings" w:hint="default"/>
         <w:sz w:val="20"/>
       </w:rPr>
     </w:lvl>
@@ -7198,7 +7676,7 @@
         <w:ind w:left="4320" w:hanging="360"/>
       </w:pPr>
       <w:rPr>
-        <w:rFonts w:hint="default" w:ascii="Wingdings" w:hAnsi="Wingdings"/>
+        <w:rFonts w:ascii="Wingdings" w:hAnsi="Wingdings" w:hint="default"/>
         <w:sz w:val="20"/>
       </w:rPr>
     </w:lvl>
@@ -7214,7 +7692,7 @@
         <w:ind w:left="5040" w:hanging="360"/>
       </w:pPr>
       <w:rPr>
-        <w:rFonts w:hint="default" w:ascii="Wingdings" w:hAnsi="Wingdings"/>
+        <w:rFonts w:ascii="Wingdings" w:hAnsi="Wingdings" w:hint="default"/>
         <w:sz w:val="20"/>
       </w:rPr>
     </w:lvl>
@@ -7230,7 +7708,7 @@
         <w:ind w:left="5760" w:hanging="360"/>
       </w:pPr>
       <w:rPr>
-        <w:rFonts w:hint="default" w:ascii="Wingdings" w:hAnsi="Wingdings"/>
+        <w:rFonts w:ascii="Wingdings" w:hAnsi="Wingdings" w:hint="default"/>
         <w:sz w:val="20"/>
       </w:rPr>
     </w:lvl>
@@ -7246,12 +7724,101 @@
         <w:ind w:left="6480" w:hanging="360"/>
       </w:pPr>
       <w:rPr>
-        <w:rFonts w:hint="default" w:ascii="Wingdings" w:hAnsi="Wingdings"/>
+        <w:rFonts w:ascii="Wingdings" w:hAnsi="Wingdings" w:hint="default"/>
         <w:sz w:val="20"/>
       </w:rPr>
     </w:lvl>
   </w:abstractNum>
-  <w:abstractNum w:abstractNumId="6" w15:restartNumberingAfterBreak="0">
+  <w:abstractNum w:abstractNumId="9" w15:restartNumberingAfterBreak="0">
+    <w:nsid w:val="326914E9"/>
+    <w:multiLevelType w:val="hybridMultilevel"/>
+    <w:tmpl w:val="B484C388"/>
+    <w:lvl w:ilvl="0" w:tplc="339403DE">
+      <w:start w:val="2"/>
+      <w:numFmt w:val="decimal"/>
+      <w:lvlText w:val="%1"/>
+      <w:lvlJc w:val="left"/>
+      <w:pPr>
+        <w:ind w:left="720" w:hanging="360"/>
+      </w:pPr>
+      <w:rPr>
+        <w:rFonts w:hint="default"/>
+      </w:rPr>
+    </w:lvl>
+    <w:lvl w:ilvl="1" w:tplc="040E0019" w:tentative="1">
+      <w:start w:val="1"/>
+      <w:numFmt w:val="lowerLetter"/>
+      <w:lvlText w:val="%2."/>
+      <w:lvlJc w:val="left"/>
+      <w:pPr>
+        <w:ind w:left="1440" w:hanging="360"/>
+      </w:pPr>
+    </w:lvl>
+    <w:lvl w:ilvl="2" w:tplc="040E001B" w:tentative="1">
+      <w:start w:val="1"/>
+      <w:numFmt w:val="lowerRoman"/>
+      <w:lvlText w:val="%3."/>
+      <w:lvlJc w:val="right"/>
+      <w:pPr>
+        <w:ind w:left="2160" w:hanging="180"/>
+      </w:pPr>
+    </w:lvl>
+    <w:lvl w:ilvl="3" w:tplc="040E000F" w:tentative="1">
+      <w:start w:val="1"/>
+      <w:numFmt w:val="decimal"/>
+      <w:lvlText w:val="%4."/>
+      <w:lvlJc w:val="left"/>
+      <w:pPr>
+        <w:ind w:left="2880" w:hanging="360"/>
+      </w:pPr>
+    </w:lvl>
+    <w:lvl w:ilvl="4" w:tplc="040E0019" w:tentative="1">
+      <w:start w:val="1"/>
+      <w:numFmt w:val="lowerLetter"/>
+      <w:lvlText w:val="%5."/>
+      <w:lvlJc w:val="left"/>
+      <w:pPr>
+        <w:ind w:left="3600" w:hanging="360"/>
+      </w:pPr>
+    </w:lvl>
+    <w:lvl w:ilvl="5" w:tplc="040E001B" w:tentative="1">
+      <w:start w:val="1"/>
+      <w:numFmt w:val="lowerRoman"/>
+      <w:lvlText w:val="%6."/>
+      <w:lvlJc w:val="right"/>
+      <w:pPr>
+        <w:ind w:left="4320" w:hanging="180"/>
+      </w:pPr>
+    </w:lvl>
+    <w:lvl w:ilvl="6" w:tplc="040E000F" w:tentative="1">
+      <w:start w:val="1"/>
+      <w:numFmt w:val="decimal"/>
+      <w:lvlText w:val="%7."/>
+      <w:lvlJc w:val="left"/>
+      <w:pPr>
+        <w:ind w:left="5040" w:hanging="360"/>
+      </w:pPr>
+    </w:lvl>
+    <w:lvl w:ilvl="7" w:tplc="040E0019" w:tentative="1">
+      <w:start w:val="1"/>
+      <w:numFmt w:val="lowerLetter"/>
+      <w:lvlText w:val="%8."/>
+      <w:lvlJc w:val="left"/>
+      <w:pPr>
+        <w:ind w:left="5760" w:hanging="360"/>
+      </w:pPr>
+    </w:lvl>
+    <w:lvl w:ilvl="8" w:tplc="040E001B" w:tentative="1">
+      <w:start w:val="1"/>
+      <w:numFmt w:val="lowerRoman"/>
+      <w:lvlText w:val="%9."/>
+      <w:lvlJc w:val="right"/>
+      <w:pPr>
+        <w:ind w:left="6480" w:hanging="180"/>
+      </w:pPr>
+    </w:lvl>
+  </w:abstractNum>
+  <w:abstractNum w:abstractNumId="10" w15:restartNumberingAfterBreak="0">
     <w:nsid w:val="3A5632FE"/>
     <w:multiLevelType w:val="hybridMultilevel"/>
     <w:tmpl w:val="064A8054"/>
@@ -7265,7 +7832,7 @@
         <w:ind w:left="720" w:hanging="360"/>
       </w:pPr>
       <w:rPr>
-        <w:rFonts w:hint="default" w:ascii="Symbol" w:hAnsi="Symbol"/>
+        <w:rFonts w:ascii="Symbol" w:hAnsi="Symbol" w:hint="default"/>
       </w:rPr>
     </w:lvl>
     <w:lvl w:ilvl="1" w:tplc="040E0003">
@@ -7277,7 +7844,7 @@
         <w:ind w:left="1440" w:hanging="360"/>
       </w:pPr>
       <w:rPr>
-        <w:rFonts w:hint="default" w:ascii="Courier New" w:hAnsi="Courier New" w:cs="Courier New"/>
+        <w:rFonts w:ascii="Courier New" w:hAnsi="Courier New" w:cs="Courier New" w:hint="default"/>
       </w:rPr>
     </w:lvl>
     <w:lvl w:ilvl="2" w:tplc="040E0005">
@@ -7289,7 +7856,7 @@
         <w:ind w:left="2160" w:hanging="360"/>
       </w:pPr>
       <w:rPr>
-        <w:rFonts w:hint="default" w:ascii="Wingdings" w:hAnsi="Wingdings"/>
+        <w:rFonts w:ascii="Wingdings" w:hAnsi="Wingdings" w:hint="default"/>
       </w:rPr>
     </w:lvl>
     <w:lvl w:ilvl="3" w:tplc="040E0001">
@@ -7301,7 +7868,7 @@
         <w:ind w:left="2880" w:hanging="360"/>
       </w:pPr>
       <w:rPr>
-        <w:rFonts w:hint="default" w:ascii="Symbol" w:hAnsi="Symbol"/>
+        <w:rFonts w:ascii="Symbol" w:hAnsi="Symbol" w:hint="default"/>
       </w:rPr>
     </w:lvl>
     <w:lvl w:ilvl="4" w:tplc="040E0003">
@@ -7313,7 +7880,7 @@
         <w:ind w:left="3600" w:hanging="360"/>
       </w:pPr>
       <w:rPr>
-        <w:rFonts w:hint="default" w:ascii="Courier New" w:hAnsi="Courier New" w:cs="Courier New"/>
+        <w:rFonts w:ascii="Courier New" w:hAnsi="Courier New" w:cs="Courier New" w:hint="default"/>
       </w:rPr>
     </w:lvl>
     <w:lvl w:ilvl="5" w:tplc="040E0005">
@@ -7325,7 +7892,7 @@
         <w:ind w:left="4320" w:hanging="360"/>
       </w:pPr>
       <w:rPr>
-        <w:rFonts w:hint="default" w:ascii="Wingdings" w:hAnsi="Wingdings"/>
+        <w:rFonts w:ascii="Wingdings" w:hAnsi="Wingdings" w:hint="default"/>
       </w:rPr>
     </w:lvl>
     <w:lvl w:ilvl="6" w:tplc="040E0001">
@@ -7337,7 +7904,7 @@
         <w:ind w:left="5040" w:hanging="360"/>
       </w:pPr>
       <w:rPr>
-        <w:rFonts w:hint="default" w:ascii="Symbol" w:hAnsi="Symbol"/>
+        <w:rFonts w:ascii="Symbol" w:hAnsi="Symbol" w:hint="default"/>
       </w:rPr>
     </w:lvl>
     <w:lvl w:ilvl="7" w:tplc="040E0003">
@@ -7349,7 +7916,7 @@
         <w:ind w:left="5760" w:hanging="360"/>
       </w:pPr>
       <w:rPr>
-        <w:rFonts w:hint="default" w:ascii="Courier New" w:hAnsi="Courier New" w:cs="Courier New"/>
+        <w:rFonts w:ascii="Courier New" w:hAnsi="Courier New" w:cs="Courier New" w:hint="default"/>
       </w:rPr>
     </w:lvl>
     <w:lvl w:ilvl="8" w:tplc="040E0005">
@@ -7361,11 +7928,11 @@
         <w:ind w:left="6480" w:hanging="360"/>
       </w:pPr>
       <w:rPr>
-        <w:rFonts w:hint="default" w:ascii="Wingdings" w:hAnsi="Wingdings"/>
+        <w:rFonts w:ascii="Wingdings" w:hAnsi="Wingdings" w:hint="default"/>
       </w:rPr>
     </w:lvl>
   </w:abstractNum>
-  <w:abstractNum w:abstractNumId="7" w15:restartNumberingAfterBreak="0">
+  <w:abstractNum w:abstractNumId="11" w15:restartNumberingAfterBreak="0">
     <w:nsid w:val="3BCB0A8C"/>
     <w:multiLevelType w:val="hybridMultilevel"/>
     <w:tmpl w:val="824AB3E0"/>
@@ -7378,7 +7945,7 @@
         <w:ind w:left="720" w:hanging="360"/>
       </w:pPr>
       <w:rPr>
-        <w:rFonts w:hint="default" w:ascii="Symbol" w:hAnsi="Symbol"/>
+        <w:rFonts w:ascii="Symbol" w:hAnsi="Symbol" w:hint="default"/>
       </w:rPr>
     </w:lvl>
     <w:lvl w:ilvl="1" w:tplc="040E0003">
@@ -7390,7 +7957,7 @@
         <w:ind w:left="1440" w:hanging="360"/>
       </w:pPr>
       <w:rPr>
-        <w:rFonts w:hint="default" w:ascii="Courier New" w:hAnsi="Courier New" w:cs="Courier New"/>
+        <w:rFonts w:ascii="Courier New" w:hAnsi="Courier New" w:cs="Courier New" w:hint="default"/>
       </w:rPr>
     </w:lvl>
     <w:lvl w:ilvl="2" w:tplc="040E0005">
@@ -7402,7 +7969,7 @@
         <w:ind w:left="2160" w:hanging="360"/>
       </w:pPr>
       <w:rPr>
-        <w:rFonts w:hint="default" w:ascii="Wingdings" w:hAnsi="Wingdings"/>
+        <w:rFonts w:ascii="Wingdings" w:hAnsi="Wingdings" w:hint="default"/>
       </w:rPr>
     </w:lvl>
     <w:lvl w:ilvl="3" w:tplc="040E0001">
@@ -7414,7 +7981,7 @@
         <w:ind w:left="2880" w:hanging="360"/>
       </w:pPr>
       <w:rPr>
-        <w:rFonts w:hint="default" w:ascii="Symbol" w:hAnsi="Symbol"/>
+        <w:rFonts w:ascii="Symbol" w:hAnsi="Symbol" w:hint="default"/>
       </w:rPr>
     </w:lvl>
     <w:lvl w:ilvl="4" w:tplc="040E0003">
@@ -7426,7 +7993,7 @@
         <w:ind w:left="3600" w:hanging="360"/>
       </w:pPr>
       <w:rPr>
-        <w:rFonts w:hint="default" w:ascii="Courier New" w:hAnsi="Courier New" w:cs="Courier New"/>
+        <w:rFonts w:ascii="Courier New" w:hAnsi="Courier New" w:cs="Courier New" w:hint="default"/>
       </w:rPr>
     </w:lvl>
     <w:lvl w:ilvl="5" w:tplc="040E0005">
@@ -7438,7 +8005,7 @@
         <w:ind w:left="4320" w:hanging="360"/>
       </w:pPr>
       <w:rPr>
-        <w:rFonts w:hint="default" w:ascii="Wingdings" w:hAnsi="Wingdings"/>
+        <w:rFonts w:ascii="Wingdings" w:hAnsi="Wingdings" w:hint="default"/>
       </w:rPr>
     </w:lvl>
     <w:lvl w:ilvl="6" w:tplc="040E0001">
@@ -7450,7 +8017,7 @@
         <w:ind w:left="5040" w:hanging="360"/>
       </w:pPr>
       <w:rPr>
-        <w:rFonts w:hint="default" w:ascii="Symbol" w:hAnsi="Symbol"/>
+        <w:rFonts w:ascii="Symbol" w:hAnsi="Symbol" w:hint="default"/>
       </w:rPr>
     </w:lvl>
     <w:lvl w:ilvl="7" w:tplc="040E0003">
@@ -7462,7 +8029,7 @@
         <w:ind w:left="5760" w:hanging="360"/>
       </w:pPr>
       <w:rPr>
-        <w:rFonts w:hint="default" w:ascii="Courier New" w:hAnsi="Courier New" w:cs="Courier New"/>
+        <w:rFonts w:ascii="Courier New" w:hAnsi="Courier New" w:cs="Courier New" w:hint="default"/>
       </w:rPr>
     </w:lvl>
     <w:lvl w:ilvl="8" w:tplc="040E0005">
@@ -7474,11 +8041,11 @@
         <w:ind w:left="6480" w:hanging="360"/>
       </w:pPr>
       <w:rPr>
-        <w:rFonts w:hint="default" w:ascii="Wingdings" w:hAnsi="Wingdings"/>
+        <w:rFonts w:ascii="Wingdings" w:hAnsi="Wingdings" w:hint="default"/>
       </w:rPr>
     </w:lvl>
   </w:abstractNum>
-  <w:abstractNum w:abstractNumId="8" w15:restartNumberingAfterBreak="0">
+  <w:abstractNum w:abstractNumId="12" w15:restartNumberingAfterBreak="0">
     <w:nsid w:val="3DDA8AA6"/>
     <w:multiLevelType w:val="hybridMultilevel"/>
     <w:tmpl w:val="FFFFFFFF"/>
@@ -7491,7 +8058,7 @@
         <w:ind w:left="2136" w:hanging="360"/>
       </w:pPr>
       <w:rPr>
-        <w:rFonts w:hint="default" w:ascii="Courier New" w:hAnsi="Courier New"/>
+        <w:rFonts w:ascii="Courier New" w:hAnsi="Courier New" w:hint="default"/>
       </w:rPr>
     </w:lvl>
     <w:lvl w:ilvl="1" w:tplc="901C26E2">
@@ -7503,7 +8070,7 @@
         <w:ind w:left="2856" w:hanging="360"/>
       </w:pPr>
       <w:rPr>
-        <w:rFonts w:hint="default" w:ascii="Courier New" w:hAnsi="Courier New"/>
+        <w:rFonts w:ascii="Courier New" w:hAnsi="Courier New" w:hint="default"/>
       </w:rPr>
     </w:lvl>
     <w:lvl w:ilvl="2" w:tplc="13002692">
@@ -7515,7 +8082,7 @@
         <w:ind w:left="3576" w:hanging="360"/>
       </w:pPr>
       <w:rPr>
-        <w:rFonts w:hint="default" w:ascii="Wingdings" w:hAnsi="Wingdings"/>
+        <w:rFonts w:ascii="Wingdings" w:hAnsi="Wingdings" w:hint="default"/>
       </w:rPr>
     </w:lvl>
     <w:lvl w:ilvl="3" w:tplc="1B76D922">
@@ -7527,7 +8094,7 @@
         <w:ind w:left="4296" w:hanging="360"/>
       </w:pPr>
       <w:rPr>
-        <w:rFonts w:hint="default" w:ascii="Symbol" w:hAnsi="Symbol"/>
+        <w:rFonts w:ascii="Symbol" w:hAnsi="Symbol" w:hint="default"/>
       </w:rPr>
     </w:lvl>
     <w:lvl w:ilvl="4" w:tplc="9AD8DC48">
@@ -7539,7 +8106,7 @@
         <w:ind w:left="5016" w:hanging="360"/>
       </w:pPr>
       <w:rPr>
-        <w:rFonts w:hint="default" w:ascii="Courier New" w:hAnsi="Courier New"/>
+        <w:rFonts w:ascii="Courier New" w:hAnsi="Courier New" w:hint="default"/>
       </w:rPr>
     </w:lvl>
     <w:lvl w:ilvl="5" w:tplc="579A22B0">
@@ -7551,7 +8118,7 @@
         <w:ind w:left="5736" w:hanging="360"/>
       </w:pPr>
       <w:rPr>
-        <w:rFonts w:hint="default" w:ascii="Wingdings" w:hAnsi="Wingdings"/>
+        <w:rFonts w:ascii="Wingdings" w:hAnsi="Wingdings" w:hint="default"/>
       </w:rPr>
     </w:lvl>
     <w:lvl w:ilvl="6" w:tplc="FD8C7678">
@@ -7563,7 +8130,7 @@
         <w:ind w:left="6456" w:hanging="360"/>
       </w:pPr>
       <w:rPr>
-        <w:rFonts w:hint="default" w:ascii="Symbol" w:hAnsi="Symbol"/>
+        <w:rFonts w:ascii="Symbol" w:hAnsi="Symbol" w:hint="default"/>
       </w:rPr>
     </w:lvl>
     <w:lvl w:ilvl="7" w:tplc="55925A62">
@@ -7575,7 +8142,7 @@
         <w:ind w:left="7176" w:hanging="360"/>
       </w:pPr>
       <w:rPr>
-        <w:rFonts w:hint="default" w:ascii="Courier New" w:hAnsi="Courier New"/>
+        <w:rFonts w:ascii="Courier New" w:hAnsi="Courier New" w:hint="default"/>
       </w:rPr>
     </w:lvl>
     <w:lvl w:ilvl="8" w:tplc="FF505DA4">
@@ -7587,11 +8154,213 @@
         <w:ind w:left="7896" w:hanging="360"/>
       </w:pPr>
       <w:rPr>
-        <w:rFonts w:hint="default" w:ascii="Wingdings" w:hAnsi="Wingdings"/>
+        <w:rFonts w:ascii="Wingdings" w:hAnsi="Wingdings" w:hint="default"/>
       </w:rPr>
     </w:lvl>
   </w:abstractNum>
-  <w:abstractNum w:abstractNumId="9" w15:restartNumberingAfterBreak="0">
+  <w:abstractNum w:abstractNumId="13" w15:restartNumberingAfterBreak="0">
+    <w:nsid w:val="47C514D8"/>
+    <w:multiLevelType w:val="hybridMultilevel"/>
+    <w:tmpl w:val="92EE2F84"/>
+    <w:lvl w:ilvl="0" w:tplc="34A279C8">
+      <w:start w:val="2"/>
+      <w:numFmt w:val="decimal"/>
+      <w:lvlText w:val="%1"/>
+      <w:lvlJc w:val="left"/>
+      <w:pPr>
+        <w:ind w:left="720" w:hanging="360"/>
+      </w:pPr>
+      <w:rPr>
+        <w:rFonts w:hint="default"/>
+      </w:rPr>
+    </w:lvl>
+    <w:lvl w:ilvl="1" w:tplc="040E0019" w:tentative="1">
+      <w:start w:val="1"/>
+      <w:numFmt w:val="lowerLetter"/>
+      <w:lvlText w:val="%2."/>
+      <w:lvlJc w:val="left"/>
+      <w:pPr>
+        <w:ind w:left="1440" w:hanging="360"/>
+      </w:pPr>
+    </w:lvl>
+    <w:lvl w:ilvl="2" w:tplc="040E001B" w:tentative="1">
+      <w:start w:val="1"/>
+      <w:numFmt w:val="lowerRoman"/>
+      <w:lvlText w:val="%3."/>
+      <w:lvlJc w:val="right"/>
+      <w:pPr>
+        <w:ind w:left="2160" w:hanging="180"/>
+      </w:pPr>
+    </w:lvl>
+    <w:lvl w:ilvl="3" w:tplc="040E000F" w:tentative="1">
+      <w:start w:val="1"/>
+      <w:numFmt w:val="decimal"/>
+      <w:lvlText w:val="%4."/>
+      <w:lvlJc w:val="left"/>
+      <w:pPr>
+        <w:ind w:left="2880" w:hanging="360"/>
+      </w:pPr>
+    </w:lvl>
+    <w:lvl w:ilvl="4" w:tplc="040E0019" w:tentative="1">
+      <w:start w:val="1"/>
+      <w:numFmt w:val="lowerLetter"/>
+      <w:lvlText w:val="%5."/>
+      <w:lvlJc w:val="left"/>
+      <w:pPr>
+        <w:ind w:left="3600" w:hanging="360"/>
+      </w:pPr>
+    </w:lvl>
+    <w:lvl w:ilvl="5" w:tplc="040E001B" w:tentative="1">
+      <w:start w:val="1"/>
+      <w:numFmt w:val="lowerRoman"/>
+      <w:lvlText w:val="%6."/>
+      <w:lvlJc w:val="right"/>
+      <w:pPr>
+        <w:ind w:left="4320" w:hanging="180"/>
+      </w:pPr>
+    </w:lvl>
+    <w:lvl w:ilvl="6" w:tplc="040E000F" w:tentative="1">
+      <w:start w:val="1"/>
+      <w:numFmt w:val="decimal"/>
+      <w:lvlText w:val="%7."/>
+      <w:lvlJc w:val="left"/>
+      <w:pPr>
+        <w:ind w:left="5040" w:hanging="360"/>
+      </w:pPr>
+    </w:lvl>
+    <w:lvl w:ilvl="7" w:tplc="040E0019" w:tentative="1">
+      <w:start w:val="1"/>
+      <w:numFmt w:val="lowerLetter"/>
+      <w:lvlText w:val="%8."/>
+      <w:lvlJc w:val="left"/>
+      <w:pPr>
+        <w:ind w:left="5760" w:hanging="360"/>
+      </w:pPr>
+    </w:lvl>
+    <w:lvl w:ilvl="8" w:tplc="040E001B" w:tentative="1">
+      <w:start w:val="1"/>
+      <w:numFmt w:val="lowerRoman"/>
+      <w:lvlText w:val="%9."/>
+      <w:lvlJc w:val="right"/>
+      <w:pPr>
+        <w:ind w:left="6480" w:hanging="180"/>
+      </w:pPr>
+    </w:lvl>
+  </w:abstractNum>
+  <w:abstractNum w:abstractNumId="14" w15:restartNumberingAfterBreak="0">
+    <w:nsid w:val="4911A64D"/>
+    <w:multiLevelType w:val="hybridMultilevel"/>
+    <w:tmpl w:val="3F4E080A"/>
+    <w:lvl w:ilvl="0" w:tplc="BEF0AD4A">
+      <w:start w:val="1"/>
+      <w:numFmt w:val="bullet"/>
+      <w:lvlText w:val=""/>
+      <w:lvlJc w:val="left"/>
+      <w:pPr>
+        <w:ind w:left="720" w:hanging="360"/>
+      </w:pPr>
+      <w:rPr>
+        <w:rFonts w:ascii="Symbol" w:hAnsi="Symbol" w:hint="default"/>
+      </w:rPr>
+    </w:lvl>
+    <w:lvl w:ilvl="1" w:tplc="A3A80E94">
+      <w:start w:val="1"/>
+      <w:numFmt w:val="bullet"/>
+      <w:lvlText w:val="o"/>
+      <w:lvlJc w:val="left"/>
+      <w:pPr>
+        <w:ind w:left="1440" w:hanging="360"/>
+      </w:pPr>
+      <w:rPr>
+        <w:rFonts w:ascii="Courier New" w:hAnsi="Courier New" w:hint="default"/>
+      </w:rPr>
+    </w:lvl>
+    <w:lvl w:ilvl="2" w:tplc="AA669C20">
+      <w:start w:val="1"/>
+      <w:numFmt w:val="bullet"/>
+      <w:lvlText w:val=""/>
+      <w:lvlJc w:val="left"/>
+      <w:pPr>
+        <w:ind w:left="2160" w:hanging="360"/>
+      </w:pPr>
+      <w:rPr>
+        <w:rFonts w:ascii="Wingdings" w:hAnsi="Wingdings" w:hint="default"/>
+      </w:rPr>
+    </w:lvl>
+    <w:lvl w:ilvl="3" w:tplc="1BB2005E">
+      <w:start w:val="1"/>
+      <w:numFmt w:val="bullet"/>
+      <w:lvlText w:val=""/>
+      <w:lvlJc w:val="left"/>
+      <w:pPr>
+        <w:ind w:left="2880" w:hanging="360"/>
+      </w:pPr>
+      <w:rPr>
+        <w:rFonts w:ascii="Symbol" w:hAnsi="Symbol" w:hint="default"/>
+      </w:rPr>
+    </w:lvl>
+    <w:lvl w:ilvl="4" w:tplc="5E3EFA90">
+      <w:start w:val="1"/>
+      <w:numFmt w:val="bullet"/>
+      <w:lvlText w:val="o"/>
+      <w:lvlJc w:val="left"/>
+      <w:pPr>
+        <w:ind w:left="3600" w:hanging="360"/>
+      </w:pPr>
+      <w:rPr>
+        <w:rFonts w:ascii="Courier New" w:hAnsi="Courier New" w:hint="default"/>
+      </w:rPr>
+    </w:lvl>
+    <w:lvl w:ilvl="5" w:tplc="E9B0BE60">
+      <w:start w:val="1"/>
+      <w:numFmt w:val="bullet"/>
+      <w:lvlText w:val=""/>
+      <w:lvlJc w:val="left"/>
+      <w:pPr>
+        <w:ind w:left="4320" w:hanging="360"/>
+      </w:pPr>
+      <w:rPr>
+        <w:rFonts w:ascii="Wingdings" w:hAnsi="Wingdings" w:hint="default"/>
+      </w:rPr>
+    </w:lvl>
+    <w:lvl w:ilvl="6" w:tplc="DF5665D6">
+      <w:start w:val="1"/>
+      <w:numFmt w:val="bullet"/>
+      <w:lvlText w:val=""/>
+      <w:lvlJc w:val="left"/>
+      <w:pPr>
+        <w:ind w:left="5040" w:hanging="360"/>
+      </w:pPr>
+      <w:rPr>
+        <w:rFonts w:ascii="Symbol" w:hAnsi="Symbol" w:hint="default"/>
+      </w:rPr>
+    </w:lvl>
+    <w:lvl w:ilvl="7" w:tplc="55AE60F0">
+      <w:start w:val="1"/>
+      <w:numFmt w:val="bullet"/>
+      <w:lvlText w:val="o"/>
+      <w:lvlJc w:val="left"/>
+      <w:pPr>
+        <w:ind w:left="5760" w:hanging="360"/>
+      </w:pPr>
+      <w:rPr>
+        <w:rFonts w:ascii="Courier New" w:hAnsi="Courier New" w:hint="default"/>
+      </w:rPr>
+    </w:lvl>
+    <w:lvl w:ilvl="8" w:tplc="50ECF4EE">
+      <w:start w:val="1"/>
+      <w:numFmt w:val="bullet"/>
+      <w:lvlText w:val=""/>
+      <w:lvlJc w:val="left"/>
+      <w:pPr>
+        <w:ind w:left="6480" w:hanging="360"/>
+      </w:pPr>
+      <w:rPr>
+        <w:rFonts w:ascii="Wingdings" w:hAnsi="Wingdings" w:hint="default"/>
+      </w:rPr>
+    </w:lvl>
+  </w:abstractNum>
+  <w:abstractNum w:abstractNumId="15" w15:restartNumberingAfterBreak="0">
     <w:nsid w:val="4BE239D0"/>
     <w:multiLevelType w:val="hybridMultilevel"/>
     <w:tmpl w:val="FFFFFFFF"/>
@@ -7604,7 +8373,7 @@
         <w:ind w:left="1776" w:hanging="360"/>
       </w:pPr>
       <w:rPr>
-        <w:rFonts w:hint="default" w:ascii="Symbol" w:hAnsi="Symbol"/>
+        <w:rFonts w:ascii="Symbol" w:hAnsi="Symbol" w:hint="default"/>
       </w:rPr>
     </w:lvl>
     <w:lvl w:ilvl="1" w:tplc="42AE7E80">
@@ -7616,7 +8385,7 @@
         <w:ind w:left="2496" w:hanging="360"/>
       </w:pPr>
       <w:rPr>
-        <w:rFonts w:hint="default" w:ascii="Courier New" w:hAnsi="Courier New"/>
+        <w:rFonts w:ascii="Courier New" w:hAnsi="Courier New" w:hint="default"/>
       </w:rPr>
     </w:lvl>
     <w:lvl w:ilvl="2" w:tplc="7C36B0E6">
@@ -7628,7 +8397,7 @@
         <w:ind w:left="3216" w:hanging="360"/>
       </w:pPr>
       <w:rPr>
-        <w:rFonts w:hint="default" w:ascii="Wingdings" w:hAnsi="Wingdings"/>
+        <w:rFonts w:ascii="Wingdings" w:hAnsi="Wingdings" w:hint="default"/>
       </w:rPr>
     </w:lvl>
     <w:lvl w:ilvl="3" w:tplc="ECA2BBB4">
@@ -7640,7 +8409,7 @@
         <w:ind w:left="3936" w:hanging="360"/>
       </w:pPr>
       <w:rPr>
-        <w:rFonts w:hint="default" w:ascii="Symbol" w:hAnsi="Symbol"/>
+        <w:rFonts w:ascii="Symbol" w:hAnsi="Symbol" w:hint="default"/>
       </w:rPr>
     </w:lvl>
     <w:lvl w:ilvl="4" w:tplc="8E7CA14A">
@@ -7652,7 +8421,7 @@
         <w:ind w:left="4656" w:hanging="360"/>
       </w:pPr>
       <w:rPr>
-        <w:rFonts w:hint="default" w:ascii="Courier New" w:hAnsi="Courier New"/>
+        <w:rFonts w:ascii="Courier New" w:hAnsi="Courier New" w:hint="default"/>
       </w:rPr>
     </w:lvl>
     <w:lvl w:ilvl="5" w:tplc="3F2265B0">
@@ -7664,7 +8433,7 @@
         <w:ind w:left="5376" w:hanging="360"/>
       </w:pPr>
       <w:rPr>
-        <w:rFonts w:hint="default" w:ascii="Wingdings" w:hAnsi="Wingdings"/>
+        <w:rFonts w:ascii="Wingdings" w:hAnsi="Wingdings" w:hint="default"/>
       </w:rPr>
     </w:lvl>
     <w:lvl w:ilvl="6" w:tplc="B1849E82">
@@ -7676,7 +8445,7 @@
         <w:ind w:left="6096" w:hanging="360"/>
       </w:pPr>
       <w:rPr>
-        <w:rFonts w:hint="default" w:ascii="Symbol" w:hAnsi="Symbol"/>
+        <w:rFonts w:ascii="Symbol" w:hAnsi="Symbol" w:hint="default"/>
       </w:rPr>
     </w:lvl>
     <w:lvl w:ilvl="7" w:tplc="6F301504">
@@ -7688,7 +8457,7 @@
         <w:ind w:left="6816" w:hanging="360"/>
       </w:pPr>
       <w:rPr>
-        <w:rFonts w:hint="default" w:ascii="Courier New" w:hAnsi="Courier New"/>
+        <w:rFonts w:ascii="Courier New" w:hAnsi="Courier New" w:hint="default"/>
       </w:rPr>
     </w:lvl>
     <w:lvl w:ilvl="8" w:tplc="ACB63BF2">
@@ -7700,11 +8469,11 @@
         <w:ind w:left="7536" w:hanging="360"/>
       </w:pPr>
       <w:rPr>
-        <w:rFonts w:hint="default" w:ascii="Wingdings" w:hAnsi="Wingdings"/>
+        <w:rFonts w:ascii="Wingdings" w:hAnsi="Wingdings" w:hint="default"/>
       </w:rPr>
     </w:lvl>
   </w:abstractNum>
-  <w:abstractNum w:abstractNumId="10" w15:restartNumberingAfterBreak="0">
+  <w:abstractNum w:abstractNumId="16" w15:restartNumberingAfterBreak="0">
     <w:nsid w:val="4CD96CF2"/>
     <w:multiLevelType w:val="multilevel"/>
     <w:tmpl w:val="7C3218F2"/>
@@ -7720,7 +8489,7 @@
         <w:ind w:left="720" w:hanging="360"/>
       </w:pPr>
       <w:rPr>
-        <w:rFonts w:hint="default" w:ascii="Symbol" w:hAnsi="Symbol"/>
+        <w:rFonts w:ascii="Symbol" w:hAnsi="Symbol" w:hint="default"/>
         <w:sz w:val="20"/>
       </w:rPr>
     </w:lvl>
@@ -7736,7 +8505,7 @@
         <w:ind w:left="1440" w:hanging="360"/>
       </w:pPr>
       <w:rPr>
-        <w:rFonts w:hint="default" w:ascii="Courier New" w:hAnsi="Courier New"/>
+        <w:rFonts w:ascii="Courier New" w:hAnsi="Courier New" w:hint="default"/>
         <w:sz w:val="20"/>
       </w:rPr>
     </w:lvl>
@@ -7752,7 +8521,7 @@
         <w:ind w:left="2160" w:hanging="360"/>
       </w:pPr>
       <w:rPr>
-        <w:rFonts w:hint="default" w:ascii="Wingdings" w:hAnsi="Wingdings"/>
+        <w:rFonts w:ascii="Wingdings" w:hAnsi="Wingdings" w:hint="default"/>
         <w:sz w:val="20"/>
       </w:rPr>
     </w:lvl>
@@ -7768,7 +8537,7 @@
         <w:ind w:left="2880" w:hanging="360"/>
       </w:pPr>
       <w:rPr>
-        <w:rFonts w:hint="default" w:ascii="Wingdings" w:hAnsi="Wingdings"/>
+        <w:rFonts w:ascii="Wingdings" w:hAnsi="Wingdings" w:hint="default"/>
         <w:sz w:val="20"/>
       </w:rPr>
     </w:lvl>
@@ -7784,7 +8553,7 @@
         <w:ind w:left="3600" w:hanging="360"/>
       </w:pPr>
       <w:rPr>
-        <w:rFonts w:hint="default" w:ascii="Wingdings" w:hAnsi="Wingdings"/>
+        <w:rFonts w:ascii="Wingdings" w:hAnsi="Wingdings" w:hint="default"/>
         <w:sz w:val="20"/>
       </w:rPr>
     </w:lvl>
@@ -7800,7 +8569,7 @@
         <w:ind w:left="4320" w:hanging="360"/>
       </w:pPr>
       <w:rPr>
-        <w:rFonts w:hint="default" w:ascii="Wingdings" w:hAnsi="Wingdings"/>
+        <w:rFonts w:ascii="Wingdings" w:hAnsi="Wingdings" w:hint="default"/>
         <w:sz w:val="20"/>
       </w:rPr>
     </w:lvl>
@@ -7816,7 +8585,7 @@
         <w:ind w:left="5040" w:hanging="360"/>
       </w:pPr>
       <w:rPr>
-        <w:rFonts w:hint="default" w:ascii="Wingdings" w:hAnsi="Wingdings"/>
+        <w:rFonts w:ascii="Wingdings" w:hAnsi="Wingdings" w:hint="default"/>
         <w:sz w:val="20"/>
       </w:rPr>
     </w:lvl>
@@ -7832,7 +8601,7 @@
         <w:ind w:left="5760" w:hanging="360"/>
       </w:pPr>
       <w:rPr>
-        <w:rFonts w:hint="default" w:ascii="Wingdings" w:hAnsi="Wingdings"/>
+        <w:rFonts w:ascii="Wingdings" w:hAnsi="Wingdings" w:hint="default"/>
         <w:sz w:val="20"/>
       </w:rPr>
     </w:lvl>
@@ -7848,12 +8617,12 @@
         <w:ind w:left="6480" w:hanging="360"/>
       </w:pPr>
       <w:rPr>
-        <w:rFonts w:hint="default" w:ascii="Wingdings" w:hAnsi="Wingdings"/>
+        <w:rFonts w:ascii="Wingdings" w:hAnsi="Wingdings" w:hint="default"/>
         <w:sz w:val="20"/>
       </w:rPr>
     </w:lvl>
   </w:abstractNum>
-  <w:abstractNum w:abstractNumId="11" w15:restartNumberingAfterBreak="0">
+  <w:abstractNum w:abstractNumId="17" w15:restartNumberingAfterBreak="0">
     <w:nsid w:val="4DDB0D53"/>
     <w:multiLevelType w:val="hybridMultilevel"/>
     <w:tmpl w:val="E2F209AE"/>
@@ -7866,7 +8635,7 @@
         <w:ind w:left="2487" w:hanging="360"/>
       </w:pPr>
       <w:rPr>
-        <w:rFonts w:hint="default" w:ascii="Symbol" w:hAnsi="Symbol"/>
+        <w:rFonts w:ascii="Symbol" w:hAnsi="Symbol" w:hint="default"/>
       </w:rPr>
     </w:lvl>
     <w:lvl w:ilvl="1" w:tplc="71FE84EA">
@@ -7878,7 +8647,7 @@
         <w:ind w:left="3207" w:hanging="360"/>
       </w:pPr>
       <w:rPr>
-        <w:rFonts w:hint="default" w:ascii="Courier New" w:hAnsi="Courier New"/>
+        <w:rFonts w:ascii="Courier New" w:hAnsi="Courier New" w:hint="default"/>
       </w:rPr>
     </w:lvl>
     <w:lvl w:ilvl="2" w:tplc="8312E5E0">
@@ -7890,7 +8659,7 @@
         <w:ind w:left="3927" w:hanging="360"/>
       </w:pPr>
       <w:rPr>
-        <w:rFonts w:hint="default" w:ascii="Wingdings" w:hAnsi="Wingdings"/>
+        <w:rFonts w:ascii="Wingdings" w:hAnsi="Wingdings" w:hint="default"/>
       </w:rPr>
     </w:lvl>
     <w:lvl w:ilvl="3" w:tplc="523E8B5A">
@@ -7902,7 +8671,7 @@
         <w:ind w:left="4647" w:hanging="360"/>
       </w:pPr>
       <w:rPr>
-        <w:rFonts w:hint="default" w:ascii="Symbol" w:hAnsi="Symbol"/>
+        <w:rFonts w:ascii="Symbol" w:hAnsi="Symbol" w:hint="default"/>
       </w:rPr>
     </w:lvl>
     <w:lvl w:ilvl="4" w:tplc="8F74CF1C">
@@ -7914,7 +8683,7 @@
         <w:ind w:left="5367" w:hanging="360"/>
       </w:pPr>
       <w:rPr>
-        <w:rFonts w:hint="default" w:ascii="Courier New" w:hAnsi="Courier New"/>
+        <w:rFonts w:ascii="Courier New" w:hAnsi="Courier New" w:hint="default"/>
       </w:rPr>
     </w:lvl>
     <w:lvl w:ilvl="5" w:tplc="1FEE692A">
@@ -7926,7 +8695,7 @@
         <w:ind w:left="6087" w:hanging="360"/>
       </w:pPr>
       <w:rPr>
-        <w:rFonts w:hint="default" w:ascii="Wingdings" w:hAnsi="Wingdings"/>
+        <w:rFonts w:ascii="Wingdings" w:hAnsi="Wingdings" w:hint="default"/>
       </w:rPr>
     </w:lvl>
     <w:lvl w:ilvl="6" w:tplc="07EAE748">
@@ -7938,7 +8707,7 @@
         <w:ind w:left="6807" w:hanging="360"/>
       </w:pPr>
       <w:rPr>
-        <w:rFonts w:hint="default" w:ascii="Symbol" w:hAnsi="Symbol"/>
+        <w:rFonts w:ascii="Symbol" w:hAnsi="Symbol" w:hint="default"/>
       </w:rPr>
     </w:lvl>
     <w:lvl w:ilvl="7" w:tplc="38964FA0">
@@ -7950,7 +8719,7 @@
         <w:ind w:left="7527" w:hanging="360"/>
       </w:pPr>
       <w:rPr>
-        <w:rFonts w:hint="default" w:ascii="Courier New" w:hAnsi="Courier New"/>
+        <w:rFonts w:ascii="Courier New" w:hAnsi="Courier New" w:hint="default"/>
       </w:rPr>
     </w:lvl>
     <w:lvl w:ilvl="8" w:tplc="42449874">
@@ -7962,11 +8731,11 @@
         <w:ind w:left="8247" w:hanging="360"/>
       </w:pPr>
       <w:rPr>
-        <w:rFonts w:hint="default" w:ascii="Wingdings" w:hAnsi="Wingdings"/>
+        <w:rFonts w:ascii="Wingdings" w:hAnsi="Wingdings" w:hint="default"/>
       </w:rPr>
     </w:lvl>
   </w:abstractNum>
-  <w:abstractNum w:abstractNumId="12" w15:restartNumberingAfterBreak="0">
+  <w:abstractNum w:abstractNumId="18" w15:restartNumberingAfterBreak="0">
     <w:nsid w:val="4ED03CD8"/>
     <w:multiLevelType w:val="multilevel"/>
     <w:tmpl w:val="D76869E0"/>
@@ -7982,7 +8751,7 @@
         <w:ind w:left="720" w:hanging="360"/>
       </w:pPr>
       <w:rPr>
-        <w:rFonts w:hint="default" w:ascii="Symbol" w:hAnsi="Symbol"/>
+        <w:rFonts w:ascii="Symbol" w:hAnsi="Symbol" w:hint="default"/>
         <w:sz w:val="20"/>
       </w:rPr>
     </w:lvl>
@@ -7998,7 +8767,7 @@
         <w:ind w:left="1440" w:hanging="360"/>
       </w:pPr>
       <w:rPr>
-        <w:rFonts w:hint="default" w:ascii="Courier New" w:hAnsi="Courier New"/>
+        <w:rFonts w:ascii="Courier New" w:hAnsi="Courier New" w:hint="default"/>
         <w:sz w:val="20"/>
       </w:rPr>
     </w:lvl>
@@ -8014,7 +8783,7 @@
         <w:ind w:left="2160" w:hanging="360"/>
       </w:pPr>
       <w:rPr>
-        <w:rFonts w:hint="default" w:ascii="Wingdings" w:hAnsi="Wingdings"/>
+        <w:rFonts w:ascii="Wingdings" w:hAnsi="Wingdings" w:hint="default"/>
         <w:sz w:val="20"/>
       </w:rPr>
     </w:lvl>
@@ -8030,7 +8799,7 @@
         <w:ind w:left="2880" w:hanging="360"/>
       </w:pPr>
       <w:rPr>
-        <w:rFonts w:hint="default" w:ascii="Wingdings" w:hAnsi="Wingdings"/>
+        <w:rFonts w:ascii="Wingdings" w:hAnsi="Wingdings" w:hint="default"/>
         <w:sz w:val="20"/>
       </w:rPr>
     </w:lvl>
@@ -8046,7 +8815,7 @@
         <w:ind w:left="3600" w:hanging="360"/>
       </w:pPr>
       <w:rPr>
-        <w:rFonts w:hint="default" w:ascii="Wingdings" w:hAnsi="Wingdings"/>
+        <w:rFonts w:ascii="Wingdings" w:hAnsi="Wingdings" w:hint="default"/>
         <w:sz w:val="20"/>
       </w:rPr>
     </w:lvl>
@@ -8062,7 +8831,7 @@
         <w:ind w:left="4320" w:hanging="360"/>
       </w:pPr>
       <w:rPr>
-        <w:rFonts w:hint="default" w:ascii="Wingdings" w:hAnsi="Wingdings"/>
+        <w:rFonts w:ascii="Wingdings" w:hAnsi="Wingdings" w:hint="default"/>
         <w:sz w:val="20"/>
       </w:rPr>
     </w:lvl>
@@ -8078,7 +8847,7 @@
         <w:ind w:left="5040" w:hanging="360"/>
       </w:pPr>
       <w:rPr>
-        <w:rFonts w:hint="default" w:ascii="Wingdings" w:hAnsi="Wingdings"/>
+        <w:rFonts w:ascii="Wingdings" w:hAnsi="Wingdings" w:hint="default"/>
         <w:sz w:val="20"/>
       </w:rPr>
     </w:lvl>
@@ -8094,7 +8863,7 @@
         <w:ind w:left="5760" w:hanging="360"/>
       </w:pPr>
       <w:rPr>
-        <w:rFonts w:hint="default" w:ascii="Wingdings" w:hAnsi="Wingdings"/>
+        <w:rFonts w:ascii="Wingdings" w:hAnsi="Wingdings" w:hint="default"/>
         <w:sz w:val="20"/>
       </w:rPr>
     </w:lvl>
@@ -8110,12 +8879,101 @@
         <w:ind w:left="6480" w:hanging="360"/>
       </w:pPr>
       <w:rPr>
-        <w:rFonts w:hint="default" w:ascii="Wingdings" w:hAnsi="Wingdings"/>
+        <w:rFonts w:ascii="Wingdings" w:hAnsi="Wingdings" w:hint="default"/>
         <w:sz w:val="20"/>
       </w:rPr>
     </w:lvl>
   </w:abstractNum>
-  <w:abstractNum w:abstractNumId="13" w15:restartNumberingAfterBreak="0">
+  <w:abstractNum w:abstractNumId="19" w15:restartNumberingAfterBreak="0">
+    <w:nsid w:val="561E73E1"/>
+    <w:multiLevelType w:val="hybridMultilevel"/>
+    <w:tmpl w:val="A4B8A570"/>
+    <w:lvl w:ilvl="0" w:tplc="C55A934E">
+      <w:start w:val="2"/>
+      <w:numFmt w:val="decimal"/>
+      <w:lvlText w:val="%1"/>
+      <w:lvlJc w:val="left"/>
+      <w:pPr>
+        <w:ind w:left="1068" w:hanging="360"/>
+      </w:pPr>
+      <w:rPr>
+        <w:rFonts w:hint="default"/>
+      </w:rPr>
+    </w:lvl>
+    <w:lvl w:ilvl="1" w:tplc="040E0019">
+      <w:start w:val="1"/>
+      <w:numFmt w:val="lowerLetter"/>
+      <w:lvlText w:val="%2."/>
+      <w:lvlJc w:val="left"/>
+      <w:pPr>
+        <w:ind w:left="1788" w:hanging="360"/>
+      </w:pPr>
+    </w:lvl>
+    <w:lvl w:ilvl="2" w:tplc="040E001B" w:tentative="1">
+      <w:start w:val="1"/>
+      <w:numFmt w:val="lowerRoman"/>
+      <w:lvlText w:val="%3."/>
+      <w:lvlJc w:val="right"/>
+      <w:pPr>
+        <w:ind w:left="2508" w:hanging="180"/>
+      </w:pPr>
+    </w:lvl>
+    <w:lvl w:ilvl="3" w:tplc="040E000F" w:tentative="1">
+      <w:start w:val="1"/>
+      <w:numFmt w:val="decimal"/>
+      <w:lvlText w:val="%4."/>
+      <w:lvlJc w:val="left"/>
+      <w:pPr>
+        <w:ind w:left="3228" w:hanging="360"/>
+      </w:pPr>
+    </w:lvl>
+    <w:lvl w:ilvl="4" w:tplc="040E0019" w:tentative="1">
+      <w:start w:val="1"/>
+      <w:numFmt w:val="lowerLetter"/>
+      <w:lvlText w:val="%5."/>
+      <w:lvlJc w:val="left"/>
+      <w:pPr>
+        <w:ind w:left="3948" w:hanging="360"/>
+      </w:pPr>
+    </w:lvl>
+    <w:lvl w:ilvl="5" w:tplc="040E001B" w:tentative="1">
+      <w:start w:val="1"/>
+      <w:numFmt w:val="lowerRoman"/>
+      <w:lvlText w:val="%6."/>
+      <w:lvlJc w:val="right"/>
+      <w:pPr>
+        <w:ind w:left="4668" w:hanging="180"/>
+      </w:pPr>
+    </w:lvl>
+    <w:lvl w:ilvl="6" w:tplc="040E000F" w:tentative="1">
+      <w:start w:val="1"/>
+      <w:numFmt w:val="decimal"/>
+      <w:lvlText w:val="%7."/>
+      <w:lvlJc w:val="left"/>
+      <w:pPr>
+        <w:ind w:left="5388" w:hanging="360"/>
+      </w:pPr>
+    </w:lvl>
+    <w:lvl w:ilvl="7" w:tplc="040E0019" w:tentative="1">
+      <w:start w:val="1"/>
+      <w:numFmt w:val="lowerLetter"/>
+      <w:lvlText w:val="%8."/>
+      <w:lvlJc w:val="left"/>
+      <w:pPr>
+        <w:ind w:left="6108" w:hanging="360"/>
+      </w:pPr>
+    </w:lvl>
+    <w:lvl w:ilvl="8" w:tplc="040E001B" w:tentative="1">
+      <w:start w:val="1"/>
+      <w:numFmt w:val="lowerRoman"/>
+      <w:lvlText w:val="%9."/>
+      <w:lvlJc w:val="right"/>
+      <w:pPr>
+        <w:ind w:left="6828" w:hanging="180"/>
+      </w:pPr>
+    </w:lvl>
+  </w:abstractNum>
+  <w:abstractNum w:abstractNumId="20" w15:restartNumberingAfterBreak="0">
     <w:nsid w:val="5890478F"/>
     <w:multiLevelType w:val="hybridMultilevel"/>
     <w:tmpl w:val="016E57C2"/>
@@ -8127,7 +8985,7 @@
         <w:ind w:left="1128" w:hanging="360"/>
       </w:pPr>
       <w:rPr>
-        <w:rFonts w:hint="default" w:ascii="Times New Roman" w:hAnsi="Times New Roman" w:cs="Times New Roman" w:eastAsiaTheme="minorHAnsi"/>
+        <w:rFonts w:ascii="Times New Roman" w:eastAsiaTheme="minorHAnsi" w:hAnsi="Times New Roman" w:cs="Times New Roman" w:hint="default"/>
       </w:rPr>
     </w:lvl>
     <w:lvl w:ilvl="1" w:tplc="040E0003">
@@ -8139,7 +8997,7 @@
         <w:ind w:left="1500" w:hanging="360"/>
       </w:pPr>
       <w:rPr>
-        <w:rFonts w:hint="default" w:ascii="Courier New" w:hAnsi="Courier New" w:cs="Courier New"/>
+        <w:rFonts w:ascii="Courier New" w:hAnsi="Courier New" w:cs="Courier New" w:hint="default"/>
       </w:rPr>
     </w:lvl>
     <w:lvl w:ilvl="2" w:tplc="040E0005">
@@ -8151,7 +9009,7 @@
         <w:ind w:left="2220" w:hanging="360"/>
       </w:pPr>
       <w:rPr>
-        <w:rFonts w:hint="default" w:ascii="Wingdings" w:hAnsi="Wingdings"/>
+        <w:rFonts w:ascii="Wingdings" w:hAnsi="Wingdings" w:hint="default"/>
       </w:rPr>
     </w:lvl>
     <w:lvl w:ilvl="3" w:tplc="040E0001">
@@ -8163,7 +9021,7 @@
         <w:ind w:left="2940" w:hanging="360"/>
       </w:pPr>
       <w:rPr>
-        <w:rFonts w:hint="default" w:ascii="Symbol" w:hAnsi="Symbol"/>
+        <w:rFonts w:ascii="Symbol" w:hAnsi="Symbol" w:hint="default"/>
       </w:rPr>
     </w:lvl>
     <w:lvl w:ilvl="4" w:tplc="040E0003">
@@ -8175,7 +9033,7 @@
         <w:ind w:left="3660" w:hanging="360"/>
       </w:pPr>
       <w:rPr>
-        <w:rFonts w:hint="default" w:ascii="Courier New" w:hAnsi="Courier New" w:cs="Courier New"/>
+        <w:rFonts w:ascii="Courier New" w:hAnsi="Courier New" w:cs="Courier New" w:hint="default"/>
       </w:rPr>
     </w:lvl>
     <w:lvl w:ilvl="5" w:tplc="040E0005">
@@ -8187,7 +9045,7 @@
         <w:ind w:left="4380" w:hanging="360"/>
       </w:pPr>
       <w:rPr>
-        <w:rFonts w:hint="default" w:ascii="Wingdings" w:hAnsi="Wingdings"/>
+        <w:rFonts w:ascii="Wingdings" w:hAnsi="Wingdings" w:hint="default"/>
       </w:rPr>
     </w:lvl>
     <w:lvl w:ilvl="6" w:tplc="040E0001">
@@ -8199,7 +9057,7 @@
         <w:ind w:left="5100" w:hanging="360"/>
       </w:pPr>
       <w:rPr>
-        <w:rFonts w:hint="default" w:ascii="Symbol" w:hAnsi="Symbol"/>
+        <w:rFonts w:ascii="Symbol" w:hAnsi="Symbol" w:hint="default"/>
       </w:rPr>
     </w:lvl>
     <w:lvl w:ilvl="7" w:tplc="040E0003">
@@ -8211,7 +9069,7 @@
         <w:ind w:left="5820" w:hanging="360"/>
       </w:pPr>
       <w:rPr>
-        <w:rFonts w:hint="default" w:ascii="Courier New" w:hAnsi="Courier New" w:cs="Courier New"/>
+        <w:rFonts w:ascii="Courier New" w:hAnsi="Courier New" w:cs="Courier New" w:hint="default"/>
       </w:rPr>
     </w:lvl>
     <w:lvl w:ilvl="8" w:tplc="040E0005">
@@ -8223,11 +9081,11 @@
         <w:ind w:left="6540" w:hanging="360"/>
       </w:pPr>
       <w:rPr>
-        <w:rFonts w:hint="default" w:ascii="Wingdings" w:hAnsi="Wingdings"/>
+        <w:rFonts w:ascii="Wingdings" w:hAnsi="Wingdings" w:hint="default"/>
       </w:rPr>
     </w:lvl>
   </w:abstractNum>
-  <w:abstractNum w:abstractNumId="14" w15:restartNumberingAfterBreak="0">
+  <w:abstractNum w:abstractNumId="21" w15:restartNumberingAfterBreak="0">
     <w:nsid w:val="5C5E039C"/>
     <w:multiLevelType w:val="hybridMultilevel"/>
     <w:tmpl w:val="FFFFFFFF"/>
@@ -8313,7 +9171,7 @@
       </w:pPr>
     </w:lvl>
   </w:abstractNum>
-  <w:abstractNum w:abstractNumId="15" w15:restartNumberingAfterBreak="0">
+  <w:abstractNum w:abstractNumId="22" w15:restartNumberingAfterBreak="0">
     <w:nsid w:val="5CD92C8B"/>
     <w:multiLevelType w:val="multilevel"/>
     <w:tmpl w:val="3A541E92"/>
@@ -8329,7 +9187,7 @@
         <w:ind w:left="720" w:hanging="360"/>
       </w:pPr>
       <w:rPr>
-        <w:rFonts w:hint="default" w:ascii="Symbol" w:hAnsi="Symbol"/>
+        <w:rFonts w:ascii="Symbol" w:hAnsi="Symbol" w:hint="default"/>
         <w:sz w:val="20"/>
       </w:rPr>
     </w:lvl>
@@ -8345,7 +9203,7 @@
         <w:ind w:left="1440" w:hanging="360"/>
       </w:pPr>
       <w:rPr>
-        <w:rFonts w:hint="default" w:ascii="Courier New" w:hAnsi="Courier New" w:cs="Times New Roman"/>
+        <w:rFonts w:ascii="Courier New" w:hAnsi="Courier New" w:cs="Times New Roman" w:hint="default"/>
         <w:sz w:val="20"/>
       </w:rPr>
     </w:lvl>
@@ -8361,7 +9219,7 @@
         <w:ind w:left="2160" w:hanging="360"/>
       </w:pPr>
       <w:rPr>
-        <w:rFonts w:hint="default" w:ascii="Wingdings" w:hAnsi="Wingdings"/>
+        <w:rFonts w:ascii="Wingdings" w:hAnsi="Wingdings" w:hint="default"/>
         <w:sz w:val="20"/>
       </w:rPr>
     </w:lvl>
@@ -8377,7 +9235,7 @@
         <w:ind w:left="2880" w:hanging="360"/>
       </w:pPr>
       <w:rPr>
-        <w:rFonts w:hint="default" w:ascii="Wingdings" w:hAnsi="Wingdings"/>
+        <w:rFonts w:ascii="Wingdings" w:hAnsi="Wingdings" w:hint="default"/>
         <w:sz w:val="20"/>
       </w:rPr>
     </w:lvl>
@@ -8393,7 +9251,7 @@
         <w:ind w:left="3600" w:hanging="360"/>
       </w:pPr>
       <w:rPr>
-        <w:rFonts w:hint="default" w:ascii="Wingdings" w:hAnsi="Wingdings"/>
+        <w:rFonts w:ascii="Wingdings" w:hAnsi="Wingdings" w:hint="default"/>
         <w:sz w:val="20"/>
       </w:rPr>
     </w:lvl>
@@ -8409,7 +9267,7 @@
         <w:ind w:left="4320" w:hanging="360"/>
       </w:pPr>
       <w:rPr>
-        <w:rFonts w:hint="default" w:ascii="Wingdings" w:hAnsi="Wingdings"/>
+        <w:rFonts w:ascii="Wingdings" w:hAnsi="Wingdings" w:hint="default"/>
         <w:sz w:val="20"/>
       </w:rPr>
     </w:lvl>
@@ -8425,7 +9283,7 @@
         <w:ind w:left="5040" w:hanging="360"/>
       </w:pPr>
       <w:rPr>
-        <w:rFonts w:hint="default" w:ascii="Wingdings" w:hAnsi="Wingdings"/>
+        <w:rFonts w:ascii="Wingdings" w:hAnsi="Wingdings" w:hint="default"/>
         <w:sz w:val="20"/>
       </w:rPr>
     </w:lvl>
@@ -8441,7 +9299,7 @@
         <w:ind w:left="5760" w:hanging="360"/>
       </w:pPr>
       <w:rPr>
-        <w:rFonts w:hint="default" w:ascii="Wingdings" w:hAnsi="Wingdings"/>
+        <w:rFonts w:ascii="Wingdings" w:hAnsi="Wingdings" w:hint="default"/>
         <w:sz w:val="20"/>
       </w:rPr>
     </w:lvl>
@@ -8457,12 +9315,101 @@
         <w:ind w:left="6480" w:hanging="360"/>
       </w:pPr>
       <w:rPr>
-        <w:rFonts w:hint="default" w:ascii="Wingdings" w:hAnsi="Wingdings"/>
+        <w:rFonts w:ascii="Wingdings" w:hAnsi="Wingdings" w:hint="default"/>
         <w:sz w:val="20"/>
       </w:rPr>
     </w:lvl>
   </w:abstractNum>
-  <w:abstractNum w:abstractNumId="16" w15:restartNumberingAfterBreak="0">
+  <w:abstractNum w:abstractNumId="23" w15:restartNumberingAfterBreak="0">
+    <w:nsid w:val="5E2C03B1"/>
+    <w:multiLevelType w:val="hybridMultilevel"/>
+    <w:tmpl w:val="607ABE34"/>
+    <w:lvl w:ilvl="0" w:tplc="D5B4134A">
+      <w:start w:val="9"/>
+      <w:numFmt w:val="decimal"/>
+      <w:lvlText w:val="%1"/>
+      <w:lvlJc w:val="left"/>
+      <w:pPr>
+        <w:ind w:left="720" w:hanging="360"/>
+      </w:pPr>
+      <w:rPr>
+        <w:rFonts w:hint="default"/>
+      </w:rPr>
+    </w:lvl>
+    <w:lvl w:ilvl="1" w:tplc="040E0019" w:tentative="1">
+      <w:start w:val="1"/>
+      <w:numFmt w:val="lowerLetter"/>
+      <w:lvlText w:val="%2."/>
+      <w:lvlJc w:val="left"/>
+      <w:pPr>
+        <w:ind w:left="1440" w:hanging="360"/>
+      </w:pPr>
+    </w:lvl>
+    <w:lvl w:ilvl="2" w:tplc="040E001B" w:tentative="1">
+      <w:start w:val="1"/>
+      <w:numFmt w:val="lowerRoman"/>
+      <w:lvlText w:val="%3."/>
+      <w:lvlJc w:val="right"/>
+      <w:pPr>
+        <w:ind w:left="2160" w:hanging="180"/>
+      </w:pPr>
+    </w:lvl>
+    <w:lvl w:ilvl="3" w:tplc="040E000F" w:tentative="1">
+      <w:start w:val="1"/>
+      <w:numFmt w:val="decimal"/>
+      <w:lvlText w:val="%4."/>
+      <w:lvlJc w:val="left"/>
+      <w:pPr>
+        <w:ind w:left="2880" w:hanging="360"/>
+      </w:pPr>
+    </w:lvl>
+    <w:lvl w:ilvl="4" w:tplc="040E0019" w:tentative="1">
+      <w:start w:val="1"/>
+      <w:numFmt w:val="lowerLetter"/>
+      <w:lvlText w:val="%5."/>
+      <w:lvlJc w:val="left"/>
+      <w:pPr>
+        <w:ind w:left="3600" w:hanging="360"/>
+      </w:pPr>
+    </w:lvl>
+    <w:lvl w:ilvl="5" w:tplc="040E001B" w:tentative="1">
+      <w:start w:val="1"/>
+      <w:numFmt w:val="lowerRoman"/>
+      <w:lvlText w:val="%6."/>
+      <w:lvlJc w:val="right"/>
+      <w:pPr>
+        <w:ind w:left="4320" w:hanging="180"/>
+      </w:pPr>
+    </w:lvl>
+    <w:lvl w:ilvl="6" w:tplc="040E000F" w:tentative="1">
+      <w:start w:val="1"/>
+      <w:numFmt w:val="decimal"/>
+      <w:lvlText w:val="%7."/>
+      <w:lvlJc w:val="left"/>
+      <w:pPr>
+        <w:ind w:left="5040" w:hanging="360"/>
+      </w:pPr>
+    </w:lvl>
+    <w:lvl w:ilvl="7" w:tplc="040E0019" w:tentative="1">
+      <w:start w:val="1"/>
+      <w:numFmt w:val="lowerLetter"/>
+      <w:lvlText w:val="%8."/>
+      <w:lvlJc w:val="left"/>
+      <w:pPr>
+        <w:ind w:left="5760" w:hanging="360"/>
+      </w:pPr>
+    </w:lvl>
+    <w:lvl w:ilvl="8" w:tplc="040E001B" w:tentative="1">
+      <w:start w:val="1"/>
+      <w:numFmt w:val="lowerRoman"/>
+      <w:lvlText w:val="%9."/>
+      <w:lvlJc w:val="right"/>
+      <w:pPr>
+        <w:ind w:left="6480" w:hanging="180"/>
+      </w:pPr>
+    </w:lvl>
+  </w:abstractNum>
+  <w:abstractNum w:abstractNumId="24" w15:restartNumberingAfterBreak="0">
     <w:nsid w:val="5E7461C7"/>
     <w:multiLevelType w:val="multilevel"/>
     <w:tmpl w:val="B970AC92"/>
@@ -8478,7 +9425,7 @@
         <w:ind w:left="720" w:hanging="360"/>
       </w:pPr>
       <w:rPr>
-        <w:rFonts w:hint="default" w:ascii="Symbol" w:hAnsi="Symbol"/>
+        <w:rFonts w:ascii="Symbol" w:hAnsi="Symbol" w:hint="default"/>
         <w:sz w:val="20"/>
       </w:rPr>
     </w:lvl>
@@ -8494,7 +9441,7 @@
         <w:ind w:left="1440" w:hanging="360"/>
       </w:pPr>
       <w:rPr>
-        <w:rFonts w:hint="default" w:ascii="Courier New" w:hAnsi="Courier New"/>
+        <w:rFonts w:ascii="Courier New" w:hAnsi="Courier New" w:hint="default"/>
         <w:sz w:val="20"/>
       </w:rPr>
     </w:lvl>
@@ -8510,7 +9457,7 @@
         <w:ind w:left="2160" w:hanging="360"/>
       </w:pPr>
       <w:rPr>
-        <w:rFonts w:hint="default" w:ascii="Wingdings" w:hAnsi="Wingdings"/>
+        <w:rFonts w:ascii="Wingdings" w:hAnsi="Wingdings" w:hint="default"/>
         <w:sz w:val="20"/>
       </w:rPr>
     </w:lvl>
@@ -8526,7 +9473,7 @@
         <w:ind w:left="2880" w:hanging="360"/>
       </w:pPr>
       <w:rPr>
-        <w:rFonts w:hint="default" w:ascii="Wingdings" w:hAnsi="Wingdings"/>
+        <w:rFonts w:ascii="Wingdings" w:hAnsi="Wingdings" w:hint="default"/>
         <w:sz w:val="20"/>
       </w:rPr>
     </w:lvl>
@@ -8542,7 +9489,7 @@
         <w:ind w:left="3600" w:hanging="360"/>
       </w:pPr>
       <w:rPr>
-        <w:rFonts w:hint="default" w:ascii="Wingdings" w:hAnsi="Wingdings"/>
+        <w:rFonts w:ascii="Wingdings" w:hAnsi="Wingdings" w:hint="default"/>
         <w:sz w:val="20"/>
       </w:rPr>
     </w:lvl>
@@ -8558,7 +9505,7 @@
         <w:ind w:left="4320" w:hanging="360"/>
       </w:pPr>
       <w:rPr>
-        <w:rFonts w:hint="default" w:ascii="Wingdings" w:hAnsi="Wingdings"/>
+        <w:rFonts w:ascii="Wingdings" w:hAnsi="Wingdings" w:hint="default"/>
         <w:sz w:val="20"/>
       </w:rPr>
     </w:lvl>
@@ -8574,7 +9521,7 @@
         <w:ind w:left="5040" w:hanging="360"/>
       </w:pPr>
       <w:rPr>
-        <w:rFonts w:hint="default" w:ascii="Wingdings" w:hAnsi="Wingdings"/>
+        <w:rFonts w:ascii="Wingdings" w:hAnsi="Wingdings" w:hint="default"/>
         <w:sz w:val="20"/>
       </w:rPr>
     </w:lvl>
@@ -8590,7 +9537,7 @@
         <w:ind w:left="5760" w:hanging="360"/>
       </w:pPr>
       <w:rPr>
-        <w:rFonts w:hint="default" w:ascii="Wingdings" w:hAnsi="Wingdings"/>
+        <w:rFonts w:ascii="Wingdings" w:hAnsi="Wingdings" w:hint="default"/>
         <w:sz w:val="20"/>
       </w:rPr>
     </w:lvl>
@@ -8606,12 +9553,12 @@
         <w:ind w:left="6480" w:hanging="360"/>
       </w:pPr>
       <w:rPr>
-        <w:rFonts w:hint="default" w:ascii="Wingdings" w:hAnsi="Wingdings"/>
+        <w:rFonts w:ascii="Wingdings" w:hAnsi="Wingdings" w:hint="default"/>
         <w:sz w:val="20"/>
       </w:rPr>
     </w:lvl>
   </w:abstractNum>
-  <w:abstractNum w:abstractNumId="17" w15:restartNumberingAfterBreak="0">
+  <w:abstractNum w:abstractNumId="25" w15:restartNumberingAfterBreak="0">
     <w:nsid w:val="655E04CA"/>
     <w:multiLevelType w:val="hybridMultilevel"/>
     <w:tmpl w:val="F57E8826"/>
@@ -8624,7 +9571,7 @@
         <w:ind w:left="720" w:hanging="360"/>
       </w:pPr>
       <w:rPr>
-        <w:rFonts w:hint="default" w:ascii="Symbol" w:hAnsi="Symbol"/>
+        <w:rFonts w:ascii="Symbol" w:hAnsi="Symbol" w:hint="default"/>
       </w:rPr>
     </w:lvl>
     <w:lvl w:ilvl="1" w:tplc="040E0003">
@@ -8636,7 +9583,7 @@
         <w:ind w:left="1440" w:hanging="360"/>
       </w:pPr>
       <w:rPr>
-        <w:rFonts w:hint="default" w:ascii="Courier New" w:hAnsi="Courier New" w:cs="Courier New"/>
+        <w:rFonts w:ascii="Courier New" w:hAnsi="Courier New" w:cs="Courier New" w:hint="default"/>
       </w:rPr>
     </w:lvl>
     <w:lvl w:ilvl="2" w:tplc="040E0005">
@@ -8648,7 +9595,7 @@
         <w:ind w:left="2160" w:hanging="360"/>
       </w:pPr>
       <w:rPr>
-        <w:rFonts w:hint="default" w:ascii="Wingdings" w:hAnsi="Wingdings"/>
+        <w:rFonts w:ascii="Wingdings" w:hAnsi="Wingdings" w:hint="default"/>
       </w:rPr>
     </w:lvl>
     <w:lvl w:ilvl="3" w:tplc="040E0001">
@@ -8660,7 +9607,7 @@
         <w:ind w:left="2880" w:hanging="360"/>
       </w:pPr>
       <w:rPr>
-        <w:rFonts w:hint="default" w:ascii="Symbol" w:hAnsi="Symbol"/>
+        <w:rFonts w:ascii="Symbol" w:hAnsi="Symbol" w:hint="default"/>
       </w:rPr>
     </w:lvl>
     <w:lvl w:ilvl="4" w:tplc="040E0003">
@@ -8672,7 +9619,7 @@
         <w:ind w:left="3600" w:hanging="360"/>
       </w:pPr>
       <w:rPr>
-        <w:rFonts w:hint="default" w:ascii="Courier New" w:hAnsi="Courier New" w:cs="Courier New"/>
+        <w:rFonts w:ascii="Courier New" w:hAnsi="Courier New" w:cs="Courier New" w:hint="default"/>
       </w:rPr>
     </w:lvl>
     <w:lvl w:ilvl="5" w:tplc="040E0005">
@@ -8684,7 +9631,7 @@
         <w:ind w:left="4320" w:hanging="360"/>
       </w:pPr>
       <w:rPr>
-        <w:rFonts w:hint="default" w:ascii="Wingdings" w:hAnsi="Wingdings"/>
+        <w:rFonts w:ascii="Wingdings" w:hAnsi="Wingdings" w:hint="default"/>
       </w:rPr>
     </w:lvl>
     <w:lvl w:ilvl="6" w:tplc="040E0001">
@@ -8696,7 +9643,7 @@
         <w:ind w:left="5040" w:hanging="360"/>
       </w:pPr>
       <w:rPr>
-        <w:rFonts w:hint="default" w:ascii="Symbol" w:hAnsi="Symbol"/>
+        <w:rFonts w:ascii="Symbol" w:hAnsi="Symbol" w:hint="default"/>
       </w:rPr>
     </w:lvl>
     <w:lvl w:ilvl="7" w:tplc="040E0003">
@@ -8708,7 +9655,7 @@
         <w:ind w:left="5760" w:hanging="360"/>
       </w:pPr>
       <w:rPr>
-        <w:rFonts w:hint="default" w:ascii="Courier New" w:hAnsi="Courier New" w:cs="Courier New"/>
+        <w:rFonts w:ascii="Courier New" w:hAnsi="Courier New" w:cs="Courier New" w:hint="default"/>
       </w:rPr>
     </w:lvl>
     <w:lvl w:ilvl="8" w:tplc="040E0005">
@@ -8720,11 +9667,11 @@
         <w:ind w:left="6480" w:hanging="360"/>
       </w:pPr>
       <w:rPr>
-        <w:rFonts w:hint="default" w:ascii="Wingdings" w:hAnsi="Wingdings"/>
+        <w:rFonts w:ascii="Wingdings" w:hAnsi="Wingdings" w:hint="default"/>
       </w:rPr>
     </w:lvl>
   </w:abstractNum>
-  <w:abstractNum w:abstractNumId="18" w15:restartNumberingAfterBreak="0">
+  <w:abstractNum w:abstractNumId="26" w15:restartNumberingAfterBreak="0">
     <w:nsid w:val="6753245D"/>
     <w:multiLevelType w:val="multilevel"/>
     <w:tmpl w:val="986602BE"/>
@@ -8740,7 +9687,7 @@
         <w:ind w:left="720" w:hanging="360"/>
       </w:pPr>
       <w:rPr>
-        <w:rFonts w:hint="default" w:ascii="Symbol" w:hAnsi="Symbol"/>
+        <w:rFonts w:ascii="Symbol" w:hAnsi="Symbol" w:hint="default"/>
         <w:sz w:val="20"/>
       </w:rPr>
     </w:lvl>
@@ -8756,7 +9703,7 @@
         <w:ind w:left="1440" w:hanging="360"/>
       </w:pPr>
       <w:rPr>
-        <w:rFonts w:hint="default" w:ascii="Courier New" w:hAnsi="Courier New"/>
+        <w:rFonts w:ascii="Courier New" w:hAnsi="Courier New" w:hint="default"/>
         <w:sz w:val="20"/>
       </w:rPr>
     </w:lvl>
@@ -8772,7 +9719,7 @@
         <w:ind w:left="2160" w:hanging="360"/>
       </w:pPr>
       <w:rPr>
-        <w:rFonts w:hint="default" w:ascii="Wingdings" w:hAnsi="Wingdings"/>
+        <w:rFonts w:ascii="Wingdings" w:hAnsi="Wingdings" w:hint="default"/>
         <w:sz w:val="20"/>
       </w:rPr>
     </w:lvl>
@@ -8788,7 +9735,7 @@
         <w:ind w:left="2880" w:hanging="360"/>
       </w:pPr>
       <w:rPr>
-        <w:rFonts w:hint="default" w:ascii="Wingdings" w:hAnsi="Wingdings"/>
+        <w:rFonts w:ascii="Wingdings" w:hAnsi="Wingdings" w:hint="default"/>
         <w:sz w:val="20"/>
       </w:rPr>
     </w:lvl>
@@ -8804,7 +9751,7 @@
         <w:ind w:left="3600" w:hanging="360"/>
       </w:pPr>
       <w:rPr>
-        <w:rFonts w:hint="default" w:ascii="Wingdings" w:hAnsi="Wingdings"/>
+        <w:rFonts w:ascii="Wingdings" w:hAnsi="Wingdings" w:hint="default"/>
         <w:sz w:val="20"/>
       </w:rPr>
     </w:lvl>
@@ -8820,7 +9767,7 @@
         <w:ind w:left="4320" w:hanging="360"/>
       </w:pPr>
       <w:rPr>
-        <w:rFonts w:hint="default" w:ascii="Wingdings" w:hAnsi="Wingdings"/>
+        <w:rFonts w:ascii="Wingdings" w:hAnsi="Wingdings" w:hint="default"/>
         <w:sz w:val="20"/>
       </w:rPr>
     </w:lvl>
@@ -8836,7 +9783,7 @@
         <w:ind w:left="5040" w:hanging="360"/>
       </w:pPr>
       <w:rPr>
-        <w:rFonts w:hint="default" w:ascii="Wingdings" w:hAnsi="Wingdings"/>
+        <w:rFonts w:ascii="Wingdings" w:hAnsi="Wingdings" w:hint="default"/>
         <w:sz w:val="20"/>
       </w:rPr>
     </w:lvl>
@@ -8852,7 +9799,7 @@
         <w:ind w:left="5760" w:hanging="360"/>
       </w:pPr>
       <w:rPr>
-        <w:rFonts w:hint="default" w:ascii="Wingdings" w:hAnsi="Wingdings"/>
+        <w:rFonts w:ascii="Wingdings" w:hAnsi="Wingdings" w:hint="default"/>
         <w:sz w:val="20"/>
       </w:rPr>
     </w:lvl>
@@ -8868,12 +9815,101 @@
         <w:ind w:left="6480" w:hanging="360"/>
       </w:pPr>
       <w:rPr>
-        <w:rFonts w:hint="default" w:ascii="Wingdings" w:hAnsi="Wingdings"/>
+        <w:rFonts w:ascii="Wingdings" w:hAnsi="Wingdings" w:hint="default"/>
         <w:sz w:val="20"/>
       </w:rPr>
     </w:lvl>
   </w:abstractNum>
-  <w:abstractNum w:abstractNumId="19" w15:restartNumberingAfterBreak="0">
+  <w:abstractNum w:abstractNumId="27" w15:restartNumberingAfterBreak="0">
+    <w:nsid w:val="6B7D7706"/>
+    <w:multiLevelType w:val="hybridMultilevel"/>
+    <w:tmpl w:val="E49E4730"/>
+    <w:lvl w:ilvl="0" w:tplc="2E583970">
+      <w:start w:val="2"/>
+      <w:numFmt w:val="decimal"/>
+      <w:lvlText w:val="%1"/>
+      <w:lvlJc w:val="left"/>
+      <w:pPr>
+        <w:ind w:left="720" w:hanging="360"/>
+      </w:pPr>
+      <w:rPr>
+        <w:rFonts w:hint="default"/>
+      </w:rPr>
+    </w:lvl>
+    <w:lvl w:ilvl="1" w:tplc="040E0019" w:tentative="1">
+      <w:start w:val="1"/>
+      <w:numFmt w:val="lowerLetter"/>
+      <w:lvlText w:val="%2."/>
+      <w:lvlJc w:val="left"/>
+      <w:pPr>
+        <w:ind w:left="1440" w:hanging="360"/>
+      </w:pPr>
+    </w:lvl>
+    <w:lvl w:ilvl="2" w:tplc="040E001B" w:tentative="1">
+      <w:start w:val="1"/>
+      <w:numFmt w:val="lowerRoman"/>
+      <w:lvlText w:val="%3."/>
+      <w:lvlJc w:val="right"/>
+      <w:pPr>
+        <w:ind w:left="2160" w:hanging="180"/>
+      </w:pPr>
+    </w:lvl>
+    <w:lvl w:ilvl="3" w:tplc="040E000F" w:tentative="1">
+      <w:start w:val="1"/>
+      <w:numFmt w:val="decimal"/>
+      <w:lvlText w:val="%4."/>
+      <w:lvlJc w:val="left"/>
+      <w:pPr>
+        <w:ind w:left="2880" w:hanging="360"/>
+      </w:pPr>
+    </w:lvl>
+    <w:lvl w:ilvl="4" w:tplc="040E0019" w:tentative="1">
+      <w:start w:val="1"/>
+      <w:numFmt w:val="lowerLetter"/>
+      <w:lvlText w:val="%5."/>
+      <w:lvlJc w:val="left"/>
+      <w:pPr>
+        <w:ind w:left="3600" w:hanging="360"/>
+      </w:pPr>
+    </w:lvl>
+    <w:lvl w:ilvl="5" w:tplc="040E001B" w:tentative="1">
+      <w:start w:val="1"/>
+      <w:numFmt w:val="lowerRoman"/>
+      <w:lvlText w:val="%6."/>
+      <w:lvlJc w:val="right"/>
+      <w:pPr>
+        <w:ind w:left="4320" w:hanging="180"/>
+      </w:pPr>
+    </w:lvl>
+    <w:lvl w:ilvl="6" w:tplc="040E000F" w:tentative="1">
+      <w:start w:val="1"/>
+      <w:numFmt w:val="decimal"/>
+      <w:lvlText w:val="%7."/>
+      <w:lvlJc w:val="left"/>
+      <w:pPr>
+        <w:ind w:left="5040" w:hanging="360"/>
+      </w:pPr>
+    </w:lvl>
+    <w:lvl w:ilvl="7" w:tplc="040E0019" w:tentative="1">
+      <w:start w:val="1"/>
+      <w:numFmt w:val="lowerLetter"/>
+      <w:lvlText w:val="%8."/>
+      <w:lvlJc w:val="left"/>
+      <w:pPr>
+        <w:ind w:left="5760" w:hanging="360"/>
+      </w:pPr>
+    </w:lvl>
+    <w:lvl w:ilvl="8" w:tplc="040E001B" w:tentative="1">
+      <w:start w:val="1"/>
+      <w:numFmt w:val="lowerRoman"/>
+      <w:lvlText w:val="%9."/>
+      <w:lvlJc w:val="right"/>
+      <w:pPr>
+        <w:ind w:left="6480" w:hanging="180"/>
+      </w:pPr>
+    </w:lvl>
+  </w:abstractNum>
+  <w:abstractNum w:abstractNumId="28" w15:restartNumberingAfterBreak="0">
     <w:nsid w:val="78051EBE"/>
     <w:multiLevelType w:val="hybridMultilevel"/>
     <w:tmpl w:val="3CFCF34E"/>
@@ -8885,7 +9921,7 @@
         <w:ind w:left="1776" w:hanging="360"/>
       </w:pPr>
       <w:rPr>
-        <w:rFonts w:hint="default" w:ascii="Times New Roman" w:hAnsi="Times New Roman" w:cs="Times New Roman" w:eastAsiaTheme="minorHAnsi"/>
+        <w:rFonts w:ascii="Times New Roman" w:eastAsiaTheme="minorHAnsi" w:hAnsi="Times New Roman" w:cs="Times New Roman" w:hint="default"/>
       </w:rPr>
     </w:lvl>
     <w:lvl w:ilvl="1" w:tplc="040E0003">
@@ -8897,7 +9933,7 @@
         <w:ind w:left="2148" w:hanging="360"/>
       </w:pPr>
       <w:rPr>
-        <w:rFonts w:hint="default" w:ascii="Courier New" w:hAnsi="Courier New" w:cs="Courier New"/>
+        <w:rFonts w:ascii="Courier New" w:hAnsi="Courier New" w:cs="Courier New" w:hint="default"/>
       </w:rPr>
     </w:lvl>
     <w:lvl w:ilvl="2" w:tplc="040E0005">
@@ -8909,7 +9945,7 @@
         <w:ind w:left="2868" w:hanging="360"/>
       </w:pPr>
       <w:rPr>
-        <w:rFonts w:hint="default" w:ascii="Wingdings" w:hAnsi="Wingdings"/>
+        <w:rFonts w:ascii="Wingdings" w:hAnsi="Wingdings" w:hint="default"/>
       </w:rPr>
     </w:lvl>
     <w:lvl w:ilvl="3" w:tplc="040E0001">
@@ -8921,7 +9957,7 @@
         <w:ind w:left="3588" w:hanging="360"/>
       </w:pPr>
       <w:rPr>
-        <w:rFonts w:hint="default" w:ascii="Symbol" w:hAnsi="Symbol"/>
+        <w:rFonts w:ascii="Symbol" w:hAnsi="Symbol" w:hint="default"/>
       </w:rPr>
     </w:lvl>
     <w:lvl w:ilvl="4" w:tplc="040E0003">
@@ -8933,7 +9969,7 @@
         <w:ind w:left="4308" w:hanging="360"/>
       </w:pPr>
       <w:rPr>
-        <w:rFonts w:hint="default" w:ascii="Courier New" w:hAnsi="Courier New" w:cs="Courier New"/>
+        <w:rFonts w:ascii="Courier New" w:hAnsi="Courier New" w:cs="Courier New" w:hint="default"/>
       </w:rPr>
     </w:lvl>
     <w:lvl w:ilvl="5" w:tplc="040E0005">
@@ -8945,7 +9981,7 @@
         <w:ind w:left="5028" w:hanging="360"/>
       </w:pPr>
       <w:rPr>
-        <w:rFonts w:hint="default" w:ascii="Wingdings" w:hAnsi="Wingdings"/>
+        <w:rFonts w:ascii="Wingdings" w:hAnsi="Wingdings" w:hint="default"/>
       </w:rPr>
     </w:lvl>
     <w:lvl w:ilvl="6" w:tplc="040E0001">
@@ -8957,7 +9993,7 @@
         <w:ind w:left="5748" w:hanging="360"/>
       </w:pPr>
       <w:rPr>
-        <w:rFonts w:hint="default" w:ascii="Symbol" w:hAnsi="Symbol"/>
+        <w:rFonts w:ascii="Symbol" w:hAnsi="Symbol" w:hint="default"/>
       </w:rPr>
     </w:lvl>
     <w:lvl w:ilvl="7" w:tplc="040E0003">
@@ -8969,7 +10005,7 @@
         <w:ind w:left="6468" w:hanging="360"/>
       </w:pPr>
       <w:rPr>
-        <w:rFonts w:hint="default" w:ascii="Courier New" w:hAnsi="Courier New" w:cs="Courier New"/>
+        <w:rFonts w:ascii="Courier New" w:hAnsi="Courier New" w:cs="Courier New" w:hint="default"/>
       </w:rPr>
     </w:lvl>
     <w:lvl w:ilvl="8" w:tplc="040E0005">
@@ -8981,14 +10017,14 @@
         <w:ind w:left="7188" w:hanging="360"/>
       </w:pPr>
       <w:rPr>
-        <w:rFonts w:hint="default" w:ascii="Wingdings" w:hAnsi="Wingdings"/>
+        <w:rFonts w:ascii="Wingdings" w:hAnsi="Wingdings" w:hint="default"/>
       </w:rPr>
     </w:lvl>
   </w:abstractNum>
-  <w:abstractNum w:abstractNumId="20" w15:restartNumberingAfterBreak="0">
+  <w:abstractNum w:abstractNumId="29" w15:restartNumberingAfterBreak="0">
     <w:nsid w:val="7AA558AC"/>
     <w:multiLevelType w:val="multilevel"/>
-    <w:tmpl w:val="6010A37C"/>
+    <w:tmpl w:val="3B442610"/>
     <w:lvl w:ilvl="0">
       <w:start w:val="1"/>
       <w:numFmt w:val="decimal"/>
@@ -8998,6 +10034,63 @@
       <w:pPr>
         <w:ind w:left="360" w:hanging="360"/>
       </w:pPr>
+      <w:rPr>
+        <w:rFonts w:ascii="Times New Roman" w:hAnsi="Times New Roman" w:cs="Times New Roman"/>
+        <w:b w:val="0"/>
+        <w:bCs w:val="0"/>
+        <w:i w:val="0"/>
+        <w:iCs w:val="0"/>
+        <w:caps w:val="0"/>
+        <w:smallCaps w:val="0"/>
+        <w:strike w:val="0"/>
+        <w:dstrike w:val="0"/>
+        <w:outline w:val="0"/>
+        <w:shadow w:val="0"/>
+        <w:emboss w:val="0"/>
+        <w:imprint w:val="0"/>
+        <w:noProof w:val="0"/>
+        <w:snapToGrid w:val="0"/>
+        <w:vanish w:val="0"/>
+        <w:color w:val="000000"/>
+        <w:spacing w:val="0"/>
+        <w:w w:val="0"/>
+        <w:kern w:val="0"/>
+        <w:position w:val="0"/>
+        <w:sz w:val="0"/>
+        <w:szCs w:val="0"/>
+        <w:u w:val="none" w:color="000000"/>
+        <w:effect w:val="none"/>
+        <w:bdr w:val="none" w:sz="0" w:space="0" w:color="000000"/>
+        <w:shd w:val="clear" w:color="000000" w:fill="000000"/>
+        <w:vertAlign w:val="baseline"/>
+        <w:em w:val="none"/>
+        <w:lang w:val="x-none" w:eastAsia="x-none" w:bidi="x-none"/>
+        <w:specVanish w:val="0"/>
+        <w14:glow w14:rad="0">
+          <w14:srgbClr w14:val="000000"/>
+        </w14:glow>
+        <w14:shadow w14:blurRad="0" w14:dist="0" w14:dir="0" w14:sx="0" w14:sy="0" w14:kx="0" w14:ky="0" w14:algn="none">
+          <w14:srgbClr w14:val="000000"/>
+        </w14:shadow>
+        <w14:reflection w14:blurRad="0" w14:stA="0" w14:stPos="0" w14:endA="0" w14:endPos="0" w14:dist="0" w14:dir="0" w14:fadeDir="0" w14:sx="0" w14:sy="0" w14:kx="0" w14:ky="0" w14:algn="none"/>
+        <w14:textOutline w14:w="0" w14:cap="rnd" w14:cmpd="sng" w14:algn="ctr">
+          <w14:noFill/>
+          <w14:prstDash w14:val="solid"/>
+          <w14:bevel/>
+        </w14:textOutline>
+        <w14:scene3d>
+          <w14:camera w14:prst="orthographicFront"/>
+          <w14:lightRig w14:rig="threePt" w14:dir="t">
+            <w14:rot w14:lat="0" w14:lon="0" w14:rev="0"/>
+          </w14:lightRig>
+        </w14:scene3d>
+        <w14:props3d w14:extrusionH="0" w14:contourW="0" w14:prstMaterial="none"/>
+        <w14:ligatures w14:val="none"/>
+        <w14:numForm w14:val="default"/>
+        <w14:numSpacing w14:val="default"/>
+        <w14:stylisticSets/>
+        <w14:cntxtAlts w14:val="0"/>
+      </w:rPr>
     </w:lvl>
     <w:lvl w:ilvl="1">
       <w:start w:val="1"/>
@@ -9073,26 +10166,26 @@
       </w:pPr>
     </w:lvl>
   </w:abstractNum>
-  <w:num w:numId="23">
-    <w:abstractNumId w:val="22"/>
+  <w:num w:numId="1">
+    <w:abstractNumId w:val="14"/>
   </w:num>
-  <w:num w:numId="22">
+  <w:num w:numId="2">
+    <w:abstractNumId w:val="6"/>
+  </w:num>
+  <w:num w:numId="3">
+    <w:abstractNumId w:val="12"/>
+  </w:num>
+  <w:num w:numId="4">
+    <w:abstractNumId w:val="15"/>
+  </w:num>
+  <w:num w:numId="5">
     <w:abstractNumId w:val="21"/>
   </w:num>
-  <w:num w:numId="1" w16cid:durableId="498469546">
-    <w:abstractNumId w:val="8"/>
+  <w:num w:numId="6">
+    <w:abstractNumId w:val="2"/>
   </w:num>
-  <w:num w:numId="2" w16cid:durableId="1659306469">
-    <w:abstractNumId w:val="9"/>
-  </w:num>
-  <w:num w:numId="3" w16cid:durableId="1223448992">
-    <w:abstractNumId w:val="14"/>
-  </w:num>
-  <w:num w:numId="4" w16cid:durableId="1892885095">
-    <w:abstractNumId w:val="1"/>
-  </w:num>
-  <w:num w:numId="5" w16cid:durableId="2128350670">
-    <w:abstractNumId w:val="20"/>
+  <w:num w:numId="7">
+    <w:abstractNumId w:val="29"/>
     <w:lvlOverride w:ilvl="0"/>
     <w:lvlOverride w:ilvl="1"/>
     <w:lvlOverride w:ilvl="2">
@@ -9117,63 +10210,84 @@
       <w:startOverride w:val="1"/>
     </w:lvlOverride>
   </w:num>
-  <w:num w:numId="6" w16cid:durableId="3434932">
-    <w:abstractNumId w:val="6"/>
+  <w:num w:numId="8">
+    <w:abstractNumId w:val="10"/>
   </w:num>
-  <w:num w:numId="7" w16cid:durableId="1172915661">
+  <w:num w:numId="9">
+    <w:abstractNumId w:val="25"/>
+  </w:num>
+  <w:num w:numId="10">
+    <w:abstractNumId w:val="28"/>
+  </w:num>
+  <w:num w:numId="11">
+    <w:abstractNumId w:val="20"/>
+  </w:num>
+  <w:num w:numId="12">
+    <w:abstractNumId w:val="5"/>
+  </w:num>
+  <w:num w:numId="13">
     <w:abstractNumId w:val="17"/>
   </w:num>
-  <w:num w:numId="8" w16cid:durableId="1146628080">
-    <w:abstractNumId w:val="19"/>
+  <w:num w:numId="14">
+    <w:abstractNumId w:val="22"/>
   </w:num>
-  <w:num w:numId="9" w16cid:durableId="1980110018">
+  <w:num w:numId="15">
+    <w:abstractNumId w:val="3"/>
+  </w:num>
+  <w:num w:numId="16">
+    <w:abstractNumId w:val="7"/>
+  </w:num>
+  <w:num w:numId="17">
+    <w:abstractNumId w:val="11"/>
+  </w:num>
+  <w:num w:numId="18">
+    <w:abstractNumId w:val="1"/>
+  </w:num>
+  <w:num w:numId="19">
+    <w:abstractNumId w:val="18"/>
+  </w:num>
+  <w:num w:numId="20">
+    <w:abstractNumId w:val="16"/>
+  </w:num>
+  <w:num w:numId="21">
+    <w:abstractNumId w:val="26"/>
+  </w:num>
+  <w:num w:numId="22">
+    <w:abstractNumId w:val="8"/>
+  </w:num>
+  <w:num w:numId="23">
+    <w:abstractNumId w:val="24"/>
+  </w:num>
+  <w:num w:numId="24">
+    <w:abstractNumId w:val="23"/>
+  </w:num>
+  <w:num w:numId="25">
+    <w:abstractNumId w:val="4"/>
+  </w:num>
+  <w:num w:numId="26">
+    <w:abstractNumId w:val="27"/>
+  </w:num>
+  <w:num w:numId="27">
+    <w:abstractNumId w:val="9"/>
+  </w:num>
+  <w:num w:numId="28">
+    <w:abstractNumId w:val="0"/>
+  </w:num>
+  <w:num w:numId="29">
     <w:abstractNumId w:val="13"/>
   </w:num>
-  <w:num w:numId="10" w16cid:durableId="869027047">
-    <w:abstractNumId w:val="3"/>
-  </w:num>
-  <w:num w:numId="11" w16cid:durableId="2119643280">
-    <w:abstractNumId w:val="11"/>
-  </w:num>
-  <w:num w:numId="12" w16cid:durableId="2060937340">
-    <w:abstractNumId w:val="15"/>
-  </w:num>
-  <w:num w:numId="13" w16cid:durableId="1959481352">
-    <w:abstractNumId w:val="2"/>
-  </w:num>
-  <w:num w:numId="14" w16cid:durableId="724060383">
-    <w:abstractNumId w:val="4"/>
-  </w:num>
-  <w:num w:numId="15" w16cid:durableId="135606545">
-    <w:abstractNumId w:val="7"/>
-  </w:num>
-  <w:num w:numId="16" w16cid:durableId="489760721">
-    <w:abstractNumId w:val="0"/>
-  </w:num>
-  <w:num w:numId="17" w16cid:durableId="2028633312">
-    <w:abstractNumId w:val="12"/>
-  </w:num>
-  <w:num w:numId="18" w16cid:durableId="1177186757">
-    <w:abstractNumId w:val="10"/>
-  </w:num>
-  <w:num w:numId="19" w16cid:durableId="829709299">
-    <w:abstractNumId w:val="18"/>
-  </w:num>
-  <w:num w:numId="20" w16cid:durableId="1715538402">
-    <w:abstractNumId w:val="5"/>
-  </w:num>
-  <w:num w:numId="21" w16cid:durableId="1877231990">
-    <w:abstractNumId w:val="16"/>
+  <w:num w:numId="30">
+    <w:abstractNumId w:val="19"/>
   </w:num>
 </w:numbering>
 </file>
 
 <file path=word/styles.xml><?xml version="1.0" encoding="utf-8"?>
-<w:styles xmlns:wp14="http://schemas.microsoft.com/office/word/2010/wordprocessingDrawing" xmlns:mc="http://schemas.openxmlformats.org/markup-compatibility/2006" xmlns:r="http://schemas.openxmlformats.org/officeDocument/2006/relationships" xmlns:w="http://schemas.openxmlformats.org/wordprocessingml/2006/main" xmlns:w14="http://schemas.microsoft.com/office/word/2010/wordml" xmlns:w15="http://schemas.microsoft.com/office/word/2012/wordml" xmlns:w16cex="http://schemas.microsoft.com/office/word/2018/wordml/cex" xmlns:w16cid="http://schemas.microsoft.com/office/word/2016/wordml/cid" xmlns:w16="http://schemas.microsoft.com/office/word/2018/wordml" xmlns:w16du="http://schemas.microsoft.com/office/word/2023/wordml/word16du" xmlns:w16sdtdh="http://schemas.microsoft.com/office/word/2020/wordml/sdtdatahash" xmlns:w16sdtfl="http://schemas.microsoft.com/office/word/2024/wordml/sdtformatlock" xmlns:w16se="http://schemas.microsoft.com/office/word/2015/wordml/symex" mc:Ignorable="w14 w15 w16se w16cid w16 w16cex w16sdtdh w16sdtfl w16du wp14">
+<w:styles xmlns:mc="http://schemas.openxmlformats.org/markup-compatibility/2006" xmlns:r="http://schemas.openxmlformats.org/officeDocument/2006/relationships" xmlns:w="http://schemas.openxmlformats.org/wordprocessingml/2006/main" xmlns:w14="http://schemas.microsoft.com/office/word/2010/wordml" xmlns:w15="http://schemas.microsoft.com/office/word/2012/wordml" xmlns:w16cex="http://schemas.microsoft.com/office/word/2018/wordml/cex" xmlns:w16cid="http://schemas.microsoft.com/office/word/2016/wordml/cid" xmlns:w16="http://schemas.microsoft.com/office/word/2018/wordml" xmlns:w16sdtdh="http://schemas.microsoft.com/office/word/2020/wordml/sdtdatahash" xmlns:w16se="http://schemas.microsoft.com/office/word/2015/wordml/symex" mc:Ignorable="w14 w15 w16se w16cid w16 w16cex w16sdtdh">
   <w:docDefaults>
     <w:rPrDefault>
       <w:rPr>
-        <w:rFonts w:asciiTheme="minorHAnsi" w:hAnsiTheme="minorHAnsi" w:eastAsiaTheme="minorHAnsi" w:cstheme="minorBidi"/>
+        <w:rFonts w:asciiTheme="minorHAnsi" w:eastAsiaTheme="minorHAnsi" w:hAnsiTheme="minorHAnsi" w:cstheme="minorBidi"/>
         <w:sz w:val="22"/>
         <w:szCs w:val="22"/>
         <w:lang w:val="hu-HU" w:eastAsia="en-US" w:bidi="ar-SA"/>
@@ -9188,14 +10302,14 @@
   <w:latentStyles w:defLockedState="0" w:defUIPriority="99" w:defSemiHidden="0" w:defUnhideWhenUsed="0" w:defQFormat="0" w:count="376">
     <w:lsdException w:name="Normal" w:uiPriority="0" w:qFormat="1"/>
     <w:lsdException w:name="heading 1" w:uiPriority="9" w:qFormat="1"/>
-    <w:lsdException w:name="heading 2" w:uiPriority="9" w:semiHidden="1" w:unhideWhenUsed="1" w:qFormat="1"/>
-    <w:lsdException w:name="heading 3" w:uiPriority="9" w:semiHidden="1" w:unhideWhenUsed="1" w:qFormat="1"/>
-    <w:lsdException w:name="heading 4" w:uiPriority="9" w:semiHidden="1" w:unhideWhenUsed="1" w:qFormat="1"/>
-    <w:lsdException w:name="heading 5" w:uiPriority="9" w:semiHidden="1" w:unhideWhenUsed="1" w:qFormat="1"/>
-    <w:lsdException w:name="heading 6" w:uiPriority="9" w:semiHidden="1" w:unhideWhenUsed="1" w:qFormat="1"/>
-    <w:lsdException w:name="heading 7" w:uiPriority="9" w:semiHidden="1" w:unhideWhenUsed="1" w:qFormat="1"/>
-    <w:lsdException w:name="heading 8" w:uiPriority="9" w:semiHidden="1" w:unhideWhenUsed="1" w:qFormat="1"/>
-    <w:lsdException w:name="heading 9" w:uiPriority="9" w:semiHidden="1" w:unhideWhenUsed="1" w:qFormat="1"/>
+    <w:lsdException w:name="heading 2" w:semiHidden="1" w:uiPriority="9" w:unhideWhenUsed="1" w:qFormat="1"/>
+    <w:lsdException w:name="heading 3" w:semiHidden="1" w:uiPriority="9" w:unhideWhenUsed="1" w:qFormat="1"/>
+    <w:lsdException w:name="heading 4" w:semiHidden="1" w:uiPriority="9" w:unhideWhenUsed="1" w:qFormat="1"/>
+    <w:lsdException w:name="heading 5" w:semiHidden="1" w:uiPriority="9" w:unhideWhenUsed="1" w:qFormat="1"/>
+    <w:lsdException w:name="heading 6" w:semiHidden="1" w:uiPriority="9" w:unhideWhenUsed="1" w:qFormat="1"/>
+    <w:lsdException w:name="heading 7" w:semiHidden="1" w:uiPriority="9" w:unhideWhenUsed="1" w:qFormat="1"/>
+    <w:lsdException w:name="heading 8" w:semiHidden="1" w:uiPriority="9" w:unhideWhenUsed="1" w:qFormat="1"/>
+    <w:lsdException w:name="heading 9" w:semiHidden="1" w:uiPriority="9" w:unhideWhenUsed="1" w:qFormat="1"/>
     <w:lsdException w:name="index 1" w:semiHidden="1" w:unhideWhenUsed="1"/>
     <w:lsdException w:name="index 2" w:semiHidden="1" w:unhideWhenUsed="1"/>
     <w:lsdException w:name="index 3" w:semiHidden="1" w:unhideWhenUsed="1"/>
@@ -9205,22 +10319,22 @@
     <w:lsdException w:name="index 7" w:semiHidden="1" w:unhideWhenUsed="1"/>
     <w:lsdException w:name="index 8" w:semiHidden="1" w:unhideWhenUsed="1"/>
     <w:lsdException w:name="index 9" w:semiHidden="1" w:unhideWhenUsed="1"/>
-    <w:lsdException w:name="toc 1" w:uiPriority="39" w:semiHidden="1" w:unhideWhenUsed="1"/>
-    <w:lsdException w:name="toc 2" w:uiPriority="39" w:semiHidden="1" w:unhideWhenUsed="1"/>
-    <w:lsdException w:name="toc 3" w:uiPriority="39" w:semiHidden="1" w:unhideWhenUsed="1"/>
-    <w:lsdException w:name="toc 4" w:uiPriority="39" w:semiHidden="1" w:unhideWhenUsed="1"/>
-    <w:lsdException w:name="toc 5" w:uiPriority="39" w:semiHidden="1" w:unhideWhenUsed="1"/>
-    <w:lsdException w:name="toc 6" w:uiPriority="39" w:semiHidden="1" w:unhideWhenUsed="1"/>
-    <w:lsdException w:name="toc 7" w:uiPriority="39" w:semiHidden="1" w:unhideWhenUsed="1"/>
-    <w:lsdException w:name="toc 8" w:uiPriority="39" w:semiHidden="1" w:unhideWhenUsed="1"/>
-    <w:lsdException w:name="toc 9" w:uiPriority="39" w:semiHidden="1" w:unhideWhenUsed="1"/>
+    <w:lsdException w:name="toc 1" w:semiHidden="1" w:uiPriority="39" w:unhideWhenUsed="1"/>
+    <w:lsdException w:name="toc 2" w:semiHidden="1" w:uiPriority="39" w:unhideWhenUsed="1"/>
+    <w:lsdException w:name="toc 3" w:semiHidden="1" w:uiPriority="39" w:unhideWhenUsed="1"/>
+    <w:lsdException w:name="toc 4" w:semiHidden="1" w:uiPriority="39" w:unhideWhenUsed="1"/>
+    <w:lsdException w:name="toc 5" w:semiHidden="1" w:uiPriority="39" w:unhideWhenUsed="1"/>
+    <w:lsdException w:name="toc 6" w:semiHidden="1" w:uiPriority="39" w:unhideWhenUsed="1"/>
+    <w:lsdException w:name="toc 7" w:semiHidden="1" w:uiPriority="39" w:unhideWhenUsed="1"/>
+    <w:lsdException w:name="toc 8" w:semiHidden="1" w:uiPriority="39" w:unhideWhenUsed="1"/>
+    <w:lsdException w:name="toc 9" w:semiHidden="1" w:uiPriority="39" w:unhideWhenUsed="1"/>
     <w:lsdException w:name="Normal Indent" w:semiHidden="1" w:unhideWhenUsed="1"/>
     <w:lsdException w:name="footnote text" w:semiHidden="1" w:unhideWhenUsed="1"/>
     <w:lsdException w:name="annotation text" w:semiHidden="1" w:unhideWhenUsed="1"/>
     <w:lsdException w:name="header" w:semiHidden="1" w:unhideWhenUsed="1"/>
     <w:lsdException w:name="footer" w:semiHidden="1" w:unhideWhenUsed="1"/>
     <w:lsdException w:name="index heading" w:semiHidden="1" w:unhideWhenUsed="1"/>
-    <w:lsdException w:name="caption" w:uiPriority="35" w:semiHidden="1" w:unhideWhenUsed="1" w:qFormat="1"/>
+    <w:lsdException w:name="caption" w:semiHidden="1" w:uiPriority="35" w:unhideWhenUsed="1" w:qFormat="1"/>
     <w:lsdException w:name="table of figures" w:semiHidden="1" w:unhideWhenUsed="1"/>
     <w:lsdException w:name="envelope address" w:semiHidden="1" w:unhideWhenUsed="1"/>
     <w:lsdException w:name="envelope return" w:semiHidden="1" w:unhideWhenUsed="1"/>
@@ -9251,7 +10365,7 @@
     <w:lsdException w:name="Title" w:uiPriority="10" w:qFormat="1"/>
     <w:lsdException w:name="Closing" w:semiHidden="1" w:unhideWhenUsed="1"/>
     <w:lsdException w:name="Signature" w:semiHidden="1" w:unhideWhenUsed="1"/>
-    <w:lsdException w:name="Default Paragraph Font" w:uiPriority="1" w:semiHidden="1" w:unhideWhenUsed="1"/>
+    <w:lsdException w:name="Default Paragraph Font" w:semiHidden="1" w:uiPriority="1" w:unhideWhenUsed="1"/>
     <w:lsdException w:name="Body Text" w:semiHidden="1" w:unhideWhenUsed="1"/>
     <w:lsdException w:name="Body Text Indent" w:semiHidden="1" w:unhideWhenUsed="1"/>
     <w:lsdException w:name="List Continue" w:semiHidden="1" w:unhideWhenUsed="1"/>
@@ -9451,8 +10565,8 @@
     <w:lsdException w:name="Subtle Reference" w:uiPriority="31" w:qFormat="1"/>
     <w:lsdException w:name="Intense Reference" w:uiPriority="32" w:qFormat="1"/>
     <w:lsdException w:name="Book Title" w:uiPriority="33" w:qFormat="1"/>
-    <w:lsdException w:name="Bibliography" w:uiPriority="37" w:semiHidden="1" w:unhideWhenUsed="1"/>
-    <w:lsdException w:name="TOC Heading" w:uiPriority="39" w:semiHidden="1" w:unhideWhenUsed="1" w:qFormat="1"/>
+    <w:lsdException w:name="Bibliography" w:semiHidden="1" w:uiPriority="37" w:unhideWhenUsed="1"/>
+    <w:lsdException w:name="TOC Heading" w:semiHidden="1" w:uiPriority="39" w:unhideWhenUsed="1" w:qFormat="1"/>
     <w:lsdException w:name="Plain Table 1" w:uiPriority="41"/>
     <w:lsdException w:name="Plain Table 2" w:uiPriority="42"/>
     <w:lsdException w:name="Plain Table 3" w:uiPriority="43"/>
@@ -9563,7 +10677,7 @@
     <w:lsdException w:name="Unresolved Mention" w:semiHidden="1" w:unhideWhenUsed="1"/>
     <w:lsdException w:name="Smart Link" w:semiHidden="1" w:unhideWhenUsed="1"/>
   </w:latentStyles>
-  <w:style w:type="paragraph" w:styleId="Norml" w:default="1">
+  <w:style w:type="paragraph" w:default="1" w:styleId="Norml">
     <w:name w:val="Normal"/>
     <w:qFormat/>
     <w:rsid w:val="00D91AFE"/>
@@ -9590,7 +10704,7 @@
       <w:keepLines/>
       <w:pageBreakBefore/>
       <w:numPr>
-        <w:numId w:val="5"/>
+        <w:numId w:val="7"/>
       </w:numPr>
       <w:spacing w:before="240" w:after="240"/>
       <w:ind w:left="357" w:hanging="357"/>
@@ -9639,7 +10753,7 @@
       <w:outlineLvl w:val="2"/>
     </w:pPr>
     <w:rPr>
-      <w:rFonts w:asciiTheme="majorHAnsi" w:hAnsiTheme="majorHAnsi" w:eastAsiaTheme="majorEastAsia" w:cstheme="majorBidi"/>
+      <w:rFonts w:asciiTheme="majorHAnsi" w:eastAsiaTheme="majorEastAsia" w:hAnsiTheme="majorHAnsi" w:cstheme="majorBidi"/>
       <w:color w:val="1F3763"/>
       <w:sz w:val="24"/>
       <w:szCs w:val="24"/>
@@ -9660,7 +10774,7 @@
       <w:outlineLvl w:val="3"/>
     </w:pPr>
     <w:rPr>
-      <w:rFonts w:asciiTheme="majorHAnsi" w:hAnsiTheme="majorHAnsi" w:eastAsiaTheme="majorEastAsia" w:cstheme="majorBidi"/>
+      <w:rFonts w:asciiTheme="majorHAnsi" w:eastAsiaTheme="majorEastAsia" w:hAnsiTheme="majorHAnsi" w:cstheme="majorBidi"/>
       <w:i/>
       <w:iCs/>
       <w:color w:val="2F5496" w:themeColor="accent1" w:themeShade="BF"/>
@@ -9683,13 +10797,13 @@
       <w:color w:val="2F5496" w:themeColor="accent1" w:themeShade="BF"/>
     </w:rPr>
   </w:style>
-  <w:style w:type="character" w:styleId="Bekezdsalapbettpusa" w:default="1">
+  <w:style w:type="character" w:default="1" w:styleId="Bekezdsalapbettpusa">
     <w:name w:val="Default Paragraph Font"/>
     <w:uiPriority w:val="1"/>
     <w:semiHidden/>
     <w:unhideWhenUsed/>
   </w:style>
-  <w:style w:type="table" w:styleId="Normltblzat" w:default="1">
+  <w:style w:type="table" w:default="1" w:styleId="Normltblzat">
     <w:name w:val="Normal Table"/>
     <w:uiPriority w:val="99"/>
     <w:semiHidden/>
@@ -9704,13 +10818,13 @@
       </w:tblCellMar>
     </w:tblPr>
   </w:style>
-  <w:style w:type="numbering" w:styleId="Nemlista" w:default="1">
+  <w:style w:type="numbering" w:default="1" w:styleId="Nemlista">
     <w:name w:val="No List"/>
     <w:uiPriority w:val="99"/>
     <w:semiHidden/>
     <w:unhideWhenUsed/>
   </w:style>
-  <w:style w:type="character" w:styleId="Cmsor1Char" w:customStyle="1">
+  <w:style w:type="character" w:customStyle="1" w:styleId="Cmsor1Char">
     <w:name w:val="Címsor 1 Char"/>
     <w:link w:val="Cmsor1"/>
     <w:uiPriority w:val="9"/>
@@ -9723,7 +10837,7 @@
       <w:szCs w:val="36"/>
     </w:rPr>
   </w:style>
-  <w:style w:type="character" w:styleId="Cmsor2Char" w:customStyle="1">
+  <w:style w:type="character" w:customStyle="1" w:styleId="Cmsor2Char">
     <w:name w:val="Címsor 2 Char"/>
     <w:link w:val="Cmsor2"/>
     <w:uiPriority w:val="9"/>
@@ -9743,7 +10857,7 @@
     <w:rsid w:val="11A77F71"/>
     <w:pPr>
       <w:numPr>
-        <w:numId w:val="6"/>
+        <w:numId w:val="8"/>
       </w:numPr>
       <w:spacing w:before="120" w:after="120"/>
       <w:contextualSpacing/>
@@ -9793,7 +10907,7 @@
       <w:szCs w:val="44"/>
     </w:rPr>
   </w:style>
-  <w:style w:type="character" w:styleId="AlcmChar" w:customStyle="1">
+  <w:style w:type="character" w:customStyle="1" w:styleId="AlcmChar">
     <w:name w:val="Alcím Char"/>
     <w:link w:val="Alcm"/>
     <w:uiPriority w:val="11"/>
@@ -9872,20 +10986,20 @@
       <w:spacing w:after="100"/>
     </w:pPr>
   </w:style>
-  <w:style w:type="character" w:styleId="Cmsor3Char" w:customStyle="1">
+  <w:style w:type="character" w:customStyle="1" w:styleId="Cmsor3Char">
     <w:name w:val="Címsor 3 Char"/>
     <w:link w:val="Cmsor3"/>
     <w:uiPriority w:val="9"/>
     <w:semiHidden/>
     <w:rsid w:val="11A77F71"/>
     <w:rPr>
-      <w:rFonts w:asciiTheme="majorHAnsi" w:hAnsiTheme="majorHAnsi" w:eastAsiaTheme="majorEastAsia" w:cstheme="majorBidi"/>
+      <w:rFonts w:asciiTheme="majorHAnsi" w:eastAsiaTheme="majorEastAsia" w:hAnsiTheme="majorHAnsi" w:cstheme="majorBidi"/>
       <w:color w:val="1F3763"/>
       <w:sz w:val="24"/>
       <w:szCs w:val="24"/>
     </w:rPr>
   </w:style>
-  <w:style w:type="paragraph" w:styleId="isselectedend" w:customStyle="1">
+  <w:style w:type="paragraph" w:customStyle="1" w:styleId="isselectedend">
     <w:name w:val="isselectedend"/>
     <w:uiPriority w:val="1"/>
     <w:rsid w:val="11A77F71"/>
@@ -9899,14 +11013,14 @@
       <w:lang w:eastAsia="hu-HU"/>
     </w:rPr>
   </w:style>
-  <w:style w:type="character" w:styleId="Cmsor4Char" w:customStyle="1">
+  <w:style w:type="character" w:customStyle="1" w:styleId="Cmsor4Char">
     <w:name w:val="Címsor 4 Char"/>
     <w:link w:val="Cmsor4"/>
     <w:uiPriority w:val="9"/>
     <w:semiHidden/>
     <w:rsid w:val="11A77F71"/>
     <w:rPr>
-      <w:rFonts w:asciiTheme="majorHAnsi" w:hAnsiTheme="majorHAnsi" w:eastAsiaTheme="majorEastAsia" w:cstheme="majorBidi"/>
+      <w:rFonts w:asciiTheme="majorHAnsi" w:eastAsiaTheme="majorEastAsia" w:hAnsiTheme="majorHAnsi" w:cstheme="majorBidi"/>
       <w:i/>
       <w:iCs/>
       <w:color w:val="2F5496" w:themeColor="accent1" w:themeShade="BF"/>
@@ -9924,12 +11038,12 @@
       <w:contextualSpacing/>
     </w:pPr>
     <w:rPr>
-      <w:rFonts w:asciiTheme="majorHAnsi" w:hAnsiTheme="majorHAnsi" w:eastAsiaTheme="majorEastAsia" w:cstheme="majorBidi"/>
+      <w:rFonts w:asciiTheme="majorHAnsi" w:eastAsiaTheme="majorEastAsia" w:hAnsiTheme="majorHAnsi" w:cstheme="majorBidi"/>
       <w:sz w:val="56"/>
       <w:szCs w:val="56"/>
     </w:rPr>
   </w:style>
-  <w:style w:type="paragraph" w:styleId="Stlus1" w:customStyle="1">
+  <w:style w:type="paragraph" w:customStyle="1" w:styleId="Stlus1">
     <w:name w:val="Stílus1"/>
     <w:link w:val="Stlus1Char"/>
     <w:uiPriority w:val="1"/>
@@ -9952,12 +11066,12 @@
       <w:szCs w:val="32"/>
     </w:rPr>
   </w:style>
-  <w:style w:type="character" w:styleId="Stlus1Char" w:customStyle="1">
+  <w:style w:type="character" w:customStyle="1" w:styleId="Stlus1Char">
     <w:name w:val="Stílus1 Char"/>
     <w:link w:val="Stlus1"/>
     <w:rsid w:val="11A77F71"/>
     <w:rPr>
-      <w:rFonts w:asciiTheme="minorHAnsi" w:hAnsiTheme="minorHAnsi" w:eastAsiaTheme="minorEastAsia" w:cstheme="minorBidi"/>
+      <w:rFonts w:asciiTheme="minorHAnsi" w:eastAsiaTheme="minorEastAsia" w:hAnsiTheme="minorHAnsi" w:cstheme="minorBidi"/>
       <w:noProof/>
       <w:color w:val="2F5496" w:themeColor="accent1" w:themeShade="BF"/>
       <w:sz w:val="32"/>
@@ -9968,7 +11082,7 @@
 </file>
 
 <file path=word/theme/theme1.xml><?xml version="1.0" encoding="utf-8"?>
-<a:theme xmlns:a="http://schemas.openxmlformats.org/drawingml/2006/main" xmlns:thm15="http://schemas.microsoft.com/office/thememl/2012/main" name="Office-téma">
+<a:theme xmlns:a="http://schemas.openxmlformats.org/drawingml/2006/main" name="Office-téma">
   <a:themeElements>
     <a:clrScheme name="Office">
       <a:dk1>
